--- a/ปกนอก ปกในและอื่นๆ/ปกนอก ปกในและอื่นๆ.docx
+++ b/ปกนอก ปกในและอื่นๆ/ปกนอก ปกในและอื่นๆ.docx
@@ -1415,10 +1415,10 @@
         <w:ind w:firstLine="720"/>
         <w:jc w:val="thaiDistribute"/>
         <w:rPr>
-          <w:rFonts w:ascii="TH Sarabun New" w:eastAsia="Times New Roman" w:hAnsi="TH Sarabun New" w:cs="TH Sarabun New" w:hint="cs"/>
-          <w:sz w:val="32"/>
-          <w:szCs w:val="32"/>
-          <w:cs/>
+          <w:rFonts w:ascii="TH Sarabun New" w:eastAsia="Times New Roman" w:hAnsi="TH Sarabun New" w:cs="TH Sarabun New"/>
+          <w:color w:val="000000"/>
+          <w:sz w:val="32"/>
+          <w:szCs w:val="32"/>
         </w:rPr>
       </w:pPr>
       <w:r>
@@ -1504,28 +1504,655 @@
       <w:pPr>
         <w:spacing w:after="0" w:line="276" w:lineRule="auto"/>
         <w:ind w:firstLine="720"/>
-        <w:rPr>
-          <w:rFonts w:ascii="TH Sarabun New" w:eastAsia="Times New Roman" w:hAnsi="TH Sarabun New" w:cs="TH Sarabun New"/>
-          <w:sz w:val="32"/>
-          <w:szCs w:val="32"/>
-        </w:rPr>
-      </w:pPr>
+        <w:jc w:val="right"/>
+        <w:rPr>
+          <w:rFonts w:ascii="TH Sarabun New" w:eastAsia="Times New Roman" w:hAnsi="TH Sarabun New" w:cs="TH Sarabun New"/>
+          <w:color w:val="000000"/>
+          <w:sz w:val="32"/>
+          <w:szCs w:val="32"/>
+        </w:rPr>
+      </w:pPr>
+      <w:r>
+        <w:rPr>
+          <w:rFonts w:ascii="TH Sarabun New" w:eastAsia="Times New Roman" w:hAnsi="TH Sarabun New" w:cs="TH Sarabun New" w:hint="cs"/>
+          <w:color w:val="000000"/>
+          <w:sz w:val="32"/>
+          <w:szCs w:val="32"/>
+          <w:cs/>
+        </w:rPr>
+        <w:t>หัวหน้าภาควิชา</w:t>
+      </w:r>
+      <w:r>
+        <w:rPr>
+          <w:rFonts w:ascii="TH Sarabun New" w:eastAsia="Times New Roman" w:hAnsi="TH Sarabun New" w:cs="TH Sarabun New" w:hint="cs"/>
+          <w:color w:val="000000"/>
+          <w:sz w:val="32"/>
+          <w:szCs w:val="32"/>
+          <w:cs/>
+        </w:rPr>
+        <w:t>ฯ</w:t>
+      </w:r>
+    </w:p>
+    <w:p>
+      <w:pPr>
+        <w:spacing w:after="0" w:line="276" w:lineRule="auto"/>
+        <w:ind w:firstLine="720"/>
+        <w:jc w:val="right"/>
+        <w:rPr>
+          <w:rFonts w:ascii="TH Sarabun New" w:eastAsia="Times New Roman" w:hAnsi="TH Sarabun New" w:cs="TH Sarabun New"/>
+          <w:color w:val="000000"/>
+          <w:sz w:val="32"/>
+          <w:szCs w:val="32"/>
+        </w:rPr>
+      </w:pPr>
+      <w:r>
+        <w:rPr>
+          <w:rFonts w:ascii="TH Sarabun New" w:eastAsia="Times New Roman" w:hAnsi="TH Sarabun New" w:cs="TH Sarabun New"/>
+          <w:color w:val="000000"/>
+          <w:sz w:val="32"/>
+          <w:szCs w:val="32"/>
+        </w:rPr>
+        <w:t>(</w:t>
+      </w:r>
+      <w:proofErr w:type="gramStart"/>
+      <w:r>
+        <w:rPr>
+          <w:rFonts w:ascii="TH Sarabun New" w:eastAsia="Times New Roman" w:hAnsi="TH Sarabun New" w:cs="TH Sarabun New" w:hint="cs"/>
+          <w:color w:val="000000"/>
+          <w:sz w:val="32"/>
+          <w:szCs w:val="32"/>
+          <w:cs/>
+        </w:rPr>
+        <w:t>ผู้ช่วย</w:t>
+      </w:r>
+      <w:r>
+        <w:rPr>
+          <w:rFonts w:ascii="TH Sarabun New" w:eastAsia="Times New Roman" w:hAnsi="TH Sarabun New" w:cs="TH Sarabun New"/>
+          <w:color w:val="000000"/>
+          <w:sz w:val="32"/>
+          <w:szCs w:val="32"/>
+          <w:cs/>
+        </w:rPr>
+        <w:t>ผู้ช่วยศาสตราจารย์</w:t>
+      </w:r>
+      <w:r>
+        <w:rPr>
+          <w:rFonts w:ascii="TH Sarabun New" w:eastAsia="Times New Roman" w:hAnsi="TH Sarabun New" w:cs="TH Sarabun New"/>
+          <w:color w:val="000000"/>
+          <w:sz w:val="32"/>
+          <w:szCs w:val="32"/>
+          <w:cs/>
+        </w:rPr>
+        <w:t>ดร.ศิริชัย</w:t>
+      </w:r>
+      <w:proofErr w:type="gramEnd"/>
+      <w:r>
+        <w:rPr>
+          <w:rFonts w:ascii="TH Sarabun New" w:eastAsia="Times New Roman" w:hAnsi="TH Sarabun New" w:cs="TH Sarabun New"/>
+          <w:color w:val="000000"/>
+          <w:sz w:val="32"/>
+          <w:szCs w:val="32"/>
+        </w:rPr>
+        <w:t xml:space="preserve">  </w:t>
+      </w:r>
+      <w:r>
+        <w:rPr>
+          <w:rFonts w:ascii="TH Sarabun New" w:eastAsia="Times New Roman" w:hAnsi="TH Sarabun New" w:cs="TH Sarabun New"/>
+          <w:color w:val="000000"/>
+          <w:sz w:val="32"/>
+          <w:szCs w:val="32"/>
+          <w:cs/>
+        </w:rPr>
+        <w:t>เตรียมล้ำเลิศ</w:t>
+      </w:r>
+      <w:r>
+        <w:rPr>
+          <w:rFonts w:ascii="TH Sarabun New" w:eastAsia="Times New Roman" w:hAnsi="TH Sarabun New" w:cs="TH Sarabun New"/>
+          <w:color w:val="000000"/>
+          <w:sz w:val="32"/>
+          <w:szCs w:val="32"/>
+        </w:rPr>
+        <w:t>)</w:t>
+      </w:r>
+    </w:p>
+    <w:p>
+      <w:pPr>
+        <w:spacing w:after="0" w:line="276" w:lineRule="auto"/>
+        <w:rPr>
+          <w:rFonts w:ascii="TH Sarabun New" w:eastAsia="Times New Roman" w:hAnsi="TH Sarabun New" w:cs="TH Sarabun New"/>
+          <w:color w:val="000000"/>
+          <w:sz w:val="32"/>
+          <w:szCs w:val="32"/>
+        </w:rPr>
+      </w:pPr>
+      <w:r>
+        <w:rPr>
+          <w:rFonts w:ascii="TH Sarabun New" w:eastAsia="Times New Roman" w:hAnsi="TH Sarabun New" w:cs="TH Sarabun New" w:hint="cs"/>
+          <w:color w:val="000000"/>
+          <w:sz w:val="32"/>
+          <w:szCs w:val="32"/>
+          <w:cs/>
+        </w:rPr>
+        <w:t>คณะกรรมการ</w:t>
+      </w:r>
+      <w:r>
+        <w:rPr>
+          <w:rFonts w:ascii="TH Sarabun New" w:eastAsia="Times New Roman" w:hAnsi="TH Sarabun New" w:cs="TH Sarabun New" w:hint="cs"/>
+          <w:color w:val="000000"/>
+          <w:sz w:val="32"/>
+          <w:szCs w:val="32"/>
+          <w:cs/>
+        </w:rPr>
+        <w:t>สอบ</w:t>
+      </w:r>
+      <w:r>
+        <w:rPr>
+          <w:rFonts w:ascii="TH Sarabun New" w:eastAsia="Times New Roman" w:hAnsi="TH Sarabun New" w:cs="TH Sarabun New" w:hint="cs"/>
+          <w:color w:val="000000"/>
+          <w:sz w:val="32"/>
+          <w:szCs w:val="32"/>
+          <w:cs/>
+        </w:rPr>
+        <w:t>ปริญญานิพนธ์</w:t>
+      </w:r>
+    </w:p>
+    <w:p>
+      <w:pPr>
+        <w:spacing w:after="0" w:line="276" w:lineRule="auto"/>
+        <w:rPr>
+          <w:rFonts w:ascii="TH Sarabun New" w:eastAsia="Times New Roman" w:hAnsi="TH Sarabun New" w:cs="TH Sarabun New" w:hint="cs"/>
+          <w:color w:val="000000"/>
+          <w:sz w:val="32"/>
+          <w:szCs w:val="32"/>
+        </w:rPr>
+      </w:pPr>
+    </w:p>
+    <w:p>
+      <w:pPr>
+        <w:spacing w:after="0" w:line="276" w:lineRule="auto"/>
+        <w:rPr>
+          <w:rFonts w:ascii="TH Sarabun New" w:eastAsia="Times New Roman" w:hAnsi="TH Sarabun New" w:cs="TH Sarabun New"/>
+          <w:color w:val="000000"/>
+          <w:sz w:val="32"/>
+          <w:szCs w:val="32"/>
+        </w:rPr>
+      </w:pPr>
+      <w:r>
+        <w:rPr>
+          <w:rFonts w:ascii="TH Sarabun New" w:eastAsia="Times New Roman" w:hAnsi="TH Sarabun New" w:cs="TH Sarabun New" w:hint="cs"/>
+          <w:color w:val="000000"/>
+          <w:sz w:val="32"/>
+          <w:szCs w:val="32"/>
+          <w:cs/>
+        </w:rPr>
+        <w:t>ประธานกรรมการ</w:t>
+      </w:r>
+    </w:p>
+    <w:p>
+      <w:pPr>
+        <w:spacing w:after="0" w:line="276" w:lineRule="auto"/>
+        <w:rPr>
+          <w:rFonts w:ascii="TH Sarabun New" w:eastAsia="Times New Roman" w:hAnsi="TH Sarabun New" w:cs="TH Sarabun New"/>
+          <w:color w:val="000000"/>
+          <w:sz w:val="32"/>
+          <w:szCs w:val="32"/>
+        </w:rPr>
+      </w:pPr>
+      <w:r>
+        <w:rPr>
+          <w:rFonts w:ascii="TH Sarabun New" w:eastAsia="Times New Roman" w:hAnsi="TH Sarabun New" w:cs="TH Sarabun New"/>
+          <w:color w:val="000000"/>
+          <w:sz w:val="32"/>
+          <w:szCs w:val="32"/>
+        </w:rPr>
+        <w:t>(</w:t>
+      </w:r>
+      <w:proofErr w:type="gramStart"/>
+      <w:r>
+        <w:rPr>
+          <w:rFonts w:ascii="TH Sarabun New" w:eastAsia="Times New Roman" w:hAnsi="TH Sarabun New" w:cs="TH Sarabun New"/>
+          <w:color w:val="000000"/>
+          <w:sz w:val="32"/>
+          <w:szCs w:val="32"/>
+          <w:cs/>
+        </w:rPr>
+        <w:t>ผู้ช่วยศาสตราจารย์</w:t>
+      </w:r>
+      <w:r>
+        <w:rPr>
+          <w:rFonts w:ascii="TH Sarabun New" w:eastAsia="Times New Roman" w:hAnsi="TH Sarabun New" w:cs="TH Sarabun New" w:hint="cs"/>
+          <w:color w:val="000000"/>
+          <w:sz w:val="32"/>
+          <w:szCs w:val="32"/>
+          <w:cs/>
+        </w:rPr>
+        <w:t xml:space="preserve"> </w:t>
+      </w:r>
+      <w:r>
+        <w:rPr>
+          <w:rFonts w:ascii="TH Sarabun New" w:eastAsia="Times New Roman" w:hAnsi="TH Sarabun New" w:cs="TH Sarabun New"/>
+          <w:color w:val="000000"/>
+          <w:sz w:val="32"/>
+          <w:szCs w:val="32"/>
+        </w:rPr>
+        <w:t>)</w:t>
+      </w:r>
+      <w:proofErr w:type="gramEnd"/>
+    </w:p>
+    <w:p>
+      <w:pPr>
+        <w:spacing w:after="0" w:line="276" w:lineRule="auto"/>
+        <w:rPr>
+          <w:rFonts w:ascii="TH Sarabun New" w:eastAsia="Times New Roman" w:hAnsi="TH Sarabun New" w:cs="TH Sarabun New" w:hint="cs"/>
+          <w:color w:val="000000"/>
+          <w:sz w:val="32"/>
+          <w:szCs w:val="32"/>
+        </w:rPr>
+      </w:pPr>
+    </w:p>
+    <w:p>
+      <w:pPr>
+        <w:spacing w:after="0" w:line="276" w:lineRule="auto"/>
+        <w:rPr>
+          <w:rFonts w:ascii="TH Sarabun New" w:eastAsia="Times New Roman" w:hAnsi="TH Sarabun New" w:cs="TH Sarabun New"/>
+          <w:color w:val="000000"/>
+          <w:sz w:val="32"/>
+          <w:szCs w:val="32"/>
+        </w:rPr>
+      </w:pPr>
+      <w:r>
+        <w:rPr>
+          <w:rFonts w:ascii="TH Sarabun New" w:eastAsia="Times New Roman" w:hAnsi="TH Sarabun New" w:cs="TH Sarabun New" w:hint="cs"/>
+          <w:color w:val="000000"/>
+          <w:sz w:val="32"/>
+          <w:szCs w:val="32"/>
+          <w:cs/>
+        </w:rPr>
+        <w:t>กรรมการ</w:t>
+      </w:r>
+    </w:p>
+    <w:p>
+      <w:pPr>
+        <w:spacing w:after="0" w:line="276" w:lineRule="auto"/>
+        <w:rPr>
+          <w:rFonts w:ascii="TH Sarabun New" w:eastAsia="Times New Roman" w:hAnsi="TH Sarabun New" w:cs="TH Sarabun New"/>
+          <w:color w:val="000000"/>
+          <w:sz w:val="32"/>
+          <w:szCs w:val="32"/>
+        </w:rPr>
+      </w:pPr>
+      <w:r>
+        <w:rPr>
+          <w:rFonts w:ascii="TH Sarabun New" w:eastAsia="Times New Roman" w:hAnsi="TH Sarabun New" w:cs="TH Sarabun New"/>
+          <w:color w:val="000000"/>
+          <w:sz w:val="32"/>
+          <w:szCs w:val="32"/>
+        </w:rPr>
+        <w:t>(</w:t>
+      </w:r>
+      <w:proofErr w:type="gramStart"/>
+      <w:r>
+        <w:rPr>
+          <w:rFonts w:ascii="TH Sarabun New" w:eastAsia="Times New Roman" w:hAnsi="TH Sarabun New" w:cs="TH Sarabun New" w:hint="cs"/>
+          <w:color w:val="000000"/>
+          <w:sz w:val="32"/>
+          <w:szCs w:val="32"/>
+          <w:cs/>
+        </w:rPr>
+        <w:t xml:space="preserve">อาจารย์ </w:t>
+      </w:r>
+      <w:r>
+        <w:rPr>
+          <w:rFonts w:ascii="TH Sarabun New" w:eastAsia="Times New Roman" w:hAnsi="TH Sarabun New" w:cs="TH Sarabun New"/>
+          <w:color w:val="000000"/>
+          <w:sz w:val="32"/>
+          <w:szCs w:val="32"/>
+        </w:rPr>
+        <w:t>)</w:t>
+      </w:r>
+      <w:proofErr w:type="gramEnd"/>
+    </w:p>
+    <w:p>
+      <w:pPr>
+        <w:spacing w:after="0" w:line="276" w:lineRule="auto"/>
+        <w:rPr>
+          <w:rFonts w:ascii="TH Sarabun New" w:eastAsia="Times New Roman" w:hAnsi="TH Sarabun New" w:cs="TH Sarabun New" w:hint="cs"/>
+          <w:color w:val="000000"/>
+          <w:sz w:val="32"/>
+          <w:szCs w:val="32"/>
+        </w:rPr>
+      </w:pPr>
+    </w:p>
+    <w:p>
+      <w:pPr>
+        <w:spacing w:after="0" w:line="276" w:lineRule="auto"/>
+        <w:rPr>
+          <w:rFonts w:ascii="TH Sarabun New" w:eastAsia="Times New Roman" w:hAnsi="TH Sarabun New" w:cs="TH Sarabun New"/>
+          <w:color w:val="000000"/>
+          <w:sz w:val="32"/>
+          <w:szCs w:val="32"/>
+        </w:rPr>
+      </w:pPr>
+      <w:r>
+        <w:rPr>
+          <w:rFonts w:ascii="TH Sarabun New" w:eastAsia="Times New Roman" w:hAnsi="TH Sarabun New" w:cs="TH Sarabun New" w:hint="cs"/>
+          <w:color w:val="000000"/>
+          <w:sz w:val="32"/>
+          <w:szCs w:val="32"/>
+          <w:cs/>
+        </w:rPr>
+        <w:t>กรรมการและอาจารย์ที่ปรึกษา</w:t>
+      </w:r>
+    </w:p>
+    <w:p>
+      <w:pPr>
+        <w:spacing w:after="0" w:line="276" w:lineRule="auto"/>
+        <w:rPr>
+          <w:rFonts w:ascii="TH Sarabun New" w:eastAsia="Times New Roman" w:hAnsi="TH Sarabun New" w:cs="TH Sarabun New"/>
+          <w:color w:val="000000"/>
+          <w:sz w:val="32"/>
+          <w:szCs w:val="32"/>
+        </w:rPr>
+      </w:pPr>
+      <w:r>
+        <w:rPr>
+          <w:rFonts w:ascii="TH Sarabun New" w:eastAsia="Times New Roman" w:hAnsi="TH Sarabun New" w:cs="TH Sarabun New"/>
+          <w:color w:val="000000"/>
+          <w:sz w:val="32"/>
+          <w:szCs w:val="32"/>
+        </w:rPr>
+        <w:t>(</w:t>
+      </w:r>
+      <w:proofErr w:type="gramStart"/>
+      <w:r>
+        <w:rPr>
+          <w:rFonts w:ascii="TH Sarabun New" w:eastAsia="Times New Roman" w:hAnsi="TH Sarabun New" w:cs="TH Sarabun New" w:hint="cs"/>
+          <w:color w:val="000000"/>
+          <w:sz w:val="32"/>
+          <w:szCs w:val="32"/>
+          <w:cs/>
+        </w:rPr>
+        <w:t xml:space="preserve">อาจารย์ </w:t>
+      </w:r>
+      <w:r>
+        <w:rPr>
+          <w:rFonts w:ascii="TH Sarabun New" w:eastAsia="Times New Roman" w:hAnsi="TH Sarabun New" w:cs="TH Sarabun New"/>
+          <w:color w:val="000000"/>
+          <w:sz w:val="32"/>
+          <w:szCs w:val="32"/>
+        </w:rPr>
+        <w:t>)</w:t>
+      </w:r>
+      <w:proofErr w:type="gramEnd"/>
+    </w:p>
+    <w:p>
+      <w:pPr>
+        <w:spacing w:after="0" w:line="276" w:lineRule="auto"/>
+        <w:rPr>
+          <w:rFonts w:ascii="TH Sarabun New" w:eastAsia="Times New Roman" w:hAnsi="TH Sarabun New" w:cs="TH Sarabun New"/>
+          <w:color w:val="000000"/>
+          <w:sz w:val="32"/>
+          <w:szCs w:val="32"/>
+        </w:rPr>
+      </w:pPr>
+    </w:p>
+    <w:p>
+      <w:pPr>
+        <w:spacing w:after="0" w:line="276" w:lineRule="auto"/>
+        <w:rPr>
+          <w:rFonts w:ascii="TH Sarabun New" w:eastAsia="Times New Roman" w:hAnsi="TH Sarabun New" w:cs="TH Sarabun New" w:hint="cs"/>
+          <w:color w:val="000000"/>
+          <w:sz w:val="32"/>
+          <w:szCs w:val="32"/>
+          <w:cs/>
+        </w:rPr>
+      </w:pPr>
+      <w:r>
+        <w:rPr>
+          <w:rFonts w:ascii="TH Sarabun New" w:eastAsia="Times New Roman" w:hAnsi="TH Sarabun New" w:cs="TH Sarabun New" w:hint="cs"/>
+          <w:color w:val="000000"/>
+          <w:sz w:val="32"/>
+          <w:szCs w:val="32"/>
+          <w:cs/>
+        </w:rPr>
+        <w:t>กรรมการและอาจารย์ที่ปรึกษา</w:t>
+      </w:r>
+      <w:r>
+        <w:rPr>
+          <w:rFonts w:ascii="TH Sarabun New" w:eastAsia="Times New Roman" w:hAnsi="TH Sarabun New" w:cs="TH Sarabun New" w:hint="cs"/>
+          <w:color w:val="000000"/>
+          <w:sz w:val="32"/>
+          <w:szCs w:val="32"/>
+          <w:cs/>
+        </w:rPr>
+        <w:t>ร่วม</w:t>
+      </w:r>
+    </w:p>
+    <w:p>
+      <w:pPr>
+        <w:spacing w:after="0" w:line="276" w:lineRule="auto"/>
+        <w:rPr>
+          <w:rFonts w:ascii="TH Sarabun New" w:eastAsia="Times New Roman" w:hAnsi="TH Sarabun New" w:cs="TH Sarabun New"/>
+          <w:sz w:val="32"/>
+          <w:szCs w:val="32"/>
+        </w:rPr>
+      </w:pPr>
+      <w:r>
+        <w:rPr>
+          <w:rFonts w:ascii="TH Sarabun New" w:eastAsia="Times New Roman" w:hAnsi="TH Sarabun New" w:cs="TH Sarabun New"/>
+          <w:sz w:val="32"/>
+          <w:szCs w:val="32"/>
+        </w:rPr>
+        <w:t>(</w:t>
+      </w:r>
+      <w:r>
+        <w:rPr>
+          <w:rFonts w:ascii="TH Sarabun New" w:eastAsia="Times New Roman" w:hAnsi="TH Sarabun New" w:cs="TH Sarabun New" w:hint="cs"/>
+          <w:sz w:val="32"/>
+          <w:szCs w:val="32"/>
+          <w:cs/>
+        </w:rPr>
+        <w:t>อาจารย์</w:t>
+      </w:r>
+      <w:r>
+        <w:rPr>
+          <w:rFonts w:ascii="TH Sarabun New" w:eastAsia="Times New Roman" w:hAnsi="TH Sarabun New" w:cs="TH Sarabun New"/>
+          <w:sz w:val="32"/>
+          <w:szCs w:val="32"/>
+        </w:rPr>
+        <w:t>)</w:t>
+      </w:r>
+    </w:p>
+    <w:p>
+      <w:pPr>
+        <w:spacing w:after="0" w:line="276" w:lineRule="auto"/>
+        <w:rPr>
+          <w:rFonts w:ascii="TH Sarabun New" w:eastAsia="Times New Roman" w:hAnsi="TH Sarabun New" w:cs="TH Sarabun New"/>
+          <w:sz w:val="32"/>
+          <w:szCs w:val="32"/>
+        </w:rPr>
+      </w:pPr>
+    </w:p>
+    <w:p>
+      <w:pPr>
+        <w:spacing w:after="0" w:line="276" w:lineRule="auto"/>
+        <w:rPr>
+          <w:rFonts w:ascii="TH Sarabun New" w:eastAsia="Times New Roman" w:hAnsi="TH Sarabun New" w:cs="TH Sarabun New" w:hint="cs"/>
+          <w:sz w:val="32"/>
+          <w:szCs w:val="32"/>
+          <w:cs/>
+        </w:rPr>
+      </w:pPr>
+      <w:r>
+        <w:rPr>
+          <w:rFonts w:ascii="TH Sarabun New" w:eastAsia="Times New Roman" w:hAnsi="TH Sarabun New" w:cs="TH Sarabun New" w:hint="cs"/>
+          <w:sz w:val="32"/>
+          <w:szCs w:val="32"/>
+          <w:cs/>
+        </w:rPr>
+        <w:t>ลิขสิทธ์ของภาค</w:t>
+      </w:r>
+      <w:r>
+        <w:rPr>
+          <w:rFonts w:ascii="TH Sarabun New" w:eastAsia="Times New Roman" w:hAnsi="TH Sarabun New" w:cs="TH Sarabun New" w:hint="cs"/>
+          <w:color w:val="000000"/>
+          <w:sz w:val="32"/>
+          <w:szCs w:val="32"/>
+          <w:cs/>
+        </w:rPr>
+        <w:t>วิศวกรรม</w:t>
+      </w:r>
+      <w:r>
+        <w:rPr>
+          <w:rFonts w:ascii="TH Sarabun New" w:eastAsia="Times New Roman" w:hAnsi="TH Sarabun New" w:cs="TH Sarabun New"/>
+          <w:color w:val="000000"/>
+          <w:sz w:val="32"/>
+          <w:szCs w:val="32"/>
+          <w:cs/>
+        </w:rPr>
+        <w:t>คอมพิวเตอร์</w:t>
+      </w:r>
+      <w:r>
+        <w:rPr>
+          <w:rFonts w:ascii="TH Sarabun New" w:eastAsia="Times New Roman" w:hAnsi="TH Sarabun New" w:cs="TH Sarabun New"/>
+          <w:color w:val="000000"/>
+          <w:sz w:val="32"/>
+          <w:szCs w:val="32"/>
+        </w:rPr>
+        <w:t xml:space="preserve">  </w:t>
+      </w:r>
+      <w:r>
+        <w:rPr>
+          <w:rFonts w:ascii="TH Sarabun New" w:eastAsia="Times New Roman" w:hAnsi="TH Sarabun New" w:cs="TH Sarabun New" w:hint="cs"/>
+          <w:color w:val="000000"/>
+          <w:sz w:val="32"/>
+          <w:szCs w:val="32"/>
+          <w:cs/>
+        </w:rPr>
+        <w:t>คณะวิศวกรรมศาสตร์</w:t>
+      </w:r>
+    </w:p>
+    <w:p>
+      <w:pPr>
+        <w:spacing w:after="0" w:line="276" w:lineRule="auto"/>
+        <w:rPr>
+          <w:rFonts w:ascii="TH Sarabun New" w:eastAsia="Times New Roman" w:hAnsi="TH Sarabun New" w:cs="TH Sarabun New"/>
+          <w:sz w:val="32"/>
+          <w:szCs w:val="32"/>
+        </w:rPr>
+      </w:pPr>
+      <w:r>
+        <w:rPr>
+          <w:rFonts w:ascii="TH Sarabun New" w:eastAsia="Times New Roman" w:hAnsi="TH Sarabun New" w:cs="TH Sarabun New" w:hint="cs"/>
+          <w:color w:val="000000"/>
+          <w:sz w:val="32"/>
+          <w:szCs w:val="32"/>
+          <w:cs/>
+        </w:rPr>
+        <w:t>มหาวิทยาลัยเทคโนโลยีราชมงคลธัญบุรี</w:t>
+      </w:r>
     </w:p>
     <w:p>
       <w:pPr>
         <w:spacing w:after="0" w:line="240" w:lineRule="auto"/>
+        <w:jc w:val="thaiDistribute"/>
+        <w:rPr>
+          <w:rFonts w:ascii="TH Sarabun New" w:hAnsi="TH Sarabun New" w:cs="TH Sarabun New"/>
+          <w:b/>
+          <w:bCs/>
+          <w:sz w:val="32"/>
+          <w:szCs w:val="32"/>
+        </w:rPr>
+      </w:pPr>
+      <w:r>
+        <w:rPr>
+          <w:rFonts w:ascii="TH Sarabun New" w:hAnsi="TH Sarabun New" w:cs="TH Sarabun New"/>
+          <w:b/>
+          <w:bCs/>
+          <w:sz w:val="32"/>
+          <w:szCs w:val="32"/>
+          <w:cs/>
+        </w:rPr>
+        <w:lastRenderedPageBreak/>
+        <w:t>หัวข้อปริญญานิพนธ์</w:t>
+      </w:r>
+    </w:p>
+    <w:p>
+      <w:pPr>
+        <w:spacing w:after="0" w:line="240" w:lineRule="auto"/>
+        <w:jc w:val="thaiDistribute"/>
+        <w:rPr>
+          <w:rFonts w:ascii="TH Sarabun New" w:hAnsi="TH Sarabun New" w:cs="TH Sarabun New"/>
+          <w:b/>
+          <w:bCs/>
+          <w:sz w:val="32"/>
+          <w:szCs w:val="32"/>
+        </w:rPr>
+      </w:pPr>
+      <w:r>
+        <w:rPr>
+          <w:rFonts w:ascii="TH Sarabun New" w:hAnsi="TH Sarabun New" w:cs="TH Sarabun New"/>
+          <w:b/>
+          <w:bCs/>
+          <w:sz w:val="32"/>
+          <w:szCs w:val="32"/>
+          <w:cs/>
+        </w:rPr>
+        <w:t>นักศึกษา</w:t>
+      </w:r>
+    </w:p>
+    <w:p>
+      <w:pPr>
+        <w:spacing w:after="0" w:line="240" w:lineRule="auto"/>
+        <w:jc w:val="thaiDistribute"/>
+        <w:rPr>
+          <w:rFonts w:ascii="TH Sarabun New" w:hAnsi="TH Sarabun New" w:cs="TH Sarabun New"/>
+          <w:b/>
+          <w:bCs/>
+          <w:sz w:val="32"/>
+          <w:szCs w:val="32"/>
+        </w:rPr>
+      </w:pPr>
+      <w:r>
+        <w:rPr>
+          <w:rFonts w:ascii="TH Sarabun New" w:hAnsi="TH Sarabun New" w:cs="TH Sarabun New"/>
+          <w:b/>
+          <w:bCs/>
+          <w:sz w:val="32"/>
+          <w:szCs w:val="32"/>
+          <w:cs/>
+        </w:rPr>
+        <w:t>อาจารย์ที่ปรึกษา</w:t>
+      </w:r>
+    </w:p>
+    <w:p>
+      <w:pPr>
+        <w:spacing w:after="0" w:line="240" w:lineRule="auto"/>
         <w:rPr>
           <w:rFonts w:ascii="TH Sarabun New" w:hAnsi="TH Sarabun New" w:cs="TH Sarabun New" w:hint="cs"/>
           <w:b/>
           <w:bCs/>
           <w:sz w:val="32"/>
           <w:szCs w:val="32"/>
-        </w:rPr>
-      </w:pPr>
+          <w:cs/>
+        </w:rPr>
+      </w:pPr>
+      <w:r>
+        <w:rPr>
+          <w:rFonts w:ascii="TH Sarabun New" w:hAnsi="TH Sarabun New" w:cs="TH Sarabun New" w:hint="cs"/>
+          <w:b/>
+          <w:bCs/>
+          <w:sz w:val="32"/>
+          <w:szCs w:val="32"/>
+          <w:cs/>
+        </w:rPr>
+        <w:t>ปีการศึกษา</w:t>
+      </w:r>
     </w:p>
     <w:p>
       <w:pPr>
         <w:spacing w:after="0" w:line="240" w:lineRule="auto"/>
+        <w:jc w:val="center"/>
         <w:rPr>
           <w:rFonts w:ascii="TH Sarabun New" w:hAnsi="TH Sarabun New" w:cs="TH Sarabun New"/>
           <w:b/>
@@ -1538,18 +2165,31 @@
     <w:p>
       <w:pPr>
         <w:spacing w:after="0" w:line="240" w:lineRule="auto"/>
-        <w:rPr>
-          <w:rFonts w:ascii="TH Sarabun New" w:hAnsi="TH Sarabun New" w:cs="TH Sarabun New"/>
-          <w:b/>
-          <w:bCs/>
-          <w:sz w:val="32"/>
-          <w:szCs w:val="32"/>
-        </w:rPr>
-      </w:pPr>
+        <w:jc w:val="center"/>
+        <w:rPr>
+          <w:rFonts w:ascii="TH Sarabun New" w:hAnsi="TH Sarabun New" w:cs="TH Sarabun New"/>
+          <w:b/>
+          <w:bCs/>
+          <w:sz w:val="32"/>
+          <w:szCs w:val="32"/>
+        </w:rPr>
+      </w:pPr>
+      <w:r>
+        <w:rPr>
+          <w:rFonts w:ascii="TH Sarabun New" w:hAnsi="TH Sarabun New" w:cs="TH Sarabun New" w:hint="cs"/>
+          <w:b/>
+          <w:bCs/>
+          <w:sz w:val="32"/>
+          <w:szCs w:val="32"/>
+          <w:cs/>
+        </w:rPr>
+        <w:t>บทคัดย่อ</w:t>
+      </w:r>
     </w:p>
     <w:p>
       <w:pPr>
         <w:spacing w:after="0" w:line="240" w:lineRule="auto"/>
+        <w:jc w:val="center"/>
         <w:rPr>
           <w:rFonts w:ascii="TH Sarabun New" w:hAnsi="TH Sarabun New" w:cs="TH Sarabun New"/>
           <w:b/>
@@ -1562,23 +2202,49 @@
     <w:p>
       <w:pPr>
         <w:spacing w:after="0" w:line="240" w:lineRule="auto"/>
-        <w:rPr>
-          <w:rFonts w:ascii="TH Sarabun New" w:hAnsi="TH Sarabun New" w:cs="TH Sarabun New"/>
-          <w:b/>
-          <w:bCs/>
-          <w:sz w:val="32"/>
-          <w:szCs w:val="32"/>
-        </w:rPr>
-      </w:pPr>
+        <w:jc w:val="thaiDistribute"/>
+        <w:rPr>
+          <w:rFonts w:ascii="TH Sarabun New" w:hAnsi="TH Sarabun New" w:cs="TH Sarabun New"/>
+          <w:sz w:val="32"/>
+          <w:szCs w:val="32"/>
+        </w:rPr>
+      </w:pPr>
+      <w:r>
+        <w:rPr>
+          <w:rFonts w:ascii="TH Sarabun New" w:hAnsi="TH Sarabun New" w:cs="TH Sarabun New"/>
+          <w:b/>
+          <w:bCs/>
+          <w:sz w:val="32"/>
+          <w:szCs w:val="32"/>
+          <w:cs/>
+        </w:rPr>
+        <w:tab/>
+      </w:r>
+      <w:r>
+        <w:rPr>
+          <w:rFonts w:ascii="TH Sarabun New" w:hAnsi="TH Sarabun New" w:cs="TH Sarabun New" w:hint="cs"/>
+          <w:sz w:val="32"/>
+          <w:szCs w:val="32"/>
+          <w:cs/>
+        </w:rPr>
+        <w:t>ข้อความแสดงวัตถุประสงค์และขอบเขตของปริญญานิพนธ์</w:t>
+      </w:r>
+      <w:r>
+        <w:rPr>
+          <w:rFonts w:ascii="TH Sarabun New" w:hAnsi="TH Sarabun New" w:cs="TH Sarabun New" w:hint="cs"/>
+          <w:sz w:val="32"/>
+          <w:szCs w:val="32"/>
+          <w:cs/>
+        </w:rPr>
+        <w:t xml:space="preserve"> วิธีการดำเนินงาน สรุปผลการดำเนินงาน</w:t>
+      </w:r>
     </w:p>
     <w:p>
       <w:pPr>
         <w:spacing w:after="0" w:line="240" w:lineRule="auto"/>
-        <w:jc w:val="center"/>
-        <w:rPr>
-          <w:rFonts w:ascii="TH Sarabun New" w:hAnsi="TH Sarabun New" w:cs="TH Sarabun New"/>
-          <w:b/>
-          <w:bCs/>
+        <w:jc w:val="thaiDistribute"/>
+        <w:rPr>
+          <w:rFonts w:ascii="TH Sarabun New" w:hAnsi="TH Sarabun New" w:cs="TH Sarabun New"/>
           <w:sz w:val="32"/>
           <w:szCs w:val="32"/>
         </w:rPr>
@@ -1587,20 +2253,30 @@
     <w:p>
       <w:pPr>
         <w:spacing w:after="0" w:line="240" w:lineRule="auto"/>
-        <w:jc w:val="center"/>
-        <w:rPr>
-          <w:rFonts w:ascii="TH Sarabun New" w:hAnsi="TH Sarabun New" w:cs="TH Sarabun New"/>
-          <w:b/>
-          <w:bCs/>
-          <w:sz w:val="32"/>
-          <w:szCs w:val="32"/>
-        </w:rPr>
-      </w:pPr>
+        <w:jc w:val="thaiDistribute"/>
+        <w:rPr>
+          <w:rFonts w:ascii="TH Sarabun New" w:hAnsi="TH Sarabun New" w:cs="TH Sarabun New" w:hint="cs"/>
+          <w:b/>
+          <w:bCs/>
+          <w:sz w:val="32"/>
+          <w:szCs w:val="32"/>
+        </w:rPr>
+      </w:pPr>
+      <w:r>
+        <w:rPr>
+          <w:rFonts w:ascii="TH Sarabun New" w:hAnsi="TH Sarabun New" w:cs="TH Sarabun New" w:hint="cs"/>
+          <w:b/>
+          <w:bCs/>
+          <w:sz w:val="32"/>
+          <w:szCs w:val="32"/>
+          <w:cs/>
+        </w:rPr>
+        <w:t>คำสำคัญ</w:t>
+      </w:r>
     </w:p>
     <w:p>
       <w:pPr>
         <w:spacing w:after="0" w:line="240" w:lineRule="auto"/>
-        <w:jc w:val="center"/>
         <w:rPr>
           <w:rFonts w:ascii="TH Sarabun New" w:hAnsi="TH Sarabun New" w:cs="TH Sarabun New"/>
           <w:b/>
@@ -1613,7 +2289,6 @@
     <w:p>
       <w:pPr>
         <w:spacing w:after="0" w:line="240" w:lineRule="auto"/>
-        <w:jc w:val="center"/>
         <w:rPr>
           <w:rFonts w:ascii="TH Sarabun New" w:hAnsi="TH Sarabun New" w:cs="TH Sarabun New"/>
           <w:b/>
@@ -1626,7 +2301,6 @@
     <w:p>
       <w:pPr>
         <w:spacing w:after="0" w:line="240" w:lineRule="auto"/>
-        <w:jc w:val="center"/>
         <w:rPr>
           <w:rFonts w:ascii="TH Sarabun New" w:hAnsi="TH Sarabun New" w:cs="TH Sarabun New"/>
           <w:b/>
@@ -1639,7 +2313,6 @@
     <w:p>
       <w:pPr>
         <w:spacing w:after="0" w:line="240" w:lineRule="auto"/>
-        <w:jc w:val="center"/>
         <w:rPr>
           <w:rFonts w:ascii="TH Sarabun New" w:hAnsi="TH Sarabun New" w:cs="TH Sarabun New"/>
           <w:b/>
@@ -1716,6 +2389,71 @@
     </w:p>
     <w:p>
       <w:pPr>
+        <w:spacing w:after="0" w:line="240" w:lineRule="auto"/>
+        <w:jc w:val="center"/>
+        <w:rPr>
+          <w:rFonts w:ascii="TH Sarabun New" w:hAnsi="TH Sarabun New" w:cs="TH Sarabun New"/>
+          <w:b/>
+          <w:bCs/>
+          <w:sz w:val="32"/>
+          <w:szCs w:val="32"/>
+        </w:rPr>
+      </w:pPr>
+    </w:p>
+    <w:p>
+      <w:pPr>
+        <w:spacing w:after="0" w:line="240" w:lineRule="auto"/>
+        <w:jc w:val="center"/>
+        <w:rPr>
+          <w:rFonts w:ascii="TH Sarabun New" w:hAnsi="TH Sarabun New" w:cs="TH Sarabun New"/>
+          <w:b/>
+          <w:bCs/>
+          <w:sz w:val="32"/>
+          <w:szCs w:val="32"/>
+        </w:rPr>
+      </w:pPr>
+    </w:p>
+    <w:p>
+      <w:pPr>
+        <w:spacing w:after="0" w:line="240" w:lineRule="auto"/>
+        <w:jc w:val="center"/>
+        <w:rPr>
+          <w:rFonts w:ascii="TH Sarabun New" w:hAnsi="TH Sarabun New" w:cs="TH Sarabun New"/>
+          <w:b/>
+          <w:bCs/>
+          <w:sz w:val="32"/>
+          <w:szCs w:val="32"/>
+        </w:rPr>
+      </w:pPr>
+    </w:p>
+    <w:p>
+      <w:pPr>
+        <w:spacing w:after="0" w:line="240" w:lineRule="auto"/>
+        <w:jc w:val="center"/>
+        <w:rPr>
+          <w:rFonts w:ascii="TH Sarabun New" w:hAnsi="TH Sarabun New" w:cs="TH Sarabun New"/>
+          <w:b/>
+          <w:bCs/>
+          <w:sz w:val="32"/>
+          <w:szCs w:val="32"/>
+        </w:rPr>
+      </w:pPr>
+    </w:p>
+    <w:p>
+      <w:pPr>
+        <w:spacing w:after="0" w:line="240" w:lineRule="auto"/>
+        <w:jc w:val="center"/>
+        <w:rPr>
+          <w:rFonts w:ascii="TH Sarabun New" w:hAnsi="TH Sarabun New" w:cs="TH Sarabun New"/>
+          <w:b/>
+          <w:bCs/>
+          <w:sz w:val="32"/>
+          <w:szCs w:val="32"/>
+        </w:rPr>
+      </w:pPr>
+    </w:p>
+    <w:p>
+      <w:pPr>
         <w:pStyle w:val="NormalWeb"/>
         <w:tabs>
           <w:tab w:val="left" w:pos="567"/>
@@ -1760,23 +2498,6 @@
         <w:jc w:val="thaiDistribute"/>
         <w:rPr>
           <w:rFonts w:ascii="TH Sarabun New" w:hAnsi="TH Sarabun New" w:cs="TH Sarabun New"/>
-          <w:sz w:val="32"/>
-          <w:szCs w:val="32"/>
-        </w:rPr>
-      </w:pPr>
-    </w:p>
-    <w:p>
-      <w:pPr>
-        <w:pStyle w:val="NormalWeb"/>
-        <w:tabs>
-          <w:tab w:val="left" w:pos="567"/>
-          <w:tab w:val="left" w:pos="1134"/>
-        </w:tabs>
-        <w:spacing w:before="0" w:beforeAutospacing="0" w:after="0" w:afterAutospacing="0"/>
-        <w:contextualSpacing/>
-        <w:jc w:val="thaiDistribute"/>
-        <w:rPr>
-          <w:rFonts w:ascii="TH Sarabun New" w:hAnsi="TH Sarabun New" w:cs="TH Sarabun New" w:hint="cs"/>
           <w:sz w:val="32"/>
           <w:szCs w:val="32"/>
         </w:rPr>
@@ -1976,347 +2697,353 @@
         <w:contextualSpacing/>
         <w:jc w:val="center"/>
         <w:rPr>
-          <w:rFonts w:ascii="TH Sarabun New" w:hAnsi="TH Sarabun New" w:cs="TH Sarabun New"/>
-          <w:b/>
-          <w:bCs/>
-          <w:sz w:val="32"/>
-          <w:szCs w:val="32"/>
-        </w:rPr>
-      </w:pPr>
-    </w:p>
-    <w:p>
-      <w:pPr>
-        <w:pStyle w:val="NormalWeb"/>
-        <w:tabs>
-          <w:tab w:val="left" w:pos="567"/>
-          <w:tab w:val="left" w:pos="1134"/>
-        </w:tabs>
-        <w:spacing w:before="0" w:beforeAutospacing="0" w:after="0" w:afterAutospacing="0"/>
-        <w:contextualSpacing/>
-        <w:jc w:val="center"/>
-        <w:rPr>
-          <w:rFonts w:ascii="TH Sarabun New" w:hAnsi="TH Sarabun New" w:cs="TH Sarabun New"/>
-          <w:b/>
-          <w:bCs/>
-          <w:sz w:val="32"/>
-          <w:szCs w:val="32"/>
-        </w:rPr>
-      </w:pPr>
-    </w:p>
-    <w:p>
-      <w:pPr>
-        <w:pStyle w:val="NormalWeb"/>
-        <w:tabs>
-          <w:tab w:val="left" w:pos="567"/>
-          <w:tab w:val="left" w:pos="1134"/>
-        </w:tabs>
-        <w:spacing w:before="0" w:beforeAutospacing="0" w:after="0" w:afterAutospacing="0"/>
-        <w:contextualSpacing/>
-        <w:jc w:val="center"/>
-        <w:rPr>
-          <w:rFonts w:ascii="TH Sarabun New" w:hAnsi="TH Sarabun New" w:cs="TH Sarabun New"/>
-          <w:b/>
-          <w:bCs/>
-          <w:sz w:val="32"/>
-          <w:szCs w:val="32"/>
-        </w:rPr>
-      </w:pPr>
-    </w:p>
-    <w:p>
-      <w:pPr>
-        <w:pStyle w:val="NormalWeb"/>
-        <w:tabs>
-          <w:tab w:val="left" w:pos="567"/>
-          <w:tab w:val="left" w:pos="1134"/>
-        </w:tabs>
-        <w:spacing w:before="0" w:beforeAutospacing="0" w:after="0" w:afterAutospacing="0"/>
-        <w:contextualSpacing/>
-        <w:jc w:val="center"/>
-        <w:rPr>
-          <w:rFonts w:ascii="TH Sarabun New" w:hAnsi="TH Sarabun New" w:cs="TH Sarabun New"/>
-          <w:b/>
-          <w:bCs/>
-          <w:sz w:val="32"/>
-          <w:szCs w:val="32"/>
-        </w:rPr>
-      </w:pPr>
-    </w:p>
-    <w:p>
-      <w:pPr>
-        <w:pStyle w:val="NormalWeb"/>
-        <w:tabs>
-          <w:tab w:val="left" w:pos="567"/>
-          <w:tab w:val="left" w:pos="1134"/>
-        </w:tabs>
-        <w:spacing w:before="0" w:beforeAutospacing="0" w:after="0" w:afterAutospacing="0"/>
-        <w:contextualSpacing/>
-        <w:jc w:val="center"/>
-        <w:rPr>
-          <w:rFonts w:ascii="TH Sarabun New" w:hAnsi="TH Sarabun New" w:cs="TH Sarabun New"/>
-          <w:b/>
-          <w:bCs/>
-          <w:sz w:val="32"/>
-          <w:szCs w:val="32"/>
-        </w:rPr>
-      </w:pPr>
-    </w:p>
-    <w:p>
-      <w:pPr>
-        <w:pStyle w:val="NormalWeb"/>
-        <w:tabs>
-          <w:tab w:val="left" w:pos="567"/>
-          <w:tab w:val="left" w:pos="1134"/>
-        </w:tabs>
-        <w:spacing w:before="0" w:beforeAutospacing="0" w:after="0" w:afterAutospacing="0"/>
-        <w:contextualSpacing/>
-        <w:jc w:val="center"/>
-        <w:rPr>
-          <w:rFonts w:ascii="TH Sarabun New" w:hAnsi="TH Sarabun New" w:cs="TH Sarabun New"/>
-          <w:b/>
-          <w:bCs/>
-          <w:sz w:val="32"/>
-          <w:szCs w:val="32"/>
-        </w:rPr>
-      </w:pPr>
-    </w:p>
-    <w:p>
-      <w:pPr>
-        <w:pStyle w:val="NormalWeb"/>
-        <w:tabs>
-          <w:tab w:val="left" w:pos="567"/>
-          <w:tab w:val="left" w:pos="1134"/>
-        </w:tabs>
-        <w:spacing w:before="0" w:beforeAutospacing="0" w:after="0" w:afterAutospacing="0"/>
-        <w:contextualSpacing/>
-        <w:jc w:val="center"/>
-        <w:rPr>
-          <w:rFonts w:ascii="TH Sarabun New" w:hAnsi="TH Sarabun New" w:cs="TH Sarabun New"/>
-          <w:b/>
-          <w:bCs/>
-          <w:sz w:val="32"/>
-          <w:szCs w:val="32"/>
-        </w:rPr>
-      </w:pPr>
-    </w:p>
-    <w:p>
-      <w:pPr>
-        <w:pStyle w:val="NormalWeb"/>
-        <w:tabs>
-          <w:tab w:val="left" w:pos="567"/>
-          <w:tab w:val="left" w:pos="1134"/>
-        </w:tabs>
-        <w:spacing w:before="0" w:beforeAutospacing="0" w:after="0" w:afterAutospacing="0"/>
-        <w:contextualSpacing/>
-        <w:jc w:val="center"/>
-        <w:rPr>
-          <w:rFonts w:ascii="TH Sarabun New" w:hAnsi="TH Sarabun New" w:cs="TH Sarabun New"/>
-          <w:b/>
-          <w:bCs/>
-          <w:sz w:val="32"/>
-          <w:szCs w:val="32"/>
-        </w:rPr>
-      </w:pPr>
-    </w:p>
-    <w:p>
-      <w:pPr>
-        <w:pStyle w:val="NormalWeb"/>
-        <w:tabs>
-          <w:tab w:val="left" w:pos="567"/>
-          <w:tab w:val="left" w:pos="1134"/>
-        </w:tabs>
-        <w:spacing w:before="0" w:beforeAutospacing="0" w:after="0" w:afterAutospacing="0"/>
-        <w:contextualSpacing/>
-        <w:jc w:val="center"/>
-        <w:rPr>
-          <w:rFonts w:ascii="TH Sarabun New" w:hAnsi="TH Sarabun New" w:cs="TH Sarabun New"/>
-          <w:b/>
-          <w:bCs/>
-          <w:sz w:val="32"/>
-          <w:szCs w:val="32"/>
-        </w:rPr>
-      </w:pPr>
-    </w:p>
-    <w:p>
-      <w:pPr>
-        <w:pStyle w:val="NormalWeb"/>
-        <w:tabs>
-          <w:tab w:val="left" w:pos="567"/>
-          <w:tab w:val="left" w:pos="1134"/>
-        </w:tabs>
-        <w:spacing w:before="0" w:beforeAutospacing="0" w:after="0" w:afterAutospacing="0"/>
-        <w:contextualSpacing/>
-        <w:jc w:val="center"/>
-        <w:rPr>
-          <w:rFonts w:ascii="TH Sarabun New" w:hAnsi="TH Sarabun New" w:cs="TH Sarabun New"/>
-          <w:b/>
-          <w:bCs/>
-          <w:sz w:val="32"/>
-          <w:szCs w:val="32"/>
-        </w:rPr>
-      </w:pPr>
-    </w:p>
-    <w:p>
-      <w:pPr>
-        <w:pStyle w:val="NormalWeb"/>
-        <w:tabs>
-          <w:tab w:val="left" w:pos="567"/>
-          <w:tab w:val="left" w:pos="1134"/>
-        </w:tabs>
-        <w:spacing w:before="0" w:beforeAutospacing="0" w:after="0" w:afterAutospacing="0"/>
-        <w:contextualSpacing/>
-        <w:jc w:val="center"/>
-        <w:rPr>
-          <w:rFonts w:ascii="TH Sarabun New" w:hAnsi="TH Sarabun New" w:cs="TH Sarabun New"/>
-          <w:b/>
-          <w:bCs/>
-          <w:sz w:val="32"/>
-          <w:szCs w:val="32"/>
-        </w:rPr>
-      </w:pPr>
-    </w:p>
-    <w:p>
-      <w:pPr>
-        <w:pStyle w:val="NormalWeb"/>
-        <w:tabs>
-          <w:tab w:val="left" w:pos="567"/>
-          <w:tab w:val="left" w:pos="1134"/>
-        </w:tabs>
-        <w:spacing w:before="0" w:beforeAutospacing="0" w:after="0" w:afterAutospacing="0"/>
-        <w:contextualSpacing/>
-        <w:jc w:val="center"/>
-        <w:rPr>
-          <w:rFonts w:ascii="TH Sarabun New" w:hAnsi="TH Sarabun New" w:cs="TH Sarabun New"/>
-          <w:b/>
-          <w:bCs/>
-          <w:sz w:val="32"/>
-          <w:szCs w:val="32"/>
-        </w:rPr>
-      </w:pPr>
-    </w:p>
-    <w:p>
-      <w:pPr>
-        <w:pStyle w:val="NormalWeb"/>
-        <w:tabs>
-          <w:tab w:val="left" w:pos="567"/>
-          <w:tab w:val="left" w:pos="1134"/>
-        </w:tabs>
-        <w:spacing w:before="0" w:beforeAutospacing="0" w:after="0" w:afterAutospacing="0"/>
-        <w:contextualSpacing/>
-        <w:jc w:val="center"/>
-        <w:rPr>
-          <w:rFonts w:ascii="TH Sarabun New" w:hAnsi="TH Sarabun New" w:cs="TH Sarabun New"/>
-          <w:b/>
-          <w:bCs/>
-          <w:sz w:val="32"/>
-          <w:szCs w:val="32"/>
-        </w:rPr>
-      </w:pPr>
-    </w:p>
-    <w:p>
-      <w:pPr>
-        <w:pStyle w:val="NormalWeb"/>
-        <w:tabs>
-          <w:tab w:val="left" w:pos="567"/>
-          <w:tab w:val="left" w:pos="1134"/>
-        </w:tabs>
-        <w:spacing w:before="0" w:beforeAutospacing="0" w:after="0" w:afterAutospacing="0"/>
-        <w:contextualSpacing/>
-        <w:jc w:val="center"/>
-        <w:rPr>
-          <w:rFonts w:ascii="TH Sarabun New" w:hAnsi="TH Sarabun New" w:cs="TH Sarabun New"/>
-          <w:b/>
-          <w:bCs/>
-          <w:sz w:val="32"/>
-          <w:szCs w:val="32"/>
-        </w:rPr>
-      </w:pPr>
-    </w:p>
-    <w:p>
-      <w:pPr>
-        <w:pStyle w:val="NormalWeb"/>
-        <w:tabs>
-          <w:tab w:val="left" w:pos="567"/>
-          <w:tab w:val="left" w:pos="1134"/>
-        </w:tabs>
-        <w:spacing w:before="0" w:beforeAutospacing="0" w:after="0" w:afterAutospacing="0"/>
-        <w:contextualSpacing/>
-        <w:jc w:val="center"/>
-        <w:rPr>
-          <w:rFonts w:ascii="TH Sarabun New" w:hAnsi="TH Sarabun New" w:cs="TH Sarabun New"/>
-          <w:b/>
-          <w:bCs/>
-          <w:sz w:val="32"/>
-          <w:szCs w:val="32"/>
-        </w:rPr>
-      </w:pPr>
-    </w:p>
-    <w:p>
-      <w:pPr>
-        <w:pStyle w:val="NormalWeb"/>
-        <w:tabs>
-          <w:tab w:val="left" w:pos="567"/>
-          <w:tab w:val="left" w:pos="1134"/>
-        </w:tabs>
-        <w:spacing w:before="0" w:beforeAutospacing="0" w:after="0" w:afterAutospacing="0"/>
-        <w:contextualSpacing/>
-        <w:jc w:val="center"/>
-        <w:rPr>
-          <w:rFonts w:ascii="TH Sarabun New" w:hAnsi="TH Sarabun New" w:cs="TH Sarabun New"/>
-          <w:b/>
-          <w:bCs/>
-          <w:sz w:val="32"/>
-          <w:szCs w:val="32"/>
-        </w:rPr>
-      </w:pPr>
-    </w:p>
-    <w:p>
-      <w:pPr>
-        <w:pStyle w:val="NormalWeb"/>
-        <w:tabs>
-          <w:tab w:val="left" w:pos="567"/>
-          <w:tab w:val="left" w:pos="1134"/>
-        </w:tabs>
-        <w:spacing w:before="0" w:beforeAutospacing="0" w:after="0" w:afterAutospacing="0"/>
-        <w:contextualSpacing/>
-        <w:jc w:val="center"/>
-        <w:rPr>
-          <w:rFonts w:ascii="TH Sarabun New" w:hAnsi="TH Sarabun New" w:cs="TH Sarabun New"/>
-          <w:b/>
-          <w:bCs/>
-          <w:sz w:val="32"/>
-          <w:szCs w:val="32"/>
-        </w:rPr>
-      </w:pPr>
-    </w:p>
-    <w:p>
-      <w:pPr>
-        <w:pStyle w:val="NormalWeb"/>
-        <w:tabs>
-          <w:tab w:val="left" w:pos="567"/>
-          <w:tab w:val="left" w:pos="1134"/>
-        </w:tabs>
-        <w:spacing w:before="0" w:beforeAutospacing="0" w:after="0" w:afterAutospacing="0"/>
-        <w:contextualSpacing/>
-        <w:jc w:val="center"/>
-        <w:rPr>
-          <w:rFonts w:ascii="TH Sarabun New" w:hAnsi="TH Sarabun New" w:cs="TH Sarabun New"/>
-          <w:b/>
-          <w:bCs/>
-          <w:sz w:val="32"/>
-          <w:szCs w:val="32"/>
-        </w:rPr>
-      </w:pPr>
-    </w:p>
-    <w:p>
-      <w:pPr>
-        <w:pStyle w:val="NormalWeb"/>
-        <w:tabs>
-          <w:tab w:val="left" w:pos="567"/>
-          <w:tab w:val="left" w:pos="1134"/>
-        </w:tabs>
-        <w:spacing w:before="0" w:beforeAutospacing="0" w:after="0" w:afterAutospacing="0"/>
-        <w:contextualSpacing/>
-        <w:jc w:val="center"/>
+          <w:rFonts w:ascii="TH Sarabun New" w:hAnsi="TH Sarabun New" w:cs="TH Sarabun New" w:hint="cs"/>
+          <w:b/>
+          <w:bCs/>
+          <w:sz w:val="32"/>
+          <w:szCs w:val="32"/>
+        </w:rPr>
+      </w:pPr>
+    </w:p>
+    <w:p>
+      <w:pPr>
+        <w:pStyle w:val="NormalWeb"/>
+        <w:tabs>
+          <w:tab w:val="left" w:pos="567"/>
+          <w:tab w:val="left" w:pos="1134"/>
+        </w:tabs>
+        <w:spacing w:before="0" w:beforeAutospacing="0" w:after="0" w:afterAutospacing="0"/>
+        <w:contextualSpacing/>
+        <w:jc w:val="center"/>
+        <w:rPr>
+          <w:rFonts w:ascii="TH Sarabun New" w:hAnsi="TH Sarabun New" w:cs="TH Sarabun New"/>
+          <w:b/>
+          <w:bCs/>
+          <w:sz w:val="32"/>
+          <w:szCs w:val="32"/>
+        </w:rPr>
+      </w:pPr>
+    </w:p>
+    <w:p>
+      <w:pPr>
+        <w:pStyle w:val="NormalWeb"/>
+        <w:tabs>
+          <w:tab w:val="left" w:pos="567"/>
+          <w:tab w:val="left" w:pos="1134"/>
+        </w:tabs>
+        <w:spacing w:before="0" w:beforeAutospacing="0" w:after="0" w:afterAutospacing="0"/>
+        <w:contextualSpacing/>
+        <w:jc w:val="right"/>
+        <w:rPr>
+          <w:rFonts w:ascii="TH Sarabun New" w:hAnsi="TH Sarabun New" w:cs="TH Sarabun New" w:hint="cs"/>
+          <w:sz w:val="32"/>
+          <w:szCs w:val="32"/>
+          <w:cs/>
+        </w:rPr>
+      </w:pPr>
+      <w:r>
+        <w:rPr>
+          <w:rFonts w:ascii="TH Sarabun New" w:hAnsi="TH Sarabun New" w:cs="TH Sarabun New" w:hint="cs"/>
+          <w:sz w:val="32"/>
+          <w:szCs w:val="32"/>
+          <w:cs/>
+        </w:rPr>
+        <w:t>คณะผู้จัดทำ</w:t>
+      </w:r>
+    </w:p>
+    <w:p>
+      <w:pPr>
+        <w:pStyle w:val="NormalWeb"/>
+        <w:tabs>
+          <w:tab w:val="left" w:pos="567"/>
+          <w:tab w:val="left" w:pos="1134"/>
+        </w:tabs>
+        <w:spacing w:before="0" w:beforeAutospacing="0" w:after="0" w:afterAutospacing="0"/>
+        <w:contextualSpacing/>
+        <w:jc w:val="center"/>
+        <w:rPr>
+          <w:rFonts w:ascii="TH Sarabun New" w:hAnsi="TH Sarabun New" w:cs="TH Sarabun New"/>
+          <w:b/>
+          <w:bCs/>
+          <w:sz w:val="32"/>
+          <w:szCs w:val="32"/>
+        </w:rPr>
+      </w:pPr>
+    </w:p>
+    <w:p>
+      <w:pPr>
+        <w:pStyle w:val="NormalWeb"/>
+        <w:tabs>
+          <w:tab w:val="left" w:pos="567"/>
+          <w:tab w:val="left" w:pos="1134"/>
+        </w:tabs>
+        <w:spacing w:before="0" w:beforeAutospacing="0" w:after="0" w:afterAutospacing="0"/>
+        <w:contextualSpacing/>
+        <w:jc w:val="center"/>
+        <w:rPr>
+          <w:rFonts w:ascii="TH Sarabun New" w:hAnsi="TH Sarabun New" w:cs="TH Sarabun New"/>
+          <w:b/>
+          <w:bCs/>
+          <w:sz w:val="32"/>
+          <w:szCs w:val="32"/>
+        </w:rPr>
+      </w:pPr>
+    </w:p>
+    <w:p>
+      <w:pPr>
+        <w:pStyle w:val="NormalWeb"/>
+        <w:tabs>
+          <w:tab w:val="left" w:pos="567"/>
+          <w:tab w:val="left" w:pos="1134"/>
+        </w:tabs>
+        <w:spacing w:before="0" w:beforeAutospacing="0" w:after="0" w:afterAutospacing="0"/>
+        <w:contextualSpacing/>
+        <w:jc w:val="center"/>
+        <w:rPr>
+          <w:rFonts w:ascii="TH Sarabun New" w:hAnsi="TH Sarabun New" w:cs="TH Sarabun New"/>
+          <w:b/>
+          <w:bCs/>
+          <w:sz w:val="32"/>
+          <w:szCs w:val="32"/>
+        </w:rPr>
+      </w:pPr>
+    </w:p>
+    <w:p>
+      <w:pPr>
+        <w:pStyle w:val="NormalWeb"/>
+        <w:tabs>
+          <w:tab w:val="left" w:pos="567"/>
+          <w:tab w:val="left" w:pos="1134"/>
+        </w:tabs>
+        <w:spacing w:before="0" w:beforeAutospacing="0" w:after="0" w:afterAutospacing="0"/>
+        <w:contextualSpacing/>
+        <w:jc w:val="center"/>
+        <w:rPr>
+          <w:rFonts w:ascii="TH Sarabun New" w:hAnsi="TH Sarabun New" w:cs="TH Sarabun New"/>
+          <w:b/>
+          <w:bCs/>
+          <w:sz w:val="32"/>
+          <w:szCs w:val="32"/>
+        </w:rPr>
+      </w:pPr>
+    </w:p>
+    <w:p>
+      <w:pPr>
+        <w:pStyle w:val="NormalWeb"/>
+        <w:tabs>
+          <w:tab w:val="left" w:pos="567"/>
+          <w:tab w:val="left" w:pos="1134"/>
+        </w:tabs>
+        <w:spacing w:before="0" w:beforeAutospacing="0" w:after="0" w:afterAutospacing="0"/>
+        <w:contextualSpacing/>
+        <w:jc w:val="center"/>
+        <w:rPr>
+          <w:rFonts w:ascii="TH Sarabun New" w:hAnsi="TH Sarabun New" w:cs="TH Sarabun New"/>
+          <w:b/>
+          <w:bCs/>
+          <w:sz w:val="32"/>
+          <w:szCs w:val="32"/>
+        </w:rPr>
+      </w:pPr>
+    </w:p>
+    <w:p>
+      <w:pPr>
+        <w:pStyle w:val="NormalWeb"/>
+        <w:tabs>
+          <w:tab w:val="left" w:pos="567"/>
+          <w:tab w:val="left" w:pos="1134"/>
+        </w:tabs>
+        <w:spacing w:before="0" w:beforeAutospacing="0" w:after="0" w:afterAutospacing="0"/>
+        <w:contextualSpacing/>
+        <w:jc w:val="center"/>
+        <w:rPr>
+          <w:rFonts w:ascii="TH Sarabun New" w:hAnsi="TH Sarabun New" w:cs="TH Sarabun New"/>
+          <w:b/>
+          <w:bCs/>
+          <w:sz w:val="32"/>
+          <w:szCs w:val="32"/>
+        </w:rPr>
+      </w:pPr>
+    </w:p>
+    <w:p>
+      <w:pPr>
+        <w:pStyle w:val="NormalWeb"/>
+        <w:tabs>
+          <w:tab w:val="left" w:pos="567"/>
+          <w:tab w:val="left" w:pos="1134"/>
+        </w:tabs>
+        <w:spacing w:before="0" w:beforeAutospacing="0" w:after="0" w:afterAutospacing="0"/>
+        <w:contextualSpacing/>
+        <w:jc w:val="center"/>
+        <w:rPr>
+          <w:rFonts w:ascii="TH Sarabun New" w:hAnsi="TH Sarabun New" w:cs="TH Sarabun New"/>
+          <w:b/>
+          <w:bCs/>
+          <w:sz w:val="32"/>
+          <w:szCs w:val="32"/>
+        </w:rPr>
+      </w:pPr>
+    </w:p>
+    <w:p>
+      <w:pPr>
+        <w:pStyle w:val="NormalWeb"/>
+        <w:tabs>
+          <w:tab w:val="left" w:pos="567"/>
+          <w:tab w:val="left" w:pos="1134"/>
+        </w:tabs>
+        <w:spacing w:before="0" w:beforeAutospacing="0" w:after="0" w:afterAutospacing="0"/>
+        <w:contextualSpacing/>
+        <w:jc w:val="center"/>
+        <w:rPr>
+          <w:rFonts w:ascii="TH Sarabun New" w:hAnsi="TH Sarabun New" w:cs="TH Sarabun New"/>
+          <w:b/>
+          <w:bCs/>
+          <w:sz w:val="32"/>
+          <w:szCs w:val="32"/>
+        </w:rPr>
+      </w:pPr>
+    </w:p>
+    <w:p>
+      <w:pPr>
+        <w:pStyle w:val="NormalWeb"/>
+        <w:tabs>
+          <w:tab w:val="left" w:pos="567"/>
+          <w:tab w:val="left" w:pos="1134"/>
+        </w:tabs>
+        <w:spacing w:before="0" w:beforeAutospacing="0" w:after="0" w:afterAutospacing="0"/>
+        <w:contextualSpacing/>
+        <w:jc w:val="center"/>
+        <w:rPr>
+          <w:rFonts w:ascii="TH Sarabun New" w:hAnsi="TH Sarabun New" w:cs="TH Sarabun New"/>
+          <w:b/>
+          <w:bCs/>
+          <w:sz w:val="32"/>
+          <w:szCs w:val="32"/>
+        </w:rPr>
+      </w:pPr>
+    </w:p>
+    <w:p>
+      <w:pPr>
+        <w:pStyle w:val="NormalWeb"/>
+        <w:tabs>
+          <w:tab w:val="left" w:pos="567"/>
+          <w:tab w:val="left" w:pos="1134"/>
+        </w:tabs>
+        <w:spacing w:before="0" w:beforeAutospacing="0" w:after="0" w:afterAutospacing="0"/>
+        <w:contextualSpacing/>
+        <w:jc w:val="center"/>
+        <w:rPr>
+          <w:rFonts w:ascii="TH Sarabun New" w:hAnsi="TH Sarabun New" w:cs="TH Sarabun New"/>
+          <w:b/>
+          <w:bCs/>
+          <w:sz w:val="32"/>
+          <w:szCs w:val="32"/>
+        </w:rPr>
+      </w:pPr>
+    </w:p>
+    <w:p>
+      <w:pPr>
+        <w:pStyle w:val="NormalWeb"/>
+        <w:tabs>
+          <w:tab w:val="left" w:pos="567"/>
+          <w:tab w:val="left" w:pos="1134"/>
+        </w:tabs>
+        <w:spacing w:before="0" w:beforeAutospacing="0" w:after="0" w:afterAutospacing="0"/>
+        <w:contextualSpacing/>
+        <w:jc w:val="center"/>
+        <w:rPr>
+          <w:rFonts w:ascii="TH Sarabun New" w:hAnsi="TH Sarabun New" w:cs="TH Sarabun New"/>
+          <w:b/>
+          <w:bCs/>
+          <w:sz w:val="32"/>
+          <w:szCs w:val="32"/>
+        </w:rPr>
+      </w:pPr>
+    </w:p>
+    <w:p>
+      <w:pPr>
+        <w:pStyle w:val="NormalWeb"/>
+        <w:tabs>
+          <w:tab w:val="left" w:pos="567"/>
+          <w:tab w:val="left" w:pos="1134"/>
+        </w:tabs>
+        <w:spacing w:before="0" w:beforeAutospacing="0" w:after="0" w:afterAutospacing="0"/>
+        <w:contextualSpacing/>
+        <w:jc w:val="center"/>
+        <w:rPr>
+          <w:rFonts w:ascii="TH Sarabun New" w:hAnsi="TH Sarabun New" w:cs="TH Sarabun New"/>
+          <w:b/>
+          <w:bCs/>
+          <w:sz w:val="32"/>
+          <w:szCs w:val="32"/>
+        </w:rPr>
+      </w:pPr>
+    </w:p>
+    <w:p>
+      <w:pPr>
+        <w:pStyle w:val="NormalWeb"/>
+        <w:tabs>
+          <w:tab w:val="left" w:pos="567"/>
+          <w:tab w:val="left" w:pos="1134"/>
+        </w:tabs>
+        <w:spacing w:before="0" w:beforeAutospacing="0" w:after="0" w:afterAutospacing="0"/>
+        <w:contextualSpacing/>
+        <w:jc w:val="center"/>
+        <w:rPr>
+          <w:rFonts w:ascii="TH Sarabun New" w:hAnsi="TH Sarabun New" w:cs="TH Sarabun New"/>
+          <w:b/>
+          <w:bCs/>
+          <w:sz w:val="32"/>
+          <w:szCs w:val="32"/>
+        </w:rPr>
+      </w:pPr>
+    </w:p>
+    <w:p>
+      <w:pPr>
+        <w:pStyle w:val="NormalWeb"/>
+        <w:tabs>
+          <w:tab w:val="left" w:pos="567"/>
+          <w:tab w:val="left" w:pos="1134"/>
+        </w:tabs>
+        <w:spacing w:before="0" w:beforeAutospacing="0" w:after="0" w:afterAutospacing="0"/>
+        <w:contextualSpacing/>
+        <w:jc w:val="center"/>
+        <w:rPr>
+          <w:rFonts w:ascii="TH Sarabun New" w:hAnsi="TH Sarabun New" w:cs="TH Sarabun New"/>
+          <w:b/>
+          <w:bCs/>
+          <w:sz w:val="32"/>
+          <w:szCs w:val="32"/>
+        </w:rPr>
+      </w:pPr>
+    </w:p>
+    <w:p>
+      <w:pPr>
+        <w:pStyle w:val="NormalWeb"/>
+        <w:tabs>
+          <w:tab w:val="left" w:pos="567"/>
+          <w:tab w:val="left" w:pos="1134"/>
+        </w:tabs>
+        <w:spacing w:before="0" w:beforeAutospacing="0" w:after="0" w:afterAutospacing="0"/>
+        <w:contextualSpacing/>
+        <w:rPr>
+          <w:rFonts w:ascii="TH Sarabun New" w:hAnsi="TH Sarabun New" w:cs="TH Sarabun New"/>
+          <w:b/>
+          <w:bCs/>
+          <w:sz w:val="32"/>
+          <w:szCs w:val="32"/>
+        </w:rPr>
+      </w:pPr>
+    </w:p>
+    <w:p>
+      <w:pPr>
+        <w:pStyle w:val="NormalWeb"/>
+        <w:tabs>
+          <w:tab w:val="left" w:pos="567"/>
+          <w:tab w:val="left" w:pos="1134"/>
+        </w:tabs>
+        <w:spacing w:before="0" w:beforeAutospacing="0" w:after="0" w:afterAutospacing="0"/>
+        <w:contextualSpacing/>
         <w:rPr>
           <w:rFonts w:ascii="TH Sarabun New" w:hAnsi="TH Sarabun New" w:cs="TH Sarabun New"/>
           <w:b/>
@@ -2376,348 +3103,1313 @@
         </w:rPr>
       </w:pPr>
     </w:p>
-    <w:p>
-      <w:pPr>
-        <w:pStyle w:val="NormalWeb"/>
-        <w:tabs>
-          <w:tab w:val="left" w:pos="567"/>
-          <w:tab w:val="left" w:pos="1134"/>
-        </w:tabs>
-        <w:spacing w:before="0" w:beforeAutospacing="0" w:after="0" w:afterAutospacing="0"/>
-        <w:contextualSpacing/>
-        <w:jc w:val="center"/>
-        <w:rPr>
-          <w:rFonts w:ascii="TH Sarabun New" w:hAnsi="TH Sarabun New" w:cs="TH Sarabun New"/>
-          <w:b/>
-          <w:bCs/>
-          <w:sz w:val="32"/>
-          <w:szCs w:val="32"/>
-        </w:rPr>
-      </w:pPr>
-    </w:p>
-    <w:p>
-      <w:pPr>
-        <w:pStyle w:val="NormalWeb"/>
-        <w:tabs>
-          <w:tab w:val="left" w:pos="567"/>
-          <w:tab w:val="left" w:pos="1134"/>
-        </w:tabs>
-        <w:spacing w:before="0" w:beforeAutospacing="0" w:after="0" w:afterAutospacing="0"/>
-        <w:contextualSpacing/>
-        <w:jc w:val="center"/>
-        <w:rPr>
-          <w:rFonts w:ascii="TH Sarabun New" w:hAnsi="TH Sarabun New" w:cs="TH Sarabun New"/>
-          <w:b/>
-          <w:bCs/>
-          <w:sz w:val="32"/>
-          <w:szCs w:val="32"/>
-        </w:rPr>
-      </w:pPr>
-    </w:p>
-    <w:p>
-      <w:pPr>
-        <w:pStyle w:val="NormalWeb"/>
-        <w:tabs>
-          <w:tab w:val="left" w:pos="567"/>
-          <w:tab w:val="left" w:pos="1134"/>
-        </w:tabs>
-        <w:spacing w:before="0" w:beforeAutospacing="0" w:after="0" w:afterAutospacing="0"/>
-        <w:contextualSpacing/>
-        <w:jc w:val="center"/>
-        <w:rPr>
-          <w:rFonts w:ascii="TH Sarabun New" w:hAnsi="TH Sarabun New" w:cs="TH Sarabun New"/>
-          <w:b/>
-          <w:bCs/>
-          <w:sz w:val="32"/>
-          <w:szCs w:val="32"/>
-        </w:rPr>
-      </w:pPr>
-    </w:p>
-    <w:p>
-      <w:pPr>
-        <w:pStyle w:val="NormalWeb"/>
-        <w:tabs>
-          <w:tab w:val="left" w:pos="567"/>
-          <w:tab w:val="left" w:pos="1134"/>
-        </w:tabs>
-        <w:spacing w:before="0" w:beforeAutospacing="0" w:after="0" w:afterAutospacing="0"/>
-        <w:contextualSpacing/>
-        <w:jc w:val="center"/>
-        <w:rPr>
-          <w:rFonts w:ascii="TH Sarabun New" w:hAnsi="TH Sarabun New" w:cs="TH Sarabun New"/>
-          <w:b/>
-          <w:bCs/>
-          <w:sz w:val="32"/>
-          <w:szCs w:val="32"/>
-        </w:rPr>
-      </w:pPr>
-    </w:p>
-    <w:p>
-      <w:pPr>
-        <w:pStyle w:val="NormalWeb"/>
-        <w:tabs>
-          <w:tab w:val="left" w:pos="567"/>
-          <w:tab w:val="left" w:pos="1134"/>
-        </w:tabs>
-        <w:spacing w:before="0" w:beforeAutospacing="0" w:after="0" w:afterAutospacing="0"/>
-        <w:contextualSpacing/>
-        <w:jc w:val="center"/>
-        <w:rPr>
-          <w:rFonts w:ascii="TH Sarabun New" w:hAnsi="TH Sarabun New" w:cs="TH Sarabun New"/>
-          <w:b/>
-          <w:bCs/>
-          <w:sz w:val="32"/>
-          <w:szCs w:val="32"/>
-        </w:rPr>
-      </w:pPr>
-    </w:p>
-    <w:p>
-      <w:pPr>
-        <w:pStyle w:val="NormalWeb"/>
-        <w:tabs>
-          <w:tab w:val="left" w:pos="567"/>
-          <w:tab w:val="left" w:pos="1134"/>
-        </w:tabs>
-        <w:spacing w:before="0" w:beforeAutospacing="0" w:after="0" w:afterAutospacing="0"/>
-        <w:contextualSpacing/>
-        <w:jc w:val="center"/>
-        <w:rPr>
-          <w:rFonts w:ascii="TH Sarabun New" w:hAnsi="TH Sarabun New" w:cs="TH Sarabun New"/>
-          <w:b/>
-          <w:bCs/>
-          <w:sz w:val="32"/>
-          <w:szCs w:val="32"/>
-        </w:rPr>
-      </w:pPr>
-    </w:p>
-    <w:p>
-      <w:pPr>
-        <w:pStyle w:val="NormalWeb"/>
-        <w:tabs>
-          <w:tab w:val="left" w:pos="567"/>
-          <w:tab w:val="left" w:pos="1134"/>
-        </w:tabs>
-        <w:spacing w:before="0" w:beforeAutospacing="0" w:after="0" w:afterAutospacing="0"/>
-        <w:contextualSpacing/>
-        <w:jc w:val="center"/>
-        <w:rPr>
-          <w:rFonts w:ascii="TH Sarabun New" w:hAnsi="TH Sarabun New" w:cs="TH Sarabun New"/>
-          <w:b/>
-          <w:bCs/>
-          <w:sz w:val="32"/>
-          <w:szCs w:val="32"/>
-        </w:rPr>
-      </w:pPr>
-    </w:p>
-    <w:p>
-      <w:pPr>
-        <w:pStyle w:val="NormalWeb"/>
-        <w:tabs>
-          <w:tab w:val="left" w:pos="567"/>
-          <w:tab w:val="left" w:pos="1134"/>
-        </w:tabs>
-        <w:spacing w:before="0" w:beforeAutospacing="0" w:after="0" w:afterAutospacing="0"/>
-        <w:contextualSpacing/>
-        <w:jc w:val="center"/>
-        <w:rPr>
-          <w:rFonts w:ascii="TH Sarabun New" w:hAnsi="TH Sarabun New" w:cs="TH Sarabun New"/>
-          <w:b/>
-          <w:bCs/>
-          <w:sz w:val="32"/>
-          <w:szCs w:val="32"/>
-        </w:rPr>
-      </w:pPr>
-    </w:p>
-    <w:p>
-      <w:pPr>
-        <w:pStyle w:val="NormalWeb"/>
-        <w:tabs>
-          <w:tab w:val="left" w:pos="567"/>
-          <w:tab w:val="left" w:pos="1134"/>
-        </w:tabs>
-        <w:spacing w:before="0" w:beforeAutospacing="0" w:after="0" w:afterAutospacing="0"/>
-        <w:contextualSpacing/>
-        <w:jc w:val="center"/>
-        <w:rPr>
-          <w:rFonts w:ascii="TH Sarabun New" w:hAnsi="TH Sarabun New" w:cs="TH Sarabun New"/>
-          <w:b/>
-          <w:bCs/>
-          <w:sz w:val="32"/>
-          <w:szCs w:val="32"/>
-        </w:rPr>
-      </w:pPr>
-    </w:p>
-    <w:p>
-      <w:pPr>
-        <w:pStyle w:val="NormalWeb"/>
-        <w:tabs>
-          <w:tab w:val="left" w:pos="567"/>
-          <w:tab w:val="left" w:pos="1134"/>
-        </w:tabs>
-        <w:spacing w:before="0" w:beforeAutospacing="0" w:after="0" w:afterAutospacing="0"/>
-        <w:contextualSpacing/>
-        <w:jc w:val="center"/>
-        <w:rPr>
-          <w:rFonts w:ascii="TH Sarabun New" w:hAnsi="TH Sarabun New" w:cs="TH Sarabun New"/>
-          <w:b/>
-          <w:bCs/>
-          <w:sz w:val="32"/>
-          <w:szCs w:val="32"/>
-        </w:rPr>
-      </w:pPr>
-    </w:p>
-    <w:p>
-      <w:pPr>
-        <w:pStyle w:val="NormalWeb"/>
-        <w:tabs>
-          <w:tab w:val="left" w:pos="567"/>
-          <w:tab w:val="left" w:pos="1134"/>
-        </w:tabs>
-        <w:spacing w:before="0" w:beforeAutospacing="0" w:after="0" w:afterAutospacing="0"/>
-        <w:contextualSpacing/>
-        <w:jc w:val="center"/>
-        <w:rPr>
-          <w:rFonts w:ascii="TH Sarabun New" w:hAnsi="TH Sarabun New" w:cs="TH Sarabun New"/>
-          <w:b/>
-          <w:bCs/>
-          <w:sz w:val="32"/>
-          <w:szCs w:val="32"/>
-        </w:rPr>
-      </w:pPr>
-    </w:p>
-    <w:p>
-      <w:pPr>
-        <w:pStyle w:val="NormalWeb"/>
-        <w:tabs>
-          <w:tab w:val="left" w:pos="567"/>
-          <w:tab w:val="left" w:pos="1134"/>
-        </w:tabs>
-        <w:spacing w:before="0" w:beforeAutospacing="0" w:after="0" w:afterAutospacing="0"/>
-        <w:contextualSpacing/>
-        <w:jc w:val="center"/>
-        <w:rPr>
-          <w:rFonts w:ascii="TH Sarabun New" w:hAnsi="TH Sarabun New" w:cs="TH Sarabun New"/>
-          <w:b/>
-          <w:bCs/>
-          <w:sz w:val="32"/>
-          <w:szCs w:val="32"/>
-        </w:rPr>
-      </w:pPr>
-    </w:p>
-    <w:p>
-      <w:pPr>
-        <w:pStyle w:val="NormalWeb"/>
-        <w:tabs>
-          <w:tab w:val="left" w:pos="567"/>
-          <w:tab w:val="left" w:pos="1134"/>
-        </w:tabs>
-        <w:spacing w:before="0" w:beforeAutospacing="0" w:after="0" w:afterAutospacing="0"/>
-        <w:contextualSpacing/>
-        <w:jc w:val="center"/>
-        <w:rPr>
-          <w:rFonts w:ascii="TH Sarabun New" w:hAnsi="TH Sarabun New" w:cs="TH Sarabun New"/>
-          <w:b/>
-          <w:bCs/>
-          <w:sz w:val="32"/>
-          <w:szCs w:val="32"/>
-        </w:rPr>
-      </w:pPr>
-    </w:p>
-    <w:p>
-      <w:pPr>
-        <w:pStyle w:val="NormalWeb"/>
-        <w:tabs>
-          <w:tab w:val="left" w:pos="567"/>
-          <w:tab w:val="left" w:pos="1134"/>
-        </w:tabs>
-        <w:spacing w:before="0" w:beforeAutospacing="0" w:after="0" w:afterAutospacing="0"/>
-        <w:contextualSpacing/>
-        <w:jc w:val="center"/>
-        <w:rPr>
-          <w:rFonts w:ascii="TH Sarabun New" w:hAnsi="TH Sarabun New" w:cs="TH Sarabun New"/>
-          <w:b/>
-          <w:bCs/>
-          <w:sz w:val="32"/>
-          <w:szCs w:val="32"/>
-        </w:rPr>
-      </w:pPr>
-    </w:p>
-    <w:p>
-      <w:pPr>
-        <w:pStyle w:val="NormalWeb"/>
-        <w:tabs>
-          <w:tab w:val="left" w:pos="567"/>
-          <w:tab w:val="left" w:pos="1134"/>
-        </w:tabs>
-        <w:spacing w:before="0" w:beforeAutospacing="0" w:after="0" w:afterAutospacing="0"/>
-        <w:contextualSpacing/>
-        <w:jc w:val="center"/>
-        <w:rPr>
-          <w:rFonts w:ascii="TH Sarabun New" w:hAnsi="TH Sarabun New" w:cs="TH Sarabun New"/>
-          <w:b/>
-          <w:bCs/>
-          <w:sz w:val="32"/>
-          <w:szCs w:val="32"/>
-        </w:rPr>
-      </w:pPr>
-    </w:p>
-    <w:p>
-      <w:pPr>
-        <w:pStyle w:val="NormalWeb"/>
-        <w:tabs>
-          <w:tab w:val="left" w:pos="567"/>
-          <w:tab w:val="left" w:pos="1134"/>
-        </w:tabs>
-        <w:spacing w:before="0" w:beforeAutospacing="0" w:after="0" w:afterAutospacing="0"/>
-        <w:contextualSpacing/>
-        <w:jc w:val="center"/>
-        <w:rPr>
-          <w:rFonts w:ascii="TH Sarabun New" w:hAnsi="TH Sarabun New" w:cs="TH Sarabun New"/>
-          <w:b/>
-          <w:bCs/>
-          <w:sz w:val="32"/>
-          <w:szCs w:val="32"/>
-        </w:rPr>
-      </w:pPr>
-    </w:p>
-    <w:p>
-      <w:pPr>
-        <w:pStyle w:val="NormalWeb"/>
-        <w:tabs>
-          <w:tab w:val="left" w:pos="567"/>
-          <w:tab w:val="left" w:pos="1134"/>
-        </w:tabs>
-        <w:spacing w:before="0" w:beforeAutospacing="0" w:after="0" w:afterAutospacing="0"/>
-        <w:contextualSpacing/>
-        <w:jc w:val="center"/>
-        <w:rPr>
-          <w:rFonts w:ascii="TH Sarabun New" w:hAnsi="TH Sarabun New" w:cs="TH Sarabun New"/>
-          <w:b/>
-          <w:bCs/>
-          <w:sz w:val="32"/>
-          <w:szCs w:val="32"/>
-        </w:rPr>
-      </w:pPr>
-    </w:p>
-    <w:p>
-      <w:pPr>
-        <w:pStyle w:val="NormalWeb"/>
-        <w:tabs>
-          <w:tab w:val="left" w:pos="567"/>
-          <w:tab w:val="left" w:pos="1134"/>
-        </w:tabs>
-        <w:spacing w:before="0" w:beforeAutospacing="0" w:after="0" w:afterAutospacing="0"/>
-        <w:contextualSpacing/>
-        <w:jc w:val="center"/>
-        <w:rPr>
-          <w:rFonts w:ascii="TH Sarabun New" w:hAnsi="TH Sarabun New" w:cs="TH Sarabun New"/>
-          <w:b/>
-          <w:bCs/>
-          <w:sz w:val="32"/>
-          <w:szCs w:val="32"/>
-        </w:rPr>
-      </w:pPr>
-    </w:p>
+    <w:tbl>
+      <w:tblPr>
+        <w:tblStyle w:val="TableGrid"/>
+        <w:tblW w:w="0" w:type="auto"/>
+        <w:tblLook w:val="04A0" w:firstRow="1" w:lastRow="0" w:firstColumn="1" w:lastColumn="0" w:noHBand="0" w:noVBand="1"/>
+      </w:tblPr>
+      <w:tblGrid>
+        <w:gridCol w:w="846"/>
+        <w:gridCol w:w="6804"/>
+        <w:gridCol w:w="980"/>
+      </w:tblGrid>
+      <w:tr>
+        <w:tc>
+          <w:tcPr>
+            <w:tcW w:w="846" w:type="dxa"/>
+          </w:tcPr>
+          <w:p>
+            <w:pPr>
+              <w:pStyle w:val="NormalWeb"/>
+              <w:tabs>
+                <w:tab w:val="left" w:pos="567"/>
+                <w:tab w:val="left" w:pos="1134"/>
+              </w:tabs>
+              <w:spacing w:before="0" w:beforeAutospacing="0" w:after="0" w:afterAutospacing="0"/>
+              <w:contextualSpacing/>
+              <w:jc w:val="center"/>
+              <w:rPr>
+                <w:rFonts w:ascii="TH Sarabun New" w:hAnsi="TH Sarabun New" w:cs="TH Sarabun New"/>
+                <w:b/>
+                <w:bCs/>
+                <w:sz w:val="32"/>
+                <w:szCs w:val="32"/>
+              </w:rPr>
+            </w:pPr>
+          </w:p>
+        </w:tc>
+        <w:tc>
+          <w:tcPr>
+            <w:tcW w:w="6804" w:type="dxa"/>
+          </w:tcPr>
+          <w:p>
+            <w:pPr>
+              <w:pStyle w:val="NormalWeb"/>
+              <w:tabs>
+                <w:tab w:val="left" w:pos="567"/>
+                <w:tab w:val="left" w:pos="1134"/>
+              </w:tabs>
+              <w:spacing w:before="0" w:beforeAutospacing="0" w:after="0" w:afterAutospacing="0"/>
+              <w:contextualSpacing/>
+              <w:jc w:val="center"/>
+              <w:rPr>
+                <w:rFonts w:ascii="TH Sarabun New" w:hAnsi="TH Sarabun New" w:cs="TH Sarabun New"/>
+                <w:b/>
+                <w:bCs/>
+                <w:sz w:val="32"/>
+                <w:szCs w:val="32"/>
+              </w:rPr>
+            </w:pPr>
+          </w:p>
+        </w:tc>
+        <w:tc>
+          <w:tcPr>
+            <w:tcW w:w="980" w:type="dxa"/>
+          </w:tcPr>
+          <w:p>
+            <w:pPr>
+              <w:pStyle w:val="NormalWeb"/>
+              <w:tabs>
+                <w:tab w:val="left" w:pos="567"/>
+                <w:tab w:val="left" w:pos="1134"/>
+              </w:tabs>
+              <w:spacing w:before="0" w:beforeAutospacing="0" w:after="0" w:afterAutospacing="0"/>
+              <w:contextualSpacing/>
+              <w:jc w:val="right"/>
+              <w:rPr>
+                <w:rFonts w:ascii="TH Sarabun New" w:hAnsi="TH Sarabun New" w:cs="TH Sarabun New" w:hint="cs"/>
+                <w:b/>
+                <w:bCs/>
+                <w:sz w:val="32"/>
+                <w:szCs w:val="32"/>
+                <w:cs/>
+              </w:rPr>
+            </w:pPr>
+            <w:r>
+              <w:rPr>
+                <w:rFonts w:ascii="TH Sarabun New" w:hAnsi="TH Sarabun New" w:cs="TH Sarabun New" w:hint="cs"/>
+                <w:b/>
+                <w:bCs/>
+                <w:sz w:val="32"/>
+                <w:szCs w:val="32"/>
+                <w:cs/>
+              </w:rPr>
+              <w:t>หน้า</w:t>
+            </w:r>
+          </w:p>
+        </w:tc>
+      </w:tr>
+      <w:tr>
+        <w:tc>
+          <w:tcPr>
+            <w:tcW w:w="7650" w:type="dxa"/>
+            <w:gridSpan w:val="2"/>
+          </w:tcPr>
+          <w:p>
+            <w:pPr>
+              <w:pStyle w:val="NormalWeb"/>
+              <w:tabs>
+                <w:tab w:val="left" w:pos="567"/>
+                <w:tab w:val="left" w:pos="1134"/>
+              </w:tabs>
+              <w:spacing w:before="0" w:beforeAutospacing="0" w:after="0" w:afterAutospacing="0"/>
+              <w:contextualSpacing/>
+              <w:rPr>
+                <w:rFonts w:ascii="TH Sarabun New" w:hAnsi="TH Sarabun New" w:cs="TH Sarabun New" w:hint="cs"/>
+                <w:sz w:val="32"/>
+                <w:szCs w:val="32"/>
+                <w:cs/>
+              </w:rPr>
+            </w:pPr>
+            <w:r>
+              <w:rPr>
+                <w:rFonts w:ascii="TH Sarabun New" w:hAnsi="TH Sarabun New" w:cs="TH Sarabun New" w:hint="cs"/>
+                <w:sz w:val="32"/>
+                <w:szCs w:val="32"/>
+                <w:cs/>
+              </w:rPr>
+              <w:t>บท</w:t>
+            </w:r>
+            <w:r>
+              <w:rPr>
+                <w:rFonts w:ascii="TH Sarabun New" w:hAnsi="TH Sarabun New" w:cs="TH Sarabun New" w:hint="cs"/>
+                <w:sz w:val="32"/>
+                <w:szCs w:val="32"/>
+                <w:cs/>
+              </w:rPr>
+              <w:t>คัดย่อ</w:t>
+            </w:r>
+          </w:p>
+        </w:tc>
+        <w:tc>
+          <w:tcPr>
+            <w:tcW w:w="980" w:type="dxa"/>
+          </w:tcPr>
+          <w:p>
+            <w:pPr>
+              <w:pStyle w:val="NormalWeb"/>
+              <w:tabs>
+                <w:tab w:val="left" w:pos="567"/>
+                <w:tab w:val="left" w:pos="1134"/>
+              </w:tabs>
+              <w:spacing w:before="0" w:beforeAutospacing="0" w:after="0" w:afterAutospacing="0"/>
+              <w:contextualSpacing/>
+              <w:jc w:val="right"/>
+              <w:rPr>
+                <w:rFonts w:ascii="TH Sarabun New" w:hAnsi="TH Sarabun New" w:cs="TH Sarabun New"/>
+                <w:sz w:val="32"/>
+                <w:szCs w:val="32"/>
+              </w:rPr>
+            </w:pPr>
+          </w:p>
+        </w:tc>
+      </w:tr>
+      <w:tr>
+        <w:tc>
+          <w:tcPr>
+            <w:tcW w:w="7650" w:type="dxa"/>
+            <w:gridSpan w:val="2"/>
+          </w:tcPr>
+          <w:p>
+            <w:pPr>
+              <w:pStyle w:val="NormalWeb"/>
+              <w:tabs>
+                <w:tab w:val="left" w:pos="567"/>
+                <w:tab w:val="left" w:pos="1134"/>
+              </w:tabs>
+              <w:spacing w:before="0" w:beforeAutospacing="0" w:after="0" w:afterAutospacing="0"/>
+              <w:contextualSpacing/>
+              <w:rPr>
+                <w:rFonts w:ascii="TH Sarabun New" w:hAnsi="TH Sarabun New" w:cs="TH Sarabun New"/>
+                <w:sz w:val="32"/>
+                <w:szCs w:val="32"/>
+              </w:rPr>
+            </w:pPr>
+            <w:r>
+              <w:rPr>
+                <w:rFonts w:ascii="TH Sarabun New" w:hAnsi="TH Sarabun New" w:cs="TH Sarabun New" w:hint="cs"/>
+                <w:sz w:val="32"/>
+                <w:szCs w:val="32"/>
+                <w:cs/>
+              </w:rPr>
+              <w:t>กิตติกรรมประกาศ</w:t>
+            </w:r>
+          </w:p>
+        </w:tc>
+        <w:tc>
+          <w:tcPr>
+            <w:tcW w:w="980" w:type="dxa"/>
+          </w:tcPr>
+          <w:p>
+            <w:pPr>
+              <w:pStyle w:val="NormalWeb"/>
+              <w:tabs>
+                <w:tab w:val="left" w:pos="567"/>
+                <w:tab w:val="left" w:pos="1134"/>
+              </w:tabs>
+              <w:spacing w:before="0" w:beforeAutospacing="0" w:after="0" w:afterAutospacing="0"/>
+              <w:contextualSpacing/>
+              <w:jc w:val="right"/>
+              <w:rPr>
+                <w:rFonts w:ascii="TH Sarabun New" w:hAnsi="TH Sarabun New" w:cs="TH Sarabun New"/>
+                <w:sz w:val="32"/>
+                <w:szCs w:val="32"/>
+              </w:rPr>
+            </w:pPr>
+          </w:p>
+        </w:tc>
+      </w:tr>
+      <w:tr>
+        <w:tc>
+          <w:tcPr>
+            <w:tcW w:w="7650" w:type="dxa"/>
+            <w:gridSpan w:val="2"/>
+          </w:tcPr>
+          <w:p>
+            <w:pPr>
+              <w:pStyle w:val="NormalWeb"/>
+              <w:tabs>
+                <w:tab w:val="left" w:pos="567"/>
+                <w:tab w:val="left" w:pos="1134"/>
+              </w:tabs>
+              <w:spacing w:before="0" w:beforeAutospacing="0" w:after="0" w:afterAutospacing="0"/>
+              <w:contextualSpacing/>
+              <w:rPr>
+                <w:rFonts w:ascii="TH Sarabun New" w:hAnsi="TH Sarabun New" w:cs="TH Sarabun New"/>
+                <w:sz w:val="32"/>
+                <w:szCs w:val="32"/>
+              </w:rPr>
+            </w:pPr>
+            <w:r>
+              <w:rPr>
+                <w:rFonts w:ascii="TH Sarabun New" w:hAnsi="TH Sarabun New" w:cs="TH Sarabun New" w:hint="cs"/>
+                <w:sz w:val="32"/>
+                <w:szCs w:val="32"/>
+                <w:cs/>
+              </w:rPr>
+              <w:t>สารบัญ</w:t>
+            </w:r>
+          </w:p>
+        </w:tc>
+        <w:tc>
+          <w:tcPr>
+            <w:tcW w:w="980" w:type="dxa"/>
+          </w:tcPr>
+          <w:p>
+            <w:pPr>
+              <w:pStyle w:val="NormalWeb"/>
+              <w:tabs>
+                <w:tab w:val="left" w:pos="567"/>
+                <w:tab w:val="left" w:pos="1134"/>
+              </w:tabs>
+              <w:spacing w:before="0" w:beforeAutospacing="0" w:after="0" w:afterAutospacing="0"/>
+              <w:contextualSpacing/>
+              <w:jc w:val="right"/>
+              <w:rPr>
+                <w:rFonts w:ascii="TH Sarabun New" w:hAnsi="TH Sarabun New" w:cs="TH Sarabun New"/>
+                <w:sz w:val="32"/>
+                <w:szCs w:val="32"/>
+              </w:rPr>
+            </w:pPr>
+          </w:p>
+        </w:tc>
+      </w:tr>
+      <w:tr>
+        <w:tc>
+          <w:tcPr>
+            <w:tcW w:w="7650" w:type="dxa"/>
+            <w:gridSpan w:val="2"/>
+          </w:tcPr>
+          <w:p>
+            <w:pPr>
+              <w:pStyle w:val="NormalWeb"/>
+              <w:tabs>
+                <w:tab w:val="left" w:pos="567"/>
+                <w:tab w:val="left" w:pos="1134"/>
+              </w:tabs>
+              <w:spacing w:before="0" w:beforeAutospacing="0" w:after="0" w:afterAutospacing="0"/>
+              <w:contextualSpacing/>
+              <w:rPr>
+                <w:rFonts w:ascii="TH Sarabun New" w:hAnsi="TH Sarabun New" w:cs="TH Sarabun New"/>
+                <w:sz w:val="32"/>
+                <w:szCs w:val="32"/>
+              </w:rPr>
+            </w:pPr>
+            <w:r>
+              <w:rPr>
+                <w:rFonts w:ascii="TH Sarabun New" w:hAnsi="TH Sarabun New" w:cs="TH Sarabun New" w:hint="cs"/>
+                <w:sz w:val="32"/>
+                <w:szCs w:val="32"/>
+                <w:cs/>
+              </w:rPr>
+              <w:t>สารบัญ</w:t>
+            </w:r>
+            <w:r>
+              <w:rPr>
+                <w:rFonts w:ascii="TH Sarabun New" w:hAnsi="TH Sarabun New" w:cs="TH Sarabun New" w:hint="cs"/>
+                <w:sz w:val="32"/>
+                <w:szCs w:val="32"/>
+                <w:cs/>
+              </w:rPr>
+              <w:t>ตาราง</w:t>
+            </w:r>
+          </w:p>
+        </w:tc>
+        <w:tc>
+          <w:tcPr>
+            <w:tcW w:w="980" w:type="dxa"/>
+          </w:tcPr>
+          <w:p>
+            <w:pPr>
+              <w:pStyle w:val="NormalWeb"/>
+              <w:tabs>
+                <w:tab w:val="left" w:pos="567"/>
+                <w:tab w:val="left" w:pos="1134"/>
+              </w:tabs>
+              <w:spacing w:before="0" w:beforeAutospacing="0" w:after="0" w:afterAutospacing="0"/>
+              <w:contextualSpacing/>
+              <w:jc w:val="right"/>
+              <w:rPr>
+                <w:rFonts w:ascii="TH Sarabun New" w:hAnsi="TH Sarabun New" w:cs="TH Sarabun New"/>
+                <w:sz w:val="32"/>
+                <w:szCs w:val="32"/>
+              </w:rPr>
+            </w:pPr>
+          </w:p>
+        </w:tc>
+      </w:tr>
+      <w:tr>
+        <w:tc>
+          <w:tcPr>
+            <w:tcW w:w="7650" w:type="dxa"/>
+            <w:gridSpan w:val="2"/>
+          </w:tcPr>
+          <w:p>
+            <w:pPr>
+              <w:pStyle w:val="NormalWeb"/>
+              <w:tabs>
+                <w:tab w:val="left" w:pos="567"/>
+                <w:tab w:val="left" w:pos="1134"/>
+              </w:tabs>
+              <w:spacing w:before="0" w:beforeAutospacing="0" w:after="0" w:afterAutospacing="0"/>
+              <w:contextualSpacing/>
+              <w:rPr>
+                <w:rFonts w:ascii="TH Sarabun New" w:hAnsi="TH Sarabun New" w:cs="TH Sarabun New" w:hint="cs"/>
+                <w:sz w:val="32"/>
+                <w:szCs w:val="32"/>
+                <w:cs/>
+              </w:rPr>
+            </w:pPr>
+            <w:r>
+              <w:rPr>
+                <w:rFonts w:ascii="TH Sarabun New" w:hAnsi="TH Sarabun New" w:cs="TH Sarabun New" w:hint="cs"/>
+                <w:sz w:val="32"/>
+                <w:szCs w:val="32"/>
+                <w:cs/>
+              </w:rPr>
+              <w:t>สารบัญ</w:t>
+            </w:r>
+            <w:r>
+              <w:rPr>
+                <w:rFonts w:ascii="TH Sarabun New" w:hAnsi="TH Sarabun New" w:cs="TH Sarabun New" w:hint="cs"/>
+                <w:sz w:val="32"/>
+                <w:szCs w:val="32"/>
+                <w:cs/>
+              </w:rPr>
+              <w:t>รูป</w:t>
+            </w:r>
+          </w:p>
+        </w:tc>
+        <w:tc>
+          <w:tcPr>
+            <w:tcW w:w="980" w:type="dxa"/>
+          </w:tcPr>
+          <w:p>
+            <w:pPr>
+              <w:pStyle w:val="NormalWeb"/>
+              <w:tabs>
+                <w:tab w:val="left" w:pos="567"/>
+                <w:tab w:val="left" w:pos="1134"/>
+              </w:tabs>
+              <w:spacing w:before="0" w:beforeAutospacing="0" w:after="0" w:afterAutospacing="0"/>
+              <w:contextualSpacing/>
+              <w:jc w:val="right"/>
+              <w:rPr>
+                <w:rFonts w:ascii="TH Sarabun New" w:hAnsi="TH Sarabun New" w:cs="TH Sarabun New"/>
+                <w:sz w:val="32"/>
+                <w:szCs w:val="32"/>
+              </w:rPr>
+            </w:pPr>
+          </w:p>
+        </w:tc>
+      </w:tr>
+      <w:tr>
+        <w:tc>
+          <w:tcPr>
+            <w:tcW w:w="7650" w:type="dxa"/>
+            <w:gridSpan w:val="2"/>
+          </w:tcPr>
+          <w:p>
+            <w:pPr>
+              <w:pStyle w:val="NormalWeb"/>
+              <w:tabs>
+                <w:tab w:val="left" w:pos="567"/>
+                <w:tab w:val="left" w:pos="1134"/>
+              </w:tabs>
+              <w:spacing w:before="0" w:beforeAutospacing="0" w:after="0" w:afterAutospacing="0"/>
+              <w:contextualSpacing/>
+              <w:rPr>
+                <w:rFonts w:ascii="TH Sarabun New" w:hAnsi="TH Sarabun New" w:cs="TH Sarabun New" w:hint="cs"/>
+                <w:sz w:val="32"/>
+                <w:szCs w:val="32"/>
+                <w:cs/>
+              </w:rPr>
+            </w:pPr>
+            <w:r>
+              <w:rPr>
+                <w:rFonts w:ascii="TH Sarabun New" w:hAnsi="TH Sarabun New" w:cs="TH Sarabun New" w:hint="cs"/>
+                <w:sz w:val="32"/>
+                <w:szCs w:val="32"/>
+                <w:cs/>
+              </w:rPr>
+              <w:t>คำอธิบายสัญลักษณ์</w:t>
+            </w:r>
+            <w:r>
+              <w:rPr>
+                <w:rFonts w:ascii="TH Sarabun New" w:hAnsi="TH Sarabun New" w:cs="TH Sarabun New" w:hint="cs"/>
+                <w:sz w:val="32"/>
+                <w:szCs w:val="32"/>
+                <w:cs/>
+              </w:rPr>
+              <w:t>และคำย่อ</w:t>
+            </w:r>
+          </w:p>
+        </w:tc>
+        <w:tc>
+          <w:tcPr>
+            <w:tcW w:w="980" w:type="dxa"/>
+          </w:tcPr>
+          <w:p>
+            <w:pPr>
+              <w:pStyle w:val="NormalWeb"/>
+              <w:tabs>
+                <w:tab w:val="left" w:pos="567"/>
+                <w:tab w:val="left" w:pos="1134"/>
+              </w:tabs>
+              <w:spacing w:before="0" w:beforeAutospacing="0" w:after="0" w:afterAutospacing="0"/>
+              <w:contextualSpacing/>
+              <w:jc w:val="right"/>
+              <w:rPr>
+                <w:rFonts w:ascii="TH Sarabun New" w:hAnsi="TH Sarabun New" w:cs="TH Sarabun New"/>
+                <w:sz w:val="32"/>
+                <w:szCs w:val="32"/>
+              </w:rPr>
+            </w:pPr>
+          </w:p>
+        </w:tc>
+      </w:tr>
+      <w:tr>
+        <w:tc>
+          <w:tcPr>
+            <w:tcW w:w="7650" w:type="dxa"/>
+            <w:gridSpan w:val="2"/>
+          </w:tcPr>
+          <w:p>
+            <w:pPr>
+              <w:pStyle w:val="NormalWeb"/>
+              <w:tabs>
+                <w:tab w:val="left" w:pos="567"/>
+                <w:tab w:val="left" w:pos="1134"/>
+              </w:tabs>
+              <w:spacing w:before="0" w:beforeAutospacing="0" w:after="0" w:afterAutospacing="0"/>
+              <w:contextualSpacing/>
+              <w:rPr>
+                <w:rFonts w:ascii="TH Sarabun New" w:hAnsi="TH Sarabun New" w:cs="TH Sarabun New" w:hint="cs"/>
+                <w:sz w:val="32"/>
+                <w:szCs w:val="32"/>
+                <w:cs/>
+              </w:rPr>
+            </w:pPr>
+            <w:r>
+              <w:rPr>
+                <w:rFonts w:ascii="TH Sarabun New" w:hAnsi="TH Sarabun New" w:cs="TH Sarabun New" w:hint="cs"/>
+                <w:sz w:val="32"/>
+                <w:szCs w:val="32"/>
+                <w:cs/>
+              </w:rPr>
+              <w:t>บทที่</w:t>
+            </w:r>
+            <w:r>
+              <w:rPr>
+                <w:rFonts w:ascii="TH Sarabun New" w:hAnsi="TH Sarabun New" w:cs="TH Sarabun New" w:hint="cs"/>
+                <w:sz w:val="32"/>
+                <w:szCs w:val="32"/>
+                <w:cs/>
+              </w:rPr>
+              <w:t xml:space="preserve"> </w:t>
+            </w:r>
+            <w:r>
+              <w:rPr>
+                <w:rFonts w:ascii="TH Sarabun New" w:hAnsi="TH Sarabun New" w:cs="TH Sarabun New"/>
+                <w:sz w:val="32"/>
+                <w:szCs w:val="32"/>
+              </w:rPr>
+              <w:t xml:space="preserve">1  </w:t>
+            </w:r>
+            <w:r>
+              <w:rPr>
+                <w:rFonts w:ascii="TH Sarabun New" w:hAnsi="TH Sarabun New" w:cs="TH Sarabun New" w:hint="cs"/>
+                <w:sz w:val="32"/>
+                <w:szCs w:val="32"/>
+                <w:cs/>
+              </w:rPr>
+              <w:t>บทนำ</w:t>
+            </w:r>
+          </w:p>
+        </w:tc>
+        <w:tc>
+          <w:tcPr>
+            <w:tcW w:w="980" w:type="dxa"/>
+          </w:tcPr>
+          <w:p>
+            <w:pPr>
+              <w:pStyle w:val="NormalWeb"/>
+              <w:tabs>
+                <w:tab w:val="left" w:pos="567"/>
+                <w:tab w:val="left" w:pos="1134"/>
+              </w:tabs>
+              <w:spacing w:before="0" w:beforeAutospacing="0" w:after="0" w:afterAutospacing="0"/>
+              <w:contextualSpacing/>
+              <w:jc w:val="right"/>
+              <w:rPr>
+                <w:rFonts w:ascii="TH Sarabun New" w:hAnsi="TH Sarabun New" w:cs="TH Sarabun New"/>
+                <w:sz w:val="32"/>
+                <w:szCs w:val="32"/>
+              </w:rPr>
+            </w:pPr>
+            <w:r>
+              <w:rPr>
+                <w:rFonts w:ascii="TH Sarabun New" w:hAnsi="TH Sarabun New" w:cs="TH Sarabun New"/>
+                <w:sz w:val="32"/>
+                <w:szCs w:val="32"/>
+              </w:rPr>
+              <w:t>1</w:t>
+            </w:r>
+          </w:p>
+        </w:tc>
+      </w:tr>
+      <w:tr>
+        <w:tc>
+          <w:tcPr>
+            <w:tcW w:w="846" w:type="dxa"/>
+          </w:tcPr>
+          <w:p>
+            <w:pPr>
+              <w:pStyle w:val="NormalWeb"/>
+              <w:tabs>
+                <w:tab w:val="left" w:pos="567"/>
+                <w:tab w:val="left" w:pos="1134"/>
+              </w:tabs>
+              <w:spacing w:before="0" w:beforeAutospacing="0" w:after="0" w:afterAutospacing="0"/>
+              <w:contextualSpacing/>
+              <w:jc w:val="center"/>
+              <w:rPr>
+                <w:rFonts w:ascii="TH Sarabun New" w:hAnsi="TH Sarabun New" w:cs="TH Sarabun New"/>
+                <w:sz w:val="32"/>
+                <w:szCs w:val="32"/>
+              </w:rPr>
+            </w:pPr>
+          </w:p>
+        </w:tc>
+        <w:tc>
+          <w:tcPr>
+            <w:tcW w:w="6804" w:type="dxa"/>
+          </w:tcPr>
+          <w:p>
+            <w:pPr>
+              <w:pStyle w:val="NormalWeb"/>
+              <w:tabs>
+                <w:tab w:val="left" w:pos="567"/>
+                <w:tab w:val="left" w:pos="1134"/>
+              </w:tabs>
+              <w:spacing w:before="0" w:beforeAutospacing="0" w:after="0" w:afterAutospacing="0"/>
+              <w:contextualSpacing/>
+              <w:rPr>
+                <w:rFonts w:ascii="TH Sarabun New" w:hAnsi="TH Sarabun New" w:cs="TH Sarabun New" w:hint="cs"/>
+                <w:sz w:val="32"/>
+                <w:szCs w:val="32"/>
+                <w:cs/>
+              </w:rPr>
+            </w:pPr>
+            <w:proofErr w:type="gramStart"/>
+            <w:r>
+              <w:rPr>
+                <w:rFonts w:ascii="TH Sarabun New" w:hAnsi="TH Sarabun New" w:cs="TH Sarabun New"/>
+                <w:sz w:val="32"/>
+                <w:szCs w:val="32"/>
+              </w:rPr>
+              <w:t xml:space="preserve">1.1  </w:t>
+            </w:r>
+            <w:r>
+              <w:rPr>
+                <w:rFonts w:ascii="TH Sarabun New" w:hAnsi="TH Sarabun New" w:cs="TH Sarabun New" w:hint="cs"/>
+                <w:sz w:val="32"/>
+                <w:szCs w:val="32"/>
+                <w:cs/>
+              </w:rPr>
+              <w:t>ความเป็นมาและความสำคัญ</w:t>
+            </w:r>
+            <w:proofErr w:type="gramEnd"/>
+          </w:p>
+        </w:tc>
+        <w:tc>
+          <w:tcPr>
+            <w:tcW w:w="980" w:type="dxa"/>
+          </w:tcPr>
+          <w:p>
+            <w:pPr>
+              <w:pStyle w:val="NormalWeb"/>
+              <w:tabs>
+                <w:tab w:val="left" w:pos="567"/>
+                <w:tab w:val="left" w:pos="1134"/>
+              </w:tabs>
+              <w:spacing w:before="0" w:beforeAutospacing="0" w:after="0" w:afterAutospacing="0"/>
+              <w:contextualSpacing/>
+              <w:jc w:val="right"/>
+              <w:rPr>
+                <w:rFonts w:ascii="TH Sarabun New" w:hAnsi="TH Sarabun New" w:cs="TH Sarabun New"/>
+                <w:sz w:val="32"/>
+                <w:szCs w:val="32"/>
+              </w:rPr>
+            </w:pPr>
+            <w:r>
+              <w:rPr>
+                <w:rFonts w:ascii="TH Sarabun New" w:hAnsi="TH Sarabun New" w:cs="TH Sarabun New"/>
+                <w:sz w:val="32"/>
+                <w:szCs w:val="32"/>
+              </w:rPr>
+              <w:t>1</w:t>
+            </w:r>
+          </w:p>
+        </w:tc>
+      </w:tr>
+      <w:tr>
+        <w:tc>
+          <w:tcPr>
+            <w:tcW w:w="846" w:type="dxa"/>
+          </w:tcPr>
+          <w:p>
+            <w:pPr>
+              <w:pStyle w:val="NormalWeb"/>
+              <w:tabs>
+                <w:tab w:val="left" w:pos="567"/>
+                <w:tab w:val="left" w:pos="1134"/>
+              </w:tabs>
+              <w:spacing w:before="0" w:beforeAutospacing="0" w:after="0" w:afterAutospacing="0"/>
+              <w:contextualSpacing/>
+              <w:jc w:val="center"/>
+              <w:rPr>
+                <w:rFonts w:ascii="TH Sarabun New" w:hAnsi="TH Sarabun New" w:cs="TH Sarabun New"/>
+                <w:sz w:val="32"/>
+                <w:szCs w:val="32"/>
+              </w:rPr>
+            </w:pPr>
+          </w:p>
+        </w:tc>
+        <w:tc>
+          <w:tcPr>
+            <w:tcW w:w="6804" w:type="dxa"/>
+          </w:tcPr>
+          <w:p>
+            <w:pPr>
+              <w:pStyle w:val="NormalWeb"/>
+              <w:tabs>
+                <w:tab w:val="left" w:pos="567"/>
+                <w:tab w:val="left" w:pos="1134"/>
+              </w:tabs>
+              <w:spacing w:before="0" w:beforeAutospacing="0" w:after="0" w:afterAutospacing="0"/>
+              <w:contextualSpacing/>
+              <w:rPr>
+                <w:rFonts w:ascii="TH Sarabun New" w:hAnsi="TH Sarabun New" w:cs="TH Sarabun New" w:hint="cs"/>
+                <w:sz w:val="32"/>
+                <w:szCs w:val="32"/>
+                <w:cs/>
+              </w:rPr>
+            </w:pPr>
+            <w:proofErr w:type="gramStart"/>
+            <w:r>
+              <w:rPr>
+                <w:rFonts w:ascii="TH Sarabun New" w:hAnsi="TH Sarabun New" w:cs="TH Sarabun New"/>
+                <w:sz w:val="32"/>
+                <w:szCs w:val="32"/>
+              </w:rPr>
+              <w:t xml:space="preserve">1.2  </w:t>
+            </w:r>
+            <w:r>
+              <w:rPr>
+                <w:rFonts w:ascii="TH Sarabun New" w:hAnsi="TH Sarabun New" w:cs="TH Sarabun New" w:hint="cs"/>
+                <w:sz w:val="32"/>
+                <w:szCs w:val="32"/>
+                <w:cs/>
+              </w:rPr>
+              <w:t>วั</w:t>
+            </w:r>
+            <w:proofErr w:type="gramEnd"/>
+          </w:p>
+        </w:tc>
+        <w:tc>
+          <w:tcPr>
+            <w:tcW w:w="980" w:type="dxa"/>
+          </w:tcPr>
+          <w:p>
+            <w:pPr>
+              <w:pStyle w:val="NormalWeb"/>
+              <w:tabs>
+                <w:tab w:val="left" w:pos="567"/>
+                <w:tab w:val="left" w:pos="1134"/>
+              </w:tabs>
+              <w:spacing w:before="0" w:beforeAutospacing="0" w:after="0" w:afterAutospacing="0"/>
+              <w:contextualSpacing/>
+              <w:jc w:val="right"/>
+              <w:rPr>
+                <w:rFonts w:ascii="TH Sarabun New" w:hAnsi="TH Sarabun New" w:cs="TH Sarabun New"/>
+                <w:sz w:val="32"/>
+                <w:szCs w:val="32"/>
+              </w:rPr>
+            </w:pPr>
+            <w:r>
+              <w:rPr>
+                <w:rFonts w:ascii="TH Sarabun New" w:hAnsi="TH Sarabun New" w:cs="TH Sarabun New"/>
+                <w:sz w:val="32"/>
+                <w:szCs w:val="32"/>
+              </w:rPr>
+              <w:t>1</w:t>
+            </w:r>
+          </w:p>
+        </w:tc>
+      </w:tr>
+      <w:tr>
+        <w:tc>
+          <w:tcPr>
+            <w:tcW w:w="846" w:type="dxa"/>
+          </w:tcPr>
+          <w:p>
+            <w:pPr>
+              <w:pStyle w:val="NormalWeb"/>
+              <w:tabs>
+                <w:tab w:val="left" w:pos="567"/>
+                <w:tab w:val="left" w:pos="1134"/>
+              </w:tabs>
+              <w:spacing w:before="0" w:beforeAutospacing="0" w:after="0" w:afterAutospacing="0"/>
+              <w:contextualSpacing/>
+              <w:jc w:val="center"/>
+              <w:rPr>
+                <w:rFonts w:ascii="TH Sarabun New" w:hAnsi="TH Sarabun New" w:cs="TH Sarabun New"/>
+                <w:sz w:val="32"/>
+                <w:szCs w:val="32"/>
+              </w:rPr>
+            </w:pPr>
+          </w:p>
+        </w:tc>
+        <w:tc>
+          <w:tcPr>
+            <w:tcW w:w="6804" w:type="dxa"/>
+          </w:tcPr>
+          <w:p>
+            <w:pPr>
+              <w:pStyle w:val="NormalWeb"/>
+              <w:tabs>
+                <w:tab w:val="left" w:pos="567"/>
+                <w:tab w:val="left" w:pos="1134"/>
+              </w:tabs>
+              <w:spacing w:before="0" w:beforeAutospacing="0" w:after="0" w:afterAutospacing="0"/>
+              <w:contextualSpacing/>
+              <w:rPr>
+                <w:rFonts w:ascii="TH Sarabun New" w:hAnsi="TH Sarabun New" w:cs="TH Sarabun New"/>
+                <w:sz w:val="32"/>
+                <w:szCs w:val="32"/>
+              </w:rPr>
+            </w:pPr>
+            <w:r>
+              <w:rPr>
+                <w:rFonts w:ascii="TH Sarabun New" w:hAnsi="TH Sarabun New" w:cs="TH Sarabun New"/>
+                <w:sz w:val="32"/>
+                <w:szCs w:val="32"/>
+              </w:rPr>
+              <w:t>1.3</w:t>
+            </w:r>
+          </w:p>
+        </w:tc>
+        <w:tc>
+          <w:tcPr>
+            <w:tcW w:w="980" w:type="dxa"/>
+          </w:tcPr>
+          <w:p>
+            <w:pPr>
+              <w:pStyle w:val="NormalWeb"/>
+              <w:tabs>
+                <w:tab w:val="left" w:pos="567"/>
+                <w:tab w:val="left" w:pos="1134"/>
+              </w:tabs>
+              <w:spacing w:before="0" w:beforeAutospacing="0" w:after="0" w:afterAutospacing="0"/>
+              <w:contextualSpacing/>
+              <w:jc w:val="right"/>
+              <w:rPr>
+                <w:rFonts w:ascii="TH Sarabun New" w:hAnsi="TH Sarabun New" w:cs="TH Sarabun New"/>
+                <w:sz w:val="32"/>
+                <w:szCs w:val="32"/>
+              </w:rPr>
+            </w:pPr>
+            <w:r>
+              <w:rPr>
+                <w:rFonts w:ascii="TH Sarabun New" w:hAnsi="TH Sarabun New" w:cs="TH Sarabun New"/>
+                <w:sz w:val="32"/>
+                <w:szCs w:val="32"/>
+              </w:rPr>
+              <w:t>2</w:t>
+            </w:r>
+          </w:p>
+        </w:tc>
+      </w:tr>
+      <w:tr>
+        <w:tc>
+          <w:tcPr>
+            <w:tcW w:w="846" w:type="dxa"/>
+          </w:tcPr>
+          <w:p>
+            <w:pPr>
+              <w:pStyle w:val="NormalWeb"/>
+              <w:tabs>
+                <w:tab w:val="left" w:pos="567"/>
+                <w:tab w:val="left" w:pos="1134"/>
+              </w:tabs>
+              <w:spacing w:before="0" w:beforeAutospacing="0" w:after="0" w:afterAutospacing="0"/>
+              <w:contextualSpacing/>
+              <w:jc w:val="center"/>
+              <w:rPr>
+                <w:rFonts w:ascii="TH Sarabun New" w:hAnsi="TH Sarabun New" w:cs="TH Sarabun New"/>
+                <w:sz w:val="32"/>
+                <w:szCs w:val="32"/>
+              </w:rPr>
+            </w:pPr>
+          </w:p>
+        </w:tc>
+        <w:tc>
+          <w:tcPr>
+            <w:tcW w:w="6804" w:type="dxa"/>
+          </w:tcPr>
+          <w:p>
+            <w:pPr>
+              <w:pStyle w:val="NormalWeb"/>
+              <w:tabs>
+                <w:tab w:val="left" w:pos="567"/>
+                <w:tab w:val="left" w:pos="1134"/>
+              </w:tabs>
+              <w:spacing w:before="0" w:beforeAutospacing="0" w:after="0" w:afterAutospacing="0"/>
+              <w:contextualSpacing/>
+              <w:rPr>
+                <w:rFonts w:ascii="TH Sarabun New" w:hAnsi="TH Sarabun New" w:cs="TH Sarabun New"/>
+                <w:sz w:val="32"/>
+                <w:szCs w:val="32"/>
+              </w:rPr>
+            </w:pPr>
+            <w:r>
+              <w:rPr>
+                <w:rFonts w:ascii="TH Sarabun New" w:hAnsi="TH Sarabun New" w:cs="TH Sarabun New"/>
+                <w:sz w:val="32"/>
+                <w:szCs w:val="32"/>
+              </w:rPr>
+              <w:t>1.4</w:t>
+            </w:r>
+            <w:r>
+              <w:rPr>
+                <w:rFonts w:ascii="TH Sarabun New" w:hAnsi="TH Sarabun New" w:cs="TH Sarabun New"/>
+                <w:sz w:val="32"/>
+                <w:szCs w:val="32"/>
+              </w:rPr>
+              <w:t xml:space="preserve"> </w:t>
+            </w:r>
+          </w:p>
+        </w:tc>
+        <w:tc>
+          <w:tcPr>
+            <w:tcW w:w="980" w:type="dxa"/>
+          </w:tcPr>
+          <w:p>
+            <w:pPr>
+              <w:pStyle w:val="NormalWeb"/>
+              <w:tabs>
+                <w:tab w:val="left" w:pos="567"/>
+                <w:tab w:val="left" w:pos="1134"/>
+              </w:tabs>
+              <w:spacing w:before="0" w:beforeAutospacing="0" w:after="0" w:afterAutospacing="0"/>
+              <w:contextualSpacing/>
+              <w:jc w:val="right"/>
+              <w:rPr>
+                <w:rFonts w:ascii="TH Sarabun New" w:hAnsi="TH Sarabun New" w:cs="TH Sarabun New"/>
+                <w:sz w:val="32"/>
+                <w:szCs w:val="32"/>
+              </w:rPr>
+            </w:pPr>
+          </w:p>
+        </w:tc>
+      </w:tr>
+      <w:tr>
+        <w:tc>
+          <w:tcPr>
+            <w:tcW w:w="7650" w:type="dxa"/>
+            <w:gridSpan w:val="2"/>
+          </w:tcPr>
+          <w:p>
+            <w:pPr>
+              <w:pStyle w:val="NormalWeb"/>
+              <w:tabs>
+                <w:tab w:val="left" w:pos="567"/>
+                <w:tab w:val="left" w:pos="1134"/>
+              </w:tabs>
+              <w:spacing w:before="0" w:beforeAutospacing="0" w:after="0" w:afterAutospacing="0"/>
+              <w:contextualSpacing/>
+              <w:rPr>
+                <w:rFonts w:ascii="TH Sarabun New" w:hAnsi="TH Sarabun New" w:cs="TH Sarabun New"/>
+                <w:sz w:val="32"/>
+                <w:szCs w:val="32"/>
+              </w:rPr>
+            </w:pPr>
+            <w:r>
+              <w:rPr>
+                <w:rFonts w:ascii="TH Sarabun New" w:hAnsi="TH Sarabun New" w:cs="TH Sarabun New" w:hint="cs"/>
+                <w:sz w:val="32"/>
+                <w:szCs w:val="32"/>
+                <w:cs/>
+              </w:rPr>
+              <w:t xml:space="preserve">บทที่ </w:t>
+            </w:r>
+            <w:r>
+              <w:rPr>
+                <w:rFonts w:ascii="TH Sarabun New" w:hAnsi="TH Sarabun New" w:cs="TH Sarabun New"/>
+                <w:sz w:val="32"/>
+                <w:szCs w:val="32"/>
+              </w:rPr>
+              <w:t>2</w:t>
+            </w:r>
+          </w:p>
+        </w:tc>
+        <w:tc>
+          <w:tcPr>
+            <w:tcW w:w="980" w:type="dxa"/>
+          </w:tcPr>
+          <w:p>
+            <w:pPr>
+              <w:pStyle w:val="NormalWeb"/>
+              <w:tabs>
+                <w:tab w:val="left" w:pos="567"/>
+                <w:tab w:val="left" w:pos="1134"/>
+              </w:tabs>
+              <w:spacing w:before="0" w:beforeAutospacing="0" w:after="0" w:afterAutospacing="0"/>
+              <w:contextualSpacing/>
+              <w:jc w:val="right"/>
+              <w:rPr>
+                <w:rFonts w:ascii="TH Sarabun New" w:hAnsi="TH Sarabun New" w:cs="TH Sarabun New"/>
+                <w:sz w:val="32"/>
+                <w:szCs w:val="32"/>
+              </w:rPr>
+            </w:pPr>
+          </w:p>
+        </w:tc>
+      </w:tr>
+      <w:tr>
+        <w:tc>
+          <w:tcPr>
+            <w:tcW w:w="846" w:type="dxa"/>
+          </w:tcPr>
+          <w:p>
+            <w:pPr>
+              <w:pStyle w:val="NormalWeb"/>
+              <w:tabs>
+                <w:tab w:val="left" w:pos="567"/>
+                <w:tab w:val="left" w:pos="1134"/>
+              </w:tabs>
+              <w:spacing w:before="0" w:beforeAutospacing="0" w:after="0" w:afterAutospacing="0"/>
+              <w:contextualSpacing/>
+              <w:jc w:val="center"/>
+              <w:rPr>
+                <w:rFonts w:ascii="TH Sarabun New" w:hAnsi="TH Sarabun New" w:cs="TH Sarabun New"/>
+                <w:sz w:val="32"/>
+                <w:szCs w:val="32"/>
+              </w:rPr>
+            </w:pPr>
+          </w:p>
+        </w:tc>
+        <w:tc>
+          <w:tcPr>
+            <w:tcW w:w="6804" w:type="dxa"/>
+          </w:tcPr>
+          <w:p>
+            <w:pPr>
+              <w:pStyle w:val="NormalWeb"/>
+              <w:tabs>
+                <w:tab w:val="left" w:pos="567"/>
+                <w:tab w:val="left" w:pos="1134"/>
+              </w:tabs>
+              <w:spacing w:before="0" w:beforeAutospacing="0" w:after="0" w:afterAutospacing="0"/>
+              <w:contextualSpacing/>
+              <w:rPr>
+                <w:rFonts w:ascii="TH Sarabun New" w:hAnsi="TH Sarabun New" w:cs="TH Sarabun New"/>
+                <w:sz w:val="32"/>
+                <w:szCs w:val="32"/>
+              </w:rPr>
+            </w:pPr>
+          </w:p>
+        </w:tc>
+        <w:tc>
+          <w:tcPr>
+            <w:tcW w:w="980" w:type="dxa"/>
+          </w:tcPr>
+          <w:p>
+            <w:pPr>
+              <w:pStyle w:val="NormalWeb"/>
+              <w:tabs>
+                <w:tab w:val="left" w:pos="567"/>
+                <w:tab w:val="left" w:pos="1134"/>
+              </w:tabs>
+              <w:spacing w:before="0" w:beforeAutospacing="0" w:after="0" w:afterAutospacing="0"/>
+              <w:contextualSpacing/>
+              <w:jc w:val="right"/>
+              <w:rPr>
+                <w:rFonts w:ascii="TH Sarabun New" w:hAnsi="TH Sarabun New" w:cs="TH Sarabun New"/>
+                <w:sz w:val="32"/>
+                <w:szCs w:val="32"/>
+              </w:rPr>
+            </w:pPr>
+          </w:p>
+        </w:tc>
+      </w:tr>
+      <w:tr>
+        <w:tc>
+          <w:tcPr>
+            <w:tcW w:w="846" w:type="dxa"/>
+          </w:tcPr>
+          <w:p>
+            <w:pPr>
+              <w:pStyle w:val="NormalWeb"/>
+              <w:tabs>
+                <w:tab w:val="left" w:pos="567"/>
+                <w:tab w:val="left" w:pos="1134"/>
+              </w:tabs>
+              <w:spacing w:before="0" w:beforeAutospacing="0" w:after="0" w:afterAutospacing="0"/>
+              <w:contextualSpacing/>
+              <w:jc w:val="center"/>
+              <w:rPr>
+                <w:rFonts w:ascii="TH Sarabun New" w:hAnsi="TH Sarabun New" w:cs="TH Sarabun New"/>
+                <w:sz w:val="32"/>
+                <w:szCs w:val="32"/>
+              </w:rPr>
+            </w:pPr>
+          </w:p>
+        </w:tc>
+        <w:tc>
+          <w:tcPr>
+            <w:tcW w:w="6804" w:type="dxa"/>
+          </w:tcPr>
+          <w:p>
+            <w:pPr>
+              <w:pStyle w:val="NormalWeb"/>
+              <w:tabs>
+                <w:tab w:val="left" w:pos="567"/>
+                <w:tab w:val="left" w:pos="1134"/>
+              </w:tabs>
+              <w:spacing w:before="0" w:beforeAutospacing="0" w:after="0" w:afterAutospacing="0"/>
+              <w:contextualSpacing/>
+              <w:rPr>
+                <w:rFonts w:ascii="TH Sarabun New" w:hAnsi="TH Sarabun New" w:cs="TH Sarabun New"/>
+                <w:sz w:val="32"/>
+                <w:szCs w:val="32"/>
+              </w:rPr>
+            </w:pPr>
+          </w:p>
+        </w:tc>
+        <w:tc>
+          <w:tcPr>
+            <w:tcW w:w="980" w:type="dxa"/>
+          </w:tcPr>
+          <w:p>
+            <w:pPr>
+              <w:pStyle w:val="NormalWeb"/>
+              <w:tabs>
+                <w:tab w:val="left" w:pos="567"/>
+                <w:tab w:val="left" w:pos="1134"/>
+              </w:tabs>
+              <w:spacing w:before="0" w:beforeAutospacing="0" w:after="0" w:afterAutospacing="0"/>
+              <w:contextualSpacing/>
+              <w:jc w:val="right"/>
+              <w:rPr>
+                <w:rFonts w:ascii="TH Sarabun New" w:hAnsi="TH Sarabun New" w:cs="TH Sarabun New"/>
+                <w:sz w:val="32"/>
+                <w:szCs w:val="32"/>
+              </w:rPr>
+            </w:pPr>
+          </w:p>
+        </w:tc>
+      </w:tr>
+      <w:tr>
+        <w:tc>
+          <w:tcPr>
+            <w:tcW w:w="7650" w:type="dxa"/>
+            <w:gridSpan w:val="2"/>
+          </w:tcPr>
+          <w:p>
+            <w:pPr>
+              <w:pStyle w:val="NormalWeb"/>
+              <w:tabs>
+                <w:tab w:val="left" w:pos="567"/>
+                <w:tab w:val="left" w:pos="1134"/>
+              </w:tabs>
+              <w:spacing w:before="0" w:beforeAutospacing="0" w:after="0" w:afterAutospacing="0"/>
+              <w:contextualSpacing/>
+              <w:rPr>
+                <w:rFonts w:ascii="TH Sarabun New" w:hAnsi="TH Sarabun New" w:cs="TH Sarabun New"/>
+                <w:sz w:val="32"/>
+                <w:szCs w:val="32"/>
+              </w:rPr>
+            </w:pPr>
+            <w:r>
+              <w:rPr>
+                <w:rFonts w:ascii="TH Sarabun New" w:hAnsi="TH Sarabun New" w:cs="TH Sarabun New" w:hint="cs"/>
+                <w:sz w:val="32"/>
+                <w:szCs w:val="32"/>
+                <w:cs/>
+              </w:rPr>
+              <w:t xml:space="preserve">บทที่ </w:t>
+            </w:r>
+            <w:r>
+              <w:rPr>
+                <w:rFonts w:ascii="TH Sarabun New" w:hAnsi="TH Sarabun New" w:cs="TH Sarabun New"/>
+                <w:sz w:val="32"/>
+                <w:szCs w:val="32"/>
+              </w:rPr>
+              <w:t>3</w:t>
+            </w:r>
+          </w:p>
+        </w:tc>
+        <w:tc>
+          <w:tcPr>
+            <w:tcW w:w="980" w:type="dxa"/>
+          </w:tcPr>
+          <w:p>
+            <w:pPr>
+              <w:pStyle w:val="NormalWeb"/>
+              <w:tabs>
+                <w:tab w:val="left" w:pos="567"/>
+                <w:tab w:val="left" w:pos="1134"/>
+              </w:tabs>
+              <w:spacing w:before="0" w:beforeAutospacing="0" w:after="0" w:afterAutospacing="0"/>
+              <w:contextualSpacing/>
+              <w:jc w:val="right"/>
+              <w:rPr>
+                <w:rFonts w:ascii="TH Sarabun New" w:hAnsi="TH Sarabun New" w:cs="TH Sarabun New"/>
+                <w:sz w:val="32"/>
+                <w:szCs w:val="32"/>
+              </w:rPr>
+            </w:pPr>
+          </w:p>
+        </w:tc>
+      </w:tr>
+      <w:tr>
+        <w:tc>
+          <w:tcPr>
+            <w:tcW w:w="846" w:type="dxa"/>
+          </w:tcPr>
+          <w:p>
+            <w:pPr>
+              <w:pStyle w:val="NormalWeb"/>
+              <w:tabs>
+                <w:tab w:val="left" w:pos="567"/>
+                <w:tab w:val="left" w:pos="1134"/>
+              </w:tabs>
+              <w:spacing w:before="0" w:beforeAutospacing="0" w:after="0" w:afterAutospacing="0"/>
+              <w:contextualSpacing/>
+              <w:jc w:val="center"/>
+              <w:rPr>
+                <w:rFonts w:ascii="TH Sarabun New" w:hAnsi="TH Sarabun New" w:cs="TH Sarabun New"/>
+                <w:sz w:val="32"/>
+                <w:szCs w:val="32"/>
+              </w:rPr>
+            </w:pPr>
+          </w:p>
+        </w:tc>
+        <w:tc>
+          <w:tcPr>
+            <w:tcW w:w="6804" w:type="dxa"/>
+          </w:tcPr>
+          <w:p>
+            <w:pPr>
+              <w:pStyle w:val="NormalWeb"/>
+              <w:tabs>
+                <w:tab w:val="left" w:pos="567"/>
+                <w:tab w:val="left" w:pos="1134"/>
+              </w:tabs>
+              <w:spacing w:before="0" w:beforeAutospacing="0" w:after="0" w:afterAutospacing="0"/>
+              <w:contextualSpacing/>
+              <w:rPr>
+                <w:rFonts w:ascii="TH Sarabun New" w:hAnsi="TH Sarabun New" w:cs="TH Sarabun New"/>
+                <w:sz w:val="32"/>
+                <w:szCs w:val="32"/>
+              </w:rPr>
+            </w:pPr>
+          </w:p>
+        </w:tc>
+        <w:tc>
+          <w:tcPr>
+            <w:tcW w:w="980" w:type="dxa"/>
+          </w:tcPr>
+          <w:p>
+            <w:pPr>
+              <w:pStyle w:val="NormalWeb"/>
+              <w:tabs>
+                <w:tab w:val="left" w:pos="567"/>
+                <w:tab w:val="left" w:pos="1134"/>
+              </w:tabs>
+              <w:spacing w:before="0" w:beforeAutospacing="0" w:after="0" w:afterAutospacing="0"/>
+              <w:contextualSpacing/>
+              <w:jc w:val="right"/>
+              <w:rPr>
+                <w:rFonts w:ascii="TH Sarabun New" w:hAnsi="TH Sarabun New" w:cs="TH Sarabun New"/>
+                <w:sz w:val="32"/>
+                <w:szCs w:val="32"/>
+              </w:rPr>
+            </w:pPr>
+          </w:p>
+        </w:tc>
+      </w:tr>
+      <w:tr>
+        <w:tc>
+          <w:tcPr>
+            <w:tcW w:w="846" w:type="dxa"/>
+          </w:tcPr>
+          <w:p>
+            <w:pPr>
+              <w:pStyle w:val="NormalWeb"/>
+              <w:tabs>
+                <w:tab w:val="left" w:pos="567"/>
+                <w:tab w:val="left" w:pos="1134"/>
+              </w:tabs>
+              <w:spacing w:before="0" w:beforeAutospacing="0" w:after="0" w:afterAutospacing="0"/>
+              <w:contextualSpacing/>
+              <w:jc w:val="center"/>
+              <w:rPr>
+                <w:rFonts w:ascii="TH Sarabun New" w:hAnsi="TH Sarabun New" w:cs="TH Sarabun New"/>
+                <w:sz w:val="32"/>
+                <w:szCs w:val="32"/>
+              </w:rPr>
+            </w:pPr>
+          </w:p>
+        </w:tc>
+        <w:tc>
+          <w:tcPr>
+            <w:tcW w:w="6804" w:type="dxa"/>
+          </w:tcPr>
+          <w:p>
+            <w:pPr>
+              <w:pStyle w:val="NormalWeb"/>
+              <w:tabs>
+                <w:tab w:val="left" w:pos="567"/>
+                <w:tab w:val="left" w:pos="1134"/>
+              </w:tabs>
+              <w:spacing w:before="0" w:beforeAutospacing="0" w:after="0" w:afterAutospacing="0"/>
+              <w:contextualSpacing/>
+              <w:rPr>
+                <w:rFonts w:ascii="TH Sarabun New" w:hAnsi="TH Sarabun New" w:cs="TH Sarabun New"/>
+                <w:sz w:val="32"/>
+                <w:szCs w:val="32"/>
+              </w:rPr>
+            </w:pPr>
+          </w:p>
+        </w:tc>
+        <w:tc>
+          <w:tcPr>
+            <w:tcW w:w="980" w:type="dxa"/>
+          </w:tcPr>
+          <w:p>
+            <w:pPr>
+              <w:pStyle w:val="NormalWeb"/>
+              <w:tabs>
+                <w:tab w:val="left" w:pos="567"/>
+                <w:tab w:val="left" w:pos="1134"/>
+              </w:tabs>
+              <w:spacing w:before="0" w:beforeAutospacing="0" w:after="0" w:afterAutospacing="0"/>
+              <w:contextualSpacing/>
+              <w:jc w:val="right"/>
+              <w:rPr>
+                <w:rFonts w:ascii="TH Sarabun New" w:hAnsi="TH Sarabun New" w:cs="TH Sarabun New"/>
+                <w:sz w:val="32"/>
+                <w:szCs w:val="32"/>
+              </w:rPr>
+            </w:pPr>
+          </w:p>
+        </w:tc>
+      </w:tr>
+    </w:tbl>
     <w:p>
       <w:pPr>
         <w:pStyle w:val="NormalWeb"/>
@@ -4497,398 +6189,30 @@
         <w:contextualSpacing/>
         <w:jc w:val="center"/>
         <w:rPr>
-          <w:rFonts w:ascii="TH Sarabun New" w:hAnsi="TH Sarabun New" w:cs="TH Sarabun New" w:hint="cs"/>
-          <w:b/>
-          <w:bCs/>
-          <w:sz w:val="32"/>
-          <w:szCs w:val="32"/>
-        </w:rPr>
-      </w:pPr>
-    </w:p>
-    <w:p>
-      <w:pPr>
-        <w:pStyle w:val="NormalWeb"/>
-        <w:tabs>
-          <w:tab w:val="left" w:pos="567"/>
-          <w:tab w:val="left" w:pos="1134"/>
-        </w:tabs>
-        <w:spacing w:before="0" w:beforeAutospacing="0" w:after="0" w:afterAutospacing="0"/>
-        <w:contextualSpacing/>
-        <w:jc w:val="center"/>
-        <w:rPr>
-          <w:rFonts w:ascii="TH Sarabun New" w:hAnsi="TH Sarabun New" w:cs="TH Sarabun New"/>
-          <w:b/>
-          <w:bCs/>
-          <w:sz w:val="32"/>
-          <w:szCs w:val="32"/>
-        </w:rPr>
-      </w:pPr>
-    </w:p>
-    <w:p>
-      <w:pPr>
-        <w:pStyle w:val="NormalWeb"/>
-        <w:tabs>
-          <w:tab w:val="left" w:pos="567"/>
-          <w:tab w:val="left" w:pos="1134"/>
-        </w:tabs>
-        <w:spacing w:before="0" w:beforeAutospacing="0" w:after="0" w:afterAutospacing="0"/>
-        <w:contextualSpacing/>
-        <w:jc w:val="center"/>
-        <w:rPr>
-          <w:rFonts w:ascii="TH Sarabun New" w:hAnsi="TH Sarabun New" w:cs="TH Sarabun New"/>
-          <w:b/>
-          <w:bCs/>
-          <w:sz w:val="32"/>
-          <w:szCs w:val="32"/>
-        </w:rPr>
-      </w:pPr>
-      <w:r>
-        <w:rPr>
-          <w:rFonts w:ascii="TH Sarabun New" w:hAnsi="TH Sarabun New" w:cs="TH Sarabun New" w:hint="cs"/>
-          <w:b/>
-          <w:bCs/>
+          <w:rFonts w:ascii="TH Sarabun New" w:hAnsi="TH Sarabun New" w:cs="TH Sarabun New"/>
+          <w:b/>
+          <w:bCs/>
+          <w:sz w:val="32"/>
+          <w:szCs w:val="32"/>
+        </w:rPr>
+      </w:pPr>
+    </w:p>
+    <w:p>
+      <w:pPr>
+        <w:pStyle w:val="NormalWeb"/>
+        <w:tabs>
+          <w:tab w:val="left" w:pos="567"/>
+          <w:tab w:val="left" w:pos="1134"/>
+        </w:tabs>
+        <w:spacing w:before="0" w:beforeAutospacing="0" w:after="0" w:afterAutospacing="0"/>
+        <w:contextualSpacing/>
+        <w:rPr>
+          <w:rFonts w:ascii="TH Sarabun New" w:hAnsi="TH Sarabun New" w:cs="TH Sarabun New"/>
           <w:sz w:val="32"/>
           <w:szCs w:val="32"/>
           <w:cs/>
         </w:rPr>
-        <w:lastRenderedPageBreak/>
-        <w:t>ประวัติผู้จัดทำปริญญานิพนธ์</w:t>
-      </w:r>
-    </w:p>
-    <w:p>
-      <w:pPr>
-        <w:pStyle w:val="NormalWeb"/>
-        <w:tabs>
-          <w:tab w:val="left" w:pos="567"/>
-          <w:tab w:val="left" w:pos="1134"/>
-        </w:tabs>
-        <w:spacing w:before="0" w:beforeAutospacing="0" w:after="0" w:afterAutospacing="0"/>
-        <w:contextualSpacing/>
-        <w:jc w:val="center"/>
-        <w:rPr>
-          <w:rFonts w:ascii="TH Sarabun New" w:hAnsi="TH Sarabun New" w:cs="TH Sarabun New"/>
-          <w:b/>
-          <w:bCs/>
-          <w:sz w:val="32"/>
-          <w:szCs w:val="32"/>
-        </w:rPr>
-      </w:pPr>
-    </w:p>
-    <w:p>
-      <w:pPr>
-        <w:pStyle w:val="NormalWeb"/>
-        <w:tabs>
-          <w:tab w:val="left" w:pos="567"/>
-          <w:tab w:val="left" w:pos="1134"/>
-        </w:tabs>
-        <w:spacing w:before="0" w:beforeAutospacing="0" w:after="0" w:afterAutospacing="0"/>
-        <w:contextualSpacing/>
-        <w:jc w:val="center"/>
-        <w:rPr>
-          <w:rFonts w:ascii="TH Sarabun New" w:hAnsi="TH Sarabun New" w:cs="TH Sarabun New"/>
-          <w:b/>
-          <w:bCs/>
-          <w:sz w:val="32"/>
-          <w:szCs w:val="32"/>
-        </w:rPr>
-      </w:pPr>
-    </w:p>
-    <w:p>
-      <w:pPr>
-        <w:pStyle w:val="NormalWeb"/>
-        <w:tabs>
-          <w:tab w:val="left" w:pos="567"/>
-          <w:tab w:val="left" w:pos="1134"/>
-        </w:tabs>
-        <w:spacing w:before="0" w:beforeAutospacing="0" w:after="0" w:afterAutospacing="0"/>
-        <w:contextualSpacing/>
-        <w:jc w:val="center"/>
-        <w:rPr>
-          <w:rFonts w:ascii="TH Sarabun New" w:hAnsi="TH Sarabun New" w:cs="TH Sarabun New"/>
-          <w:b/>
-          <w:bCs/>
-          <w:sz w:val="32"/>
-          <w:szCs w:val="32"/>
-        </w:rPr>
-      </w:pPr>
-    </w:p>
-    <w:p>
-      <w:pPr>
-        <w:pStyle w:val="NormalWeb"/>
-        <w:tabs>
-          <w:tab w:val="left" w:pos="567"/>
-          <w:tab w:val="left" w:pos="1134"/>
-        </w:tabs>
-        <w:spacing w:before="0" w:beforeAutospacing="0" w:after="0" w:afterAutospacing="0"/>
-        <w:contextualSpacing/>
-        <w:jc w:val="center"/>
-        <w:rPr>
-          <w:rFonts w:ascii="TH Sarabun New" w:hAnsi="TH Sarabun New" w:cs="TH Sarabun New"/>
-          <w:b/>
-          <w:bCs/>
-          <w:sz w:val="32"/>
-          <w:szCs w:val="32"/>
-        </w:rPr>
-      </w:pPr>
-    </w:p>
-    <w:p>
-      <w:pPr>
-        <w:pStyle w:val="NormalWeb"/>
-        <w:tabs>
-          <w:tab w:val="left" w:pos="567"/>
-          <w:tab w:val="left" w:pos="1134"/>
-        </w:tabs>
-        <w:spacing w:before="0" w:beforeAutospacing="0" w:after="0" w:afterAutospacing="0"/>
-        <w:contextualSpacing/>
-        <w:jc w:val="center"/>
-        <w:rPr>
-          <w:rFonts w:ascii="TH Sarabun New" w:hAnsi="TH Sarabun New" w:cs="TH Sarabun New"/>
-          <w:b/>
-          <w:bCs/>
-          <w:sz w:val="32"/>
-          <w:szCs w:val="32"/>
-        </w:rPr>
-      </w:pPr>
-    </w:p>
-    <w:p>
-      <w:pPr>
-        <w:pStyle w:val="NormalWeb"/>
-        <w:tabs>
-          <w:tab w:val="left" w:pos="567"/>
-          <w:tab w:val="left" w:pos="1134"/>
-        </w:tabs>
-        <w:spacing w:before="0" w:beforeAutospacing="0" w:after="0" w:afterAutospacing="0"/>
-        <w:contextualSpacing/>
-        <w:jc w:val="center"/>
-        <w:rPr>
-          <w:rFonts w:ascii="TH Sarabun New" w:hAnsi="TH Sarabun New" w:cs="TH Sarabun New" w:hint="cs"/>
-          <w:b/>
-          <w:bCs/>
-          <w:sz w:val="32"/>
-          <w:szCs w:val="32"/>
-        </w:rPr>
-      </w:pPr>
-    </w:p>
-    <w:p>
-      <w:pPr>
-        <w:pStyle w:val="NormalWeb"/>
-        <w:tabs>
-          <w:tab w:val="left" w:pos="567"/>
-          <w:tab w:val="left" w:pos="1134"/>
-        </w:tabs>
-        <w:spacing w:before="0" w:beforeAutospacing="0" w:after="0" w:afterAutospacing="0"/>
-        <w:contextualSpacing/>
-        <w:jc w:val="center"/>
-        <w:rPr>
-          <w:rFonts w:ascii="TH Sarabun New" w:hAnsi="TH Sarabun New" w:cs="TH Sarabun New"/>
-          <w:b/>
-          <w:bCs/>
-          <w:sz w:val="32"/>
-          <w:szCs w:val="32"/>
-        </w:rPr>
-      </w:pPr>
-    </w:p>
-    <w:p>
-      <w:pPr>
-        <w:pStyle w:val="NormalWeb"/>
-        <w:tabs>
-          <w:tab w:val="left" w:pos="567"/>
-          <w:tab w:val="left" w:pos="1134"/>
-        </w:tabs>
-        <w:spacing w:before="0" w:beforeAutospacing="0" w:after="0" w:afterAutospacing="0"/>
-        <w:contextualSpacing/>
-        <w:rPr>
-          <w:rFonts w:ascii="TH Sarabun New" w:hAnsi="TH Sarabun New" w:cs="TH Sarabun New" w:hint="cs"/>
-          <w:sz w:val="32"/>
-          <w:szCs w:val="32"/>
-        </w:rPr>
-      </w:pPr>
-      <w:r>
-        <w:rPr>
-          <w:rFonts w:ascii="TH Sarabun New" w:hAnsi="TH Sarabun New" w:cs="TH Sarabun New" w:hint="cs"/>
-          <w:sz w:val="32"/>
-          <w:szCs w:val="32"/>
-          <w:cs/>
-        </w:rPr>
-        <w:t>ชื่อ</w:t>
-      </w:r>
-    </w:p>
-    <w:p>
-      <w:pPr>
-        <w:pStyle w:val="NormalWeb"/>
-        <w:tabs>
-          <w:tab w:val="left" w:pos="567"/>
-          <w:tab w:val="left" w:pos="1134"/>
-        </w:tabs>
-        <w:spacing w:before="0" w:beforeAutospacing="0" w:after="0" w:afterAutospacing="0"/>
-        <w:contextualSpacing/>
-        <w:rPr>
-          <w:rFonts w:ascii="TH Sarabun New" w:hAnsi="TH Sarabun New" w:cs="TH Sarabun New"/>
-          <w:sz w:val="32"/>
-          <w:szCs w:val="32"/>
-        </w:rPr>
-      </w:pPr>
-      <w:r>
-        <w:rPr>
-          <w:rFonts w:ascii="TH Sarabun New" w:hAnsi="TH Sarabun New" w:cs="TH Sarabun New" w:hint="cs"/>
-          <w:sz w:val="32"/>
-          <w:szCs w:val="32"/>
-          <w:cs/>
-        </w:rPr>
-        <w:t>สาขาวิชา</w:t>
-      </w:r>
-      <w:r>
-        <w:rPr>
-          <w:rFonts w:ascii="TH Sarabun New" w:hAnsi="TH Sarabun New" w:cs="TH Sarabun New"/>
-          <w:sz w:val="32"/>
-          <w:szCs w:val="32"/>
-        </w:rPr>
-        <w:t>/</w:t>
-      </w:r>
-      <w:r>
-        <w:rPr>
-          <w:rFonts w:ascii="TH Sarabun New" w:hAnsi="TH Sarabun New" w:cs="TH Sarabun New" w:hint="cs"/>
-          <w:sz w:val="32"/>
-          <w:szCs w:val="32"/>
-          <w:cs/>
-        </w:rPr>
-        <w:t>ภาควิชา</w:t>
-      </w:r>
-    </w:p>
-    <w:p>
-      <w:pPr>
-        <w:pStyle w:val="NormalWeb"/>
-        <w:tabs>
-          <w:tab w:val="left" w:pos="567"/>
-          <w:tab w:val="left" w:pos="1134"/>
-        </w:tabs>
-        <w:spacing w:before="0" w:beforeAutospacing="0" w:after="0" w:afterAutospacing="0"/>
-        <w:contextualSpacing/>
-        <w:rPr>
-          <w:rFonts w:ascii="TH Sarabun New" w:hAnsi="TH Sarabun New" w:cs="TH Sarabun New"/>
-          <w:sz w:val="32"/>
-          <w:szCs w:val="32"/>
-        </w:rPr>
-      </w:pPr>
-      <w:r>
-        <w:rPr>
-          <w:rFonts w:ascii="TH Sarabun New" w:hAnsi="TH Sarabun New" w:cs="TH Sarabun New" w:hint="cs"/>
-          <w:sz w:val="32"/>
-          <w:szCs w:val="32"/>
-          <w:cs/>
-        </w:rPr>
-        <w:t>วัน</w:t>
-      </w:r>
-      <w:r>
-        <w:rPr>
-          <w:rFonts w:ascii="TH Sarabun New" w:hAnsi="TH Sarabun New" w:cs="TH Sarabun New"/>
-          <w:sz w:val="32"/>
-          <w:szCs w:val="32"/>
-        </w:rPr>
-        <w:t>-</w:t>
-      </w:r>
-      <w:r>
-        <w:rPr>
-          <w:rFonts w:ascii="TH Sarabun New" w:hAnsi="TH Sarabun New" w:cs="TH Sarabun New" w:hint="cs"/>
-          <w:sz w:val="32"/>
-          <w:szCs w:val="32"/>
-          <w:cs/>
-        </w:rPr>
-        <w:t>เดือน</w:t>
-      </w:r>
-      <w:r>
-        <w:rPr>
-          <w:rFonts w:ascii="TH Sarabun New" w:hAnsi="TH Sarabun New" w:cs="TH Sarabun New"/>
-          <w:sz w:val="32"/>
-          <w:szCs w:val="32"/>
-        </w:rPr>
-        <w:t>-</w:t>
-      </w:r>
-      <w:r>
-        <w:rPr>
-          <w:rFonts w:ascii="TH Sarabun New" w:hAnsi="TH Sarabun New" w:cs="TH Sarabun New" w:hint="cs"/>
-          <w:sz w:val="32"/>
-          <w:szCs w:val="32"/>
-          <w:cs/>
-        </w:rPr>
-        <w:t>ปี เกิด</w:t>
-      </w:r>
-    </w:p>
-    <w:p>
-      <w:pPr>
-        <w:pStyle w:val="NormalWeb"/>
-        <w:tabs>
-          <w:tab w:val="left" w:pos="567"/>
-          <w:tab w:val="left" w:pos="1134"/>
-        </w:tabs>
-        <w:spacing w:before="0" w:beforeAutospacing="0" w:after="0" w:afterAutospacing="0"/>
-        <w:contextualSpacing/>
-        <w:rPr>
-          <w:rFonts w:ascii="TH Sarabun New" w:hAnsi="TH Sarabun New" w:cs="TH Sarabun New"/>
-          <w:sz w:val="32"/>
-          <w:szCs w:val="32"/>
-        </w:rPr>
-      </w:pPr>
-      <w:r>
-        <w:rPr>
-          <w:rFonts w:ascii="TH Sarabun New" w:hAnsi="TH Sarabun New" w:cs="TH Sarabun New" w:hint="cs"/>
-          <w:sz w:val="32"/>
-          <w:szCs w:val="32"/>
-          <w:cs/>
-        </w:rPr>
-        <w:t>สถานที่เกิด</w:t>
-      </w:r>
-    </w:p>
-    <w:p>
-      <w:pPr>
-        <w:pStyle w:val="NormalWeb"/>
-        <w:tabs>
-          <w:tab w:val="left" w:pos="567"/>
-          <w:tab w:val="left" w:pos="1134"/>
-        </w:tabs>
-        <w:spacing w:before="0" w:beforeAutospacing="0" w:after="0" w:afterAutospacing="0"/>
-        <w:contextualSpacing/>
-        <w:rPr>
-          <w:rFonts w:ascii="TH Sarabun New" w:hAnsi="TH Sarabun New" w:cs="TH Sarabun New"/>
-          <w:sz w:val="32"/>
-          <w:szCs w:val="32"/>
-        </w:rPr>
-      </w:pPr>
-      <w:r>
-        <w:rPr>
-          <w:rFonts w:ascii="TH Sarabun New" w:hAnsi="TH Sarabun New" w:cs="TH Sarabun New" w:hint="cs"/>
-          <w:sz w:val="32"/>
-          <w:szCs w:val="32"/>
-          <w:cs/>
-        </w:rPr>
-        <w:t>ที่อยู่</w:t>
-      </w:r>
-    </w:p>
-    <w:p>
-      <w:pPr>
-        <w:pStyle w:val="NormalWeb"/>
-        <w:tabs>
-          <w:tab w:val="left" w:pos="567"/>
-          <w:tab w:val="left" w:pos="1134"/>
-        </w:tabs>
-        <w:spacing w:before="0" w:beforeAutospacing="0" w:after="0" w:afterAutospacing="0"/>
-        <w:contextualSpacing/>
-        <w:rPr>
-          <w:rFonts w:ascii="TH Sarabun New" w:hAnsi="TH Sarabun New" w:cs="TH Sarabun New" w:hint="cs"/>
-          <w:sz w:val="32"/>
-          <w:szCs w:val="32"/>
-          <w:cs/>
-        </w:rPr>
-      </w:pPr>
-      <w:r>
-        <w:rPr>
-          <w:rFonts w:ascii="TH Sarabun New" w:hAnsi="TH Sarabun New" w:cs="TH Sarabun New" w:hint="cs"/>
-          <w:sz w:val="32"/>
-          <w:szCs w:val="32"/>
-          <w:cs/>
-        </w:rPr>
-        <w:t>ประวัติการศึกษา</w:t>
-      </w:r>
+      </w:pPr>
     </w:p>
     <w:sectPr>
       <w:pgSz w:w="12240" w:h="15840"/>
@@ -6352,7 +7676,7 @@
     <w:lsdException w:name="Table Web 2" w:semiHidden="1" w:unhideWhenUsed="1"/>
     <w:lsdException w:name="Table Web 3" w:semiHidden="1" w:unhideWhenUsed="1"/>
     <w:lsdException w:name="Balloon Text" w:semiHidden="1" w:unhideWhenUsed="1"/>
-    <w:lsdException w:name="Table Grid" w:uiPriority="39"/>
+    <w:lsdException w:name="Table Grid" w:uiPriority="0"/>
     <w:lsdException w:name="Table Theme" w:semiHidden="1" w:unhideWhenUsed="1"/>
     <w:lsdException w:name="Placeholder Text" w:semiHidden="1"/>
     <w:lsdException w:name="No Spacing" w:uiPriority="1" w:qFormat="1"/>
@@ -7164,6 +8488,31 @@
       <w:rFonts w:cs="Angsana New"/>
     </w:rPr>
   </w:style>
+  <w:style w:type="table" w:styleId="TableGrid">
+    <w:name w:val="Table Grid"/>
+    <w:basedOn w:val="TableNormal"/>
+    <w:rsid w:val="008F391F"/>
+    <w:pPr>
+      <w:spacing w:after="0" w:line="240" w:lineRule="auto"/>
+    </w:pPr>
+    <w:rPr>
+      <w:rFonts w:ascii="Times New Roman" w:eastAsia="Times New Roman" w:hAnsi="Times New Roman" w:cs="Angsana New"/>
+      <w:kern w:val="0"/>
+      <w:sz w:val="20"/>
+      <w:szCs w:val="20"/>
+      <w14:ligatures w14:val="none"/>
+    </w:rPr>
+    <w:tblPr>
+      <w:tblBorders>
+        <w:top w:val="single" w:sz="4" w:space="0" w:color="auto"/>
+        <w:left w:val="single" w:sz="4" w:space="0" w:color="auto"/>
+        <w:bottom w:val="single" w:sz="4" w:space="0" w:color="auto"/>
+        <w:right w:val="single" w:sz="4" w:space="0" w:color="auto"/>
+        <w:insideH w:val="single" w:sz="4" w:space="0" w:color="auto"/>
+        <w:insideV w:val="single" w:sz="4" w:space="0" w:color="auto"/>
+      </w:tblBorders>
+    </w:tblPr>
+  </w:style>
 </w:styles>
 </file>
 

--- a/ปกนอก ปกในและอื่นๆ/ปกนอก ปกในและอื่นๆ.docx
+++ b/ปกนอก ปกในและอื่นๆ/ปกนอก ปกในและอื่นๆ.docx
@@ -1660,7 +1660,7 @@
       <w:pPr>
         <w:spacing w:after="0" w:line="276" w:lineRule="auto"/>
         <w:rPr>
-          <w:rFonts w:ascii="TH Sarabun New" w:eastAsia="Times New Roman" w:hAnsi="TH Sarabun New" w:cs="TH Sarabun New" w:hint="cs"/>
+          <w:rFonts w:ascii="TH Sarabun New" w:eastAsia="Times New Roman" w:hAnsi="TH Sarabun New" w:cs="TH Sarabun New"/>
           <w:color w:val="000000"/>
           <w:sz w:val="32"/>
           <w:szCs w:val="32"/>
@@ -1743,7 +1743,7 @@
       <w:pPr>
         <w:spacing w:after="0" w:line="276" w:lineRule="auto"/>
         <w:rPr>
-          <w:rFonts w:ascii="TH Sarabun New" w:eastAsia="Times New Roman" w:hAnsi="TH Sarabun New" w:cs="TH Sarabun New" w:hint="cs"/>
+          <w:rFonts w:ascii="TH Sarabun New" w:eastAsia="Times New Roman" w:hAnsi="TH Sarabun New" w:cs="TH Sarabun New"/>
           <w:color w:val="000000"/>
           <w:sz w:val="32"/>
           <w:szCs w:val="32"/>
@@ -1816,7 +1816,7 @@
       <w:pPr>
         <w:spacing w:after="0" w:line="276" w:lineRule="auto"/>
         <w:rPr>
-          <w:rFonts w:ascii="TH Sarabun New" w:eastAsia="Times New Roman" w:hAnsi="TH Sarabun New" w:cs="TH Sarabun New" w:hint="cs"/>
+          <w:rFonts w:ascii="TH Sarabun New" w:eastAsia="Times New Roman" w:hAnsi="TH Sarabun New" w:cs="TH Sarabun New"/>
           <w:color w:val="000000"/>
           <w:sz w:val="32"/>
           <w:szCs w:val="32"/>
@@ -1900,32 +1900,22 @@
       <w:pPr>
         <w:spacing w:after="0" w:line="276" w:lineRule="auto"/>
         <w:rPr>
+          <w:rFonts w:ascii="TH Sarabun New" w:eastAsia="Times New Roman" w:hAnsi="TH Sarabun New" w:cs="TH Sarabun New"/>
+          <w:color w:val="000000"/>
+          <w:sz w:val="32"/>
+          <w:szCs w:val="32"/>
+          <w:cs/>
+        </w:rPr>
+      </w:pPr>
+      <w:r>
+        <w:rPr>
           <w:rFonts w:ascii="TH Sarabun New" w:eastAsia="Times New Roman" w:hAnsi="TH Sarabun New" w:cs="TH Sarabun New" w:hint="cs"/>
           <w:color w:val="000000"/>
           <w:sz w:val="32"/>
           <w:szCs w:val="32"/>
           <w:cs/>
         </w:rPr>
-      </w:pPr>
-      <w:r>
-        <w:rPr>
-          <w:rFonts w:ascii="TH Sarabun New" w:eastAsia="Times New Roman" w:hAnsi="TH Sarabun New" w:cs="TH Sarabun New" w:hint="cs"/>
-          <w:color w:val="000000"/>
-          <w:sz w:val="32"/>
-          <w:szCs w:val="32"/>
-          <w:cs/>
-        </w:rPr>
-        <w:t>กรรมการและอาจารย์ที่ปรึกษา</w:t>
-      </w:r>
-      <w:r>
-        <w:rPr>
-          <w:rFonts w:ascii="TH Sarabun New" w:eastAsia="Times New Roman" w:hAnsi="TH Sarabun New" w:cs="TH Sarabun New" w:hint="cs"/>
-          <w:color w:val="000000"/>
-          <w:sz w:val="32"/>
-          <w:szCs w:val="32"/>
-          <w:cs/>
-        </w:rPr>
-        <w:t>ร่วม</w:t>
+        <w:t>กรรมการและอาจารย์ที่ปรึกษาร่วม</w:t>
       </w:r>
     </w:p>
     <w:p>
@@ -1977,7 +1967,7 @@
       <w:pPr>
         <w:spacing w:after="0" w:line="276" w:lineRule="auto"/>
         <w:rPr>
-          <w:rFonts w:ascii="TH Sarabun New" w:eastAsia="Times New Roman" w:hAnsi="TH Sarabun New" w:cs="TH Sarabun New" w:hint="cs"/>
+          <w:rFonts w:ascii="TH Sarabun New" w:eastAsia="Times New Roman" w:hAnsi="TH Sarabun New" w:cs="TH Sarabun New"/>
           <w:sz w:val="32"/>
           <w:szCs w:val="32"/>
           <w:cs/>
@@ -2129,6 +2119,16 @@
       <w:pPr>
         <w:spacing w:after="0" w:line="240" w:lineRule="auto"/>
         <w:rPr>
+          <w:rFonts w:ascii="TH Sarabun New" w:hAnsi="TH Sarabun New" w:cs="TH Sarabun New"/>
+          <w:b/>
+          <w:bCs/>
+          <w:sz w:val="32"/>
+          <w:szCs w:val="32"/>
+          <w:cs/>
+        </w:rPr>
+      </w:pPr>
+      <w:r>
+        <w:rPr>
           <w:rFonts w:ascii="TH Sarabun New" w:hAnsi="TH Sarabun New" w:cs="TH Sarabun New" w:hint="cs"/>
           <w:b/>
           <w:bCs/>
@@ -2136,6 +2136,33 @@
           <w:szCs w:val="32"/>
           <w:cs/>
         </w:rPr>
+        <w:t>ปีการศึกษา</w:t>
+      </w:r>
+    </w:p>
+    <w:p>
+      <w:pPr>
+        <w:spacing w:after="0" w:line="240" w:lineRule="auto"/>
+        <w:jc w:val="center"/>
+        <w:rPr>
+          <w:rFonts w:ascii="TH Sarabun New" w:hAnsi="TH Sarabun New" w:cs="TH Sarabun New"/>
+          <w:b/>
+          <w:bCs/>
+          <w:sz w:val="32"/>
+          <w:szCs w:val="32"/>
+        </w:rPr>
+      </w:pPr>
+    </w:p>
+    <w:p>
+      <w:pPr>
+        <w:spacing w:after="0" w:line="240" w:lineRule="auto"/>
+        <w:jc w:val="center"/>
+        <w:rPr>
+          <w:rFonts w:ascii="TH Sarabun New" w:hAnsi="TH Sarabun New" w:cs="TH Sarabun New"/>
+          <w:b/>
+          <w:bCs/>
+          <w:sz w:val="32"/>
+          <w:szCs w:val="32"/>
+        </w:rPr>
       </w:pPr>
       <w:r>
         <w:rPr>
@@ -2146,7 +2173,7 @@
           <w:szCs w:val="32"/>
           <w:cs/>
         </w:rPr>
-        <w:t>ปีการศึกษา</w:t>
+        <w:t>บทคัดย่อ</w:t>
       </w:r>
     </w:p>
     <w:p>
@@ -2165,13 +2192,64 @@
     <w:p>
       <w:pPr>
         <w:spacing w:after="0" w:line="240" w:lineRule="auto"/>
-        <w:jc w:val="center"/>
+        <w:jc w:val="thaiDistribute"/>
+        <w:rPr>
+          <w:rFonts w:ascii="TH Sarabun New" w:hAnsi="TH Sarabun New" w:cs="TH Sarabun New"/>
+          <w:sz w:val="32"/>
+          <w:szCs w:val="32"/>
+        </w:rPr>
+      </w:pPr>
+      <w:r>
         <w:rPr>
           <w:rFonts w:ascii="TH Sarabun New" w:hAnsi="TH Sarabun New" w:cs="TH Sarabun New"/>
           <w:b/>
           <w:bCs/>
           <w:sz w:val="32"/>
           <w:szCs w:val="32"/>
+          <w:cs/>
+        </w:rPr>
+        <w:tab/>
+      </w:r>
+      <w:r>
+        <w:rPr>
+          <w:rFonts w:ascii="TH Sarabun New" w:hAnsi="TH Sarabun New" w:cs="TH Sarabun New" w:hint="cs"/>
+          <w:sz w:val="32"/>
+          <w:szCs w:val="32"/>
+          <w:cs/>
+        </w:rPr>
+        <w:t>ข้อความแสดงวัตถุประสงค์และขอบเขตของปริญญานิพนธ์</w:t>
+      </w:r>
+      <w:r>
+        <w:rPr>
+          <w:rFonts w:ascii="TH Sarabun New" w:hAnsi="TH Sarabun New" w:cs="TH Sarabun New" w:hint="cs"/>
+          <w:sz w:val="32"/>
+          <w:szCs w:val="32"/>
+          <w:cs/>
+        </w:rPr>
+        <w:t xml:space="preserve"> วิธีการดำเนินงาน สรุปผลการดำเนินงาน</w:t>
+      </w:r>
+    </w:p>
+    <w:p>
+      <w:pPr>
+        <w:spacing w:after="0" w:line="240" w:lineRule="auto"/>
+        <w:jc w:val="thaiDistribute"/>
+        <w:rPr>
+          <w:rFonts w:ascii="TH Sarabun New" w:hAnsi="TH Sarabun New" w:cs="TH Sarabun New"/>
+          <w:sz w:val="32"/>
+          <w:szCs w:val="32"/>
+        </w:rPr>
+      </w:pPr>
+    </w:p>
+    <w:p>
+      <w:pPr>
+        <w:spacing w:after="0" w:line="240" w:lineRule="auto"/>
+        <w:jc w:val="thaiDistribute"/>
+        <w:rPr>
+          <w:rFonts w:ascii="TH Sarabun New" w:hAnsi="TH Sarabun New" w:cs="TH Sarabun New"/>
+          <w:b/>
+          <w:bCs/>
+          <w:sz w:val="32"/>
+          <w:szCs w:val="32"/>
         </w:rPr>
       </w:pPr>
       <w:r>
@@ -2183,13 +2261,12 @@
           <w:szCs w:val="32"/>
           <w:cs/>
         </w:rPr>
-        <w:t>บทคัดย่อ</w:t>
+        <w:t>คำสำคัญ</w:t>
       </w:r>
     </w:p>
     <w:p>
       <w:pPr>
         <w:spacing w:after="0" w:line="240" w:lineRule="auto"/>
-        <w:jc w:val="center"/>
         <w:rPr>
           <w:rFonts w:ascii="TH Sarabun New" w:hAnsi="TH Sarabun New" w:cs="TH Sarabun New"/>
           <w:b/>
@@ -2202,81 +2279,261 @@
     <w:p>
       <w:pPr>
         <w:spacing w:after="0" w:line="240" w:lineRule="auto"/>
-        <w:jc w:val="thaiDistribute"/>
-        <w:rPr>
-          <w:rFonts w:ascii="TH Sarabun New" w:hAnsi="TH Sarabun New" w:cs="TH Sarabun New"/>
-          <w:sz w:val="32"/>
-          <w:szCs w:val="32"/>
-        </w:rPr>
-      </w:pPr>
-      <w:r>
         <w:rPr>
           <w:rFonts w:ascii="TH Sarabun New" w:hAnsi="TH Sarabun New" w:cs="TH Sarabun New"/>
           <w:b/>
           <w:bCs/>
           <w:sz w:val="32"/>
           <w:szCs w:val="32"/>
-          <w:cs/>
-        </w:rPr>
-        <w:tab/>
-      </w:r>
+        </w:rPr>
+      </w:pPr>
+    </w:p>
+    <w:p>
+      <w:pPr>
+        <w:spacing w:after="0" w:line="240" w:lineRule="auto"/>
+        <w:rPr>
+          <w:rFonts w:ascii="TH Sarabun New" w:hAnsi="TH Sarabun New" w:cs="TH Sarabun New"/>
+          <w:b/>
+          <w:bCs/>
+          <w:sz w:val="32"/>
+          <w:szCs w:val="32"/>
+        </w:rPr>
+      </w:pPr>
+    </w:p>
+    <w:p>
+      <w:pPr>
+        <w:spacing w:after="0" w:line="240" w:lineRule="auto"/>
+        <w:rPr>
+          <w:rFonts w:ascii="TH Sarabun New" w:hAnsi="TH Sarabun New" w:cs="TH Sarabun New"/>
+          <w:b/>
+          <w:bCs/>
+          <w:sz w:val="32"/>
+          <w:szCs w:val="32"/>
+        </w:rPr>
+      </w:pPr>
+    </w:p>
+    <w:p>
+      <w:pPr>
+        <w:spacing w:after="0" w:line="240" w:lineRule="auto"/>
+        <w:jc w:val="center"/>
+        <w:rPr>
+          <w:rFonts w:ascii="TH Sarabun New" w:hAnsi="TH Sarabun New" w:cs="TH Sarabun New"/>
+          <w:b/>
+          <w:bCs/>
+          <w:sz w:val="32"/>
+          <w:szCs w:val="32"/>
+        </w:rPr>
+      </w:pPr>
+    </w:p>
+    <w:p>
+      <w:pPr>
+        <w:spacing w:after="0" w:line="240" w:lineRule="auto"/>
+        <w:jc w:val="center"/>
+        <w:rPr>
+          <w:rFonts w:ascii="TH Sarabun New" w:hAnsi="TH Sarabun New" w:cs="TH Sarabun New"/>
+          <w:b/>
+          <w:bCs/>
+          <w:sz w:val="32"/>
+          <w:szCs w:val="32"/>
+        </w:rPr>
+      </w:pPr>
+    </w:p>
+    <w:p>
+      <w:pPr>
+        <w:spacing w:after="0" w:line="240" w:lineRule="auto"/>
+        <w:jc w:val="center"/>
+        <w:rPr>
+          <w:rFonts w:ascii="TH Sarabun New" w:hAnsi="TH Sarabun New" w:cs="TH Sarabun New"/>
+          <w:b/>
+          <w:bCs/>
+          <w:sz w:val="32"/>
+          <w:szCs w:val="32"/>
+        </w:rPr>
+      </w:pPr>
+    </w:p>
+    <w:p>
+      <w:pPr>
+        <w:spacing w:after="0" w:line="240" w:lineRule="auto"/>
+        <w:jc w:val="center"/>
+        <w:rPr>
+          <w:rFonts w:ascii="TH Sarabun New" w:hAnsi="TH Sarabun New" w:cs="TH Sarabun New"/>
+          <w:b/>
+          <w:bCs/>
+          <w:sz w:val="32"/>
+          <w:szCs w:val="32"/>
+        </w:rPr>
+      </w:pPr>
+    </w:p>
+    <w:p>
+      <w:pPr>
+        <w:spacing w:after="0" w:line="240" w:lineRule="auto"/>
+        <w:jc w:val="center"/>
+        <w:rPr>
+          <w:rFonts w:ascii="TH Sarabun New" w:hAnsi="TH Sarabun New" w:cs="TH Sarabun New"/>
+          <w:b/>
+          <w:bCs/>
+          <w:sz w:val="32"/>
+          <w:szCs w:val="32"/>
+        </w:rPr>
+      </w:pPr>
+    </w:p>
+    <w:p>
+      <w:pPr>
+        <w:spacing w:after="0" w:line="240" w:lineRule="auto"/>
+        <w:jc w:val="center"/>
+        <w:rPr>
+          <w:rFonts w:ascii="TH Sarabun New" w:hAnsi="TH Sarabun New" w:cs="TH Sarabun New"/>
+          <w:b/>
+          <w:bCs/>
+          <w:sz w:val="32"/>
+          <w:szCs w:val="32"/>
+        </w:rPr>
+      </w:pPr>
+    </w:p>
+    <w:p>
+      <w:pPr>
+        <w:spacing w:after="0" w:line="240" w:lineRule="auto"/>
+        <w:jc w:val="center"/>
+        <w:rPr>
+          <w:rFonts w:ascii="TH Sarabun New" w:hAnsi="TH Sarabun New" w:cs="TH Sarabun New"/>
+          <w:b/>
+          <w:bCs/>
+          <w:sz w:val="32"/>
+          <w:szCs w:val="32"/>
+        </w:rPr>
+      </w:pPr>
+    </w:p>
+    <w:p>
+      <w:pPr>
+        <w:spacing w:after="0" w:line="240" w:lineRule="auto"/>
+        <w:jc w:val="center"/>
+        <w:rPr>
+          <w:rFonts w:ascii="TH Sarabun New" w:hAnsi="TH Sarabun New" w:cs="TH Sarabun New"/>
+          <w:b/>
+          <w:bCs/>
+          <w:sz w:val="32"/>
+          <w:szCs w:val="32"/>
+        </w:rPr>
+      </w:pPr>
+    </w:p>
+    <w:p>
+      <w:pPr>
+        <w:spacing w:after="0" w:line="240" w:lineRule="auto"/>
+        <w:jc w:val="center"/>
+        <w:rPr>
+          <w:rFonts w:ascii="TH Sarabun New" w:hAnsi="TH Sarabun New" w:cs="TH Sarabun New"/>
+          <w:b/>
+          <w:bCs/>
+          <w:sz w:val="32"/>
+          <w:szCs w:val="32"/>
+        </w:rPr>
+      </w:pPr>
+    </w:p>
+    <w:p>
+      <w:pPr>
+        <w:spacing w:after="0" w:line="240" w:lineRule="auto"/>
+        <w:jc w:val="center"/>
+        <w:rPr>
+          <w:rFonts w:ascii="TH Sarabun New" w:hAnsi="TH Sarabun New" w:cs="TH Sarabun New"/>
+          <w:b/>
+          <w:bCs/>
+          <w:sz w:val="32"/>
+          <w:szCs w:val="32"/>
+        </w:rPr>
+      </w:pPr>
+    </w:p>
+    <w:p>
+      <w:pPr>
+        <w:pStyle w:val="NormalWeb"/>
+        <w:tabs>
+          <w:tab w:val="left" w:pos="567"/>
+          <w:tab w:val="left" w:pos="1134"/>
+        </w:tabs>
+        <w:spacing w:before="0" w:beforeAutospacing="0" w:after="0" w:afterAutospacing="0"/>
+        <w:contextualSpacing/>
+        <w:jc w:val="thaiDistribute"/>
+        <w:rPr>
+          <w:rFonts w:ascii="TH Sarabun New" w:hAnsi="TH Sarabun New" w:cs="TH Sarabun New"/>
+          <w:sz w:val="32"/>
+          <w:szCs w:val="32"/>
+        </w:rPr>
+      </w:pPr>
+    </w:p>
+    <w:p>
+      <w:pPr>
+        <w:pStyle w:val="NormalWeb"/>
+        <w:tabs>
+          <w:tab w:val="left" w:pos="567"/>
+          <w:tab w:val="left" w:pos="1134"/>
+        </w:tabs>
+        <w:spacing w:before="0" w:beforeAutospacing="0" w:after="0" w:afterAutospacing="0"/>
+        <w:contextualSpacing/>
+        <w:jc w:val="thaiDistribute"/>
+        <w:rPr>
+          <w:rFonts w:ascii="TH Sarabun New" w:hAnsi="TH Sarabun New" w:cs="TH Sarabun New"/>
+          <w:sz w:val="32"/>
+          <w:szCs w:val="32"/>
+        </w:rPr>
+      </w:pPr>
+    </w:p>
+    <w:p>
+      <w:pPr>
+        <w:pStyle w:val="NormalWeb"/>
+        <w:tabs>
+          <w:tab w:val="left" w:pos="567"/>
+          <w:tab w:val="left" w:pos="1134"/>
+        </w:tabs>
+        <w:spacing w:before="0" w:beforeAutospacing="0" w:after="0" w:afterAutospacing="0"/>
+        <w:contextualSpacing/>
+        <w:jc w:val="thaiDistribute"/>
+        <w:rPr>
+          <w:rFonts w:ascii="TH Sarabun New" w:hAnsi="TH Sarabun New" w:cs="TH Sarabun New"/>
+          <w:sz w:val="32"/>
+          <w:szCs w:val="32"/>
+        </w:rPr>
+      </w:pPr>
+    </w:p>
+    <w:p>
+      <w:pPr>
+        <w:pStyle w:val="NormalWeb"/>
+        <w:tabs>
+          <w:tab w:val="left" w:pos="567"/>
+          <w:tab w:val="left" w:pos="1134"/>
+        </w:tabs>
+        <w:spacing w:before="0" w:beforeAutospacing="0" w:after="0" w:afterAutospacing="0"/>
+        <w:contextualSpacing/>
+        <w:jc w:val="center"/>
+        <w:rPr>
+          <w:rFonts w:ascii="TH Sarabun New" w:hAnsi="TH Sarabun New" w:cs="TH Sarabun New"/>
+          <w:b/>
+          <w:bCs/>
+          <w:sz w:val="32"/>
+          <w:szCs w:val="32"/>
+        </w:rPr>
+      </w:pPr>
       <w:r>
-        <w:rPr>
-          <w:rFonts w:ascii="TH Sarabun New" w:hAnsi="TH Sarabun New" w:cs="TH Sarabun New" w:hint="cs"/>
-          <w:sz w:val="32"/>
-          <w:szCs w:val="32"/>
-          <w:cs/>
-        </w:rPr>
-        <w:t>ข้อความแสดงวัตถุประสงค์และขอบเขตของปริญญานิพนธ์</w:t>
-      </w:r>
-      <w:r>
-        <w:rPr>
-          <w:rFonts w:ascii="TH Sarabun New" w:hAnsi="TH Sarabun New" w:cs="TH Sarabun New" w:hint="cs"/>
-          <w:sz w:val="32"/>
-          <w:szCs w:val="32"/>
-          <w:cs/>
-        </w:rPr>
-        <w:t xml:space="preserve"> วิธีการดำเนินงาน สรุปผลการดำเนินงาน</w:t>
-      </w:r>
-    </w:p>
-    <w:p>
-      <w:pPr>
-        <w:spacing w:after="0" w:line="240" w:lineRule="auto"/>
-        <w:jc w:val="thaiDistribute"/>
-        <w:rPr>
-          <w:rFonts w:ascii="TH Sarabun New" w:hAnsi="TH Sarabun New" w:cs="TH Sarabun New"/>
-          <w:sz w:val="32"/>
-          <w:szCs w:val="32"/>
-        </w:rPr>
-      </w:pPr>
-    </w:p>
-    <w:p>
-      <w:pPr>
-        <w:spacing w:after="0" w:line="240" w:lineRule="auto"/>
-        <w:jc w:val="thaiDistribute"/>
         <w:rPr>
           <w:rFonts w:ascii="TH Sarabun New" w:hAnsi="TH Sarabun New" w:cs="TH Sarabun New" w:hint="cs"/>
           <w:b/>
           <w:bCs/>
           <w:sz w:val="32"/>
           <w:szCs w:val="32"/>
-        </w:rPr>
-      </w:pPr>
-      <w:r>
-        <w:rPr>
-          <w:rFonts w:ascii="TH Sarabun New" w:hAnsi="TH Sarabun New" w:cs="TH Sarabun New" w:hint="cs"/>
-          <w:b/>
-          <w:bCs/>
-          <w:sz w:val="32"/>
-          <w:szCs w:val="32"/>
           <w:cs/>
         </w:rPr>
-        <w:t>คำสำคัญ</w:t>
+        <w:lastRenderedPageBreak/>
+        <w:t>กิติกรรมประกาศ</w:t>
       </w:r>
     </w:p>
     <w:p>
       <w:pPr>
-        <w:spacing w:after="0" w:line="240" w:lineRule="auto"/>
+        <w:pStyle w:val="NormalWeb"/>
+        <w:tabs>
+          <w:tab w:val="left" w:pos="567"/>
+          <w:tab w:val="left" w:pos="1134"/>
+        </w:tabs>
+        <w:spacing w:before="0" w:beforeAutospacing="0" w:after="0" w:afterAutospacing="0"/>
+        <w:contextualSpacing/>
+        <w:jc w:val="center"/>
         <w:rPr>
           <w:rFonts w:ascii="TH Sarabun New" w:hAnsi="TH Sarabun New" w:cs="TH Sarabun New"/>
           <w:b/>
@@ -2288,7 +2545,14 @@
     </w:p>
     <w:p>
       <w:pPr>
-        <w:spacing w:after="0" w:line="240" w:lineRule="auto"/>
+        <w:pStyle w:val="NormalWeb"/>
+        <w:tabs>
+          <w:tab w:val="left" w:pos="567"/>
+          <w:tab w:val="left" w:pos="1134"/>
+        </w:tabs>
+        <w:spacing w:before="0" w:beforeAutospacing="0" w:after="0" w:afterAutospacing="0"/>
+        <w:contextualSpacing/>
+        <w:jc w:val="center"/>
         <w:rPr>
           <w:rFonts w:ascii="TH Sarabun New" w:hAnsi="TH Sarabun New" w:cs="TH Sarabun New"/>
           <w:b/>
@@ -2300,7 +2564,14 @@
     </w:p>
     <w:p>
       <w:pPr>
-        <w:spacing w:after="0" w:line="240" w:lineRule="auto"/>
+        <w:pStyle w:val="NormalWeb"/>
+        <w:tabs>
+          <w:tab w:val="left" w:pos="567"/>
+          <w:tab w:val="left" w:pos="1134"/>
+        </w:tabs>
+        <w:spacing w:before="0" w:beforeAutospacing="0" w:after="0" w:afterAutospacing="0"/>
+        <w:contextualSpacing/>
+        <w:jc w:val="center"/>
         <w:rPr>
           <w:rFonts w:ascii="TH Sarabun New" w:hAnsi="TH Sarabun New" w:cs="TH Sarabun New"/>
           <w:b/>
@@ -2312,7 +2583,14 @@
     </w:p>
     <w:p>
       <w:pPr>
-        <w:spacing w:after="0" w:line="240" w:lineRule="auto"/>
+        <w:pStyle w:val="NormalWeb"/>
+        <w:tabs>
+          <w:tab w:val="left" w:pos="567"/>
+          <w:tab w:val="left" w:pos="1134"/>
+        </w:tabs>
+        <w:spacing w:before="0" w:beforeAutospacing="0" w:after="0" w:afterAutospacing="0"/>
+        <w:contextualSpacing/>
+        <w:jc w:val="center"/>
         <w:rPr>
           <w:rFonts w:ascii="TH Sarabun New" w:hAnsi="TH Sarabun New" w:cs="TH Sarabun New"/>
           <w:b/>
@@ -2324,7 +2602,13 @@
     </w:p>
     <w:p>
       <w:pPr>
-        <w:spacing w:after="0" w:line="240" w:lineRule="auto"/>
+        <w:pStyle w:val="NormalWeb"/>
+        <w:tabs>
+          <w:tab w:val="left" w:pos="567"/>
+          <w:tab w:val="left" w:pos="1134"/>
+        </w:tabs>
+        <w:spacing w:before="0" w:beforeAutospacing="0" w:after="0" w:afterAutospacing="0"/>
+        <w:contextualSpacing/>
         <w:jc w:val="center"/>
         <w:rPr>
           <w:rFonts w:ascii="TH Sarabun New" w:hAnsi="TH Sarabun New" w:cs="TH Sarabun New"/>
@@ -2337,7 +2621,13 @@
     </w:p>
     <w:p>
       <w:pPr>
-        <w:spacing w:after="0" w:line="240" w:lineRule="auto"/>
+        <w:pStyle w:val="NormalWeb"/>
+        <w:tabs>
+          <w:tab w:val="left" w:pos="567"/>
+          <w:tab w:val="left" w:pos="1134"/>
+        </w:tabs>
+        <w:spacing w:before="0" w:beforeAutospacing="0" w:after="0" w:afterAutospacing="0"/>
+        <w:contextualSpacing/>
         <w:jc w:val="center"/>
         <w:rPr>
           <w:rFonts w:ascii="TH Sarabun New" w:hAnsi="TH Sarabun New" w:cs="TH Sarabun New"/>
@@ -2350,7 +2640,13 @@
     </w:p>
     <w:p>
       <w:pPr>
-        <w:spacing w:after="0" w:line="240" w:lineRule="auto"/>
+        <w:pStyle w:val="NormalWeb"/>
+        <w:tabs>
+          <w:tab w:val="left" w:pos="567"/>
+          <w:tab w:val="left" w:pos="1134"/>
+        </w:tabs>
+        <w:spacing w:before="0" w:beforeAutospacing="0" w:after="0" w:afterAutospacing="0"/>
+        <w:contextualSpacing/>
         <w:jc w:val="center"/>
         <w:rPr>
           <w:rFonts w:ascii="TH Sarabun New" w:hAnsi="TH Sarabun New" w:cs="TH Sarabun New"/>
@@ -2363,7 +2659,13 @@
     </w:p>
     <w:p>
       <w:pPr>
-        <w:spacing w:after="0" w:line="240" w:lineRule="auto"/>
+        <w:pStyle w:val="NormalWeb"/>
+        <w:tabs>
+          <w:tab w:val="left" w:pos="567"/>
+          <w:tab w:val="left" w:pos="1134"/>
+        </w:tabs>
+        <w:spacing w:before="0" w:beforeAutospacing="0" w:after="0" w:afterAutospacing="0"/>
+        <w:contextualSpacing/>
         <w:jc w:val="center"/>
         <w:rPr>
           <w:rFonts w:ascii="TH Sarabun New" w:hAnsi="TH Sarabun New" w:cs="TH Sarabun New"/>
@@ -2376,7 +2678,13 @@
     </w:p>
     <w:p>
       <w:pPr>
-        <w:spacing w:after="0" w:line="240" w:lineRule="auto"/>
+        <w:pStyle w:val="NormalWeb"/>
+        <w:tabs>
+          <w:tab w:val="left" w:pos="567"/>
+          <w:tab w:val="left" w:pos="1134"/>
+        </w:tabs>
+        <w:spacing w:before="0" w:beforeAutospacing="0" w:after="0" w:afterAutospacing="0"/>
+        <w:contextualSpacing/>
         <w:jc w:val="center"/>
         <w:rPr>
           <w:rFonts w:ascii="TH Sarabun New" w:hAnsi="TH Sarabun New" w:cs="TH Sarabun New"/>
@@ -2389,7 +2697,13 @@
     </w:p>
     <w:p>
       <w:pPr>
-        <w:spacing w:after="0" w:line="240" w:lineRule="auto"/>
+        <w:pStyle w:val="NormalWeb"/>
+        <w:tabs>
+          <w:tab w:val="left" w:pos="567"/>
+          <w:tab w:val="left" w:pos="1134"/>
+        </w:tabs>
+        <w:spacing w:before="0" w:beforeAutospacing="0" w:after="0" w:afterAutospacing="0"/>
+        <w:contextualSpacing/>
         <w:jc w:val="center"/>
         <w:rPr>
           <w:rFonts w:ascii="TH Sarabun New" w:hAnsi="TH Sarabun New" w:cs="TH Sarabun New"/>
@@ -2402,330 +2716,6 @@
     </w:p>
     <w:p>
       <w:pPr>
-        <w:spacing w:after="0" w:line="240" w:lineRule="auto"/>
-        <w:jc w:val="center"/>
-        <w:rPr>
-          <w:rFonts w:ascii="TH Sarabun New" w:hAnsi="TH Sarabun New" w:cs="TH Sarabun New"/>
-          <w:b/>
-          <w:bCs/>
-          <w:sz w:val="32"/>
-          <w:szCs w:val="32"/>
-        </w:rPr>
-      </w:pPr>
-    </w:p>
-    <w:p>
-      <w:pPr>
-        <w:spacing w:after="0" w:line="240" w:lineRule="auto"/>
-        <w:jc w:val="center"/>
-        <w:rPr>
-          <w:rFonts w:ascii="TH Sarabun New" w:hAnsi="TH Sarabun New" w:cs="TH Sarabun New"/>
-          <w:b/>
-          <w:bCs/>
-          <w:sz w:val="32"/>
-          <w:szCs w:val="32"/>
-        </w:rPr>
-      </w:pPr>
-    </w:p>
-    <w:p>
-      <w:pPr>
-        <w:spacing w:after="0" w:line="240" w:lineRule="auto"/>
-        <w:jc w:val="center"/>
-        <w:rPr>
-          <w:rFonts w:ascii="TH Sarabun New" w:hAnsi="TH Sarabun New" w:cs="TH Sarabun New"/>
-          <w:b/>
-          <w:bCs/>
-          <w:sz w:val="32"/>
-          <w:szCs w:val="32"/>
-        </w:rPr>
-      </w:pPr>
-    </w:p>
-    <w:p>
-      <w:pPr>
-        <w:spacing w:after="0" w:line="240" w:lineRule="auto"/>
-        <w:jc w:val="center"/>
-        <w:rPr>
-          <w:rFonts w:ascii="TH Sarabun New" w:hAnsi="TH Sarabun New" w:cs="TH Sarabun New"/>
-          <w:b/>
-          <w:bCs/>
-          <w:sz w:val="32"/>
-          <w:szCs w:val="32"/>
-        </w:rPr>
-      </w:pPr>
-    </w:p>
-    <w:p>
-      <w:pPr>
-        <w:pStyle w:val="NormalWeb"/>
-        <w:tabs>
-          <w:tab w:val="left" w:pos="567"/>
-          <w:tab w:val="left" w:pos="1134"/>
-        </w:tabs>
-        <w:spacing w:before="0" w:beforeAutospacing="0" w:after="0" w:afterAutospacing="0"/>
-        <w:contextualSpacing/>
-        <w:jc w:val="thaiDistribute"/>
-        <w:rPr>
-          <w:rFonts w:ascii="TH Sarabun New" w:hAnsi="TH Sarabun New" w:cs="TH Sarabun New"/>
-          <w:sz w:val="32"/>
-          <w:szCs w:val="32"/>
-        </w:rPr>
-      </w:pPr>
-    </w:p>
-    <w:p>
-      <w:pPr>
-        <w:pStyle w:val="NormalWeb"/>
-        <w:tabs>
-          <w:tab w:val="left" w:pos="567"/>
-          <w:tab w:val="left" w:pos="1134"/>
-        </w:tabs>
-        <w:spacing w:before="0" w:beforeAutospacing="0" w:after="0" w:afterAutospacing="0"/>
-        <w:contextualSpacing/>
-        <w:jc w:val="thaiDistribute"/>
-        <w:rPr>
-          <w:rFonts w:ascii="TH Sarabun New" w:hAnsi="TH Sarabun New" w:cs="TH Sarabun New"/>
-          <w:sz w:val="32"/>
-          <w:szCs w:val="32"/>
-        </w:rPr>
-      </w:pPr>
-    </w:p>
-    <w:p>
-      <w:pPr>
-        <w:pStyle w:val="NormalWeb"/>
-        <w:tabs>
-          <w:tab w:val="left" w:pos="567"/>
-          <w:tab w:val="left" w:pos="1134"/>
-        </w:tabs>
-        <w:spacing w:before="0" w:beforeAutospacing="0" w:after="0" w:afterAutospacing="0"/>
-        <w:contextualSpacing/>
-        <w:jc w:val="thaiDistribute"/>
-        <w:rPr>
-          <w:rFonts w:ascii="TH Sarabun New" w:hAnsi="TH Sarabun New" w:cs="TH Sarabun New"/>
-          <w:sz w:val="32"/>
-          <w:szCs w:val="32"/>
-        </w:rPr>
-      </w:pPr>
-    </w:p>
-    <w:p>
-      <w:pPr>
-        <w:pStyle w:val="NormalWeb"/>
-        <w:tabs>
-          <w:tab w:val="left" w:pos="567"/>
-          <w:tab w:val="left" w:pos="1134"/>
-        </w:tabs>
-        <w:spacing w:before="0" w:beforeAutospacing="0" w:after="0" w:afterAutospacing="0"/>
-        <w:contextualSpacing/>
-        <w:jc w:val="center"/>
-        <w:rPr>
-          <w:rFonts w:ascii="TH Sarabun New" w:hAnsi="TH Sarabun New" w:cs="TH Sarabun New"/>
-          <w:b/>
-          <w:bCs/>
-          <w:sz w:val="32"/>
-          <w:szCs w:val="32"/>
-        </w:rPr>
-      </w:pPr>
-      <w:r>
-        <w:rPr>
-          <w:rFonts w:ascii="TH Sarabun New" w:hAnsi="TH Sarabun New" w:cs="TH Sarabun New" w:hint="cs"/>
-          <w:b/>
-          <w:bCs/>
-          <w:sz w:val="32"/>
-          <w:szCs w:val="32"/>
-          <w:cs/>
-        </w:rPr>
-        <w:lastRenderedPageBreak/>
-        <w:t>กิติกรรมประกาศ</w:t>
-      </w:r>
-    </w:p>
-    <w:p>
-      <w:pPr>
-        <w:pStyle w:val="NormalWeb"/>
-        <w:tabs>
-          <w:tab w:val="left" w:pos="567"/>
-          <w:tab w:val="left" w:pos="1134"/>
-        </w:tabs>
-        <w:spacing w:before="0" w:beforeAutospacing="0" w:after="0" w:afterAutospacing="0"/>
-        <w:contextualSpacing/>
-        <w:jc w:val="center"/>
-        <w:rPr>
-          <w:rFonts w:ascii="TH Sarabun New" w:hAnsi="TH Sarabun New" w:cs="TH Sarabun New"/>
-          <w:b/>
-          <w:bCs/>
-          <w:sz w:val="32"/>
-          <w:szCs w:val="32"/>
-        </w:rPr>
-      </w:pPr>
-    </w:p>
-    <w:p>
-      <w:pPr>
-        <w:pStyle w:val="NormalWeb"/>
-        <w:tabs>
-          <w:tab w:val="left" w:pos="567"/>
-          <w:tab w:val="left" w:pos="1134"/>
-        </w:tabs>
-        <w:spacing w:before="0" w:beforeAutospacing="0" w:after="0" w:afterAutospacing="0"/>
-        <w:contextualSpacing/>
-        <w:jc w:val="center"/>
-        <w:rPr>
-          <w:rFonts w:ascii="TH Sarabun New" w:hAnsi="TH Sarabun New" w:cs="TH Sarabun New"/>
-          <w:b/>
-          <w:bCs/>
-          <w:sz w:val="32"/>
-          <w:szCs w:val="32"/>
-        </w:rPr>
-      </w:pPr>
-    </w:p>
-    <w:p>
-      <w:pPr>
-        <w:pStyle w:val="NormalWeb"/>
-        <w:tabs>
-          <w:tab w:val="left" w:pos="567"/>
-          <w:tab w:val="left" w:pos="1134"/>
-        </w:tabs>
-        <w:spacing w:before="0" w:beforeAutospacing="0" w:after="0" w:afterAutospacing="0"/>
-        <w:contextualSpacing/>
-        <w:jc w:val="center"/>
-        <w:rPr>
-          <w:rFonts w:ascii="TH Sarabun New" w:hAnsi="TH Sarabun New" w:cs="TH Sarabun New"/>
-          <w:b/>
-          <w:bCs/>
-          <w:sz w:val="32"/>
-          <w:szCs w:val="32"/>
-        </w:rPr>
-      </w:pPr>
-    </w:p>
-    <w:p>
-      <w:pPr>
-        <w:pStyle w:val="NormalWeb"/>
-        <w:tabs>
-          <w:tab w:val="left" w:pos="567"/>
-          <w:tab w:val="left" w:pos="1134"/>
-        </w:tabs>
-        <w:spacing w:before="0" w:beforeAutospacing="0" w:after="0" w:afterAutospacing="0"/>
-        <w:contextualSpacing/>
-        <w:jc w:val="center"/>
-        <w:rPr>
-          <w:rFonts w:ascii="TH Sarabun New" w:hAnsi="TH Sarabun New" w:cs="TH Sarabun New"/>
-          <w:b/>
-          <w:bCs/>
-          <w:sz w:val="32"/>
-          <w:szCs w:val="32"/>
-        </w:rPr>
-      </w:pPr>
-    </w:p>
-    <w:p>
-      <w:pPr>
-        <w:pStyle w:val="NormalWeb"/>
-        <w:tabs>
-          <w:tab w:val="left" w:pos="567"/>
-          <w:tab w:val="left" w:pos="1134"/>
-        </w:tabs>
-        <w:spacing w:before="0" w:beforeAutospacing="0" w:after="0" w:afterAutospacing="0"/>
-        <w:contextualSpacing/>
-        <w:jc w:val="center"/>
-        <w:rPr>
-          <w:rFonts w:ascii="TH Sarabun New" w:hAnsi="TH Sarabun New" w:cs="TH Sarabun New"/>
-          <w:b/>
-          <w:bCs/>
-          <w:sz w:val="32"/>
-          <w:szCs w:val="32"/>
-        </w:rPr>
-      </w:pPr>
-    </w:p>
-    <w:p>
-      <w:pPr>
-        <w:pStyle w:val="NormalWeb"/>
-        <w:tabs>
-          <w:tab w:val="left" w:pos="567"/>
-          <w:tab w:val="left" w:pos="1134"/>
-        </w:tabs>
-        <w:spacing w:before="0" w:beforeAutospacing="0" w:after="0" w:afterAutospacing="0"/>
-        <w:contextualSpacing/>
-        <w:jc w:val="center"/>
-        <w:rPr>
-          <w:rFonts w:ascii="TH Sarabun New" w:hAnsi="TH Sarabun New" w:cs="TH Sarabun New"/>
-          <w:b/>
-          <w:bCs/>
-          <w:sz w:val="32"/>
-          <w:szCs w:val="32"/>
-        </w:rPr>
-      </w:pPr>
-    </w:p>
-    <w:p>
-      <w:pPr>
-        <w:pStyle w:val="NormalWeb"/>
-        <w:tabs>
-          <w:tab w:val="left" w:pos="567"/>
-          <w:tab w:val="left" w:pos="1134"/>
-        </w:tabs>
-        <w:spacing w:before="0" w:beforeAutospacing="0" w:after="0" w:afterAutospacing="0"/>
-        <w:contextualSpacing/>
-        <w:jc w:val="center"/>
-        <w:rPr>
-          <w:rFonts w:ascii="TH Sarabun New" w:hAnsi="TH Sarabun New" w:cs="TH Sarabun New"/>
-          <w:b/>
-          <w:bCs/>
-          <w:sz w:val="32"/>
-          <w:szCs w:val="32"/>
-        </w:rPr>
-      </w:pPr>
-    </w:p>
-    <w:p>
-      <w:pPr>
-        <w:pStyle w:val="NormalWeb"/>
-        <w:tabs>
-          <w:tab w:val="left" w:pos="567"/>
-          <w:tab w:val="left" w:pos="1134"/>
-        </w:tabs>
-        <w:spacing w:before="0" w:beforeAutospacing="0" w:after="0" w:afterAutospacing="0"/>
-        <w:contextualSpacing/>
-        <w:jc w:val="center"/>
-        <w:rPr>
-          <w:rFonts w:ascii="TH Sarabun New" w:hAnsi="TH Sarabun New" w:cs="TH Sarabun New"/>
-          <w:b/>
-          <w:bCs/>
-          <w:sz w:val="32"/>
-          <w:szCs w:val="32"/>
-        </w:rPr>
-      </w:pPr>
-    </w:p>
-    <w:p>
-      <w:pPr>
-        <w:pStyle w:val="NormalWeb"/>
-        <w:tabs>
-          <w:tab w:val="left" w:pos="567"/>
-          <w:tab w:val="left" w:pos="1134"/>
-        </w:tabs>
-        <w:spacing w:before="0" w:beforeAutospacing="0" w:after="0" w:afterAutospacing="0"/>
-        <w:contextualSpacing/>
-        <w:jc w:val="center"/>
-        <w:rPr>
-          <w:rFonts w:ascii="TH Sarabun New" w:hAnsi="TH Sarabun New" w:cs="TH Sarabun New" w:hint="cs"/>
-          <w:b/>
-          <w:bCs/>
-          <w:sz w:val="32"/>
-          <w:szCs w:val="32"/>
-        </w:rPr>
-      </w:pPr>
-    </w:p>
-    <w:p>
-      <w:pPr>
-        <w:pStyle w:val="NormalWeb"/>
-        <w:tabs>
-          <w:tab w:val="left" w:pos="567"/>
-          <w:tab w:val="left" w:pos="1134"/>
-        </w:tabs>
-        <w:spacing w:before="0" w:beforeAutospacing="0" w:after="0" w:afterAutospacing="0"/>
-        <w:contextualSpacing/>
-        <w:jc w:val="center"/>
-        <w:rPr>
-          <w:rFonts w:ascii="TH Sarabun New" w:hAnsi="TH Sarabun New" w:cs="TH Sarabun New"/>
-          <w:b/>
-          <w:bCs/>
-          <w:sz w:val="32"/>
-          <w:szCs w:val="32"/>
-        </w:rPr>
-      </w:pPr>
-    </w:p>
-    <w:p>
-      <w:pPr>
         <w:pStyle w:val="NormalWeb"/>
         <w:tabs>
           <w:tab w:val="left" w:pos="567"/>
@@ -2735,7 +2725,7 @@
         <w:contextualSpacing/>
         <w:jc w:val="right"/>
         <w:rPr>
-          <w:rFonts w:ascii="TH Sarabun New" w:hAnsi="TH Sarabun New" w:cs="TH Sarabun New" w:hint="cs"/>
+          <w:rFonts w:ascii="TH Sarabun New" w:hAnsi="TH Sarabun New" w:cs="TH Sarabun New"/>
           <w:sz w:val="32"/>
           <w:szCs w:val="32"/>
           <w:cs/>
@@ -3178,19 +3168,15 @@
               <w:contextualSpacing/>
               <w:jc w:val="right"/>
               <w:rPr>
+                <w:rFonts w:ascii="TH Sarabun New" w:hAnsi="TH Sarabun New" w:cs="TH Sarabun New"/>
+                <w:sz w:val="32"/>
+                <w:szCs w:val="32"/>
+                <w:cs/>
+              </w:rPr>
+            </w:pPr>
+            <w:r>
+              <w:rPr>
                 <w:rFonts w:ascii="TH Sarabun New" w:hAnsi="TH Sarabun New" w:cs="TH Sarabun New" w:hint="cs"/>
-                <w:b/>
-                <w:bCs/>
-                <w:sz w:val="32"/>
-                <w:szCs w:val="32"/>
-                <w:cs/>
-              </w:rPr>
-            </w:pPr>
-            <w:r>
-              <w:rPr>
-                <w:rFonts w:ascii="TH Sarabun New" w:hAnsi="TH Sarabun New" w:cs="TH Sarabun New" w:hint="cs"/>
-                <w:b/>
-                <w:bCs/>
                 <w:sz w:val="32"/>
                 <w:szCs w:val="32"/>
                 <w:cs/>
@@ -3216,7 +3202,7 @@
               <w:spacing w:before="0" w:beforeAutospacing="0" w:after="0" w:afterAutospacing="0"/>
               <w:contextualSpacing/>
               <w:rPr>
-                <w:rFonts w:ascii="TH Sarabun New" w:hAnsi="TH Sarabun New" w:cs="TH Sarabun New" w:hint="cs"/>
+                <w:rFonts w:ascii="TH Sarabun New" w:hAnsi="TH Sarabun New" w:cs="TH Sarabun New"/>
                 <w:sz w:val="32"/>
                 <w:szCs w:val="32"/>
                 <w:cs/>
@@ -3455,29 +3441,20 @@
               <w:spacing w:before="0" w:beforeAutospacing="0" w:after="0" w:afterAutospacing="0"/>
               <w:contextualSpacing/>
               <w:rPr>
+                <w:rFonts w:ascii="TH Sarabun New" w:hAnsi="TH Sarabun New" w:cs="TH Sarabun New"/>
+                <w:sz w:val="32"/>
+                <w:szCs w:val="32"/>
+                <w:cs/>
+              </w:rPr>
+            </w:pPr>
+            <w:r>
+              <w:rPr>
                 <w:rFonts w:ascii="TH Sarabun New" w:hAnsi="TH Sarabun New" w:cs="TH Sarabun New" w:hint="cs"/>
                 <w:sz w:val="32"/>
                 <w:szCs w:val="32"/>
                 <w:cs/>
               </w:rPr>
-            </w:pPr>
-            <w:r>
-              <w:rPr>
-                <w:rFonts w:ascii="TH Sarabun New" w:hAnsi="TH Sarabun New" w:cs="TH Sarabun New" w:hint="cs"/>
-                <w:sz w:val="32"/>
-                <w:szCs w:val="32"/>
-                <w:cs/>
-              </w:rPr>
-              <w:t>สารบัญ</w:t>
-            </w:r>
-            <w:r>
-              <w:rPr>
-                <w:rFonts w:ascii="TH Sarabun New" w:hAnsi="TH Sarabun New" w:cs="TH Sarabun New" w:hint="cs"/>
-                <w:sz w:val="32"/>
-                <w:szCs w:val="32"/>
-                <w:cs/>
-              </w:rPr>
-              <w:t>รูป</w:t>
+              <w:t>สารบัญรูป</w:t>
             </w:r>
           </w:p>
         </w:tc>
@@ -3520,7 +3497,7 @@
               <w:spacing w:before="0" w:beforeAutospacing="0" w:after="0" w:afterAutospacing="0"/>
               <w:contextualSpacing/>
               <w:rPr>
-                <w:rFonts w:ascii="TH Sarabun New" w:hAnsi="TH Sarabun New" w:cs="TH Sarabun New" w:hint="cs"/>
+                <w:rFonts w:ascii="TH Sarabun New" w:hAnsi="TH Sarabun New" w:cs="TH Sarabun New"/>
                 <w:sz w:val="32"/>
                 <w:szCs w:val="32"/>
                 <w:cs/>
@@ -3585,12 +3562,21 @@
               <w:spacing w:before="0" w:beforeAutospacing="0" w:after="0" w:afterAutospacing="0"/>
               <w:contextualSpacing/>
               <w:rPr>
+                <w:rFonts w:ascii="TH Sarabun New" w:hAnsi="TH Sarabun New" w:cs="TH Sarabun New"/>
+                <w:sz w:val="32"/>
+                <w:szCs w:val="32"/>
+                <w:cs/>
+              </w:rPr>
+            </w:pPr>
+            <w:r>
+              <w:rPr>
                 <w:rFonts w:ascii="TH Sarabun New" w:hAnsi="TH Sarabun New" w:cs="TH Sarabun New" w:hint="cs"/>
                 <w:sz w:val="32"/>
                 <w:szCs w:val="32"/>
                 <w:cs/>
               </w:rPr>
-            </w:pPr>
+              <w:t>บทที่</w:t>
+            </w:r>
             <w:r>
               <w:rPr>
                 <w:rFonts w:ascii="TH Sarabun New" w:hAnsi="TH Sarabun New" w:cs="TH Sarabun New" w:hint="cs"/>
@@ -3598,15 +3584,6 @@
                 <w:szCs w:val="32"/>
                 <w:cs/>
               </w:rPr>
-              <w:t>บทที่</w:t>
-            </w:r>
-            <w:r>
-              <w:rPr>
-                <w:rFonts w:ascii="TH Sarabun New" w:hAnsi="TH Sarabun New" w:cs="TH Sarabun New" w:hint="cs"/>
-                <w:sz w:val="32"/>
-                <w:szCs w:val="32"/>
-                <w:cs/>
-              </w:rPr>
               <w:t xml:space="preserve"> </w:t>
             </w:r>
             <w:r>
@@ -3615,7 +3592,15 @@
                 <w:sz w:val="32"/>
                 <w:szCs w:val="32"/>
               </w:rPr>
-              <w:t xml:space="preserve">1  </w:t>
+              <w:t>1</w:t>
+            </w:r>
+            <w:r>
+              <w:rPr>
+                <w:rFonts w:ascii="TH Sarabun New" w:hAnsi="TH Sarabun New" w:cs="TH Sarabun New"/>
+                <w:sz w:val="32"/>
+                <w:szCs w:val="32"/>
+              </w:rPr>
+              <w:t xml:space="preserve">  </w:t>
             </w:r>
             <w:r>
               <w:rPr>
@@ -3696,31 +3681,29 @@
               <w:spacing w:before="0" w:beforeAutospacing="0" w:after="0" w:afterAutospacing="0"/>
               <w:contextualSpacing/>
               <w:rPr>
+                <w:rFonts w:ascii="TH Sarabun New" w:hAnsi="TH Sarabun New" w:cs="TH Sarabun New"/>
+                <w:sz w:val="32"/>
+                <w:szCs w:val="32"/>
+                <w:cs/>
+              </w:rPr>
+            </w:pPr>
+            <w:r>
+              <w:rPr>
+                <w:rFonts w:ascii="TH Sarabun New" w:hAnsi="TH Sarabun New" w:cs="TH Sarabun New"/>
+                <w:sz w:val="32"/>
+                <w:szCs w:val="32"/>
+              </w:rPr>
+              <w:t xml:space="preserve">1.1  </w:t>
+            </w:r>
+            <w:r>
+              <w:rPr>
                 <w:rFonts w:ascii="TH Sarabun New" w:hAnsi="TH Sarabun New" w:cs="TH Sarabun New" w:hint="cs"/>
                 <w:sz w:val="32"/>
                 <w:szCs w:val="32"/>
                 <w:cs/>
               </w:rPr>
-            </w:pPr>
-            <w:proofErr w:type="gramStart"/>
-            <w:r>
-              <w:rPr>
-                <w:rFonts w:ascii="TH Sarabun New" w:hAnsi="TH Sarabun New" w:cs="TH Sarabun New"/>
-                <w:sz w:val="32"/>
-                <w:szCs w:val="32"/>
-              </w:rPr>
-              <w:t xml:space="preserve">1.1  </w:t>
-            </w:r>
-            <w:r>
-              <w:rPr>
-                <w:rFonts w:ascii="TH Sarabun New" w:hAnsi="TH Sarabun New" w:cs="TH Sarabun New" w:hint="cs"/>
-                <w:sz w:val="32"/>
-                <w:szCs w:val="32"/>
-                <w:cs/>
-              </w:rPr>
               <w:t>ความเป็นมาและความสำคัญ</w:t>
             </w:r>
-            <w:proofErr w:type="gramEnd"/>
           </w:p>
         </w:tc>
         <w:tc>
@@ -3791,31 +3774,37 @@
               <w:spacing w:before="0" w:beforeAutospacing="0" w:after="0" w:afterAutospacing="0"/>
               <w:contextualSpacing/>
               <w:rPr>
-                <w:rFonts w:ascii="TH Sarabun New" w:hAnsi="TH Sarabun New" w:cs="TH Sarabun New" w:hint="cs"/>
+                <w:rFonts w:ascii="TH Sarabun New" w:hAnsi="TH Sarabun New" w:cs="TH Sarabun New"/>
                 <w:sz w:val="32"/>
                 <w:szCs w:val="32"/>
                 <w:cs/>
               </w:rPr>
             </w:pPr>
-            <w:proofErr w:type="gramStart"/>
-            <w:r>
-              <w:rPr>
-                <w:rFonts w:ascii="TH Sarabun New" w:hAnsi="TH Sarabun New" w:cs="TH Sarabun New"/>
-                <w:sz w:val="32"/>
-                <w:szCs w:val="32"/>
-              </w:rPr>
-              <w:t xml:space="preserve">1.2  </w:t>
-            </w:r>
-            <w:r>
-              <w:rPr>
-                <w:rFonts w:ascii="TH Sarabun New" w:hAnsi="TH Sarabun New" w:cs="TH Sarabun New" w:hint="cs"/>
+            <w:r>
+              <w:rPr>
+                <w:rFonts w:ascii="TH Sarabun New" w:hAnsi="TH Sarabun New" w:cs="TH Sarabun New"/>
+                <w:sz w:val="32"/>
+                <w:szCs w:val="32"/>
+              </w:rPr>
+              <w:t>1.2</w:t>
+            </w:r>
+            <w:r>
+              <w:rPr>
+                <w:rFonts w:ascii="TH Sarabun New" w:hAnsi="TH Sarabun New" w:cs="TH Sarabun New"/>
+                <w:sz w:val="32"/>
+                <w:szCs w:val="32"/>
+              </w:rPr>
+              <w:t xml:space="preserve">  </w:t>
+            </w:r>
+            <w:r>
+              <w:rPr>
+                <w:rFonts w:ascii="TH Sarabun New" w:hAnsi="TH Sarabun New" w:cs="TH Sarabun New"/>
                 <w:sz w:val="32"/>
                 <w:szCs w:val="32"/>
                 <w:cs/>
               </w:rPr>
-              <w:t>วั</w:t>
-            </w:r>
-            <w:proofErr w:type="gramEnd"/>
+              <w:t>วัตถุประสงค์</w:t>
+            </w:r>
           </w:p>
         </w:tc>
         <w:tc>
@@ -3899,6 +3888,23 @@
               </w:rPr>
               <w:t>1.3</w:t>
             </w:r>
+            <w:r>
+              <w:rPr>
+                <w:rFonts w:ascii="TH Sarabun New" w:hAnsi="TH Sarabun New" w:cs="TH Sarabun New"/>
+                <w:sz w:val="32"/>
+                <w:szCs w:val="32"/>
+              </w:rPr>
+              <w:t xml:space="preserve">  </w:t>
+            </w:r>
+            <w:r>
+              <w:rPr>
+                <w:rFonts w:ascii="TH Sarabun New" w:hAnsi="TH Sarabun New" w:cs="TH Sarabun New"/>
+                <w:sz w:val="32"/>
+                <w:szCs w:val="32"/>
+                <w:cs/>
+              </w:rPr>
+              <w:t>ขอบเขต</w:t>
+            </w:r>
           </w:p>
         </w:tc>
         <w:tc>
@@ -3988,7 +3994,16 @@
                 <w:sz w:val="32"/>
                 <w:szCs w:val="32"/>
               </w:rPr>
-              <w:t xml:space="preserve"> </w:t>
+              <w:t xml:space="preserve">  </w:t>
+            </w:r>
+            <w:r>
+              <w:rPr>
+                <w:rFonts w:ascii="TH Sarabun New" w:hAnsi="TH Sarabun New" w:cs="TH Sarabun New"/>
+                <w:sz w:val="32"/>
+                <w:szCs w:val="32"/>
+                <w:cs/>
+              </w:rPr>
+              <w:t>ประโยชน์ที่คาดว่าจะได้รับ</w:t>
             </w:r>
           </w:p>
         </w:tc>
@@ -4053,6 +4068,23 @@
               </w:rPr>
               <w:t>2</w:t>
             </w:r>
+            <w:r>
+              <w:rPr>
+                <w:rFonts w:ascii="TH Sarabun New" w:hAnsi="TH Sarabun New" w:cs="TH Sarabun New"/>
+                <w:sz w:val="32"/>
+                <w:szCs w:val="32"/>
+              </w:rPr>
+              <w:t xml:space="preserve">  </w:t>
+            </w:r>
+            <w:r>
+              <w:rPr>
+                <w:rFonts w:ascii="TH Sarabun New" w:hAnsi="TH Sarabun New" w:cs="TH Sarabun New"/>
+                <w:sz w:val="32"/>
+                <w:szCs w:val="32"/>
+                <w:cs/>
+              </w:rPr>
+              <w:t>ทฤษฎีและงานวิจัยเกี่ยวข้อง</w:t>
+            </w:r>
           </w:p>
         </w:tc>
         <w:tc>
@@ -4120,6 +4152,23 @@
                 <w:szCs w:val="32"/>
               </w:rPr>
             </w:pPr>
+            <w:r>
+              <w:rPr>
+                <w:rFonts w:ascii="TH Sarabun New" w:hAnsi="TH Sarabun New" w:cs="TH Sarabun New"/>
+                <w:sz w:val="32"/>
+                <w:szCs w:val="32"/>
+              </w:rPr>
+              <w:t xml:space="preserve">2.1  </w:t>
+            </w:r>
+            <w:r>
+              <w:rPr>
+                <w:rFonts w:ascii="TH Sarabun New" w:hAnsi="TH Sarabun New" w:cs="TH Sarabun New"/>
+                <w:sz w:val="32"/>
+                <w:szCs w:val="32"/>
+                <w:cs/>
+              </w:rPr>
+              <w:t>งานวิจัยเกี่ยวข้อง</w:t>
+            </w:r>
           </w:p>
         </w:tc>
         <w:tc>
@@ -4187,6 +4236,23 @@
                 <w:szCs w:val="32"/>
               </w:rPr>
             </w:pPr>
+            <w:r>
+              <w:rPr>
+                <w:rFonts w:ascii="TH Sarabun New" w:hAnsi="TH Sarabun New" w:cs="TH Sarabun New"/>
+                <w:sz w:val="32"/>
+                <w:szCs w:val="32"/>
+              </w:rPr>
+              <w:t xml:space="preserve">2.2  </w:t>
+            </w:r>
+            <w:r>
+              <w:rPr>
+                <w:rFonts w:ascii="TH Sarabun New" w:hAnsi="TH Sarabun New" w:cs="TH Sarabun New"/>
+                <w:sz w:val="32"/>
+                <w:szCs w:val="32"/>
+                <w:cs/>
+              </w:rPr>
+              <w:t>ข้อมูลสถานะช่องสัญญาณวิทยุและผลตอบสนองความถี่ของช่องสัญญาณ</w:t>
+            </w:r>
           </w:p>
         </w:tc>
         <w:tc>
@@ -4215,40 +4281,60 @@
       <w:tr>
         <w:tc>
           <w:tcPr>
-            <w:tcW w:w="7650" w:type="dxa"/>
-            <w:gridSpan w:val="2"/>
-          </w:tcPr>
-          <w:p>
-            <w:pPr>
-              <w:pStyle w:val="NormalWeb"/>
-              <w:tabs>
-                <w:tab w:val="left" w:pos="567"/>
-                <w:tab w:val="left" w:pos="1134"/>
-              </w:tabs>
-              <w:spacing w:before="0" w:beforeAutospacing="0" w:after="0" w:afterAutospacing="0"/>
-              <w:contextualSpacing/>
-              <w:rPr>
-                <w:rFonts w:ascii="TH Sarabun New" w:hAnsi="TH Sarabun New" w:cs="TH Sarabun New"/>
-                <w:sz w:val="32"/>
-                <w:szCs w:val="32"/>
-              </w:rPr>
-            </w:pPr>
-            <w:r>
-              <w:rPr>
-                <w:rFonts w:ascii="TH Sarabun New" w:hAnsi="TH Sarabun New" w:cs="TH Sarabun New" w:hint="cs"/>
-                <w:sz w:val="32"/>
-                <w:szCs w:val="32"/>
-                <w:cs/>
-              </w:rPr>
-              <w:t xml:space="preserve">บทที่ </w:t>
-            </w:r>
-            <w:r>
-              <w:rPr>
-                <w:rFonts w:ascii="TH Sarabun New" w:hAnsi="TH Sarabun New" w:cs="TH Sarabun New"/>
-                <w:sz w:val="32"/>
-                <w:szCs w:val="32"/>
-              </w:rPr>
-              <w:t>3</w:t>
+            <w:tcW w:w="846" w:type="dxa"/>
+          </w:tcPr>
+          <w:p>
+            <w:pPr>
+              <w:pStyle w:val="NormalWeb"/>
+              <w:tabs>
+                <w:tab w:val="left" w:pos="567"/>
+                <w:tab w:val="left" w:pos="1134"/>
+              </w:tabs>
+              <w:spacing w:before="0" w:beforeAutospacing="0" w:after="0" w:afterAutospacing="0"/>
+              <w:contextualSpacing/>
+              <w:jc w:val="center"/>
+              <w:rPr>
+                <w:rFonts w:ascii="TH Sarabun New" w:hAnsi="TH Sarabun New" w:cs="TH Sarabun New"/>
+                <w:sz w:val="32"/>
+                <w:szCs w:val="32"/>
+              </w:rPr>
+            </w:pPr>
+          </w:p>
+        </w:tc>
+        <w:tc>
+          <w:tcPr>
+            <w:tcW w:w="6804" w:type="dxa"/>
+          </w:tcPr>
+          <w:p>
+            <w:pPr>
+              <w:pStyle w:val="NormalWeb"/>
+              <w:tabs>
+                <w:tab w:val="left" w:pos="567"/>
+                <w:tab w:val="left" w:pos="1134"/>
+              </w:tabs>
+              <w:spacing w:before="0" w:beforeAutospacing="0" w:after="0" w:afterAutospacing="0"/>
+              <w:contextualSpacing/>
+              <w:rPr>
+                <w:rFonts w:ascii="TH Sarabun New" w:hAnsi="TH Sarabun New" w:cs="TH Sarabun New"/>
+                <w:sz w:val="32"/>
+                <w:szCs w:val="32"/>
+              </w:rPr>
+            </w:pPr>
+            <w:r>
+              <w:rPr>
+                <w:rFonts w:ascii="TH Sarabun New" w:hAnsi="TH Sarabun New" w:cs="TH Sarabun New"/>
+                <w:sz w:val="32"/>
+                <w:szCs w:val="32"/>
+              </w:rPr>
+              <w:t xml:space="preserve">2.3  </w:t>
+            </w:r>
+            <w:r>
+              <w:rPr>
+                <w:rFonts w:ascii="TH Sarabun New" w:hAnsi="TH Sarabun New" w:cs="TH Sarabun New"/>
+                <w:sz w:val="32"/>
+                <w:szCs w:val="32"/>
+              </w:rPr>
+              <w:t>Orthogonal Frequency Division Multiplexing (OFDM)</w:t>
             </w:r>
           </w:p>
         </w:tc>
@@ -4317,6 +4403,23 @@
                 <w:szCs w:val="32"/>
               </w:rPr>
             </w:pPr>
+            <w:r>
+              <w:rPr>
+                <w:rFonts w:ascii="TH Sarabun New" w:hAnsi="TH Sarabun New" w:cs="TH Sarabun New"/>
+                <w:sz w:val="32"/>
+                <w:szCs w:val="32"/>
+              </w:rPr>
+              <w:t xml:space="preserve">2.4  </w:t>
+            </w:r>
+            <w:r>
+              <w:rPr>
+                <w:rFonts w:ascii="TH Sarabun New" w:hAnsi="TH Sarabun New" w:cs="TH Sarabun New"/>
+                <w:sz w:val="32"/>
+                <w:szCs w:val="32"/>
+                <w:cs/>
+              </w:rPr>
+              <w:t>ทฤษฎีการหักล้างสัญญาณพื้นหลังและการแยกสัญญาณการเคลื่อนไหวของมนุษย์จากคลื่นไวไฟ</w:t>
+            </w:r>
           </w:p>
         </w:tc>
         <w:tc>
@@ -4384,6 +4487,450 @@
                 <w:szCs w:val="32"/>
               </w:rPr>
             </w:pPr>
+            <w:r>
+              <w:rPr>
+                <w:rFonts w:ascii="TH Sarabun New" w:hAnsi="TH Sarabun New" w:cs="TH Sarabun New"/>
+                <w:sz w:val="32"/>
+                <w:szCs w:val="32"/>
+              </w:rPr>
+              <w:t xml:space="preserve">2.5  </w:t>
+            </w:r>
+            <w:r>
+              <w:rPr>
+                <w:rFonts w:ascii="TH Sarabun New" w:hAnsi="TH Sarabun New" w:cs="TH Sarabun New"/>
+                <w:sz w:val="32"/>
+                <w:szCs w:val="32"/>
+                <w:cs/>
+              </w:rPr>
+              <w:t>ทฤษฎีการปรับเทียบเฟสและการกำจัดความคลาดเคลื่อนทางฮาร์ดแวร์ในเครื่องรับส่งสัญญาณวิทยุ</w:t>
+            </w:r>
+          </w:p>
+        </w:tc>
+        <w:tc>
+          <w:tcPr>
+            <w:tcW w:w="980" w:type="dxa"/>
+          </w:tcPr>
+          <w:p>
+            <w:pPr>
+              <w:pStyle w:val="NormalWeb"/>
+              <w:tabs>
+                <w:tab w:val="left" w:pos="567"/>
+                <w:tab w:val="left" w:pos="1134"/>
+              </w:tabs>
+              <w:spacing w:before="0" w:beforeAutospacing="0" w:after="0" w:afterAutospacing="0"/>
+              <w:contextualSpacing/>
+              <w:jc w:val="right"/>
+              <w:rPr>
+                <w:rFonts w:ascii="TH Sarabun New" w:hAnsi="TH Sarabun New" w:cs="TH Sarabun New"/>
+                <w:sz w:val="32"/>
+                <w:szCs w:val="32"/>
+              </w:rPr>
+            </w:pPr>
+          </w:p>
+        </w:tc>
+      </w:tr>
+      <w:tr>
+        <w:tc>
+          <w:tcPr>
+            <w:tcW w:w="846" w:type="dxa"/>
+          </w:tcPr>
+          <w:p>
+            <w:pPr>
+              <w:pStyle w:val="NormalWeb"/>
+              <w:tabs>
+                <w:tab w:val="left" w:pos="567"/>
+                <w:tab w:val="left" w:pos="1134"/>
+              </w:tabs>
+              <w:spacing w:before="0" w:beforeAutospacing="0" w:after="0" w:afterAutospacing="0"/>
+              <w:contextualSpacing/>
+              <w:jc w:val="center"/>
+              <w:rPr>
+                <w:rFonts w:ascii="TH Sarabun New" w:hAnsi="TH Sarabun New" w:cs="TH Sarabun New"/>
+                <w:sz w:val="32"/>
+                <w:szCs w:val="32"/>
+              </w:rPr>
+            </w:pPr>
+          </w:p>
+        </w:tc>
+        <w:tc>
+          <w:tcPr>
+            <w:tcW w:w="6804" w:type="dxa"/>
+          </w:tcPr>
+          <w:p>
+            <w:pPr>
+              <w:pStyle w:val="NormalWeb"/>
+              <w:tabs>
+                <w:tab w:val="left" w:pos="567"/>
+                <w:tab w:val="left" w:pos="1134"/>
+              </w:tabs>
+              <w:spacing w:before="0" w:beforeAutospacing="0" w:after="0" w:afterAutospacing="0"/>
+              <w:contextualSpacing/>
+              <w:rPr>
+                <w:rFonts w:ascii="TH Sarabun New" w:hAnsi="TH Sarabun New" w:cs="TH Sarabun New"/>
+                <w:sz w:val="32"/>
+                <w:szCs w:val="32"/>
+              </w:rPr>
+            </w:pPr>
+            <w:r>
+              <w:rPr>
+                <w:rFonts w:ascii="TH Sarabun New" w:hAnsi="TH Sarabun New" w:cs="TH Sarabun New"/>
+                <w:sz w:val="32"/>
+                <w:szCs w:val="32"/>
+              </w:rPr>
+              <w:t xml:space="preserve">2.6  </w:t>
+            </w:r>
+            <w:r>
+              <w:rPr>
+                <w:rFonts w:ascii="TH Sarabun New" w:hAnsi="TH Sarabun New" w:cs="TH Sarabun New"/>
+                <w:sz w:val="32"/>
+                <w:szCs w:val="32"/>
+                <w:cs/>
+              </w:rPr>
+              <w:t>ทฤษฎีการกรองสัญญาณความถี่ต่ำผ่านแบบบัตเตอร์เวิร์ธ</w:t>
+            </w:r>
+          </w:p>
+        </w:tc>
+        <w:tc>
+          <w:tcPr>
+            <w:tcW w:w="980" w:type="dxa"/>
+          </w:tcPr>
+          <w:p>
+            <w:pPr>
+              <w:pStyle w:val="NormalWeb"/>
+              <w:tabs>
+                <w:tab w:val="left" w:pos="567"/>
+                <w:tab w:val="left" w:pos="1134"/>
+              </w:tabs>
+              <w:spacing w:before="0" w:beforeAutospacing="0" w:after="0" w:afterAutospacing="0"/>
+              <w:contextualSpacing/>
+              <w:jc w:val="right"/>
+              <w:rPr>
+                <w:rFonts w:ascii="TH Sarabun New" w:hAnsi="TH Sarabun New" w:cs="TH Sarabun New"/>
+                <w:sz w:val="32"/>
+                <w:szCs w:val="32"/>
+              </w:rPr>
+            </w:pPr>
+          </w:p>
+        </w:tc>
+      </w:tr>
+      <w:tr>
+        <w:tc>
+          <w:tcPr>
+            <w:tcW w:w="846" w:type="dxa"/>
+          </w:tcPr>
+          <w:p>
+            <w:pPr>
+              <w:pStyle w:val="NormalWeb"/>
+              <w:tabs>
+                <w:tab w:val="left" w:pos="567"/>
+                <w:tab w:val="left" w:pos="1134"/>
+              </w:tabs>
+              <w:spacing w:before="0" w:beforeAutospacing="0" w:after="0" w:afterAutospacing="0"/>
+              <w:contextualSpacing/>
+              <w:jc w:val="center"/>
+              <w:rPr>
+                <w:rFonts w:ascii="TH Sarabun New" w:hAnsi="TH Sarabun New" w:cs="TH Sarabun New"/>
+                <w:sz w:val="32"/>
+                <w:szCs w:val="32"/>
+              </w:rPr>
+            </w:pPr>
+          </w:p>
+        </w:tc>
+        <w:tc>
+          <w:tcPr>
+            <w:tcW w:w="6804" w:type="dxa"/>
+          </w:tcPr>
+          <w:p>
+            <w:pPr>
+              <w:pStyle w:val="NormalWeb"/>
+              <w:tabs>
+                <w:tab w:val="left" w:pos="567"/>
+                <w:tab w:val="left" w:pos="1134"/>
+              </w:tabs>
+              <w:spacing w:before="0" w:beforeAutospacing="0" w:after="0" w:afterAutospacing="0"/>
+              <w:contextualSpacing/>
+              <w:rPr>
+                <w:rFonts w:ascii="TH Sarabun New" w:hAnsi="TH Sarabun New" w:cs="TH Sarabun New"/>
+                <w:sz w:val="32"/>
+                <w:szCs w:val="32"/>
+              </w:rPr>
+            </w:pPr>
+            <w:r>
+              <w:rPr>
+                <w:rFonts w:ascii="TH Sarabun New" w:hAnsi="TH Sarabun New" w:cs="TH Sarabun New"/>
+                <w:sz w:val="32"/>
+                <w:szCs w:val="32"/>
+              </w:rPr>
+              <w:t xml:space="preserve">2.7  </w:t>
+            </w:r>
+            <w:r>
+              <w:rPr>
+                <w:rFonts w:ascii="TH Sarabun New" w:hAnsi="TH Sarabun New" w:cs="TH Sarabun New"/>
+                <w:sz w:val="32"/>
+                <w:szCs w:val="32"/>
+              </w:rPr>
+              <w:t>Doppler Effect</w:t>
+            </w:r>
+          </w:p>
+        </w:tc>
+        <w:tc>
+          <w:tcPr>
+            <w:tcW w:w="980" w:type="dxa"/>
+          </w:tcPr>
+          <w:p>
+            <w:pPr>
+              <w:pStyle w:val="NormalWeb"/>
+              <w:tabs>
+                <w:tab w:val="left" w:pos="567"/>
+                <w:tab w:val="left" w:pos="1134"/>
+              </w:tabs>
+              <w:spacing w:before="0" w:beforeAutospacing="0" w:after="0" w:afterAutospacing="0"/>
+              <w:contextualSpacing/>
+              <w:jc w:val="right"/>
+              <w:rPr>
+                <w:rFonts w:ascii="TH Sarabun New" w:hAnsi="TH Sarabun New" w:cs="TH Sarabun New"/>
+                <w:sz w:val="32"/>
+                <w:szCs w:val="32"/>
+              </w:rPr>
+            </w:pPr>
+          </w:p>
+        </w:tc>
+      </w:tr>
+      <w:tr>
+        <w:tc>
+          <w:tcPr>
+            <w:tcW w:w="846" w:type="dxa"/>
+          </w:tcPr>
+          <w:p>
+            <w:pPr>
+              <w:pStyle w:val="NormalWeb"/>
+              <w:tabs>
+                <w:tab w:val="left" w:pos="567"/>
+                <w:tab w:val="left" w:pos="1134"/>
+              </w:tabs>
+              <w:spacing w:before="0" w:beforeAutospacing="0" w:after="0" w:afterAutospacing="0"/>
+              <w:contextualSpacing/>
+              <w:jc w:val="center"/>
+              <w:rPr>
+                <w:rFonts w:ascii="TH Sarabun New" w:hAnsi="TH Sarabun New" w:cs="TH Sarabun New"/>
+                <w:sz w:val="32"/>
+                <w:szCs w:val="32"/>
+              </w:rPr>
+            </w:pPr>
+          </w:p>
+        </w:tc>
+        <w:tc>
+          <w:tcPr>
+            <w:tcW w:w="6804" w:type="dxa"/>
+          </w:tcPr>
+          <w:p>
+            <w:pPr>
+              <w:pStyle w:val="NormalWeb"/>
+              <w:tabs>
+                <w:tab w:val="left" w:pos="567"/>
+                <w:tab w:val="left" w:pos="1134"/>
+              </w:tabs>
+              <w:spacing w:before="0" w:beforeAutospacing="0" w:after="0" w:afterAutospacing="0"/>
+              <w:contextualSpacing/>
+              <w:rPr>
+                <w:rFonts w:ascii="TH Sarabun New" w:hAnsi="TH Sarabun New" w:cs="TH Sarabun New"/>
+                <w:sz w:val="32"/>
+                <w:szCs w:val="32"/>
+              </w:rPr>
+            </w:pPr>
+            <w:r>
+              <w:rPr>
+                <w:rFonts w:ascii="TH Sarabun New" w:hAnsi="TH Sarabun New" w:cs="TH Sarabun New"/>
+                <w:sz w:val="32"/>
+                <w:szCs w:val="32"/>
+              </w:rPr>
+              <w:t xml:space="preserve">2.8  </w:t>
+            </w:r>
+            <w:r>
+              <w:rPr>
+                <w:rFonts w:ascii="TH Sarabun New" w:hAnsi="TH Sarabun New" w:cs="TH Sarabun New"/>
+                <w:sz w:val="32"/>
+                <w:szCs w:val="32"/>
+              </w:rPr>
+              <w:t>The Short-Time Fourier Transform</w:t>
+            </w:r>
+          </w:p>
+        </w:tc>
+        <w:tc>
+          <w:tcPr>
+            <w:tcW w:w="980" w:type="dxa"/>
+          </w:tcPr>
+          <w:p>
+            <w:pPr>
+              <w:pStyle w:val="NormalWeb"/>
+              <w:tabs>
+                <w:tab w:val="left" w:pos="567"/>
+                <w:tab w:val="left" w:pos="1134"/>
+              </w:tabs>
+              <w:spacing w:before="0" w:beforeAutospacing="0" w:after="0" w:afterAutospacing="0"/>
+              <w:contextualSpacing/>
+              <w:jc w:val="right"/>
+              <w:rPr>
+                <w:rFonts w:ascii="TH Sarabun New" w:hAnsi="TH Sarabun New" w:cs="TH Sarabun New"/>
+                <w:sz w:val="32"/>
+                <w:szCs w:val="32"/>
+              </w:rPr>
+            </w:pPr>
+          </w:p>
+        </w:tc>
+      </w:tr>
+      <w:tr>
+        <w:tc>
+          <w:tcPr>
+            <w:tcW w:w="846" w:type="dxa"/>
+          </w:tcPr>
+          <w:p>
+            <w:pPr>
+              <w:pStyle w:val="NormalWeb"/>
+              <w:tabs>
+                <w:tab w:val="left" w:pos="567"/>
+                <w:tab w:val="left" w:pos="1134"/>
+              </w:tabs>
+              <w:spacing w:before="0" w:beforeAutospacing="0" w:after="0" w:afterAutospacing="0"/>
+              <w:contextualSpacing/>
+              <w:jc w:val="center"/>
+              <w:rPr>
+                <w:rFonts w:ascii="TH Sarabun New" w:hAnsi="TH Sarabun New" w:cs="TH Sarabun New"/>
+                <w:sz w:val="32"/>
+                <w:szCs w:val="32"/>
+              </w:rPr>
+            </w:pPr>
+          </w:p>
+        </w:tc>
+        <w:tc>
+          <w:tcPr>
+            <w:tcW w:w="6804" w:type="dxa"/>
+          </w:tcPr>
+          <w:p>
+            <w:pPr>
+              <w:pStyle w:val="NormalWeb"/>
+              <w:tabs>
+                <w:tab w:val="left" w:pos="567"/>
+                <w:tab w:val="left" w:pos="1134"/>
+              </w:tabs>
+              <w:spacing w:before="0" w:beforeAutospacing="0" w:after="0" w:afterAutospacing="0"/>
+              <w:contextualSpacing/>
+              <w:rPr>
+                <w:rFonts w:ascii="TH Sarabun New" w:hAnsi="TH Sarabun New" w:cs="TH Sarabun New"/>
+                <w:sz w:val="32"/>
+                <w:szCs w:val="32"/>
+              </w:rPr>
+            </w:pPr>
+            <w:r>
+              <w:rPr>
+                <w:rFonts w:ascii="TH Sarabun New" w:hAnsi="TH Sarabun New" w:cs="TH Sarabun New"/>
+                <w:sz w:val="32"/>
+                <w:szCs w:val="32"/>
+              </w:rPr>
+              <w:t xml:space="preserve">2.9  </w:t>
+            </w:r>
+            <w:proofErr w:type="spellStart"/>
+            <w:r>
+              <w:rPr>
+                <w:rFonts w:ascii="TH Sarabun New" w:hAnsi="TH Sarabun New" w:cs="TH Sarabun New"/>
+                <w:sz w:val="32"/>
+                <w:szCs w:val="32"/>
+              </w:rPr>
+              <w:t>Spectogram</w:t>
+            </w:r>
+            <w:proofErr w:type="spellEnd"/>
+          </w:p>
+        </w:tc>
+        <w:tc>
+          <w:tcPr>
+            <w:tcW w:w="980" w:type="dxa"/>
+          </w:tcPr>
+          <w:p>
+            <w:pPr>
+              <w:pStyle w:val="NormalWeb"/>
+              <w:tabs>
+                <w:tab w:val="left" w:pos="567"/>
+                <w:tab w:val="left" w:pos="1134"/>
+              </w:tabs>
+              <w:spacing w:before="0" w:beforeAutospacing="0" w:after="0" w:afterAutospacing="0"/>
+              <w:contextualSpacing/>
+              <w:jc w:val="right"/>
+              <w:rPr>
+                <w:rFonts w:ascii="TH Sarabun New" w:hAnsi="TH Sarabun New" w:cs="TH Sarabun New"/>
+                <w:sz w:val="32"/>
+                <w:szCs w:val="32"/>
+              </w:rPr>
+            </w:pPr>
+          </w:p>
+        </w:tc>
+      </w:tr>
+      <w:tr>
+        <w:tc>
+          <w:tcPr>
+            <w:tcW w:w="846" w:type="dxa"/>
+          </w:tcPr>
+          <w:p>
+            <w:pPr>
+              <w:pStyle w:val="NormalWeb"/>
+              <w:tabs>
+                <w:tab w:val="left" w:pos="567"/>
+                <w:tab w:val="left" w:pos="1134"/>
+              </w:tabs>
+              <w:spacing w:before="0" w:beforeAutospacing="0" w:after="0" w:afterAutospacing="0"/>
+              <w:contextualSpacing/>
+              <w:jc w:val="center"/>
+              <w:rPr>
+                <w:rFonts w:ascii="TH Sarabun New" w:hAnsi="TH Sarabun New" w:cs="TH Sarabun New"/>
+                <w:sz w:val="32"/>
+                <w:szCs w:val="32"/>
+              </w:rPr>
+            </w:pPr>
+          </w:p>
+        </w:tc>
+        <w:tc>
+          <w:tcPr>
+            <w:tcW w:w="6804" w:type="dxa"/>
+          </w:tcPr>
+          <w:p>
+            <w:pPr>
+              <w:pStyle w:val="NormalWeb"/>
+              <w:tabs>
+                <w:tab w:val="left" w:pos="567"/>
+                <w:tab w:val="left" w:pos="1134"/>
+              </w:tabs>
+              <w:spacing w:before="0" w:beforeAutospacing="0" w:after="0" w:afterAutospacing="0"/>
+              <w:contextualSpacing/>
+              <w:rPr>
+                <w:rFonts w:ascii="TH Sarabun New" w:hAnsi="TH Sarabun New" w:cs="TH Sarabun New"/>
+                <w:sz w:val="32"/>
+                <w:szCs w:val="32"/>
+              </w:rPr>
+            </w:pPr>
+            <w:r>
+              <w:rPr>
+                <w:rFonts w:ascii="TH Sarabun New" w:hAnsi="TH Sarabun New" w:cs="TH Sarabun New"/>
+                <w:sz w:val="32"/>
+                <w:szCs w:val="32"/>
+              </w:rPr>
+              <w:t>2.10</w:t>
+            </w:r>
+            <w:r>
+              <w:rPr>
+                <w:rFonts w:ascii="TH Sarabun New" w:hAnsi="TH Sarabun New" w:cs="TH Sarabun New"/>
+                <w:sz w:val="32"/>
+                <w:szCs w:val="32"/>
+              </w:rPr>
+              <w:t xml:space="preserve">  </w:t>
+            </w:r>
+            <w:r>
+              <w:rPr>
+                <w:rFonts w:ascii="TH Sarabun New" w:hAnsi="TH Sarabun New" w:cs="TH Sarabun New"/>
+                <w:sz w:val="32"/>
+                <w:szCs w:val="32"/>
+                <w:cs/>
+              </w:rPr>
+              <w:t>ทฤษฎีอินเทอร์เน็ตของสรรพสิ่งผสานปัญญาประดิษฐ์</w:t>
+            </w:r>
           </w:p>
         </w:tc>
         <w:tc>
@@ -4410,139 +4957,6 @@
         </w:tc>
       </w:tr>
     </w:tbl>
-    <w:p>
-      <w:pPr>
-        <w:pStyle w:val="NormalWeb"/>
-        <w:tabs>
-          <w:tab w:val="left" w:pos="567"/>
-          <w:tab w:val="left" w:pos="1134"/>
-        </w:tabs>
-        <w:spacing w:before="0" w:beforeAutospacing="0" w:after="0" w:afterAutospacing="0"/>
-        <w:contextualSpacing/>
-        <w:jc w:val="center"/>
-        <w:rPr>
-          <w:rFonts w:ascii="TH Sarabun New" w:hAnsi="TH Sarabun New" w:cs="TH Sarabun New"/>
-          <w:b/>
-          <w:bCs/>
-          <w:sz w:val="32"/>
-          <w:szCs w:val="32"/>
-        </w:rPr>
-      </w:pPr>
-    </w:p>
-    <w:p>
-      <w:pPr>
-        <w:pStyle w:val="NormalWeb"/>
-        <w:tabs>
-          <w:tab w:val="left" w:pos="567"/>
-          <w:tab w:val="left" w:pos="1134"/>
-        </w:tabs>
-        <w:spacing w:before="0" w:beforeAutospacing="0" w:after="0" w:afterAutospacing="0"/>
-        <w:contextualSpacing/>
-        <w:jc w:val="center"/>
-        <w:rPr>
-          <w:rFonts w:ascii="TH Sarabun New" w:hAnsi="TH Sarabun New" w:cs="TH Sarabun New"/>
-          <w:b/>
-          <w:bCs/>
-          <w:sz w:val="32"/>
-          <w:szCs w:val="32"/>
-        </w:rPr>
-      </w:pPr>
-    </w:p>
-    <w:p>
-      <w:pPr>
-        <w:pStyle w:val="NormalWeb"/>
-        <w:tabs>
-          <w:tab w:val="left" w:pos="567"/>
-          <w:tab w:val="left" w:pos="1134"/>
-        </w:tabs>
-        <w:spacing w:before="0" w:beforeAutospacing="0" w:after="0" w:afterAutospacing="0"/>
-        <w:contextualSpacing/>
-        <w:jc w:val="center"/>
-        <w:rPr>
-          <w:rFonts w:ascii="TH Sarabun New" w:hAnsi="TH Sarabun New" w:cs="TH Sarabun New"/>
-          <w:b/>
-          <w:bCs/>
-          <w:sz w:val="32"/>
-          <w:szCs w:val="32"/>
-        </w:rPr>
-      </w:pPr>
-    </w:p>
-    <w:p>
-      <w:pPr>
-        <w:pStyle w:val="NormalWeb"/>
-        <w:tabs>
-          <w:tab w:val="left" w:pos="567"/>
-          <w:tab w:val="left" w:pos="1134"/>
-        </w:tabs>
-        <w:spacing w:before="0" w:beforeAutospacing="0" w:after="0" w:afterAutospacing="0"/>
-        <w:contextualSpacing/>
-        <w:jc w:val="center"/>
-        <w:rPr>
-          <w:rFonts w:ascii="TH Sarabun New" w:hAnsi="TH Sarabun New" w:cs="TH Sarabun New"/>
-          <w:b/>
-          <w:bCs/>
-          <w:sz w:val="32"/>
-          <w:szCs w:val="32"/>
-        </w:rPr>
-      </w:pPr>
-    </w:p>
-    <w:p>
-      <w:pPr>
-        <w:pStyle w:val="NormalWeb"/>
-        <w:tabs>
-          <w:tab w:val="left" w:pos="567"/>
-          <w:tab w:val="left" w:pos="1134"/>
-        </w:tabs>
-        <w:spacing w:before="0" w:beforeAutospacing="0" w:after="0" w:afterAutospacing="0"/>
-        <w:contextualSpacing/>
-        <w:jc w:val="center"/>
-        <w:rPr>
-          <w:rFonts w:ascii="TH Sarabun New" w:hAnsi="TH Sarabun New" w:cs="TH Sarabun New"/>
-          <w:b/>
-          <w:bCs/>
-          <w:sz w:val="32"/>
-          <w:szCs w:val="32"/>
-        </w:rPr>
-      </w:pPr>
-    </w:p>
-    <w:p>
-      <w:pPr>
-        <w:pStyle w:val="NormalWeb"/>
-        <w:tabs>
-          <w:tab w:val="left" w:pos="567"/>
-          <w:tab w:val="left" w:pos="1134"/>
-        </w:tabs>
-        <w:spacing w:before="0" w:beforeAutospacing="0" w:after="0" w:afterAutospacing="0"/>
-        <w:contextualSpacing/>
-        <w:jc w:val="center"/>
-        <w:rPr>
-          <w:rFonts w:ascii="TH Sarabun New" w:hAnsi="TH Sarabun New" w:cs="TH Sarabun New"/>
-          <w:b/>
-          <w:bCs/>
-          <w:sz w:val="32"/>
-          <w:szCs w:val="32"/>
-        </w:rPr>
-      </w:pPr>
-    </w:p>
-    <w:p>
-      <w:pPr>
-        <w:pStyle w:val="NormalWeb"/>
-        <w:tabs>
-          <w:tab w:val="left" w:pos="567"/>
-          <w:tab w:val="left" w:pos="1134"/>
-        </w:tabs>
-        <w:spacing w:before="0" w:beforeAutospacing="0" w:after="0" w:afterAutospacing="0"/>
-        <w:contextualSpacing/>
-        <w:jc w:val="center"/>
-        <w:rPr>
-          <w:rFonts w:ascii="TH Sarabun New" w:hAnsi="TH Sarabun New" w:cs="TH Sarabun New"/>
-          <w:b/>
-          <w:bCs/>
-          <w:sz w:val="32"/>
-          <w:szCs w:val="32"/>
-        </w:rPr>
-      </w:pPr>
-    </w:p>
     <w:p>
       <w:pPr>
         <w:pStyle w:val="NormalWeb"/>
@@ -4594,6 +5008,16 @@
       </w:r>
       <w:r>
         <w:rPr>
+          <w:rFonts w:ascii="TH Sarabun New" w:hAnsi="TH Sarabun New" w:cs="TH Sarabun New"/>
+          <w:b/>
+          <w:bCs/>
+          <w:sz w:val="32"/>
+          <w:szCs w:val="32"/>
+        </w:rPr>
+        <w:t xml:space="preserve"> (</w:t>
+      </w:r>
+      <w:r>
+        <w:rPr>
           <w:rFonts w:ascii="TH Sarabun New" w:hAnsi="TH Sarabun New" w:cs="TH Sarabun New" w:hint="cs"/>
           <w:b/>
           <w:bCs/>
@@ -4601,19 +5025,9 @@
           <w:szCs w:val="32"/>
           <w:cs/>
         </w:rPr>
-        <w:t>ตาราง</w:t>
+        <w:t>ต่อ</w:t>
       </w:r>
-    </w:p>
-    <w:p>
-      <w:pPr>
-        <w:pStyle w:val="NormalWeb"/>
-        <w:tabs>
-          <w:tab w:val="left" w:pos="567"/>
-          <w:tab w:val="left" w:pos="1134"/>
-        </w:tabs>
-        <w:spacing w:before="0" w:beforeAutospacing="0" w:after="0" w:afterAutospacing="0"/>
-        <w:contextualSpacing/>
-        <w:jc w:val="center"/>
+      <w:r>
         <w:rPr>
           <w:rFonts w:ascii="TH Sarabun New" w:hAnsi="TH Sarabun New" w:cs="TH Sarabun New"/>
           <w:b/>
@@ -4621,8 +5035,836 @@
           <w:sz w:val="32"/>
           <w:szCs w:val="32"/>
         </w:rPr>
-      </w:pPr>
-    </w:p>
+        <w:t>)</w:t>
+      </w:r>
+    </w:p>
+    <w:p>
+      <w:pPr>
+        <w:pStyle w:val="NormalWeb"/>
+        <w:tabs>
+          <w:tab w:val="left" w:pos="567"/>
+          <w:tab w:val="left" w:pos="1134"/>
+        </w:tabs>
+        <w:spacing w:before="0" w:beforeAutospacing="0" w:after="0" w:afterAutospacing="0"/>
+        <w:contextualSpacing/>
+        <w:jc w:val="center"/>
+        <w:rPr>
+          <w:rFonts w:ascii="TH Sarabun New" w:hAnsi="TH Sarabun New" w:cs="TH Sarabun New" w:hint="cs"/>
+          <w:b/>
+          <w:bCs/>
+          <w:sz w:val="32"/>
+          <w:szCs w:val="32"/>
+        </w:rPr>
+      </w:pPr>
+    </w:p>
+    <w:tbl>
+      <w:tblPr>
+        <w:tblStyle w:val="TableGrid"/>
+        <w:tblW w:w="0" w:type="auto"/>
+        <w:tblLook w:val="04A0" w:firstRow="1" w:lastRow="0" w:firstColumn="1" w:lastColumn="0" w:noHBand="0" w:noVBand="1"/>
+      </w:tblPr>
+      <w:tblGrid>
+        <w:gridCol w:w="846"/>
+        <w:gridCol w:w="6804"/>
+        <w:gridCol w:w="980"/>
+      </w:tblGrid>
+      <w:tr>
+        <w:tc>
+          <w:tcPr>
+            <w:tcW w:w="846" w:type="dxa"/>
+          </w:tcPr>
+          <w:p>
+            <w:pPr>
+              <w:pStyle w:val="NormalWeb"/>
+              <w:tabs>
+                <w:tab w:val="left" w:pos="567"/>
+                <w:tab w:val="left" w:pos="1134"/>
+              </w:tabs>
+              <w:spacing w:before="0" w:beforeAutospacing="0" w:after="0" w:afterAutospacing="0"/>
+              <w:contextualSpacing/>
+              <w:jc w:val="center"/>
+              <w:rPr>
+                <w:rFonts w:ascii="TH Sarabun New" w:hAnsi="TH Sarabun New" w:cs="TH Sarabun New"/>
+                <w:b/>
+                <w:bCs/>
+                <w:sz w:val="32"/>
+                <w:szCs w:val="32"/>
+              </w:rPr>
+            </w:pPr>
+          </w:p>
+        </w:tc>
+        <w:tc>
+          <w:tcPr>
+            <w:tcW w:w="6804" w:type="dxa"/>
+          </w:tcPr>
+          <w:p>
+            <w:pPr>
+              <w:pStyle w:val="NormalWeb"/>
+              <w:tabs>
+                <w:tab w:val="left" w:pos="567"/>
+                <w:tab w:val="left" w:pos="1134"/>
+              </w:tabs>
+              <w:spacing w:before="0" w:beforeAutospacing="0" w:after="0" w:afterAutospacing="0"/>
+              <w:contextualSpacing/>
+              <w:jc w:val="center"/>
+              <w:rPr>
+                <w:rFonts w:ascii="TH Sarabun New" w:hAnsi="TH Sarabun New" w:cs="TH Sarabun New"/>
+                <w:b/>
+                <w:bCs/>
+                <w:sz w:val="32"/>
+                <w:szCs w:val="32"/>
+              </w:rPr>
+            </w:pPr>
+          </w:p>
+        </w:tc>
+        <w:tc>
+          <w:tcPr>
+            <w:tcW w:w="980" w:type="dxa"/>
+          </w:tcPr>
+          <w:p>
+            <w:pPr>
+              <w:pStyle w:val="NormalWeb"/>
+              <w:tabs>
+                <w:tab w:val="left" w:pos="567"/>
+                <w:tab w:val="left" w:pos="1134"/>
+              </w:tabs>
+              <w:spacing w:before="0" w:beforeAutospacing="0" w:after="0" w:afterAutospacing="0"/>
+              <w:contextualSpacing/>
+              <w:jc w:val="right"/>
+              <w:rPr>
+                <w:rFonts w:ascii="TH Sarabun New" w:hAnsi="TH Sarabun New" w:cs="TH Sarabun New"/>
+                <w:sz w:val="32"/>
+                <w:szCs w:val="32"/>
+                <w:cs/>
+              </w:rPr>
+            </w:pPr>
+            <w:r>
+              <w:rPr>
+                <w:rFonts w:ascii="TH Sarabun New" w:hAnsi="TH Sarabun New" w:cs="TH Sarabun New" w:hint="cs"/>
+                <w:sz w:val="32"/>
+                <w:szCs w:val="32"/>
+                <w:cs/>
+              </w:rPr>
+              <w:t>หน้า</w:t>
+            </w:r>
+          </w:p>
+        </w:tc>
+      </w:tr>
+      <w:tr>
+        <w:tc>
+          <w:tcPr>
+            <w:tcW w:w="7650" w:type="dxa"/>
+            <w:gridSpan w:val="2"/>
+          </w:tcPr>
+          <w:p>
+            <w:pPr>
+              <w:pStyle w:val="NormalWeb"/>
+              <w:tabs>
+                <w:tab w:val="left" w:pos="567"/>
+                <w:tab w:val="left" w:pos="1134"/>
+              </w:tabs>
+              <w:spacing w:before="0" w:beforeAutospacing="0" w:after="0" w:afterAutospacing="0"/>
+              <w:contextualSpacing/>
+              <w:rPr>
+                <w:rFonts w:ascii="TH Sarabun New" w:hAnsi="TH Sarabun New" w:cs="TH Sarabun New"/>
+                <w:b/>
+                <w:bCs/>
+                <w:sz w:val="32"/>
+                <w:szCs w:val="32"/>
+              </w:rPr>
+            </w:pPr>
+            <w:r>
+              <w:rPr>
+                <w:rFonts w:ascii="TH Sarabun New" w:hAnsi="TH Sarabun New" w:cs="TH Sarabun New" w:hint="cs"/>
+                <w:sz w:val="32"/>
+                <w:szCs w:val="32"/>
+                <w:cs/>
+              </w:rPr>
+              <w:t xml:space="preserve">บทที่ </w:t>
+            </w:r>
+            <w:r>
+              <w:rPr>
+                <w:rFonts w:ascii="TH Sarabun New" w:hAnsi="TH Sarabun New" w:cs="TH Sarabun New"/>
+                <w:sz w:val="32"/>
+                <w:szCs w:val="32"/>
+              </w:rPr>
+              <w:t xml:space="preserve">3  </w:t>
+            </w:r>
+            <w:r>
+              <w:rPr>
+                <w:rFonts w:ascii="TH Sarabun New" w:hAnsi="TH Sarabun New" w:cs="TH Sarabun New"/>
+                <w:sz w:val="32"/>
+                <w:szCs w:val="32"/>
+                <w:cs/>
+              </w:rPr>
+              <w:t>วิธีการดำเนินการ</w:t>
+            </w:r>
+          </w:p>
+        </w:tc>
+        <w:tc>
+          <w:tcPr>
+            <w:tcW w:w="980" w:type="dxa"/>
+          </w:tcPr>
+          <w:p>
+            <w:pPr>
+              <w:pStyle w:val="NormalWeb"/>
+              <w:tabs>
+                <w:tab w:val="left" w:pos="567"/>
+                <w:tab w:val="left" w:pos="1134"/>
+              </w:tabs>
+              <w:spacing w:before="0" w:beforeAutospacing="0" w:after="0" w:afterAutospacing="0"/>
+              <w:contextualSpacing/>
+              <w:jc w:val="right"/>
+              <w:rPr>
+                <w:rFonts w:ascii="TH Sarabun New" w:hAnsi="TH Sarabun New" w:cs="TH Sarabun New" w:hint="cs"/>
+                <w:b/>
+                <w:bCs/>
+                <w:sz w:val="32"/>
+                <w:szCs w:val="32"/>
+                <w:cs/>
+              </w:rPr>
+            </w:pPr>
+          </w:p>
+        </w:tc>
+      </w:tr>
+      <w:tr>
+        <w:tc>
+          <w:tcPr>
+            <w:tcW w:w="846" w:type="dxa"/>
+          </w:tcPr>
+          <w:p>
+            <w:pPr>
+              <w:pStyle w:val="NormalWeb"/>
+              <w:tabs>
+                <w:tab w:val="left" w:pos="567"/>
+                <w:tab w:val="left" w:pos="1134"/>
+              </w:tabs>
+              <w:spacing w:before="0" w:beforeAutospacing="0" w:after="0" w:afterAutospacing="0"/>
+              <w:contextualSpacing/>
+              <w:jc w:val="center"/>
+              <w:rPr>
+                <w:rFonts w:ascii="TH Sarabun New" w:hAnsi="TH Sarabun New" w:cs="TH Sarabun New"/>
+                <w:b/>
+                <w:bCs/>
+                <w:sz w:val="32"/>
+                <w:szCs w:val="32"/>
+              </w:rPr>
+            </w:pPr>
+          </w:p>
+        </w:tc>
+        <w:tc>
+          <w:tcPr>
+            <w:tcW w:w="6804" w:type="dxa"/>
+          </w:tcPr>
+          <w:p>
+            <w:pPr>
+              <w:pStyle w:val="NormalWeb"/>
+              <w:tabs>
+                <w:tab w:val="left" w:pos="567"/>
+                <w:tab w:val="left" w:pos="1134"/>
+              </w:tabs>
+              <w:spacing w:before="0" w:beforeAutospacing="0" w:after="0" w:afterAutospacing="0"/>
+              <w:contextualSpacing/>
+              <w:rPr>
+                <w:rFonts w:ascii="TH Sarabun New" w:hAnsi="TH Sarabun New" w:cs="TH Sarabun New"/>
+                <w:sz w:val="32"/>
+                <w:szCs w:val="32"/>
+              </w:rPr>
+            </w:pPr>
+            <w:proofErr w:type="gramStart"/>
+            <w:r>
+              <w:rPr>
+                <w:rFonts w:ascii="TH Sarabun New" w:hAnsi="TH Sarabun New" w:cs="TH Sarabun New"/>
+                <w:sz w:val="32"/>
+                <w:szCs w:val="32"/>
+              </w:rPr>
+              <w:t xml:space="preserve">3.1  </w:t>
+            </w:r>
+            <w:r>
+              <w:rPr>
+                <w:rFonts w:ascii="TH Sarabun New" w:hAnsi="TH Sarabun New" w:cs="TH Sarabun New"/>
+                <w:sz w:val="32"/>
+                <w:szCs w:val="32"/>
+                <w:cs/>
+              </w:rPr>
+              <w:t>แผนการดำเนินงาน</w:t>
+            </w:r>
+            <w:proofErr w:type="gramEnd"/>
+          </w:p>
+        </w:tc>
+        <w:tc>
+          <w:tcPr>
+            <w:tcW w:w="980" w:type="dxa"/>
+          </w:tcPr>
+          <w:p>
+            <w:pPr>
+              <w:pStyle w:val="NormalWeb"/>
+              <w:tabs>
+                <w:tab w:val="left" w:pos="567"/>
+                <w:tab w:val="left" w:pos="1134"/>
+              </w:tabs>
+              <w:spacing w:before="0" w:beforeAutospacing="0" w:after="0" w:afterAutospacing="0"/>
+              <w:contextualSpacing/>
+              <w:jc w:val="right"/>
+              <w:rPr>
+                <w:rFonts w:ascii="TH Sarabun New" w:hAnsi="TH Sarabun New" w:cs="TH Sarabun New" w:hint="cs"/>
+                <w:b/>
+                <w:bCs/>
+                <w:sz w:val="32"/>
+                <w:szCs w:val="32"/>
+                <w:cs/>
+              </w:rPr>
+            </w:pPr>
+          </w:p>
+        </w:tc>
+      </w:tr>
+      <w:tr>
+        <w:tc>
+          <w:tcPr>
+            <w:tcW w:w="846" w:type="dxa"/>
+          </w:tcPr>
+          <w:p>
+            <w:pPr>
+              <w:pStyle w:val="NormalWeb"/>
+              <w:tabs>
+                <w:tab w:val="left" w:pos="567"/>
+                <w:tab w:val="left" w:pos="1134"/>
+              </w:tabs>
+              <w:spacing w:before="0" w:beforeAutospacing="0" w:after="0" w:afterAutospacing="0"/>
+              <w:contextualSpacing/>
+              <w:jc w:val="center"/>
+              <w:rPr>
+                <w:rFonts w:ascii="TH Sarabun New" w:hAnsi="TH Sarabun New" w:cs="TH Sarabun New"/>
+                <w:b/>
+                <w:bCs/>
+                <w:sz w:val="32"/>
+                <w:szCs w:val="32"/>
+              </w:rPr>
+            </w:pPr>
+          </w:p>
+        </w:tc>
+        <w:tc>
+          <w:tcPr>
+            <w:tcW w:w="6804" w:type="dxa"/>
+          </w:tcPr>
+          <w:p>
+            <w:pPr>
+              <w:pStyle w:val="NormalWeb"/>
+              <w:tabs>
+                <w:tab w:val="left" w:pos="567"/>
+                <w:tab w:val="left" w:pos="1134"/>
+              </w:tabs>
+              <w:spacing w:before="0" w:beforeAutospacing="0" w:after="0" w:afterAutospacing="0"/>
+              <w:contextualSpacing/>
+              <w:rPr>
+                <w:rFonts w:ascii="TH Sarabun New" w:hAnsi="TH Sarabun New" w:cs="TH Sarabun New"/>
+                <w:sz w:val="32"/>
+                <w:szCs w:val="32"/>
+              </w:rPr>
+            </w:pPr>
+            <w:r>
+              <w:rPr>
+                <w:rFonts w:ascii="TH Sarabun New" w:hAnsi="TH Sarabun New" w:cs="TH Sarabun New"/>
+                <w:sz w:val="32"/>
+                <w:szCs w:val="32"/>
+              </w:rPr>
+              <w:t xml:space="preserve">3.2  </w:t>
+            </w:r>
+          </w:p>
+        </w:tc>
+        <w:tc>
+          <w:tcPr>
+            <w:tcW w:w="980" w:type="dxa"/>
+          </w:tcPr>
+          <w:p>
+            <w:pPr>
+              <w:pStyle w:val="NormalWeb"/>
+              <w:tabs>
+                <w:tab w:val="left" w:pos="567"/>
+                <w:tab w:val="left" w:pos="1134"/>
+              </w:tabs>
+              <w:spacing w:before="0" w:beforeAutospacing="0" w:after="0" w:afterAutospacing="0"/>
+              <w:contextualSpacing/>
+              <w:jc w:val="right"/>
+              <w:rPr>
+                <w:rFonts w:ascii="TH Sarabun New" w:hAnsi="TH Sarabun New" w:cs="TH Sarabun New" w:hint="cs"/>
+                <w:b/>
+                <w:bCs/>
+                <w:sz w:val="32"/>
+                <w:szCs w:val="32"/>
+                <w:cs/>
+              </w:rPr>
+            </w:pPr>
+          </w:p>
+        </w:tc>
+      </w:tr>
+      <w:tr>
+        <w:tc>
+          <w:tcPr>
+            <w:tcW w:w="846" w:type="dxa"/>
+          </w:tcPr>
+          <w:p>
+            <w:pPr>
+              <w:pStyle w:val="NormalWeb"/>
+              <w:tabs>
+                <w:tab w:val="left" w:pos="567"/>
+                <w:tab w:val="left" w:pos="1134"/>
+              </w:tabs>
+              <w:spacing w:before="0" w:beforeAutospacing="0" w:after="0" w:afterAutospacing="0"/>
+              <w:contextualSpacing/>
+              <w:jc w:val="center"/>
+              <w:rPr>
+                <w:rFonts w:ascii="TH Sarabun New" w:hAnsi="TH Sarabun New" w:cs="TH Sarabun New"/>
+                <w:b/>
+                <w:bCs/>
+                <w:sz w:val="32"/>
+                <w:szCs w:val="32"/>
+              </w:rPr>
+            </w:pPr>
+          </w:p>
+        </w:tc>
+        <w:tc>
+          <w:tcPr>
+            <w:tcW w:w="6804" w:type="dxa"/>
+          </w:tcPr>
+          <w:p>
+            <w:pPr>
+              <w:pStyle w:val="NormalWeb"/>
+              <w:tabs>
+                <w:tab w:val="left" w:pos="567"/>
+                <w:tab w:val="left" w:pos="1134"/>
+              </w:tabs>
+              <w:spacing w:before="0" w:beforeAutospacing="0" w:after="0" w:afterAutospacing="0"/>
+              <w:contextualSpacing/>
+              <w:rPr>
+                <w:rFonts w:ascii="TH Sarabun New" w:hAnsi="TH Sarabun New" w:cs="TH Sarabun New"/>
+                <w:sz w:val="32"/>
+                <w:szCs w:val="32"/>
+              </w:rPr>
+            </w:pPr>
+            <w:r>
+              <w:rPr>
+                <w:rFonts w:ascii="TH Sarabun New" w:hAnsi="TH Sarabun New" w:cs="TH Sarabun New"/>
+                <w:sz w:val="32"/>
+                <w:szCs w:val="32"/>
+              </w:rPr>
+              <w:t xml:space="preserve">3.3  </w:t>
+            </w:r>
+          </w:p>
+        </w:tc>
+        <w:tc>
+          <w:tcPr>
+            <w:tcW w:w="980" w:type="dxa"/>
+          </w:tcPr>
+          <w:p>
+            <w:pPr>
+              <w:pStyle w:val="NormalWeb"/>
+              <w:tabs>
+                <w:tab w:val="left" w:pos="567"/>
+                <w:tab w:val="left" w:pos="1134"/>
+              </w:tabs>
+              <w:spacing w:before="0" w:beforeAutospacing="0" w:after="0" w:afterAutospacing="0"/>
+              <w:contextualSpacing/>
+              <w:jc w:val="right"/>
+              <w:rPr>
+                <w:rFonts w:ascii="TH Sarabun New" w:hAnsi="TH Sarabun New" w:cs="TH Sarabun New" w:hint="cs"/>
+                <w:b/>
+                <w:bCs/>
+                <w:sz w:val="32"/>
+                <w:szCs w:val="32"/>
+                <w:cs/>
+              </w:rPr>
+            </w:pPr>
+          </w:p>
+        </w:tc>
+      </w:tr>
+      <w:tr>
+        <w:tc>
+          <w:tcPr>
+            <w:tcW w:w="7650" w:type="dxa"/>
+            <w:gridSpan w:val="2"/>
+          </w:tcPr>
+          <w:p>
+            <w:pPr>
+              <w:pStyle w:val="NormalWeb"/>
+              <w:tabs>
+                <w:tab w:val="left" w:pos="567"/>
+                <w:tab w:val="left" w:pos="1134"/>
+              </w:tabs>
+              <w:spacing w:before="0" w:beforeAutospacing="0" w:after="0" w:afterAutospacing="0"/>
+              <w:contextualSpacing/>
+              <w:rPr>
+                <w:rFonts w:ascii="TH Sarabun New" w:hAnsi="TH Sarabun New" w:cs="TH Sarabun New" w:hint="cs"/>
+                <w:sz w:val="32"/>
+                <w:szCs w:val="32"/>
+                <w:cs/>
+              </w:rPr>
+            </w:pPr>
+            <w:r>
+              <w:rPr>
+                <w:rFonts w:ascii="TH Sarabun New" w:hAnsi="TH Sarabun New" w:cs="TH Sarabun New" w:hint="cs"/>
+                <w:sz w:val="32"/>
+                <w:szCs w:val="32"/>
+                <w:cs/>
+              </w:rPr>
+              <w:t>บรรณานุกรม</w:t>
+            </w:r>
+          </w:p>
+        </w:tc>
+        <w:tc>
+          <w:tcPr>
+            <w:tcW w:w="980" w:type="dxa"/>
+          </w:tcPr>
+          <w:p>
+            <w:pPr>
+              <w:pStyle w:val="NormalWeb"/>
+              <w:tabs>
+                <w:tab w:val="left" w:pos="567"/>
+                <w:tab w:val="left" w:pos="1134"/>
+              </w:tabs>
+              <w:spacing w:before="0" w:beforeAutospacing="0" w:after="0" w:afterAutospacing="0"/>
+              <w:contextualSpacing/>
+              <w:jc w:val="right"/>
+              <w:rPr>
+                <w:rFonts w:ascii="TH Sarabun New" w:hAnsi="TH Sarabun New" w:cs="TH Sarabun New" w:hint="cs"/>
+                <w:b/>
+                <w:bCs/>
+                <w:sz w:val="32"/>
+                <w:szCs w:val="32"/>
+                <w:cs/>
+              </w:rPr>
+            </w:pPr>
+          </w:p>
+        </w:tc>
+      </w:tr>
+      <w:tr>
+        <w:tc>
+          <w:tcPr>
+            <w:tcW w:w="7650" w:type="dxa"/>
+            <w:gridSpan w:val="2"/>
+          </w:tcPr>
+          <w:p>
+            <w:pPr>
+              <w:pStyle w:val="NormalWeb"/>
+              <w:tabs>
+                <w:tab w:val="left" w:pos="567"/>
+                <w:tab w:val="left" w:pos="1134"/>
+              </w:tabs>
+              <w:spacing w:before="0" w:beforeAutospacing="0" w:after="0" w:afterAutospacing="0"/>
+              <w:contextualSpacing/>
+              <w:rPr>
+                <w:rFonts w:ascii="TH Sarabun New" w:hAnsi="TH Sarabun New" w:cs="TH Sarabun New" w:hint="cs"/>
+                <w:sz w:val="32"/>
+                <w:szCs w:val="32"/>
+              </w:rPr>
+            </w:pPr>
+            <w:r>
+              <w:rPr>
+                <w:rFonts w:ascii="TH Sarabun New" w:hAnsi="TH Sarabun New" w:cs="TH Sarabun New" w:hint="cs"/>
+                <w:sz w:val="32"/>
+                <w:szCs w:val="32"/>
+                <w:cs/>
+              </w:rPr>
+              <w:t>ภาคผนวก ก</w:t>
+            </w:r>
+          </w:p>
+        </w:tc>
+        <w:tc>
+          <w:tcPr>
+            <w:tcW w:w="980" w:type="dxa"/>
+          </w:tcPr>
+          <w:p>
+            <w:pPr>
+              <w:pStyle w:val="NormalWeb"/>
+              <w:tabs>
+                <w:tab w:val="left" w:pos="567"/>
+                <w:tab w:val="left" w:pos="1134"/>
+              </w:tabs>
+              <w:spacing w:before="0" w:beforeAutospacing="0" w:after="0" w:afterAutospacing="0"/>
+              <w:contextualSpacing/>
+              <w:jc w:val="right"/>
+              <w:rPr>
+                <w:rFonts w:ascii="TH Sarabun New" w:hAnsi="TH Sarabun New" w:cs="TH Sarabun New" w:hint="cs"/>
+                <w:b/>
+                <w:bCs/>
+                <w:sz w:val="32"/>
+                <w:szCs w:val="32"/>
+                <w:cs/>
+              </w:rPr>
+            </w:pPr>
+          </w:p>
+        </w:tc>
+      </w:tr>
+      <w:tr>
+        <w:tc>
+          <w:tcPr>
+            <w:tcW w:w="846" w:type="dxa"/>
+          </w:tcPr>
+          <w:p>
+            <w:pPr>
+              <w:pStyle w:val="NormalWeb"/>
+              <w:tabs>
+                <w:tab w:val="left" w:pos="567"/>
+                <w:tab w:val="left" w:pos="1134"/>
+              </w:tabs>
+              <w:spacing w:before="0" w:beforeAutospacing="0" w:after="0" w:afterAutospacing="0"/>
+              <w:contextualSpacing/>
+              <w:jc w:val="center"/>
+              <w:rPr>
+                <w:rFonts w:ascii="TH Sarabun New" w:hAnsi="TH Sarabun New" w:cs="TH Sarabun New"/>
+                <w:b/>
+                <w:bCs/>
+                <w:sz w:val="32"/>
+                <w:szCs w:val="32"/>
+              </w:rPr>
+            </w:pPr>
+          </w:p>
+        </w:tc>
+        <w:tc>
+          <w:tcPr>
+            <w:tcW w:w="6804" w:type="dxa"/>
+          </w:tcPr>
+          <w:p>
+            <w:pPr>
+              <w:pStyle w:val="NormalWeb"/>
+              <w:tabs>
+                <w:tab w:val="left" w:pos="567"/>
+                <w:tab w:val="left" w:pos="1134"/>
+              </w:tabs>
+              <w:spacing w:before="0" w:beforeAutospacing="0" w:after="0" w:afterAutospacing="0"/>
+              <w:contextualSpacing/>
+              <w:rPr>
+                <w:rFonts w:ascii="TH Sarabun New" w:hAnsi="TH Sarabun New" w:cs="TH Sarabun New"/>
+                <w:sz w:val="32"/>
+                <w:szCs w:val="32"/>
+              </w:rPr>
+            </w:pPr>
+          </w:p>
+        </w:tc>
+        <w:tc>
+          <w:tcPr>
+            <w:tcW w:w="980" w:type="dxa"/>
+          </w:tcPr>
+          <w:p>
+            <w:pPr>
+              <w:pStyle w:val="NormalWeb"/>
+              <w:tabs>
+                <w:tab w:val="left" w:pos="567"/>
+                <w:tab w:val="left" w:pos="1134"/>
+              </w:tabs>
+              <w:spacing w:before="0" w:beforeAutospacing="0" w:after="0" w:afterAutospacing="0"/>
+              <w:contextualSpacing/>
+              <w:jc w:val="right"/>
+              <w:rPr>
+                <w:rFonts w:ascii="TH Sarabun New" w:hAnsi="TH Sarabun New" w:cs="TH Sarabun New" w:hint="cs"/>
+                <w:b/>
+                <w:bCs/>
+                <w:sz w:val="32"/>
+                <w:szCs w:val="32"/>
+                <w:cs/>
+              </w:rPr>
+            </w:pPr>
+          </w:p>
+        </w:tc>
+      </w:tr>
+      <w:tr>
+        <w:tc>
+          <w:tcPr>
+            <w:tcW w:w="7650" w:type="dxa"/>
+            <w:gridSpan w:val="2"/>
+          </w:tcPr>
+          <w:p>
+            <w:pPr>
+              <w:pStyle w:val="NormalWeb"/>
+              <w:tabs>
+                <w:tab w:val="left" w:pos="567"/>
+                <w:tab w:val="left" w:pos="1134"/>
+              </w:tabs>
+              <w:spacing w:before="0" w:beforeAutospacing="0" w:after="0" w:afterAutospacing="0"/>
+              <w:contextualSpacing/>
+              <w:rPr>
+                <w:rFonts w:ascii="TH Sarabun New" w:hAnsi="TH Sarabun New" w:cs="TH Sarabun New"/>
+                <w:sz w:val="32"/>
+                <w:szCs w:val="32"/>
+              </w:rPr>
+            </w:pPr>
+            <w:r>
+              <w:rPr>
+                <w:rFonts w:ascii="TH Sarabun New" w:hAnsi="TH Sarabun New" w:cs="TH Sarabun New" w:hint="cs"/>
+                <w:sz w:val="32"/>
+                <w:szCs w:val="32"/>
+                <w:cs/>
+              </w:rPr>
+              <w:t xml:space="preserve">ภาคผนวก </w:t>
+            </w:r>
+            <w:r>
+              <w:rPr>
+                <w:rFonts w:ascii="TH Sarabun New" w:hAnsi="TH Sarabun New" w:cs="TH Sarabun New" w:hint="cs"/>
+                <w:sz w:val="32"/>
+                <w:szCs w:val="32"/>
+                <w:cs/>
+              </w:rPr>
+              <w:t>ข</w:t>
+            </w:r>
+          </w:p>
+        </w:tc>
+        <w:tc>
+          <w:tcPr>
+            <w:tcW w:w="980" w:type="dxa"/>
+          </w:tcPr>
+          <w:p>
+            <w:pPr>
+              <w:pStyle w:val="NormalWeb"/>
+              <w:tabs>
+                <w:tab w:val="left" w:pos="567"/>
+                <w:tab w:val="left" w:pos="1134"/>
+              </w:tabs>
+              <w:spacing w:before="0" w:beforeAutospacing="0" w:after="0" w:afterAutospacing="0"/>
+              <w:contextualSpacing/>
+              <w:jc w:val="right"/>
+              <w:rPr>
+                <w:rFonts w:ascii="TH Sarabun New" w:hAnsi="TH Sarabun New" w:cs="TH Sarabun New" w:hint="cs"/>
+                <w:b/>
+                <w:bCs/>
+                <w:sz w:val="32"/>
+                <w:szCs w:val="32"/>
+                <w:cs/>
+              </w:rPr>
+            </w:pPr>
+          </w:p>
+        </w:tc>
+      </w:tr>
+      <w:tr>
+        <w:tc>
+          <w:tcPr>
+            <w:tcW w:w="846" w:type="dxa"/>
+          </w:tcPr>
+          <w:p>
+            <w:pPr>
+              <w:pStyle w:val="NormalWeb"/>
+              <w:tabs>
+                <w:tab w:val="left" w:pos="567"/>
+                <w:tab w:val="left" w:pos="1134"/>
+              </w:tabs>
+              <w:spacing w:before="0" w:beforeAutospacing="0" w:after="0" w:afterAutospacing="0"/>
+              <w:contextualSpacing/>
+              <w:jc w:val="center"/>
+              <w:rPr>
+                <w:rFonts w:ascii="TH Sarabun New" w:hAnsi="TH Sarabun New" w:cs="TH Sarabun New"/>
+                <w:b/>
+                <w:bCs/>
+                <w:sz w:val="32"/>
+                <w:szCs w:val="32"/>
+              </w:rPr>
+            </w:pPr>
+          </w:p>
+        </w:tc>
+        <w:tc>
+          <w:tcPr>
+            <w:tcW w:w="6804" w:type="dxa"/>
+          </w:tcPr>
+          <w:p>
+            <w:pPr>
+              <w:pStyle w:val="NormalWeb"/>
+              <w:tabs>
+                <w:tab w:val="left" w:pos="567"/>
+                <w:tab w:val="left" w:pos="1134"/>
+              </w:tabs>
+              <w:spacing w:before="0" w:beforeAutospacing="0" w:after="0" w:afterAutospacing="0"/>
+              <w:contextualSpacing/>
+              <w:rPr>
+                <w:rFonts w:ascii="TH Sarabun New" w:hAnsi="TH Sarabun New" w:cs="TH Sarabun New"/>
+                <w:sz w:val="32"/>
+                <w:szCs w:val="32"/>
+              </w:rPr>
+            </w:pPr>
+          </w:p>
+        </w:tc>
+        <w:tc>
+          <w:tcPr>
+            <w:tcW w:w="980" w:type="dxa"/>
+          </w:tcPr>
+          <w:p>
+            <w:pPr>
+              <w:pStyle w:val="NormalWeb"/>
+              <w:tabs>
+                <w:tab w:val="left" w:pos="567"/>
+                <w:tab w:val="left" w:pos="1134"/>
+              </w:tabs>
+              <w:spacing w:before="0" w:beforeAutospacing="0" w:after="0" w:afterAutospacing="0"/>
+              <w:contextualSpacing/>
+              <w:jc w:val="right"/>
+              <w:rPr>
+                <w:rFonts w:ascii="TH Sarabun New" w:hAnsi="TH Sarabun New" w:cs="TH Sarabun New" w:hint="cs"/>
+                <w:b/>
+                <w:bCs/>
+                <w:sz w:val="32"/>
+                <w:szCs w:val="32"/>
+                <w:cs/>
+              </w:rPr>
+            </w:pPr>
+          </w:p>
+        </w:tc>
+      </w:tr>
+      <w:tr>
+        <w:tc>
+          <w:tcPr>
+            <w:tcW w:w="7650" w:type="dxa"/>
+            <w:gridSpan w:val="2"/>
+          </w:tcPr>
+          <w:p>
+            <w:pPr>
+              <w:pStyle w:val="NormalWeb"/>
+              <w:tabs>
+                <w:tab w:val="left" w:pos="567"/>
+                <w:tab w:val="left" w:pos="1134"/>
+              </w:tabs>
+              <w:spacing w:before="0" w:beforeAutospacing="0" w:after="0" w:afterAutospacing="0"/>
+              <w:contextualSpacing/>
+              <w:rPr>
+                <w:rFonts w:ascii="TH Sarabun New" w:hAnsi="TH Sarabun New" w:cs="TH Sarabun New"/>
+                <w:sz w:val="32"/>
+                <w:szCs w:val="32"/>
+              </w:rPr>
+            </w:pPr>
+            <w:r>
+              <w:rPr>
+                <w:rFonts w:ascii="TH Sarabun New" w:hAnsi="TH Sarabun New" w:cs="TH Sarabun New"/>
+                <w:sz w:val="32"/>
+                <w:szCs w:val="32"/>
+                <w:cs/>
+              </w:rPr>
+              <w:t>ประวัติผู้ทำปริญญานิพนธ์</w:t>
+            </w:r>
+          </w:p>
+        </w:tc>
+        <w:tc>
+          <w:tcPr>
+            <w:tcW w:w="980" w:type="dxa"/>
+          </w:tcPr>
+          <w:p>
+            <w:pPr>
+              <w:pStyle w:val="NormalWeb"/>
+              <w:tabs>
+                <w:tab w:val="left" w:pos="567"/>
+                <w:tab w:val="left" w:pos="1134"/>
+              </w:tabs>
+              <w:spacing w:before="0" w:beforeAutospacing="0" w:after="0" w:afterAutospacing="0"/>
+              <w:contextualSpacing/>
+              <w:jc w:val="right"/>
+              <w:rPr>
+                <w:rFonts w:ascii="TH Sarabun New" w:hAnsi="TH Sarabun New" w:cs="TH Sarabun New" w:hint="cs"/>
+                <w:b/>
+                <w:bCs/>
+                <w:sz w:val="32"/>
+                <w:szCs w:val="32"/>
+                <w:cs/>
+              </w:rPr>
+            </w:pPr>
+          </w:p>
+        </w:tc>
+      </w:tr>
+    </w:tbl>
     <w:p>
       <w:pPr>
         <w:pStyle w:val="NormalWeb"/>
@@ -4900,216 +6142,7 @@
         <w:contextualSpacing/>
         <w:jc w:val="center"/>
         <w:rPr>
-          <w:rFonts w:ascii="TH Sarabun New" w:hAnsi="TH Sarabun New" w:cs="TH Sarabun New"/>
-          <w:b/>
-          <w:bCs/>
-          <w:sz w:val="32"/>
-          <w:szCs w:val="32"/>
-        </w:rPr>
-      </w:pPr>
-    </w:p>
-    <w:p>
-      <w:pPr>
-        <w:pStyle w:val="NormalWeb"/>
-        <w:tabs>
-          <w:tab w:val="left" w:pos="567"/>
-          <w:tab w:val="left" w:pos="1134"/>
-        </w:tabs>
-        <w:spacing w:before="0" w:beforeAutospacing="0" w:after="0" w:afterAutospacing="0"/>
-        <w:contextualSpacing/>
-        <w:jc w:val="center"/>
-        <w:rPr>
-          <w:rFonts w:ascii="TH Sarabun New" w:hAnsi="TH Sarabun New" w:cs="TH Sarabun New"/>
-          <w:b/>
-          <w:bCs/>
-          <w:sz w:val="32"/>
-          <w:szCs w:val="32"/>
-        </w:rPr>
-      </w:pPr>
-    </w:p>
-    <w:p>
-      <w:pPr>
-        <w:pStyle w:val="NormalWeb"/>
-        <w:tabs>
-          <w:tab w:val="left" w:pos="567"/>
-          <w:tab w:val="left" w:pos="1134"/>
-        </w:tabs>
-        <w:spacing w:before="0" w:beforeAutospacing="0" w:after="0" w:afterAutospacing="0"/>
-        <w:contextualSpacing/>
-        <w:jc w:val="center"/>
-        <w:rPr>
-          <w:rFonts w:ascii="TH Sarabun New" w:hAnsi="TH Sarabun New" w:cs="TH Sarabun New"/>
-          <w:b/>
-          <w:bCs/>
-          <w:sz w:val="32"/>
-          <w:szCs w:val="32"/>
-        </w:rPr>
-      </w:pPr>
-    </w:p>
-    <w:p>
-      <w:pPr>
-        <w:pStyle w:val="NormalWeb"/>
-        <w:tabs>
-          <w:tab w:val="left" w:pos="567"/>
-          <w:tab w:val="left" w:pos="1134"/>
-        </w:tabs>
-        <w:spacing w:before="0" w:beforeAutospacing="0" w:after="0" w:afterAutospacing="0"/>
-        <w:contextualSpacing/>
-        <w:jc w:val="center"/>
-        <w:rPr>
-          <w:rFonts w:ascii="TH Sarabun New" w:hAnsi="TH Sarabun New" w:cs="TH Sarabun New"/>
-          <w:b/>
-          <w:bCs/>
-          <w:sz w:val="32"/>
-          <w:szCs w:val="32"/>
-        </w:rPr>
-      </w:pPr>
-    </w:p>
-    <w:p>
-      <w:pPr>
-        <w:pStyle w:val="NormalWeb"/>
-        <w:tabs>
-          <w:tab w:val="left" w:pos="567"/>
-          <w:tab w:val="left" w:pos="1134"/>
-        </w:tabs>
-        <w:spacing w:before="0" w:beforeAutospacing="0" w:after="0" w:afterAutospacing="0"/>
-        <w:contextualSpacing/>
-        <w:jc w:val="center"/>
-        <w:rPr>
-          <w:rFonts w:ascii="TH Sarabun New" w:hAnsi="TH Sarabun New" w:cs="TH Sarabun New"/>
-          <w:b/>
-          <w:bCs/>
-          <w:sz w:val="32"/>
-          <w:szCs w:val="32"/>
-        </w:rPr>
-      </w:pPr>
-    </w:p>
-    <w:p>
-      <w:pPr>
-        <w:pStyle w:val="NormalWeb"/>
-        <w:tabs>
-          <w:tab w:val="left" w:pos="567"/>
-          <w:tab w:val="left" w:pos="1134"/>
-        </w:tabs>
-        <w:spacing w:before="0" w:beforeAutospacing="0" w:after="0" w:afterAutospacing="0"/>
-        <w:contextualSpacing/>
-        <w:jc w:val="center"/>
-        <w:rPr>
-          <w:rFonts w:ascii="TH Sarabun New" w:hAnsi="TH Sarabun New" w:cs="TH Sarabun New"/>
-          <w:b/>
-          <w:bCs/>
-          <w:sz w:val="32"/>
-          <w:szCs w:val="32"/>
-        </w:rPr>
-      </w:pPr>
-    </w:p>
-    <w:p>
-      <w:pPr>
-        <w:pStyle w:val="NormalWeb"/>
-        <w:tabs>
-          <w:tab w:val="left" w:pos="567"/>
-          <w:tab w:val="left" w:pos="1134"/>
-        </w:tabs>
-        <w:spacing w:before="0" w:beforeAutospacing="0" w:after="0" w:afterAutospacing="0"/>
-        <w:contextualSpacing/>
-        <w:jc w:val="center"/>
-        <w:rPr>
-          <w:rFonts w:ascii="TH Sarabun New" w:hAnsi="TH Sarabun New" w:cs="TH Sarabun New"/>
-          <w:b/>
-          <w:bCs/>
-          <w:sz w:val="32"/>
-          <w:szCs w:val="32"/>
-        </w:rPr>
-      </w:pPr>
-    </w:p>
-    <w:p>
-      <w:pPr>
-        <w:pStyle w:val="NormalWeb"/>
-        <w:tabs>
-          <w:tab w:val="left" w:pos="567"/>
-          <w:tab w:val="left" w:pos="1134"/>
-        </w:tabs>
-        <w:spacing w:before="0" w:beforeAutospacing="0" w:after="0" w:afterAutospacing="0"/>
-        <w:contextualSpacing/>
-        <w:jc w:val="center"/>
-        <w:rPr>
-          <w:rFonts w:ascii="TH Sarabun New" w:hAnsi="TH Sarabun New" w:cs="TH Sarabun New"/>
-          <w:b/>
-          <w:bCs/>
-          <w:sz w:val="32"/>
-          <w:szCs w:val="32"/>
-        </w:rPr>
-      </w:pPr>
-    </w:p>
-    <w:p>
-      <w:pPr>
-        <w:pStyle w:val="NormalWeb"/>
-        <w:tabs>
-          <w:tab w:val="left" w:pos="567"/>
-          <w:tab w:val="left" w:pos="1134"/>
-        </w:tabs>
-        <w:spacing w:before="0" w:beforeAutospacing="0" w:after="0" w:afterAutospacing="0"/>
-        <w:contextualSpacing/>
-        <w:jc w:val="center"/>
-        <w:rPr>
-          <w:rFonts w:ascii="TH Sarabun New" w:hAnsi="TH Sarabun New" w:cs="TH Sarabun New"/>
-          <w:b/>
-          <w:bCs/>
-          <w:sz w:val="32"/>
-          <w:szCs w:val="32"/>
-        </w:rPr>
-      </w:pPr>
-    </w:p>
-    <w:p>
-      <w:pPr>
-        <w:pStyle w:val="NormalWeb"/>
-        <w:tabs>
-          <w:tab w:val="left" w:pos="567"/>
-          <w:tab w:val="left" w:pos="1134"/>
-        </w:tabs>
-        <w:spacing w:before="0" w:beforeAutospacing="0" w:after="0" w:afterAutospacing="0"/>
-        <w:contextualSpacing/>
-        <w:jc w:val="center"/>
-        <w:rPr>
-          <w:rFonts w:ascii="TH Sarabun New" w:hAnsi="TH Sarabun New" w:cs="TH Sarabun New"/>
-          <w:b/>
-          <w:bCs/>
-          <w:sz w:val="32"/>
-          <w:szCs w:val="32"/>
-        </w:rPr>
-      </w:pPr>
-    </w:p>
-    <w:p>
-      <w:pPr>
-        <w:pStyle w:val="NormalWeb"/>
-        <w:tabs>
-          <w:tab w:val="left" w:pos="567"/>
-          <w:tab w:val="left" w:pos="1134"/>
-        </w:tabs>
-        <w:spacing w:before="0" w:beforeAutospacing="0" w:after="0" w:afterAutospacing="0"/>
-        <w:contextualSpacing/>
-        <w:jc w:val="center"/>
-        <w:rPr>
-          <w:rFonts w:ascii="TH Sarabun New" w:hAnsi="TH Sarabun New" w:cs="TH Sarabun New"/>
-          <w:b/>
-          <w:bCs/>
-          <w:sz w:val="32"/>
-          <w:szCs w:val="32"/>
-        </w:rPr>
-      </w:pPr>
-    </w:p>
-    <w:p>
-      <w:pPr>
-        <w:pStyle w:val="NormalWeb"/>
-        <w:tabs>
-          <w:tab w:val="left" w:pos="567"/>
-          <w:tab w:val="left" w:pos="1134"/>
-        </w:tabs>
-        <w:spacing w:before="0" w:beforeAutospacing="0" w:after="0" w:afterAutospacing="0"/>
-        <w:contextualSpacing/>
-        <w:jc w:val="center"/>
-        <w:rPr>
-          <w:rFonts w:ascii="TH Sarabun New" w:hAnsi="TH Sarabun New" w:cs="TH Sarabun New"/>
+          <w:rFonts w:ascii="TH Sarabun New" w:hAnsi="TH Sarabun New" w:cs="TH Sarabun New" w:hint="cs"/>
           <w:b/>
           <w:bCs/>
           <w:sz w:val="32"/>
@@ -5156,7 +6189,7 @@
           <w:szCs w:val="32"/>
           <w:cs/>
         </w:rPr>
-        <w:t>รูป</w:t>
+        <w:t>ตาราง</w:t>
       </w:r>
     </w:p>
     <w:p>
@@ -5178,6 +6211,1847 @@
         </w:rPr>
       </w:pPr>
     </w:p>
+    <w:tbl>
+      <w:tblPr>
+        <w:tblStyle w:val="TableGrid"/>
+        <w:tblW w:w="0" w:type="auto"/>
+        <w:tblLook w:val="04A0" w:firstRow="1" w:lastRow="0" w:firstColumn="1" w:lastColumn="0" w:noHBand="0" w:noVBand="1"/>
+      </w:tblPr>
+      <w:tblGrid>
+        <w:gridCol w:w="846"/>
+        <w:gridCol w:w="6804"/>
+        <w:gridCol w:w="980"/>
+      </w:tblGrid>
+      <w:tr>
+        <w:tc>
+          <w:tcPr>
+            <w:tcW w:w="846" w:type="dxa"/>
+          </w:tcPr>
+          <w:p>
+            <w:pPr>
+              <w:pStyle w:val="NormalWeb"/>
+              <w:tabs>
+                <w:tab w:val="left" w:pos="567"/>
+                <w:tab w:val="left" w:pos="1134"/>
+              </w:tabs>
+              <w:spacing w:before="0" w:beforeAutospacing="0" w:after="0" w:afterAutospacing="0"/>
+              <w:contextualSpacing/>
+              <w:jc w:val="center"/>
+              <w:rPr>
+                <w:rFonts w:ascii="TH Sarabun New" w:hAnsi="TH Sarabun New" w:cs="TH Sarabun New"/>
+                <w:b/>
+                <w:bCs/>
+                <w:sz w:val="32"/>
+                <w:szCs w:val="32"/>
+              </w:rPr>
+            </w:pPr>
+          </w:p>
+        </w:tc>
+        <w:tc>
+          <w:tcPr>
+            <w:tcW w:w="6804" w:type="dxa"/>
+          </w:tcPr>
+          <w:p>
+            <w:pPr>
+              <w:pStyle w:val="NormalWeb"/>
+              <w:tabs>
+                <w:tab w:val="left" w:pos="567"/>
+                <w:tab w:val="left" w:pos="1134"/>
+              </w:tabs>
+              <w:spacing w:before="0" w:beforeAutospacing="0" w:after="0" w:afterAutospacing="0"/>
+              <w:contextualSpacing/>
+              <w:jc w:val="center"/>
+              <w:rPr>
+                <w:rFonts w:ascii="TH Sarabun New" w:hAnsi="TH Sarabun New" w:cs="TH Sarabun New"/>
+                <w:b/>
+                <w:bCs/>
+                <w:sz w:val="32"/>
+                <w:szCs w:val="32"/>
+              </w:rPr>
+            </w:pPr>
+          </w:p>
+        </w:tc>
+        <w:tc>
+          <w:tcPr>
+            <w:tcW w:w="980" w:type="dxa"/>
+          </w:tcPr>
+          <w:p>
+            <w:pPr>
+              <w:pStyle w:val="NormalWeb"/>
+              <w:tabs>
+                <w:tab w:val="left" w:pos="567"/>
+                <w:tab w:val="left" w:pos="1134"/>
+              </w:tabs>
+              <w:spacing w:before="0" w:beforeAutospacing="0" w:after="0" w:afterAutospacing="0"/>
+              <w:contextualSpacing/>
+              <w:jc w:val="right"/>
+              <w:rPr>
+                <w:rFonts w:ascii="TH Sarabun New" w:hAnsi="TH Sarabun New" w:cs="TH Sarabun New"/>
+                <w:sz w:val="32"/>
+                <w:szCs w:val="32"/>
+                <w:cs/>
+              </w:rPr>
+            </w:pPr>
+            <w:r>
+              <w:rPr>
+                <w:rFonts w:ascii="TH Sarabun New" w:hAnsi="TH Sarabun New" w:cs="TH Sarabun New" w:hint="cs"/>
+                <w:sz w:val="32"/>
+                <w:szCs w:val="32"/>
+                <w:cs/>
+              </w:rPr>
+              <w:t>หน้า</w:t>
+            </w:r>
+          </w:p>
+        </w:tc>
+      </w:tr>
+      <w:tr>
+        <w:tc>
+          <w:tcPr>
+            <w:tcW w:w="7650" w:type="dxa"/>
+            <w:gridSpan w:val="2"/>
+          </w:tcPr>
+          <w:p>
+            <w:pPr>
+              <w:pStyle w:val="NormalWeb"/>
+              <w:tabs>
+                <w:tab w:val="left" w:pos="567"/>
+                <w:tab w:val="left" w:pos="1134"/>
+              </w:tabs>
+              <w:spacing w:before="0" w:beforeAutospacing="0" w:after="0" w:afterAutospacing="0"/>
+              <w:contextualSpacing/>
+              <w:rPr>
+                <w:rFonts w:ascii="TH Sarabun New" w:hAnsi="TH Sarabun New" w:cs="TH Sarabun New"/>
+                <w:sz w:val="32"/>
+                <w:szCs w:val="32"/>
+                <w:cs/>
+              </w:rPr>
+            </w:pPr>
+            <w:r>
+              <w:rPr>
+                <w:rFonts w:ascii="TH Sarabun New" w:hAnsi="TH Sarabun New" w:cs="TH Sarabun New" w:hint="cs"/>
+                <w:sz w:val="32"/>
+                <w:szCs w:val="32"/>
+                <w:cs/>
+              </w:rPr>
+              <w:t>บท</w:t>
+            </w:r>
+            <w:r>
+              <w:rPr>
+                <w:rFonts w:ascii="TH Sarabun New" w:hAnsi="TH Sarabun New" w:cs="TH Sarabun New" w:hint="cs"/>
+                <w:sz w:val="32"/>
+                <w:szCs w:val="32"/>
+                <w:cs/>
+              </w:rPr>
+              <w:t>คัดย่อ</w:t>
+            </w:r>
+          </w:p>
+        </w:tc>
+        <w:tc>
+          <w:tcPr>
+            <w:tcW w:w="980" w:type="dxa"/>
+          </w:tcPr>
+          <w:p>
+            <w:pPr>
+              <w:pStyle w:val="NormalWeb"/>
+              <w:tabs>
+                <w:tab w:val="left" w:pos="567"/>
+                <w:tab w:val="left" w:pos="1134"/>
+              </w:tabs>
+              <w:spacing w:before="0" w:beforeAutospacing="0" w:after="0" w:afterAutospacing="0"/>
+              <w:contextualSpacing/>
+              <w:jc w:val="right"/>
+              <w:rPr>
+                <w:rFonts w:ascii="TH Sarabun New" w:hAnsi="TH Sarabun New" w:cs="TH Sarabun New"/>
+                <w:sz w:val="32"/>
+                <w:szCs w:val="32"/>
+              </w:rPr>
+            </w:pPr>
+          </w:p>
+        </w:tc>
+      </w:tr>
+      <w:tr>
+        <w:tc>
+          <w:tcPr>
+            <w:tcW w:w="7650" w:type="dxa"/>
+            <w:gridSpan w:val="2"/>
+          </w:tcPr>
+          <w:p>
+            <w:pPr>
+              <w:pStyle w:val="NormalWeb"/>
+              <w:tabs>
+                <w:tab w:val="left" w:pos="567"/>
+                <w:tab w:val="left" w:pos="1134"/>
+              </w:tabs>
+              <w:spacing w:before="0" w:beforeAutospacing="0" w:after="0" w:afterAutospacing="0"/>
+              <w:contextualSpacing/>
+              <w:rPr>
+                <w:rFonts w:ascii="TH Sarabun New" w:hAnsi="TH Sarabun New" w:cs="TH Sarabun New"/>
+                <w:sz w:val="32"/>
+                <w:szCs w:val="32"/>
+              </w:rPr>
+            </w:pPr>
+            <w:r>
+              <w:rPr>
+                <w:rFonts w:ascii="TH Sarabun New" w:hAnsi="TH Sarabun New" w:cs="TH Sarabun New" w:hint="cs"/>
+                <w:sz w:val="32"/>
+                <w:szCs w:val="32"/>
+                <w:cs/>
+              </w:rPr>
+              <w:t>กิตติกรรมประกาศ</w:t>
+            </w:r>
+          </w:p>
+        </w:tc>
+        <w:tc>
+          <w:tcPr>
+            <w:tcW w:w="980" w:type="dxa"/>
+          </w:tcPr>
+          <w:p>
+            <w:pPr>
+              <w:pStyle w:val="NormalWeb"/>
+              <w:tabs>
+                <w:tab w:val="left" w:pos="567"/>
+                <w:tab w:val="left" w:pos="1134"/>
+              </w:tabs>
+              <w:spacing w:before="0" w:beforeAutospacing="0" w:after="0" w:afterAutospacing="0"/>
+              <w:contextualSpacing/>
+              <w:jc w:val="right"/>
+              <w:rPr>
+                <w:rFonts w:ascii="TH Sarabun New" w:hAnsi="TH Sarabun New" w:cs="TH Sarabun New"/>
+                <w:sz w:val="32"/>
+                <w:szCs w:val="32"/>
+              </w:rPr>
+            </w:pPr>
+          </w:p>
+        </w:tc>
+      </w:tr>
+      <w:tr>
+        <w:tc>
+          <w:tcPr>
+            <w:tcW w:w="7650" w:type="dxa"/>
+            <w:gridSpan w:val="2"/>
+          </w:tcPr>
+          <w:p>
+            <w:pPr>
+              <w:pStyle w:val="NormalWeb"/>
+              <w:tabs>
+                <w:tab w:val="left" w:pos="567"/>
+                <w:tab w:val="left" w:pos="1134"/>
+              </w:tabs>
+              <w:spacing w:before="0" w:beforeAutospacing="0" w:after="0" w:afterAutospacing="0"/>
+              <w:contextualSpacing/>
+              <w:rPr>
+                <w:rFonts w:ascii="TH Sarabun New" w:hAnsi="TH Sarabun New" w:cs="TH Sarabun New"/>
+                <w:sz w:val="32"/>
+                <w:szCs w:val="32"/>
+              </w:rPr>
+            </w:pPr>
+            <w:r>
+              <w:rPr>
+                <w:rFonts w:ascii="TH Sarabun New" w:hAnsi="TH Sarabun New" w:cs="TH Sarabun New" w:hint="cs"/>
+                <w:sz w:val="32"/>
+                <w:szCs w:val="32"/>
+                <w:cs/>
+              </w:rPr>
+              <w:t>สารบัญ</w:t>
+            </w:r>
+          </w:p>
+        </w:tc>
+        <w:tc>
+          <w:tcPr>
+            <w:tcW w:w="980" w:type="dxa"/>
+          </w:tcPr>
+          <w:p>
+            <w:pPr>
+              <w:pStyle w:val="NormalWeb"/>
+              <w:tabs>
+                <w:tab w:val="left" w:pos="567"/>
+                <w:tab w:val="left" w:pos="1134"/>
+              </w:tabs>
+              <w:spacing w:before="0" w:beforeAutospacing="0" w:after="0" w:afterAutospacing="0"/>
+              <w:contextualSpacing/>
+              <w:jc w:val="right"/>
+              <w:rPr>
+                <w:rFonts w:ascii="TH Sarabun New" w:hAnsi="TH Sarabun New" w:cs="TH Sarabun New"/>
+                <w:sz w:val="32"/>
+                <w:szCs w:val="32"/>
+              </w:rPr>
+            </w:pPr>
+          </w:p>
+        </w:tc>
+      </w:tr>
+      <w:tr>
+        <w:tc>
+          <w:tcPr>
+            <w:tcW w:w="7650" w:type="dxa"/>
+            <w:gridSpan w:val="2"/>
+          </w:tcPr>
+          <w:p>
+            <w:pPr>
+              <w:pStyle w:val="NormalWeb"/>
+              <w:tabs>
+                <w:tab w:val="left" w:pos="567"/>
+                <w:tab w:val="left" w:pos="1134"/>
+              </w:tabs>
+              <w:spacing w:before="0" w:beforeAutospacing="0" w:after="0" w:afterAutospacing="0"/>
+              <w:contextualSpacing/>
+              <w:rPr>
+                <w:rFonts w:ascii="TH Sarabun New" w:hAnsi="TH Sarabun New" w:cs="TH Sarabun New"/>
+                <w:sz w:val="32"/>
+                <w:szCs w:val="32"/>
+              </w:rPr>
+            </w:pPr>
+            <w:r>
+              <w:rPr>
+                <w:rFonts w:ascii="TH Sarabun New" w:hAnsi="TH Sarabun New" w:cs="TH Sarabun New" w:hint="cs"/>
+                <w:sz w:val="32"/>
+                <w:szCs w:val="32"/>
+                <w:cs/>
+              </w:rPr>
+              <w:t>สารบัญตาราง</w:t>
+            </w:r>
+          </w:p>
+        </w:tc>
+        <w:tc>
+          <w:tcPr>
+            <w:tcW w:w="980" w:type="dxa"/>
+          </w:tcPr>
+          <w:p>
+            <w:pPr>
+              <w:pStyle w:val="NormalWeb"/>
+              <w:tabs>
+                <w:tab w:val="left" w:pos="567"/>
+                <w:tab w:val="left" w:pos="1134"/>
+              </w:tabs>
+              <w:spacing w:before="0" w:beforeAutospacing="0" w:after="0" w:afterAutospacing="0"/>
+              <w:contextualSpacing/>
+              <w:jc w:val="right"/>
+              <w:rPr>
+                <w:rFonts w:ascii="TH Sarabun New" w:hAnsi="TH Sarabun New" w:cs="TH Sarabun New"/>
+                <w:sz w:val="32"/>
+                <w:szCs w:val="32"/>
+              </w:rPr>
+            </w:pPr>
+          </w:p>
+        </w:tc>
+      </w:tr>
+      <w:tr>
+        <w:tc>
+          <w:tcPr>
+            <w:tcW w:w="7650" w:type="dxa"/>
+            <w:gridSpan w:val="2"/>
+          </w:tcPr>
+          <w:p>
+            <w:pPr>
+              <w:pStyle w:val="NormalWeb"/>
+              <w:tabs>
+                <w:tab w:val="left" w:pos="567"/>
+                <w:tab w:val="left" w:pos="1134"/>
+              </w:tabs>
+              <w:spacing w:before="0" w:beforeAutospacing="0" w:after="0" w:afterAutospacing="0"/>
+              <w:contextualSpacing/>
+              <w:rPr>
+                <w:rFonts w:ascii="TH Sarabun New" w:hAnsi="TH Sarabun New" w:cs="TH Sarabun New"/>
+                <w:sz w:val="32"/>
+                <w:szCs w:val="32"/>
+                <w:cs/>
+              </w:rPr>
+            </w:pPr>
+            <w:r>
+              <w:rPr>
+                <w:rFonts w:ascii="TH Sarabun New" w:hAnsi="TH Sarabun New" w:cs="TH Sarabun New" w:hint="cs"/>
+                <w:sz w:val="32"/>
+                <w:szCs w:val="32"/>
+                <w:cs/>
+              </w:rPr>
+              <w:t>สารบัญรูป</w:t>
+            </w:r>
+          </w:p>
+        </w:tc>
+        <w:tc>
+          <w:tcPr>
+            <w:tcW w:w="980" w:type="dxa"/>
+          </w:tcPr>
+          <w:p>
+            <w:pPr>
+              <w:pStyle w:val="NormalWeb"/>
+              <w:tabs>
+                <w:tab w:val="left" w:pos="567"/>
+                <w:tab w:val="left" w:pos="1134"/>
+              </w:tabs>
+              <w:spacing w:before="0" w:beforeAutospacing="0" w:after="0" w:afterAutospacing="0"/>
+              <w:contextualSpacing/>
+              <w:jc w:val="right"/>
+              <w:rPr>
+                <w:rFonts w:ascii="TH Sarabun New" w:hAnsi="TH Sarabun New" w:cs="TH Sarabun New"/>
+                <w:sz w:val="32"/>
+                <w:szCs w:val="32"/>
+              </w:rPr>
+            </w:pPr>
+          </w:p>
+        </w:tc>
+      </w:tr>
+      <w:tr>
+        <w:tc>
+          <w:tcPr>
+            <w:tcW w:w="7650" w:type="dxa"/>
+            <w:gridSpan w:val="2"/>
+          </w:tcPr>
+          <w:p>
+            <w:pPr>
+              <w:pStyle w:val="NormalWeb"/>
+              <w:tabs>
+                <w:tab w:val="left" w:pos="567"/>
+                <w:tab w:val="left" w:pos="1134"/>
+              </w:tabs>
+              <w:spacing w:before="0" w:beforeAutospacing="0" w:after="0" w:afterAutospacing="0"/>
+              <w:contextualSpacing/>
+              <w:rPr>
+                <w:rFonts w:ascii="TH Sarabun New" w:hAnsi="TH Sarabun New" w:cs="TH Sarabun New"/>
+                <w:sz w:val="32"/>
+                <w:szCs w:val="32"/>
+                <w:cs/>
+              </w:rPr>
+            </w:pPr>
+            <w:r>
+              <w:rPr>
+                <w:rFonts w:ascii="TH Sarabun New" w:hAnsi="TH Sarabun New" w:cs="TH Sarabun New" w:hint="cs"/>
+                <w:sz w:val="32"/>
+                <w:szCs w:val="32"/>
+                <w:cs/>
+              </w:rPr>
+              <w:t>คำอธิบายสัญลักษณ์และคำย่อ</w:t>
+            </w:r>
+          </w:p>
+        </w:tc>
+        <w:tc>
+          <w:tcPr>
+            <w:tcW w:w="980" w:type="dxa"/>
+          </w:tcPr>
+          <w:p>
+            <w:pPr>
+              <w:pStyle w:val="NormalWeb"/>
+              <w:tabs>
+                <w:tab w:val="left" w:pos="567"/>
+                <w:tab w:val="left" w:pos="1134"/>
+              </w:tabs>
+              <w:spacing w:before="0" w:beforeAutospacing="0" w:after="0" w:afterAutospacing="0"/>
+              <w:contextualSpacing/>
+              <w:jc w:val="right"/>
+              <w:rPr>
+                <w:rFonts w:ascii="TH Sarabun New" w:hAnsi="TH Sarabun New" w:cs="TH Sarabun New"/>
+                <w:sz w:val="32"/>
+                <w:szCs w:val="32"/>
+              </w:rPr>
+            </w:pPr>
+          </w:p>
+        </w:tc>
+      </w:tr>
+      <w:tr>
+        <w:tc>
+          <w:tcPr>
+            <w:tcW w:w="7650" w:type="dxa"/>
+            <w:gridSpan w:val="2"/>
+          </w:tcPr>
+          <w:p>
+            <w:pPr>
+              <w:pStyle w:val="NormalWeb"/>
+              <w:tabs>
+                <w:tab w:val="left" w:pos="567"/>
+                <w:tab w:val="left" w:pos="1134"/>
+              </w:tabs>
+              <w:spacing w:before="0" w:beforeAutospacing="0" w:after="0" w:afterAutospacing="0"/>
+              <w:contextualSpacing/>
+              <w:rPr>
+                <w:rFonts w:ascii="TH Sarabun New" w:hAnsi="TH Sarabun New" w:cs="TH Sarabun New"/>
+                <w:sz w:val="32"/>
+                <w:szCs w:val="32"/>
+                <w:cs/>
+              </w:rPr>
+            </w:pPr>
+            <w:r>
+              <w:rPr>
+                <w:rFonts w:ascii="TH Sarabun New" w:hAnsi="TH Sarabun New" w:cs="TH Sarabun New" w:hint="cs"/>
+                <w:sz w:val="32"/>
+                <w:szCs w:val="32"/>
+                <w:cs/>
+              </w:rPr>
+              <w:t xml:space="preserve">บทที่ </w:t>
+            </w:r>
+            <w:r>
+              <w:rPr>
+                <w:rFonts w:ascii="TH Sarabun New" w:hAnsi="TH Sarabun New" w:cs="TH Sarabun New"/>
+                <w:sz w:val="32"/>
+                <w:szCs w:val="32"/>
+              </w:rPr>
+              <w:t xml:space="preserve">1  </w:t>
+            </w:r>
+            <w:r>
+              <w:rPr>
+                <w:rFonts w:ascii="TH Sarabun New" w:hAnsi="TH Sarabun New" w:cs="TH Sarabun New" w:hint="cs"/>
+                <w:sz w:val="32"/>
+                <w:szCs w:val="32"/>
+                <w:cs/>
+              </w:rPr>
+              <w:t>บทนำ</w:t>
+            </w:r>
+          </w:p>
+        </w:tc>
+        <w:tc>
+          <w:tcPr>
+            <w:tcW w:w="980" w:type="dxa"/>
+          </w:tcPr>
+          <w:p>
+            <w:pPr>
+              <w:pStyle w:val="NormalWeb"/>
+              <w:tabs>
+                <w:tab w:val="left" w:pos="567"/>
+                <w:tab w:val="left" w:pos="1134"/>
+              </w:tabs>
+              <w:spacing w:before="0" w:beforeAutospacing="0" w:after="0" w:afterAutospacing="0"/>
+              <w:contextualSpacing/>
+              <w:jc w:val="right"/>
+              <w:rPr>
+                <w:rFonts w:ascii="TH Sarabun New" w:hAnsi="TH Sarabun New" w:cs="TH Sarabun New"/>
+                <w:sz w:val="32"/>
+                <w:szCs w:val="32"/>
+              </w:rPr>
+            </w:pPr>
+            <w:r>
+              <w:rPr>
+                <w:rFonts w:ascii="TH Sarabun New" w:hAnsi="TH Sarabun New" w:cs="TH Sarabun New"/>
+                <w:sz w:val="32"/>
+                <w:szCs w:val="32"/>
+              </w:rPr>
+              <w:t>1</w:t>
+            </w:r>
+          </w:p>
+        </w:tc>
+      </w:tr>
+      <w:tr>
+        <w:tc>
+          <w:tcPr>
+            <w:tcW w:w="846" w:type="dxa"/>
+          </w:tcPr>
+          <w:p>
+            <w:pPr>
+              <w:pStyle w:val="NormalWeb"/>
+              <w:tabs>
+                <w:tab w:val="left" w:pos="567"/>
+                <w:tab w:val="left" w:pos="1134"/>
+              </w:tabs>
+              <w:spacing w:before="0" w:beforeAutospacing="0" w:after="0" w:afterAutospacing="0"/>
+              <w:contextualSpacing/>
+              <w:jc w:val="center"/>
+              <w:rPr>
+                <w:rFonts w:ascii="TH Sarabun New" w:hAnsi="TH Sarabun New" w:cs="TH Sarabun New"/>
+                <w:sz w:val="32"/>
+                <w:szCs w:val="32"/>
+              </w:rPr>
+            </w:pPr>
+          </w:p>
+        </w:tc>
+        <w:tc>
+          <w:tcPr>
+            <w:tcW w:w="6804" w:type="dxa"/>
+          </w:tcPr>
+          <w:p>
+            <w:pPr>
+              <w:pStyle w:val="NormalWeb"/>
+              <w:tabs>
+                <w:tab w:val="left" w:pos="567"/>
+                <w:tab w:val="left" w:pos="1134"/>
+              </w:tabs>
+              <w:spacing w:before="0" w:beforeAutospacing="0" w:after="0" w:afterAutospacing="0"/>
+              <w:contextualSpacing/>
+              <w:rPr>
+                <w:rFonts w:ascii="TH Sarabun New" w:hAnsi="TH Sarabun New" w:cs="TH Sarabun New"/>
+                <w:sz w:val="32"/>
+                <w:szCs w:val="32"/>
+                <w:cs/>
+              </w:rPr>
+            </w:pPr>
+            <w:proofErr w:type="gramStart"/>
+            <w:r>
+              <w:rPr>
+                <w:rFonts w:ascii="TH Sarabun New" w:hAnsi="TH Sarabun New" w:cs="TH Sarabun New"/>
+                <w:sz w:val="32"/>
+                <w:szCs w:val="32"/>
+              </w:rPr>
+              <w:t xml:space="preserve">1.1  </w:t>
+            </w:r>
+            <w:r>
+              <w:rPr>
+                <w:rFonts w:ascii="TH Sarabun New" w:hAnsi="TH Sarabun New" w:cs="TH Sarabun New" w:hint="cs"/>
+                <w:sz w:val="32"/>
+                <w:szCs w:val="32"/>
+                <w:cs/>
+              </w:rPr>
+              <w:t>ความเป็นมาและความสำคัญ</w:t>
+            </w:r>
+            <w:proofErr w:type="gramEnd"/>
+          </w:p>
+        </w:tc>
+        <w:tc>
+          <w:tcPr>
+            <w:tcW w:w="980" w:type="dxa"/>
+          </w:tcPr>
+          <w:p>
+            <w:pPr>
+              <w:pStyle w:val="NormalWeb"/>
+              <w:tabs>
+                <w:tab w:val="left" w:pos="567"/>
+                <w:tab w:val="left" w:pos="1134"/>
+              </w:tabs>
+              <w:spacing w:before="0" w:beforeAutospacing="0" w:after="0" w:afterAutospacing="0"/>
+              <w:contextualSpacing/>
+              <w:jc w:val="right"/>
+              <w:rPr>
+                <w:rFonts w:ascii="TH Sarabun New" w:hAnsi="TH Sarabun New" w:cs="TH Sarabun New"/>
+                <w:sz w:val="32"/>
+                <w:szCs w:val="32"/>
+              </w:rPr>
+            </w:pPr>
+            <w:r>
+              <w:rPr>
+                <w:rFonts w:ascii="TH Sarabun New" w:hAnsi="TH Sarabun New" w:cs="TH Sarabun New"/>
+                <w:sz w:val="32"/>
+                <w:szCs w:val="32"/>
+              </w:rPr>
+              <w:t>1</w:t>
+            </w:r>
+          </w:p>
+        </w:tc>
+      </w:tr>
+      <w:tr>
+        <w:tc>
+          <w:tcPr>
+            <w:tcW w:w="846" w:type="dxa"/>
+          </w:tcPr>
+          <w:p>
+            <w:pPr>
+              <w:pStyle w:val="NormalWeb"/>
+              <w:tabs>
+                <w:tab w:val="left" w:pos="567"/>
+                <w:tab w:val="left" w:pos="1134"/>
+              </w:tabs>
+              <w:spacing w:before="0" w:beforeAutospacing="0" w:after="0" w:afterAutospacing="0"/>
+              <w:contextualSpacing/>
+              <w:jc w:val="center"/>
+              <w:rPr>
+                <w:rFonts w:ascii="TH Sarabun New" w:hAnsi="TH Sarabun New" w:cs="TH Sarabun New"/>
+                <w:sz w:val="32"/>
+                <w:szCs w:val="32"/>
+              </w:rPr>
+            </w:pPr>
+          </w:p>
+        </w:tc>
+        <w:tc>
+          <w:tcPr>
+            <w:tcW w:w="6804" w:type="dxa"/>
+          </w:tcPr>
+          <w:p>
+            <w:pPr>
+              <w:pStyle w:val="NormalWeb"/>
+              <w:tabs>
+                <w:tab w:val="left" w:pos="567"/>
+                <w:tab w:val="left" w:pos="1134"/>
+              </w:tabs>
+              <w:spacing w:before="0" w:beforeAutospacing="0" w:after="0" w:afterAutospacing="0"/>
+              <w:contextualSpacing/>
+              <w:rPr>
+                <w:rFonts w:ascii="TH Sarabun New" w:hAnsi="TH Sarabun New" w:cs="TH Sarabun New"/>
+                <w:sz w:val="32"/>
+                <w:szCs w:val="32"/>
+                <w:cs/>
+              </w:rPr>
+            </w:pPr>
+            <w:proofErr w:type="gramStart"/>
+            <w:r>
+              <w:rPr>
+                <w:rFonts w:ascii="TH Sarabun New" w:hAnsi="TH Sarabun New" w:cs="TH Sarabun New"/>
+                <w:sz w:val="32"/>
+                <w:szCs w:val="32"/>
+              </w:rPr>
+              <w:t xml:space="preserve">1.2  </w:t>
+            </w:r>
+            <w:r>
+              <w:rPr>
+                <w:rFonts w:ascii="TH Sarabun New" w:hAnsi="TH Sarabun New" w:cs="TH Sarabun New"/>
+                <w:sz w:val="32"/>
+                <w:szCs w:val="32"/>
+                <w:cs/>
+              </w:rPr>
+              <w:t>วัตถุประสงค์</w:t>
+            </w:r>
+            <w:proofErr w:type="gramEnd"/>
+          </w:p>
+        </w:tc>
+        <w:tc>
+          <w:tcPr>
+            <w:tcW w:w="980" w:type="dxa"/>
+          </w:tcPr>
+          <w:p>
+            <w:pPr>
+              <w:pStyle w:val="NormalWeb"/>
+              <w:tabs>
+                <w:tab w:val="left" w:pos="567"/>
+                <w:tab w:val="left" w:pos="1134"/>
+              </w:tabs>
+              <w:spacing w:before="0" w:beforeAutospacing="0" w:after="0" w:afterAutospacing="0"/>
+              <w:contextualSpacing/>
+              <w:jc w:val="right"/>
+              <w:rPr>
+                <w:rFonts w:ascii="TH Sarabun New" w:hAnsi="TH Sarabun New" w:cs="TH Sarabun New"/>
+                <w:sz w:val="32"/>
+                <w:szCs w:val="32"/>
+              </w:rPr>
+            </w:pPr>
+            <w:r>
+              <w:rPr>
+                <w:rFonts w:ascii="TH Sarabun New" w:hAnsi="TH Sarabun New" w:cs="TH Sarabun New"/>
+                <w:sz w:val="32"/>
+                <w:szCs w:val="32"/>
+              </w:rPr>
+              <w:t>1</w:t>
+            </w:r>
+          </w:p>
+        </w:tc>
+      </w:tr>
+      <w:tr>
+        <w:tc>
+          <w:tcPr>
+            <w:tcW w:w="846" w:type="dxa"/>
+          </w:tcPr>
+          <w:p>
+            <w:pPr>
+              <w:pStyle w:val="NormalWeb"/>
+              <w:tabs>
+                <w:tab w:val="left" w:pos="567"/>
+                <w:tab w:val="left" w:pos="1134"/>
+              </w:tabs>
+              <w:spacing w:before="0" w:beforeAutospacing="0" w:after="0" w:afterAutospacing="0"/>
+              <w:contextualSpacing/>
+              <w:jc w:val="center"/>
+              <w:rPr>
+                <w:rFonts w:ascii="TH Sarabun New" w:hAnsi="TH Sarabun New" w:cs="TH Sarabun New"/>
+                <w:sz w:val="32"/>
+                <w:szCs w:val="32"/>
+              </w:rPr>
+            </w:pPr>
+          </w:p>
+        </w:tc>
+        <w:tc>
+          <w:tcPr>
+            <w:tcW w:w="6804" w:type="dxa"/>
+          </w:tcPr>
+          <w:p>
+            <w:pPr>
+              <w:pStyle w:val="NormalWeb"/>
+              <w:tabs>
+                <w:tab w:val="left" w:pos="567"/>
+                <w:tab w:val="left" w:pos="1134"/>
+              </w:tabs>
+              <w:spacing w:before="0" w:beforeAutospacing="0" w:after="0" w:afterAutospacing="0"/>
+              <w:contextualSpacing/>
+              <w:rPr>
+                <w:rFonts w:ascii="TH Sarabun New" w:hAnsi="TH Sarabun New" w:cs="TH Sarabun New"/>
+                <w:sz w:val="32"/>
+                <w:szCs w:val="32"/>
+              </w:rPr>
+            </w:pPr>
+            <w:proofErr w:type="gramStart"/>
+            <w:r>
+              <w:rPr>
+                <w:rFonts w:ascii="TH Sarabun New" w:hAnsi="TH Sarabun New" w:cs="TH Sarabun New"/>
+                <w:sz w:val="32"/>
+                <w:szCs w:val="32"/>
+              </w:rPr>
+              <w:t xml:space="preserve">1.3  </w:t>
+            </w:r>
+            <w:r>
+              <w:rPr>
+                <w:rFonts w:ascii="TH Sarabun New" w:hAnsi="TH Sarabun New" w:cs="TH Sarabun New"/>
+                <w:sz w:val="32"/>
+                <w:szCs w:val="32"/>
+                <w:cs/>
+              </w:rPr>
+              <w:t>ขอบเขต</w:t>
+            </w:r>
+            <w:proofErr w:type="gramEnd"/>
+          </w:p>
+        </w:tc>
+        <w:tc>
+          <w:tcPr>
+            <w:tcW w:w="980" w:type="dxa"/>
+          </w:tcPr>
+          <w:p>
+            <w:pPr>
+              <w:pStyle w:val="NormalWeb"/>
+              <w:tabs>
+                <w:tab w:val="left" w:pos="567"/>
+                <w:tab w:val="left" w:pos="1134"/>
+              </w:tabs>
+              <w:spacing w:before="0" w:beforeAutospacing="0" w:after="0" w:afterAutospacing="0"/>
+              <w:contextualSpacing/>
+              <w:jc w:val="right"/>
+              <w:rPr>
+                <w:rFonts w:ascii="TH Sarabun New" w:hAnsi="TH Sarabun New" w:cs="TH Sarabun New"/>
+                <w:sz w:val="32"/>
+                <w:szCs w:val="32"/>
+              </w:rPr>
+            </w:pPr>
+            <w:r>
+              <w:rPr>
+                <w:rFonts w:ascii="TH Sarabun New" w:hAnsi="TH Sarabun New" w:cs="TH Sarabun New"/>
+                <w:sz w:val="32"/>
+                <w:szCs w:val="32"/>
+              </w:rPr>
+              <w:t>2</w:t>
+            </w:r>
+          </w:p>
+        </w:tc>
+      </w:tr>
+      <w:tr>
+        <w:tc>
+          <w:tcPr>
+            <w:tcW w:w="846" w:type="dxa"/>
+          </w:tcPr>
+          <w:p>
+            <w:pPr>
+              <w:pStyle w:val="NormalWeb"/>
+              <w:tabs>
+                <w:tab w:val="left" w:pos="567"/>
+                <w:tab w:val="left" w:pos="1134"/>
+              </w:tabs>
+              <w:spacing w:before="0" w:beforeAutospacing="0" w:after="0" w:afterAutospacing="0"/>
+              <w:contextualSpacing/>
+              <w:jc w:val="center"/>
+              <w:rPr>
+                <w:rFonts w:ascii="TH Sarabun New" w:hAnsi="TH Sarabun New" w:cs="TH Sarabun New"/>
+                <w:sz w:val="32"/>
+                <w:szCs w:val="32"/>
+              </w:rPr>
+            </w:pPr>
+          </w:p>
+        </w:tc>
+        <w:tc>
+          <w:tcPr>
+            <w:tcW w:w="6804" w:type="dxa"/>
+          </w:tcPr>
+          <w:p>
+            <w:pPr>
+              <w:pStyle w:val="NormalWeb"/>
+              <w:tabs>
+                <w:tab w:val="left" w:pos="567"/>
+                <w:tab w:val="left" w:pos="1134"/>
+              </w:tabs>
+              <w:spacing w:before="0" w:beforeAutospacing="0" w:after="0" w:afterAutospacing="0"/>
+              <w:contextualSpacing/>
+              <w:rPr>
+                <w:rFonts w:ascii="TH Sarabun New" w:hAnsi="TH Sarabun New" w:cs="TH Sarabun New"/>
+                <w:sz w:val="32"/>
+                <w:szCs w:val="32"/>
+              </w:rPr>
+            </w:pPr>
+            <w:proofErr w:type="gramStart"/>
+            <w:r>
+              <w:rPr>
+                <w:rFonts w:ascii="TH Sarabun New" w:hAnsi="TH Sarabun New" w:cs="TH Sarabun New"/>
+                <w:sz w:val="32"/>
+                <w:szCs w:val="32"/>
+              </w:rPr>
+              <w:t xml:space="preserve">1.4  </w:t>
+            </w:r>
+            <w:r>
+              <w:rPr>
+                <w:rFonts w:ascii="TH Sarabun New" w:hAnsi="TH Sarabun New" w:cs="TH Sarabun New"/>
+                <w:sz w:val="32"/>
+                <w:szCs w:val="32"/>
+                <w:cs/>
+              </w:rPr>
+              <w:t>ประโยชน์ที่คาดว่าจะได้รับ</w:t>
+            </w:r>
+            <w:proofErr w:type="gramEnd"/>
+          </w:p>
+        </w:tc>
+        <w:tc>
+          <w:tcPr>
+            <w:tcW w:w="980" w:type="dxa"/>
+          </w:tcPr>
+          <w:p>
+            <w:pPr>
+              <w:pStyle w:val="NormalWeb"/>
+              <w:tabs>
+                <w:tab w:val="left" w:pos="567"/>
+                <w:tab w:val="left" w:pos="1134"/>
+              </w:tabs>
+              <w:spacing w:before="0" w:beforeAutospacing="0" w:after="0" w:afterAutospacing="0"/>
+              <w:contextualSpacing/>
+              <w:jc w:val="right"/>
+              <w:rPr>
+                <w:rFonts w:ascii="TH Sarabun New" w:hAnsi="TH Sarabun New" w:cs="TH Sarabun New"/>
+                <w:sz w:val="32"/>
+                <w:szCs w:val="32"/>
+              </w:rPr>
+            </w:pPr>
+          </w:p>
+        </w:tc>
+      </w:tr>
+      <w:tr>
+        <w:tc>
+          <w:tcPr>
+            <w:tcW w:w="7650" w:type="dxa"/>
+            <w:gridSpan w:val="2"/>
+          </w:tcPr>
+          <w:p>
+            <w:pPr>
+              <w:pStyle w:val="NormalWeb"/>
+              <w:tabs>
+                <w:tab w:val="left" w:pos="567"/>
+                <w:tab w:val="left" w:pos="1134"/>
+              </w:tabs>
+              <w:spacing w:before="0" w:beforeAutospacing="0" w:after="0" w:afterAutospacing="0"/>
+              <w:contextualSpacing/>
+              <w:rPr>
+                <w:rFonts w:ascii="TH Sarabun New" w:hAnsi="TH Sarabun New" w:cs="TH Sarabun New"/>
+                <w:sz w:val="32"/>
+                <w:szCs w:val="32"/>
+              </w:rPr>
+            </w:pPr>
+            <w:r>
+              <w:rPr>
+                <w:rFonts w:ascii="TH Sarabun New" w:hAnsi="TH Sarabun New" w:cs="TH Sarabun New" w:hint="cs"/>
+                <w:sz w:val="32"/>
+                <w:szCs w:val="32"/>
+                <w:cs/>
+              </w:rPr>
+              <w:t xml:space="preserve">บทที่ </w:t>
+            </w:r>
+            <w:r>
+              <w:rPr>
+                <w:rFonts w:ascii="TH Sarabun New" w:hAnsi="TH Sarabun New" w:cs="TH Sarabun New"/>
+                <w:sz w:val="32"/>
+                <w:szCs w:val="32"/>
+              </w:rPr>
+              <w:t xml:space="preserve">2  </w:t>
+            </w:r>
+            <w:r>
+              <w:rPr>
+                <w:rFonts w:ascii="TH Sarabun New" w:hAnsi="TH Sarabun New" w:cs="TH Sarabun New"/>
+                <w:sz w:val="32"/>
+                <w:szCs w:val="32"/>
+                <w:cs/>
+              </w:rPr>
+              <w:t>ทฤษฎีและงานวิจัยเกี่ยวข้อง</w:t>
+            </w:r>
+          </w:p>
+        </w:tc>
+        <w:tc>
+          <w:tcPr>
+            <w:tcW w:w="980" w:type="dxa"/>
+          </w:tcPr>
+          <w:p>
+            <w:pPr>
+              <w:pStyle w:val="NormalWeb"/>
+              <w:tabs>
+                <w:tab w:val="left" w:pos="567"/>
+                <w:tab w:val="left" w:pos="1134"/>
+              </w:tabs>
+              <w:spacing w:before="0" w:beforeAutospacing="0" w:after="0" w:afterAutospacing="0"/>
+              <w:contextualSpacing/>
+              <w:jc w:val="right"/>
+              <w:rPr>
+                <w:rFonts w:ascii="TH Sarabun New" w:hAnsi="TH Sarabun New" w:cs="TH Sarabun New"/>
+                <w:sz w:val="32"/>
+                <w:szCs w:val="32"/>
+              </w:rPr>
+            </w:pPr>
+          </w:p>
+        </w:tc>
+      </w:tr>
+      <w:tr>
+        <w:tc>
+          <w:tcPr>
+            <w:tcW w:w="846" w:type="dxa"/>
+          </w:tcPr>
+          <w:p>
+            <w:pPr>
+              <w:pStyle w:val="NormalWeb"/>
+              <w:tabs>
+                <w:tab w:val="left" w:pos="567"/>
+                <w:tab w:val="left" w:pos="1134"/>
+              </w:tabs>
+              <w:spacing w:before="0" w:beforeAutospacing="0" w:after="0" w:afterAutospacing="0"/>
+              <w:contextualSpacing/>
+              <w:jc w:val="center"/>
+              <w:rPr>
+                <w:rFonts w:ascii="TH Sarabun New" w:hAnsi="TH Sarabun New" w:cs="TH Sarabun New"/>
+                <w:sz w:val="32"/>
+                <w:szCs w:val="32"/>
+              </w:rPr>
+            </w:pPr>
+          </w:p>
+        </w:tc>
+        <w:tc>
+          <w:tcPr>
+            <w:tcW w:w="6804" w:type="dxa"/>
+          </w:tcPr>
+          <w:p>
+            <w:pPr>
+              <w:pStyle w:val="NormalWeb"/>
+              <w:tabs>
+                <w:tab w:val="left" w:pos="567"/>
+                <w:tab w:val="left" w:pos="1134"/>
+              </w:tabs>
+              <w:spacing w:before="0" w:beforeAutospacing="0" w:after="0" w:afterAutospacing="0"/>
+              <w:contextualSpacing/>
+              <w:rPr>
+                <w:rFonts w:ascii="TH Sarabun New" w:hAnsi="TH Sarabun New" w:cs="TH Sarabun New"/>
+                <w:sz w:val="32"/>
+                <w:szCs w:val="32"/>
+              </w:rPr>
+            </w:pPr>
+            <w:proofErr w:type="gramStart"/>
+            <w:r>
+              <w:rPr>
+                <w:rFonts w:ascii="TH Sarabun New" w:hAnsi="TH Sarabun New" w:cs="TH Sarabun New"/>
+                <w:sz w:val="32"/>
+                <w:szCs w:val="32"/>
+              </w:rPr>
+              <w:t xml:space="preserve">2.1  </w:t>
+            </w:r>
+            <w:r>
+              <w:rPr>
+                <w:rFonts w:ascii="TH Sarabun New" w:hAnsi="TH Sarabun New" w:cs="TH Sarabun New"/>
+                <w:sz w:val="32"/>
+                <w:szCs w:val="32"/>
+                <w:cs/>
+              </w:rPr>
+              <w:t>งานวิจัยเกี่ยวข้อง</w:t>
+            </w:r>
+            <w:proofErr w:type="gramEnd"/>
+          </w:p>
+        </w:tc>
+        <w:tc>
+          <w:tcPr>
+            <w:tcW w:w="980" w:type="dxa"/>
+          </w:tcPr>
+          <w:p>
+            <w:pPr>
+              <w:pStyle w:val="NormalWeb"/>
+              <w:tabs>
+                <w:tab w:val="left" w:pos="567"/>
+                <w:tab w:val="left" w:pos="1134"/>
+              </w:tabs>
+              <w:spacing w:before="0" w:beforeAutospacing="0" w:after="0" w:afterAutospacing="0"/>
+              <w:contextualSpacing/>
+              <w:jc w:val="right"/>
+              <w:rPr>
+                <w:rFonts w:ascii="TH Sarabun New" w:hAnsi="TH Sarabun New" w:cs="TH Sarabun New"/>
+                <w:sz w:val="32"/>
+                <w:szCs w:val="32"/>
+              </w:rPr>
+            </w:pPr>
+          </w:p>
+        </w:tc>
+      </w:tr>
+      <w:tr>
+        <w:tc>
+          <w:tcPr>
+            <w:tcW w:w="846" w:type="dxa"/>
+          </w:tcPr>
+          <w:p>
+            <w:pPr>
+              <w:pStyle w:val="NormalWeb"/>
+              <w:tabs>
+                <w:tab w:val="left" w:pos="567"/>
+                <w:tab w:val="left" w:pos="1134"/>
+              </w:tabs>
+              <w:spacing w:before="0" w:beforeAutospacing="0" w:after="0" w:afterAutospacing="0"/>
+              <w:contextualSpacing/>
+              <w:jc w:val="center"/>
+              <w:rPr>
+                <w:rFonts w:ascii="TH Sarabun New" w:hAnsi="TH Sarabun New" w:cs="TH Sarabun New"/>
+                <w:sz w:val="32"/>
+                <w:szCs w:val="32"/>
+              </w:rPr>
+            </w:pPr>
+          </w:p>
+        </w:tc>
+        <w:tc>
+          <w:tcPr>
+            <w:tcW w:w="6804" w:type="dxa"/>
+          </w:tcPr>
+          <w:p>
+            <w:pPr>
+              <w:pStyle w:val="NormalWeb"/>
+              <w:tabs>
+                <w:tab w:val="left" w:pos="567"/>
+                <w:tab w:val="left" w:pos="1134"/>
+              </w:tabs>
+              <w:spacing w:before="0" w:beforeAutospacing="0" w:after="0" w:afterAutospacing="0"/>
+              <w:contextualSpacing/>
+              <w:rPr>
+                <w:rFonts w:ascii="TH Sarabun New" w:hAnsi="TH Sarabun New" w:cs="TH Sarabun New"/>
+                <w:sz w:val="32"/>
+                <w:szCs w:val="32"/>
+              </w:rPr>
+            </w:pPr>
+            <w:proofErr w:type="gramStart"/>
+            <w:r>
+              <w:rPr>
+                <w:rFonts w:ascii="TH Sarabun New" w:hAnsi="TH Sarabun New" w:cs="TH Sarabun New"/>
+                <w:sz w:val="32"/>
+                <w:szCs w:val="32"/>
+              </w:rPr>
+              <w:t xml:space="preserve">2.2  </w:t>
+            </w:r>
+            <w:r>
+              <w:rPr>
+                <w:rFonts w:ascii="TH Sarabun New" w:hAnsi="TH Sarabun New" w:cs="TH Sarabun New"/>
+                <w:sz w:val="32"/>
+                <w:szCs w:val="32"/>
+                <w:cs/>
+              </w:rPr>
+              <w:t>ข้อมูลสถานะช่องสัญญาณวิทยุและผลตอบสนองความถี่ของช่องสัญญาณ</w:t>
+            </w:r>
+            <w:proofErr w:type="gramEnd"/>
+          </w:p>
+        </w:tc>
+        <w:tc>
+          <w:tcPr>
+            <w:tcW w:w="980" w:type="dxa"/>
+          </w:tcPr>
+          <w:p>
+            <w:pPr>
+              <w:pStyle w:val="NormalWeb"/>
+              <w:tabs>
+                <w:tab w:val="left" w:pos="567"/>
+                <w:tab w:val="left" w:pos="1134"/>
+              </w:tabs>
+              <w:spacing w:before="0" w:beforeAutospacing="0" w:after="0" w:afterAutospacing="0"/>
+              <w:contextualSpacing/>
+              <w:jc w:val="right"/>
+              <w:rPr>
+                <w:rFonts w:ascii="TH Sarabun New" w:hAnsi="TH Sarabun New" w:cs="TH Sarabun New"/>
+                <w:sz w:val="32"/>
+                <w:szCs w:val="32"/>
+              </w:rPr>
+            </w:pPr>
+          </w:p>
+        </w:tc>
+      </w:tr>
+      <w:tr>
+        <w:tc>
+          <w:tcPr>
+            <w:tcW w:w="846" w:type="dxa"/>
+          </w:tcPr>
+          <w:p>
+            <w:pPr>
+              <w:pStyle w:val="NormalWeb"/>
+              <w:tabs>
+                <w:tab w:val="left" w:pos="567"/>
+                <w:tab w:val="left" w:pos="1134"/>
+              </w:tabs>
+              <w:spacing w:before="0" w:beforeAutospacing="0" w:after="0" w:afterAutospacing="0"/>
+              <w:contextualSpacing/>
+              <w:jc w:val="center"/>
+              <w:rPr>
+                <w:rFonts w:ascii="TH Sarabun New" w:hAnsi="TH Sarabun New" w:cs="TH Sarabun New"/>
+                <w:sz w:val="32"/>
+                <w:szCs w:val="32"/>
+              </w:rPr>
+            </w:pPr>
+          </w:p>
+        </w:tc>
+        <w:tc>
+          <w:tcPr>
+            <w:tcW w:w="6804" w:type="dxa"/>
+          </w:tcPr>
+          <w:p>
+            <w:pPr>
+              <w:pStyle w:val="NormalWeb"/>
+              <w:tabs>
+                <w:tab w:val="left" w:pos="567"/>
+                <w:tab w:val="left" w:pos="1134"/>
+              </w:tabs>
+              <w:spacing w:before="0" w:beforeAutospacing="0" w:after="0" w:afterAutospacing="0"/>
+              <w:contextualSpacing/>
+              <w:rPr>
+                <w:rFonts w:ascii="TH Sarabun New" w:hAnsi="TH Sarabun New" w:cs="TH Sarabun New"/>
+                <w:sz w:val="32"/>
+                <w:szCs w:val="32"/>
+              </w:rPr>
+            </w:pPr>
+            <w:proofErr w:type="gramStart"/>
+            <w:r>
+              <w:rPr>
+                <w:rFonts w:ascii="TH Sarabun New" w:hAnsi="TH Sarabun New" w:cs="TH Sarabun New"/>
+                <w:sz w:val="32"/>
+                <w:szCs w:val="32"/>
+              </w:rPr>
+              <w:t xml:space="preserve">2.3  </w:t>
+            </w:r>
+            <w:r>
+              <w:rPr>
+                <w:rFonts w:ascii="TH Sarabun New" w:hAnsi="TH Sarabun New" w:cs="TH Sarabun New"/>
+                <w:sz w:val="32"/>
+                <w:szCs w:val="32"/>
+              </w:rPr>
+              <w:t>Orthogonal</w:t>
+            </w:r>
+            <w:proofErr w:type="gramEnd"/>
+            <w:r>
+              <w:rPr>
+                <w:rFonts w:ascii="TH Sarabun New" w:hAnsi="TH Sarabun New" w:cs="TH Sarabun New"/>
+                <w:sz w:val="32"/>
+                <w:szCs w:val="32"/>
+              </w:rPr>
+              <w:t xml:space="preserve"> Frequency Division Multiplexing (OFDM)</w:t>
+            </w:r>
+          </w:p>
+        </w:tc>
+        <w:tc>
+          <w:tcPr>
+            <w:tcW w:w="980" w:type="dxa"/>
+          </w:tcPr>
+          <w:p>
+            <w:pPr>
+              <w:pStyle w:val="NormalWeb"/>
+              <w:tabs>
+                <w:tab w:val="left" w:pos="567"/>
+                <w:tab w:val="left" w:pos="1134"/>
+              </w:tabs>
+              <w:spacing w:before="0" w:beforeAutospacing="0" w:after="0" w:afterAutospacing="0"/>
+              <w:contextualSpacing/>
+              <w:jc w:val="right"/>
+              <w:rPr>
+                <w:rFonts w:ascii="TH Sarabun New" w:hAnsi="TH Sarabun New" w:cs="TH Sarabun New"/>
+                <w:sz w:val="32"/>
+                <w:szCs w:val="32"/>
+              </w:rPr>
+            </w:pPr>
+          </w:p>
+        </w:tc>
+      </w:tr>
+      <w:tr>
+        <w:tc>
+          <w:tcPr>
+            <w:tcW w:w="846" w:type="dxa"/>
+          </w:tcPr>
+          <w:p>
+            <w:pPr>
+              <w:pStyle w:val="NormalWeb"/>
+              <w:tabs>
+                <w:tab w:val="left" w:pos="567"/>
+                <w:tab w:val="left" w:pos="1134"/>
+              </w:tabs>
+              <w:spacing w:before="0" w:beforeAutospacing="0" w:after="0" w:afterAutospacing="0"/>
+              <w:contextualSpacing/>
+              <w:jc w:val="center"/>
+              <w:rPr>
+                <w:rFonts w:ascii="TH Sarabun New" w:hAnsi="TH Sarabun New" w:cs="TH Sarabun New"/>
+                <w:sz w:val="32"/>
+                <w:szCs w:val="32"/>
+              </w:rPr>
+            </w:pPr>
+          </w:p>
+        </w:tc>
+        <w:tc>
+          <w:tcPr>
+            <w:tcW w:w="6804" w:type="dxa"/>
+          </w:tcPr>
+          <w:p>
+            <w:pPr>
+              <w:pStyle w:val="NormalWeb"/>
+              <w:tabs>
+                <w:tab w:val="left" w:pos="567"/>
+                <w:tab w:val="left" w:pos="1134"/>
+              </w:tabs>
+              <w:spacing w:before="0" w:beforeAutospacing="0" w:after="0" w:afterAutospacing="0"/>
+              <w:contextualSpacing/>
+              <w:rPr>
+                <w:rFonts w:ascii="TH Sarabun New" w:hAnsi="TH Sarabun New" w:cs="TH Sarabun New"/>
+                <w:sz w:val="32"/>
+                <w:szCs w:val="32"/>
+              </w:rPr>
+            </w:pPr>
+            <w:proofErr w:type="gramStart"/>
+            <w:r>
+              <w:rPr>
+                <w:rFonts w:ascii="TH Sarabun New" w:hAnsi="TH Sarabun New" w:cs="TH Sarabun New"/>
+                <w:sz w:val="32"/>
+                <w:szCs w:val="32"/>
+              </w:rPr>
+              <w:t xml:space="preserve">2.4  </w:t>
+            </w:r>
+            <w:r>
+              <w:rPr>
+                <w:rFonts w:ascii="TH Sarabun New" w:hAnsi="TH Sarabun New" w:cs="TH Sarabun New"/>
+                <w:sz w:val="32"/>
+                <w:szCs w:val="32"/>
+                <w:cs/>
+              </w:rPr>
+              <w:t>ทฤษฎีการหักล้างสัญญาณพื้นหลังและการแยกสัญญาณการเคลื่อนไหวของมนุษย์จากคลื่นไวไฟ</w:t>
+            </w:r>
+            <w:proofErr w:type="gramEnd"/>
+          </w:p>
+        </w:tc>
+        <w:tc>
+          <w:tcPr>
+            <w:tcW w:w="980" w:type="dxa"/>
+          </w:tcPr>
+          <w:p>
+            <w:pPr>
+              <w:pStyle w:val="NormalWeb"/>
+              <w:tabs>
+                <w:tab w:val="left" w:pos="567"/>
+                <w:tab w:val="left" w:pos="1134"/>
+              </w:tabs>
+              <w:spacing w:before="0" w:beforeAutospacing="0" w:after="0" w:afterAutospacing="0"/>
+              <w:contextualSpacing/>
+              <w:jc w:val="right"/>
+              <w:rPr>
+                <w:rFonts w:ascii="TH Sarabun New" w:hAnsi="TH Sarabun New" w:cs="TH Sarabun New"/>
+                <w:sz w:val="32"/>
+                <w:szCs w:val="32"/>
+              </w:rPr>
+            </w:pPr>
+          </w:p>
+        </w:tc>
+      </w:tr>
+      <w:tr>
+        <w:tc>
+          <w:tcPr>
+            <w:tcW w:w="846" w:type="dxa"/>
+          </w:tcPr>
+          <w:p>
+            <w:pPr>
+              <w:pStyle w:val="NormalWeb"/>
+              <w:tabs>
+                <w:tab w:val="left" w:pos="567"/>
+                <w:tab w:val="left" w:pos="1134"/>
+              </w:tabs>
+              <w:spacing w:before="0" w:beforeAutospacing="0" w:after="0" w:afterAutospacing="0"/>
+              <w:contextualSpacing/>
+              <w:jc w:val="center"/>
+              <w:rPr>
+                <w:rFonts w:ascii="TH Sarabun New" w:hAnsi="TH Sarabun New" w:cs="TH Sarabun New"/>
+                <w:sz w:val="32"/>
+                <w:szCs w:val="32"/>
+              </w:rPr>
+            </w:pPr>
+          </w:p>
+        </w:tc>
+        <w:tc>
+          <w:tcPr>
+            <w:tcW w:w="6804" w:type="dxa"/>
+          </w:tcPr>
+          <w:p>
+            <w:pPr>
+              <w:pStyle w:val="NormalWeb"/>
+              <w:tabs>
+                <w:tab w:val="left" w:pos="567"/>
+                <w:tab w:val="left" w:pos="1134"/>
+              </w:tabs>
+              <w:spacing w:before="0" w:beforeAutospacing="0" w:after="0" w:afterAutospacing="0"/>
+              <w:contextualSpacing/>
+              <w:rPr>
+                <w:rFonts w:ascii="TH Sarabun New" w:hAnsi="TH Sarabun New" w:cs="TH Sarabun New"/>
+                <w:sz w:val="32"/>
+                <w:szCs w:val="32"/>
+              </w:rPr>
+            </w:pPr>
+            <w:proofErr w:type="gramStart"/>
+            <w:r>
+              <w:rPr>
+                <w:rFonts w:ascii="TH Sarabun New" w:hAnsi="TH Sarabun New" w:cs="TH Sarabun New"/>
+                <w:sz w:val="32"/>
+                <w:szCs w:val="32"/>
+              </w:rPr>
+              <w:t xml:space="preserve">2.5  </w:t>
+            </w:r>
+            <w:r>
+              <w:rPr>
+                <w:rFonts w:ascii="TH Sarabun New" w:hAnsi="TH Sarabun New" w:cs="TH Sarabun New"/>
+                <w:sz w:val="32"/>
+                <w:szCs w:val="32"/>
+                <w:cs/>
+              </w:rPr>
+              <w:t>ทฤษฎีการปรับเทียบเฟสและการกำจัดความคลาดเคลื่อนทางฮาร์ดแวร์ในเครื่องรับส่งสัญญาณวิทยุ</w:t>
+            </w:r>
+            <w:proofErr w:type="gramEnd"/>
+          </w:p>
+        </w:tc>
+        <w:tc>
+          <w:tcPr>
+            <w:tcW w:w="980" w:type="dxa"/>
+          </w:tcPr>
+          <w:p>
+            <w:pPr>
+              <w:pStyle w:val="NormalWeb"/>
+              <w:tabs>
+                <w:tab w:val="left" w:pos="567"/>
+                <w:tab w:val="left" w:pos="1134"/>
+              </w:tabs>
+              <w:spacing w:before="0" w:beforeAutospacing="0" w:after="0" w:afterAutospacing="0"/>
+              <w:contextualSpacing/>
+              <w:jc w:val="right"/>
+              <w:rPr>
+                <w:rFonts w:ascii="TH Sarabun New" w:hAnsi="TH Sarabun New" w:cs="TH Sarabun New"/>
+                <w:sz w:val="32"/>
+                <w:szCs w:val="32"/>
+              </w:rPr>
+            </w:pPr>
+          </w:p>
+        </w:tc>
+      </w:tr>
+      <w:tr>
+        <w:tc>
+          <w:tcPr>
+            <w:tcW w:w="846" w:type="dxa"/>
+          </w:tcPr>
+          <w:p>
+            <w:pPr>
+              <w:pStyle w:val="NormalWeb"/>
+              <w:tabs>
+                <w:tab w:val="left" w:pos="567"/>
+                <w:tab w:val="left" w:pos="1134"/>
+              </w:tabs>
+              <w:spacing w:before="0" w:beforeAutospacing="0" w:after="0" w:afterAutospacing="0"/>
+              <w:contextualSpacing/>
+              <w:jc w:val="center"/>
+              <w:rPr>
+                <w:rFonts w:ascii="TH Sarabun New" w:hAnsi="TH Sarabun New" w:cs="TH Sarabun New"/>
+                <w:sz w:val="32"/>
+                <w:szCs w:val="32"/>
+              </w:rPr>
+            </w:pPr>
+          </w:p>
+        </w:tc>
+        <w:tc>
+          <w:tcPr>
+            <w:tcW w:w="6804" w:type="dxa"/>
+          </w:tcPr>
+          <w:p>
+            <w:pPr>
+              <w:pStyle w:val="NormalWeb"/>
+              <w:tabs>
+                <w:tab w:val="left" w:pos="567"/>
+                <w:tab w:val="left" w:pos="1134"/>
+              </w:tabs>
+              <w:spacing w:before="0" w:beforeAutospacing="0" w:after="0" w:afterAutospacing="0"/>
+              <w:contextualSpacing/>
+              <w:rPr>
+                <w:rFonts w:ascii="TH Sarabun New" w:hAnsi="TH Sarabun New" w:cs="TH Sarabun New"/>
+                <w:sz w:val="32"/>
+                <w:szCs w:val="32"/>
+              </w:rPr>
+            </w:pPr>
+            <w:proofErr w:type="gramStart"/>
+            <w:r>
+              <w:rPr>
+                <w:rFonts w:ascii="TH Sarabun New" w:hAnsi="TH Sarabun New" w:cs="TH Sarabun New"/>
+                <w:sz w:val="32"/>
+                <w:szCs w:val="32"/>
+              </w:rPr>
+              <w:t xml:space="preserve">2.6  </w:t>
+            </w:r>
+            <w:r>
+              <w:rPr>
+                <w:rFonts w:ascii="TH Sarabun New" w:hAnsi="TH Sarabun New" w:cs="TH Sarabun New"/>
+                <w:sz w:val="32"/>
+                <w:szCs w:val="32"/>
+                <w:cs/>
+              </w:rPr>
+              <w:t>ทฤษฎีการกรองสัญญาณความถี่ต่ำผ่านแบบบัตเตอร์เวิร์ธ</w:t>
+            </w:r>
+            <w:proofErr w:type="gramEnd"/>
+          </w:p>
+        </w:tc>
+        <w:tc>
+          <w:tcPr>
+            <w:tcW w:w="980" w:type="dxa"/>
+          </w:tcPr>
+          <w:p>
+            <w:pPr>
+              <w:pStyle w:val="NormalWeb"/>
+              <w:tabs>
+                <w:tab w:val="left" w:pos="567"/>
+                <w:tab w:val="left" w:pos="1134"/>
+              </w:tabs>
+              <w:spacing w:before="0" w:beforeAutospacing="0" w:after="0" w:afterAutospacing="0"/>
+              <w:contextualSpacing/>
+              <w:jc w:val="right"/>
+              <w:rPr>
+                <w:rFonts w:ascii="TH Sarabun New" w:hAnsi="TH Sarabun New" w:cs="TH Sarabun New"/>
+                <w:sz w:val="32"/>
+                <w:szCs w:val="32"/>
+              </w:rPr>
+            </w:pPr>
+          </w:p>
+        </w:tc>
+      </w:tr>
+      <w:tr>
+        <w:tc>
+          <w:tcPr>
+            <w:tcW w:w="846" w:type="dxa"/>
+          </w:tcPr>
+          <w:p>
+            <w:pPr>
+              <w:pStyle w:val="NormalWeb"/>
+              <w:tabs>
+                <w:tab w:val="left" w:pos="567"/>
+                <w:tab w:val="left" w:pos="1134"/>
+              </w:tabs>
+              <w:spacing w:before="0" w:beforeAutospacing="0" w:after="0" w:afterAutospacing="0"/>
+              <w:contextualSpacing/>
+              <w:jc w:val="center"/>
+              <w:rPr>
+                <w:rFonts w:ascii="TH Sarabun New" w:hAnsi="TH Sarabun New" w:cs="TH Sarabun New"/>
+                <w:sz w:val="32"/>
+                <w:szCs w:val="32"/>
+              </w:rPr>
+            </w:pPr>
+          </w:p>
+        </w:tc>
+        <w:tc>
+          <w:tcPr>
+            <w:tcW w:w="6804" w:type="dxa"/>
+          </w:tcPr>
+          <w:p>
+            <w:pPr>
+              <w:pStyle w:val="NormalWeb"/>
+              <w:tabs>
+                <w:tab w:val="left" w:pos="567"/>
+                <w:tab w:val="left" w:pos="1134"/>
+              </w:tabs>
+              <w:spacing w:before="0" w:beforeAutospacing="0" w:after="0" w:afterAutospacing="0"/>
+              <w:contextualSpacing/>
+              <w:rPr>
+                <w:rFonts w:ascii="TH Sarabun New" w:hAnsi="TH Sarabun New" w:cs="TH Sarabun New"/>
+                <w:sz w:val="32"/>
+                <w:szCs w:val="32"/>
+              </w:rPr>
+            </w:pPr>
+            <w:proofErr w:type="gramStart"/>
+            <w:r>
+              <w:rPr>
+                <w:rFonts w:ascii="TH Sarabun New" w:hAnsi="TH Sarabun New" w:cs="TH Sarabun New"/>
+                <w:sz w:val="32"/>
+                <w:szCs w:val="32"/>
+              </w:rPr>
+              <w:t xml:space="preserve">2.7  </w:t>
+            </w:r>
+            <w:r>
+              <w:rPr>
+                <w:rFonts w:ascii="TH Sarabun New" w:hAnsi="TH Sarabun New" w:cs="TH Sarabun New"/>
+                <w:sz w:val="32"/>
+                <w:szCs w:val="32"/>
+              </w:rPr>
+              <w:t>Doppler</w:t>
+            </w:r>
+            <w:proofErr w:type="gramEnd"/>
+            <w:r>
+              <w:rPr>
+                <w:rFonts w:ascii="TH Sarabun New" w:hAnsi="TH Sarabun New" w:cs="TH Sarabun New"/>
+                <w:sz w:val="32"/>
+                <w:szCs w:val="32"/>
+              </w:rPr>
+              <w:t xml:space="preserve"> Effect</w:t>
+            </w:r>
+          </w:p>
+        </w:tc>
+        <w:tc>
+          <w:tcPr>
+            <w:tcW w:w="980" w:type="dxa"/>
+          </w:tcPr>
+          <w:p>
+            <w:pPr>
+              <w:pStyle w:val="NormalWeb"/>
+              <w:tabs>
+                <w:tab w:val="left" w:pos="567"/>
+                <w:tab w:val="left" w:pos="1134"/>
+              </w:tabs>
+              <w:spacing w:before="0" w:beforeAutospacing="0" w:after="0" w:afterAutospacing="0"/>
+              <w:contextualSpacing/>
+              <w:jc w:val="right"/>
+              <w:rPr>
+                <w:rFonts w:ascii="TH Sarabun New" w:hAnsi="TH Sarabun New" w:cs="TH Sarabun New"/>
+                <w:sz w:val="32"/>
+                <w:szCs w:val="32"/>
+              </w:rPr>
+            </w:pPr>
+          </w:p>
+        </w:tc>
+      </w:tr>
+      <w:tr>
+        <w:tc>
+          <w:tcPr>
+            <w:tcW w:w="846" w:type="dxa"/>
+          </w:tcPr>
+          <w:p>
+            <w:pPr>
+              <w:pStyle w:val="NormalWeb"/>
+              <w:tabs>
+                <w:tab w:val="left" w:pos="567"/>
+                <w:tab w:val="left" w:pos="1134"/>
+              </w:tabs>
+              <w:spacing w:before="0" w:beforeAutospacing="0" w:after="0" w:afterAutospacing="0"/>
+              <w:contextualSpacing/>
+              <w:jc w:val="center"/>
+              <w:rPr>
+                <w:rFonts w:ascii="TH Sarabun New" w:hAnsi="TH Sarabun New" w:cs="TH Sarabun New"/>
+                <w:sz w:val="32"/>
+                <w:szCs w:val="32"/>
+              </w:rPr>
+            </w:pPr>
+          </w:p>
+        </w:tc>
+        <w:tc>
+          <w:tcPr>
+            <w:tcW w:w="6804" w:type="dxa"/>
+          </w:tcPr>
+          <w:p>
+            <w:pPr>
+              <w:pStyle w:val="NormalWeb"/>
+              <w:tabs>
+                <w:tab w:val="left" w:pos="567"/>
+                <w:tab w:val="left" w:pos="1134"/>
+              </w:tabs>
+              <w:spacing w:before="0" w:beforeAutospacing="0" w:after="0" w:afterAutospacing="0"/>
+              <w:contextualSpacing/>
+              <w:rPr>
+                <w:rFonts w:ascii="TH Sarabun New" w:hAnsi="TH Sarabun New" w:cs="TH Sarabun New"/>
+                <w:sz w:val="32"/>
+                <w:szCs w:val="32"/>
+              </w:rPr>
+            </w:pPr>
+            <w:proofErr w:type="gramStart"/>
+            <w:r>
+              <w:rPr>
+                <w:rFonts w:ascii="TH Sarabun New" w:hAnsi="TH Sarabun New" w:cs="TH Sarabun New"/>
+                <w:sz w:val="32"/>
+                <w:szCs w:val="32"/>
+              </w:rPr>
+              <w:t xml:space="preserve">2.8  </w:t>
+            </w:r>
+            <w:r>
+              <w:rPr>
+                <w:rFonts w:ascii="TH Sarabun New" w:hAnsi="TH Sarabun New" w:cs="TH Sarabun New"/>
+                <w:sz w:val="32"/>
+                <w:szCs w:val="32"/>
+              </w:rPr>
+              <w:t>The</w:t>
+            </w:r>
+            <w:proofErr w:type="gramEnd"/>
+            <w:r>
+              <w:rPr>
+                <w:rFonts w:ascii="TH Sarabun New" w:hAnsi="TH Sarabun New" w:cs="TH Sarabun New"/>
+                <w:sz w:val="32"/>
+                <w:szCs w:val="32"/>
+              </w:rPr>
+              <w:t xml:space="preserve"> Short-Time Fourier Transform</w:t>
+            </w:r>
+          </w:p>
+        </w:tc>
+        <w:tc>
+          <w:tcPr>
+            <w:tcW w:w="980" w:type="dxa"/>
+          </w:tcPr>
+          <w:p>
+            <w:pPr>
+              <w:pStyle w:val="NormalWeb"/>
+              <w:tabs>
+                <w:tab w:val="left" w:pos="567"/>
+                <w:tab w:val="left" w:pos="1134"/>
+              </w:tabs>
+              <w:spacing w:before="0" w:beforeAutospacing="0" w:after="0" w:afterAutospacing="0"/>
+              <w:contextualSpacing/>
+              <w:jc w:val="right"/>
+              <w:rPr>
+                <w:rFonts w:ascii="TH Sarabun New" w:hAnsi="TH Sarabun New" w:cs="TH Sarabun New"/>
+                <w:sz w:val="32"/>
+                <w:szCs w:val="32"/>
+              </w:rPr>
+            </w:pPr>
+          </w:p>
+        </w:tc>
+      </w:tr>
+      <w:tr>
+        <w:tc>
+          <w:tcPr>
+            <w:tcW w:w="846" w:type="dxa"/>
+          </w:tcPr>
+          <w:p>
+            <w:pPr>
+              <w:pStyle w:val="NormalWeb"/>
+              <w:tabs>
+                <w:tab w:val="left" w:pos="567"/>
+                <w:tab w:val="left" w:pos="1134"/>
+              </w:tabs>
+              <w:spacing w:before="0" w:beforeAutospacing="0" w:after="0" w:afterAutospacing="0"/>
+              <w:contextualSpacing/>
+              <w:jc w:val="center"/>
+              <w:rPr>
+                <w:rFonts w:ascii="TH Sarabun New" w:hAnsi="TH Sarabun New" w:cs="TH Sarabun New"/>
+                <w:sz w:val="32"/>
+                <w:szCs w:val="32"/>
+              </w:rPr>
+            </w:pPr>
+          </w:p>
+        </w:tc>
+        <w:tc>
+          <w:tcPr>
+            <w:tcW w:w="6804" w:type="dxa"/>
+          </w:tcPr>
+          <w:p>
+            <w:pPr>
+              <w:pStyle w:val="NormalWeb"/>
+              <w:tabs>
+                <w:tab w:val="left" w:pos="567"/>
+                <w:tab w:val="left" w:pos="1134"/>
+              </w:tabs>
+              <w:spacing w:before="0" w:beforeAutospacing="0" w:after="0" w:afterAutospacing="0"/>
+              <w:contextualSpacing/>
+              <w:rPr>
+                <w:rFonts w:ascii="TH Sarabun New" w:hAnsi="TH Sarabun New" w:cs="TH Sarabun New"/>
+                <w:sz w:val="32"/>
+                <w:szCs w:val="32"/>
+              </w:rPr>
+            </w:pPr>
+            <w:proofErr w:type="gramStart"/>
+            <w:r>
+              <w:rPr>
+                <w:rFonts w:ascii="TH Sarabun New" w:hAnsi="TH Sarabun New" w:cs="TH Sarabun New"/>
+                <w:sz w:val="32"/>
+                <w:szCs w:val="32"/>
+              </w:rPr>
+              <w:t xml:space="preserve">2.9  </w:t>
+            </w:r>
+            <w:proofErr w:type="spellStart"/>
+            <w:r>
+              <w:rPr>
+                <w:rFonts w:ascii="TH Sarabun New" w:hAnsi="TH Sarabun New" w:cs="TH Sarabun New"/>
+                <w:sz w:val="32"/>
+                <w:szCs w:val="32"/>
+              </w:rPr>
+              <w:t>Spectogram</w:t>
+            </w:r>
+            <w:proofErr w:type="spellEnd"/>
+            <w:proofErr w:type="gramEnd"/>
+          </w:p>
+        </w:tc>
+        <w:tc>
+          <w:tcPr>
+            <w:tcW w:w="980" w:type="dxa"/>
+          </w:tcPr>
+          <w:p>
+            <w:pPr>
+              <w:pStyle w:val="NormalWeb"/>
+              <w:tabs>
+                <w:tab w:val="left" w:pos="567"/>
+                <w:tab w:val="left" w:pos="1134"/>
+              </w:tabs>
+              <w:spacing w:before="0" w:beforeAutospacing="0" w:after="0" w:afterAutospacing="0"/>
+              <w:contextualSpacing/>
+              <w:jc w:val="right"/>
+              <w:rPr>
+                <w:rFonts w:ascii="TH Sarabun New" w:hAnsi="TH Sarabun New" w:cs="TH Sarabun New"/>
+                <w:sz w:val="32"/>
+                <w:szCs w:val="32"/>
+              </w:rPr>
+            </w:pPr>
+          </w:p>
+        </w:tc>
+      </w:tr>
+      <w:tr>
+        <w:tc>
+          <w:tcPr>
+            <w:tcW w:w="846" w:type="dxa"/>
+          </w:tcPr>
+          <w:p>
+            <w:pPr>
+              <w:pStyle w:val="NormalWeb"/>
+              <w:tabs>
+                <w:tab w:val="left" w:pos="567"/>
+                <w:tab w:val="left" w:pos="1134"/>
+              </w:tabs>
+              <w:spacing w:before="0" w:beforeAutospacing="0" w:after="0" w:afterAutospacing="0"/>
+              <w:contextualSpacing/>
+              <w:jc w:val="center"/>
+              <w:rPr>
+                <w:rFonts w:ascii="TH Sarabun New" w:hAnsi="TH Sarabun New" w:cs="TH Sarabun New"/>
+                <w:sz w:val="32"/>
+                <w:szCs w:val="32"/>
+              </w:rPr>
+            </w:pPr>
+          </w:p>
+        </w:tc>
+        <w:tc>
+          <w:tcPr>
+            <w:tcW w:w="6804" w:type="dxa"/>
+          </w:tcPr>
+          <w:p>
+            <w:pPr>
+              <w:pStyle w:val="NormalWeb"/>
+              <w:tabs>
+                <w:tab w:val="left" w:pos="567"/>
+                <w:tab w:val="left" w:pos="1134"/>
+              </w:tabs>
+              <w:spacing w:before="0" w:beforeAutospacing="0" w:after="0" w:afterAutospacing="0"/>
+              <w:contextualSpacing/>
+              <w:rPr>
+                <w:rFonts w:ascii="TH Sarabun New" w:hAnsi="TH Sarabun New" w:cs="TH Sarabun New"/>
+                <w:sz w:val="32"/>
+                <w:szCs w:val="32"/>
+              </w:rPr>
+            </w:pPr>
+            <w:proofErr w:type="gramStart"/>
+            <w:r>
+              <w:rPr>
+                <w:rFonts w:ascii="TH Sarabun New" w:hAnsi="TH Sarabun New" w:cs="TH Sarabun New"/>
+                <w:sz w:val="32"/>
+                <w:szCs w:val="32"/>
+              </w:rPr>
+              <w:t xml:space="preserve">2.10  </w:t>
+            </w:r>
+            <w:r>
+              <w:rPr>
+                <w:rFonts w:ascii="TH Sarabun New" w:hAnsi="TH Sarabun New" w:cs="TH Sarabun New"/>
+                <w:sz w:val="32"/>
+                <w:szCs w:val="32"/>
+                <w:cs/>
+              </w:rPr>
+              <w:t>ทฤษฎีอินเทอร์เน็ตของสรรพสิ่งผสานปัญญาประดิษฐ์</w:t>
+            </w:r>
+            <w:proofErr w:type="gramEnd"/>
+          </w:p>
+        </w:tc>
+        <w:tc>
+          <w:tcPr>
+            <w:tcW w:w="980" w:type="dxa"/>
+          </w:tcPr>
+          <w:p>
+            <w:pPr>
+              <w:pStyle w:val="NormalWeb"/>
+              <w:tabs>
+                <w:tab w:val="left" w:pos="567"/>
+                <w:tab w:val="left" w:pos="1134"/>
+              </w:tabs>
+              <w:spacing w:before="0" w:beforeAutospacing="0" w:after="0" w:afterAutospacing="0"/>
+              <w:contextualSpacing/>
+              <w:jc w:val="right"/>
+              <w:rPr>
+                <w:rFonts w:ascii="TH Sarabun New" w:hAnsi="TH Sarabun New" w:cs="TH Sarabun New"/>
+                <w:sz w:val="32"/>
+                <w:szCs w:val="32"/>
+              </w:rPr>
+            </w:pPr>
+          </w:p>
+        </w:tc>
+      </w:tr>
+    </w:tbl>
     <w:p>
       <w:pPr>
         <w:pStyle w:val="NormalWeb"/>
@@ -5187,7 +8061,6 @@
         </w:tabs>
         <w:spacing w:before="0" w:beforeAutospacing="0" w:after="0" w:afterAutospacing="0"/>
         <w:contextualSpacing/>
-        <w:jc w:val="center"/>
         <w:rPr>
           <w:rFonts w:ascii="TH Sarabun New" w:hAnsi="TH Sarabun New" w:cs="TH Sarabun New"/>
           <w:b/>
@@ -5215,6 +8088,29 @@
           <w:szCs w:val="32"/>
         </w:rPr>
       </w:pPr>
+      <w:r>
+        <w:rPr>
+          <w:rFonts w:ascii="TH Sarabun New" w:hAnsi="TH Sarabun New" w:cs="TH Sarabun New" w:hint="cs"/>
+          <w:b/>
+          <w:bCs/>
+          <w:sz w:val="32"/>
+          <w:szCs w:val="32"/>
+          <w:cs/>
+        </w:rPr>
+        <w:lastRenderedPageBreak/>
+        <w:t>สารบัญ</w:t>
+      </w:r>
+      <w:r>
+        <w:rPr>
+          <w:rFonts w:ascii="TH Sarabun New" w:hAnsi="TH Sarabun New" w:cs="TH Sarabun New" w:hint="cs"/>
+          <w:b/>
+          <w:bCs/>
+          <w:sz w:val="32"/>
+          <w:szCs w:val="32"/>
+          <w:cs/>
+        </w:rPr>
+        <w:t>รูป</w:t>
+      </w:r>
     </w:p>
     <w:p>
       <w:pPr>
@@ -5235,6 +8131,1870 @@
         </w:rPr>
       </w:pPr>
     </w:p>
+    <w:tbl>
+      <w:tblPr>
+        <w:tblStyle w:val="TableGrid"/>
+        <w:tblW w:w="0" w:type="auto"/>
+        <w:tblLook w:val="04A0" w:firstRow="1" w:lastRow="0" w:firstColumn="1" w:lastColumn="0" w:noHBand="0" w:noVBand="1"/>
+      </w:tblPr>
+      <w:tblGrid>
+        <w:gridCol w:w="846"/>
+        <w:gridCol w:w="6804"/>
+        <w:gridCol w:w="980"/>
+      </w:tblGrid>
+      <w:tr>
+        <w:tc>
+          <w:tcPr>
+            <w:tcW w:w="846" w:type="dxa"/>
+          </w:tcPr>
+          <w:p>
+            <w:pPr>
+              <w:pStyle w:val="NormalWeb"/>
+              <w:tabs>
+                <w:tab w:val="left" w:pos="567"/>
+                <w:tab w:val="left" w:pos="1134"/>
+              </w:tabs>
+              <w:spacing w:before="0" w:beforeAutospacing="0" w:after="0" w:afterAutospacing="0"/>
+              <w:contextualSpacing/>
+              <w:jc w:val="center"/>
+              <w:rPr>
+                <w:rFonts w:ascii="TH Sarabun New" w:hAnsi="TH Sarabun New" w:cs="TH Sarabun New"/>
+                <w:sz w:val="32"/>
+                <w:szCs w:val="32"/>
+              </w:rPr>
+            </w:pPr>
+            <w:r>
+              <w:rPr>
+                <w:rFonts w:ascii="TH Sarabun New" w:hAnsi="TH Sarabun New" w:cs="TH Sarabun New" w:hint="cs"/>
+                <w:sz w:val="32"/>
+                <w:szCs w:val="32"/>
+                <w:cs/>
+              </w:rPr>
+              <w:t>รูปที่</w:t>
+            </w:r>
+          </w:p>
+        </w:tc>
+        <w:tc>
+          <w:tcPr>
+            <w:tcW w:w="6804" w:type="dxa"/>
+          </w:tcPr>
+          <w:p>
+            <w:pPr>
+              <w:pStyle w:val="NormalWeb"/>
+              <w:tabs>
+                <w:tab w:val="left" w:pos="567"/>
+                <w:tab w:val="left" w:pos="1134"/>
+              </w:tabs>
+              <w:spacing w:before="0" w:beforeAutospacing="0" w:after="0" w:afterAutospacing="0"/>
+              <w:contextualSpacing/>
+              <w:jc w:val="center"/>
+              <w:rPr>
+                <w:rFonts w:ascii="TH Sarabun New" w:hAnsi="TH Sarabun New" w:cs="TH Sarabun New"/>
+                <w:sz w:val="32"/>
+                <w:szCs w:val="32"/>
+              </w:rPr>
+            </w:pPr>
+          </w:p>
+        </w:tc>
+        <w:tc>
+          <w:tcPr>
+            <w:tcW w:w="980" w:type="dxa"/>
+          </w:tcPr>
+          <w:p>
+            <w:pPr>
+              <w:pStyle w:val="NormalWeb"/>
+              <w:tabs>
+                <w:tab w:val="left" w:pos="567"/>
+                <w:tab w:val="left" w:pos="1134"/>
+              </w:tabs>
+              <w:spacing w:before="0" w:beforeAutospacing="0" w:after="0" w:afterAutospacing="0"/>
+              <w:contextualSpacing/>
+              <w:jc w:val="right"/>
+              <w:rPr>
+                <w:rFonts w:ascii="TH Sarabun New" w:hAnsi="TH Sarabun New" w:cs="TH Sarabun New"/>
+                <w:sz w:val="32"/>
+                <w:szCs w:val="32"/>
+                <w:cs/>
+              </w:rPr>
+            </w:pPr>
+            <w:r>
+              <w:rPr>
+                <w:rFonts w:ascii="TH Sarabun New" w:hAnsi="TH Sarabun New" w:cs="TH Sarabun New" w:hint="cs"/>
+                <w:sz w:val="32"/>
+                <w:szCs w:val="32"/>
+                <w:cs/>
+              </w:rPr>
+              <w:t>หน้า</w:t>
+            </w:r>
+          </w:p>
+        </w:tc>
+      </w:tr>
+      <w:tr>
+        <w:tc>
+          <w:tcPr>
+            <w:tcW w:w="7650" w:type="dxa"/>
+            <w:gridSpan w:val="2"/>
+          </w:tcPr>
+          <w:p>
+            <w:pPr>
+              <w:pStyle w:val="NormalWeb"/>
+              <w:tabs>
+                <w:tab w:val="left" w:pos="567"/>
+                <w:tab w:val="left" w:pos="1134"/>
+              </w:tabs>
+              <w:spacing w:before="0" w:beforeAutospacing="0" w:after="0" w:afterAutospacing="0"/>
+              <w:contextualSpacing/>
+              <w:rPr>
+                <w:rFonts w:ascii="TH Sarabun New" w:hAnsi="TH Sarabun New" w:cs="TH Sarabun New"/>
+                <w:sz w:val="32"/>
+                <w:szCs w:val="32"/>
+                <w:cs/>
+              </w:rPr>
+            </w:pPr>
+            <w:r>
+              <w:rPr>
+                <w:rFonts w:ascii="TH Sarabun New" w:hAnsi="TH Sarabun New" w:cs="TH Sarabun New" w:hint="cs"/>
+                <w:sz w:val="32"/>
+                <w:szCs w:val="32"/>
+                <w:cs/>
+              </w:rPr>
+              <w:t>บท</w:t>
+            </w:r>
+            <w:r>
+              <w:rPr>
+                <w:rFonts w:ascii="TH Sarabun New" w:hAnsi="TH Sarabun New" w:cs="TH Sarabun New" w:hint="cs"/>
+                <w:sz w:val="32"/>
+                <w:szCs w:val="32"/>
+                <w:cs/>
+              </w:rPr>
+              <w:t>คัดย่อ</w:t>
+            </w:r>
+          </w:p>
+        </w:tc>
+        <w:tc>
+          <w:tcPr>
+            <w:tcW w:w="980" w:type="dxa"/>
+          </w:tcPr>
+          <w:p>
+            <w:pPr>
+              <w:pStyle w:val="NormalWeb"/>
+              <w:tabs>
+                <w:tab w:val="left" w:pos="567"/>
+                <w:tab w:val="left" w:pos="1134"/>
+              </w:tabs>
+              <w:spacing w:before="0" w:beforeAutospacing="0" w:after="0" w:afterAutospacing="0"/>
+              <w:contextualSpacing/>
+              <w:jc w:val="right"/>
+              <w:rPr>
+                <w:rFonts w:ascii="TH Sarabun New" w:hAnsi="TH Sarabun New" w:cs="TH Sarabun New"/>
+                <w:sz w:val="32"/>
+                <w:szCs w:val="32"/>
+              </w:rPr>
+            </w:pPr>
+          </w:p>
+        </w:tc>
+      </w:tr>
+      <w:tr>
+        <w:tc>
+          <w:tcPr>
+            <w:tcW w:w="7650" w:type="dxa"/>
+            <w:gridSpan w:val="2"/>
+          </w:tcPr>
+          <w:p>
+            <w:pPr>
+              <w:pStyle w:val="NormalWeb"/>
+              <w:tabs>
+                <w:tab w:val="left" w:pos="567"/>
+                <w:tab w:val="left" w:pos="1134"/>
+              </w:tabs>
+              <w:spacing w:before="0" w:beforeAutospacing="0" w:after="0" w:afterAutospacing="0"/>
+              <w:contextualSpacing/>
+              <w:rPr>
+                <w:rFonts w:ascii="TH Sarabun New" w:hAnsi="TH Sarabun New" w:cs="TH Sarabun New"/>
+                <w:sz w:val="32"/>
+                <w:szCs w:val="32"/>
+              </w:rPr>
+            </w:pPr>
+            <w:r>
+              <w:rPr>
+                <w:rFonts w:ascii="TH Sarabun New" w:hAnsi="TH Sarabun New" w:cs="TH Sarabun New" w:hint="cs"/>
+                <w:sz w:val="32"/>
+                <w:szCs w:val="32"/>
+                <w:cs/>
+              </w:rPr>
+              <w:t>กิตติกรรมประกาศ</w:t>
+            </w:r>
+          </w:p>
+        </w:tc>
+        <w:tc>
+          <w:tcPr>
+            <w:tcW w:w="980" w:type="dxa"/>
+          </w:tcPr>
+          <w:p>
+            <w:pPr>
+              <w:pStyle w:val="NormalWeb"/>
+              <w:tabs>
+                <w:tab w:val="left" w:pos="567"/>
+                <w:tab w:val="left" w:pos="1134"/>
+              </w:tabs>
+              <w:spacing w:before="0" w:beforeAutospacing="0" w:after="0" w:afterAutospacing="0"/>
+              <w:contextualSpacing/>
+              <w:jc w:val="right"/>
+              <w:rPr>
+                <w:rFonts w:ascii="TH Sarabun New" w:hAnsi="TH Sarabun New" w:cs="TH Sarabun New"/>
+                <w:sz w:val="32"/>
+                <w:szCs w:val="32"/>
+              </w:rPr>
+            </w:pPr>
+          </w:p>
+        </w:tc>
+      </w:tr>
+      <w:tr>
+        <w:tc>
+          <w:tcPr>
+            <w:tcW w:w="7650" w:type="dxa"/>
+            <w:gridSpan w:val="2"/>
+          </w:tcPr>
+          <w:p>
+            <w:pPr>
+              <w:pStyle w:val="NormalWeb"/>
+              <w:tabs>
+                <w:tab w:val="left" w:pos="567"/>
+                <w:tab w:val="left" w:pos="1134"/>
+              </w:tabs>
+              <w:spacing w:before="0" w:beforeAutospacing="0" w:after="0" w:afterAutospacing="0"/>
+              <w:contextualSpacing/>
+              <w:rPr>
+                <w:rFonts w:ascii="TH Sarabun New" w:hAnsi="TH Sarabun New" w:cs="TH Sarabun New"/>
+                <w:sz w:val="32"/>
+                <w:szCs w:val="32"/>
+              </w:rPr>
+            </w:pPr>
+            <w:r>
+              <w:rPr>
+                <w:rFonts w:ascii="TH Sarabun New" w:hAnsi="TH Sarabun New" w:cs="TH Sarabun New" w:hint="cs"/>
+                <w:sz w:val="32"/>
+                <w:szCs w:val="32"/>
+                <w:cs/>
+              </w:rPr>
+              <w:t>สารบัญ</w:t>
+            </w:r>
+          </w:p>
+        </w:tc>
+        <w:tc>
+          <w:tcPr>
+            <w:tcW w:w="980" w:type="dxa"/>
+          </w:tcPr>
+          <w:p>
+            <w:pPr>
+              <w:pStyle w:val="NormalWeb"/>
+              <w:tabs>
+                <w:tab w:val="left" w:pos="567"/>
+                <w:tab w:val="left" w:pos="1134"/>
+              </w:tabs>
+              <w:spacing w:before="0" w:beforeAutospacing="0" w:after="0" w:afterAutospacing="0"/>
+              <w:contextualSpacing/>
+              <w:jc w:val="right"/>
+              <w:rPr>
+                <w:rFonts w:ascii="TH Sarabun New" w:hAnsi="TH Sarabun New" w:cs="TH Sarabun New"/>
+                <w:sz w:val="32"/>
+                <w:szCs w:val="32"/>
+              </w:rPr>
+            </w:pPr>
+          </w:p>
+        </w:tc>
+      </w:tr>
+      <w:tr>
+        <w:tc>
+          <w:tcPr>
+            <w:tcW w:w="7650" w:type="dxa"/>
+            <w:gridSpan w:val="2"/>
+          </w:tcPr>
+          <w:p>
+            <w:pPr>
+              <w:pStyle w:val="NormalWeb"/>
+              <w:tabs>
+                <w:tab w:val="left" w:pos="567"/>
+                <w:tab w:val="left" w:pos="1134"/>
+              </w:tabs>
+              <w:spacing w:before="0" w:beforeAutospacing="0" w:after="0" w:afterAutospacing="0"/>
+              <w:contextualSpacing/>
+              <w:rPr>
+                <w:rFonts w:ascii="TH Sarabun New" w:hAnsi="TH Sarabun New" w:cs="TH Sarabun New"/>
+                <w:sz w:val="32"/>
+                <w:szCs w:val="32"/>
+              </w:rPr>
+            </w:pPr>
+            <w:r>
+              <w:rPr>
+                <w:rFonts w:ascii="TH Sarabun New" w:hAnsi="TH Sarabun New" w:cs="TH Sarabun New" w:hint="cs"/>
+                <w:sz w:val="32"/>
+                <w:szCs w:val="32"/>
+                <w:cs/>
+              </w:rPr>
+              <w:t>สารบัญตาราง</w:t>
+            </w:r>
+          </w:p>
+        </w:tc>
+        <w:tc>
+          <w:tcPr>
+            <w:tcW w:w="980" w:type="dxa"/>
+          </w:tcPr>
+          <w:p>
+            <w:pPr>
+              <w:pStyle w:val="NormalWeb"/>
+              <w:tabs>
+                <w:tab w:val="left" w:pos="567"/>
+                <w:tab w:val="left" w:pos="1134"/>
+              </w:tabs>
+              <w:spacing w:before="0" w:beforeAutospacing="0" w:after="0" w:afterAutospacing="0"/>
+              <w:contextualSpacing/>
+              <w:jc w:val="right"/>
+              <w:rPr>
+                <w:rFonts w:ascii="TH Sarabun New" w:hAnsi="TH Sarabun New" w:cs="TH Sarabun New"/>
+                <w:sz w:val="32"/>
+                <w:szCs w:val="32"/>
+              </w:rPr>
+            </w:pPr>
+          </w:p>
+        </w:tc>
+      </w:tr>
+      <w:tr>
+        <w:tc>
+          <w:tcPr>
+            <w:tcW w:w="7650" w:type="dxa"/>
+            <w:gridSpan w:val="2"/>
+          </w:tcPr>
+          <w:p>
+            <w:pPr>
+              <w:pStyle w:val="NormalWeb"/>
+              <w:tabs>
+                <w:tab w:val="left" w:pos="567"/>
+                <w:tab w:val="left" w:pos="1134"/>
+              </w:tabs>
+              <w:spacing w:before="0" w:beforeAutospacing="0" w:after="0" w:afterAutospacing="0"/>
+              <w:contextualSpacing/>
+              <w:rPr>
+                <w:rFonts w:ascii="TH Sarabun New" w:hAnsi="TH Sarabun New" w:cs="TH Sarabun New"/>
+                <w:sz w:val="32"/>
+                <w:szCs w:val="32"/>
+                <w:cs/>
+              </w:rPr>
+            </w:pPr>
+            <w:r>
+              <w:rPr>
+                <w:rFonts w:ascii="TH Sarabun New" w:hAnsi="TH Sarabun New" w:cs="TH Sarabun New" w:hint="cs"/>
+                <w:sz w:val="32"/>
+                <w:szCs w:val="32"/>
+                <w:cs/>
+              </w:rPr>
+              <w:t>สารบัญรูป</w:t>
+            </w:r>
+          </w:p>
+        </w:tc>
+        <w:tc>
+          <w:tcPr>
+            <w:tcW w:w="980" w:type="dxa"/>
+          </w:tcPr>
+          <w:p>
+            <w:pPr>
+              <w:pStyle w:val="NormalWeb"/>
+              <w:tabs>
+                <w:tab w:val="left" w:pos="567"/>
+                <w:tab w:val="left" w:pos="1134"/>
+              </w:tabs>
+              <w:spacing w:before="0" w:beforeAutospacing="0" w:after="0" w:afterAutospacing="0"/>
+              <w:contextualSpacing/>
+              <w:jc w:val="right"/>
+              <w:rPr>
+                <w:rFonts w:ascii="TH Sarabun New" w:hAnsi="TH Sarabun New" w:cs="TH Sarabun New"/>
+                <w:sz w:val="32"/>
+                <w:szCs w:val="32"/>
+              </w:rPr>
+            </w:pPr>
+          </w:p>
+        </w:tc>
+      </w:tr>
+      <w:tr>
+        <w:tc>
+          <w:tcPr>
+            <w:tcW w:w="7650" w:type="dxa"/>
+            <w:gridSpan w:val="2"/>
+          </w:tcPr>
+          <w:p>
+            <w:pPr>
+              <w:pStyle w:val="NormalWeb"/>
+              <w:tabs>
+                <w:tab w:val="left" w:pos="567"/>
+                <w:tab w:val="left" w:pos="1134"/>
+              </w:tabs>
+              <w:spacing w:before="0" w:beforeAutospacing="0" w:after="0" w:afterAutospacing="0"/>
+              <w:contextualSpacing/>
+              <w:rPr>
+                <w:rFonts w:ascii="TH Sarabun New" w:hAnsi="TH Sarabun New" w:cs="TH Sarabun New"/>
+                <w:sz w:val="32"/>
+                <w:szCs w:val="32"/>
+                <w:cs/>
+              </w:rPr>
+            </w:pPr>
+            <w:r>
+              <w:rPr>
+                <w:rFonts w:ascii="TH Sarabun New" w:hAnsi="TH Sarabun New" w:cs="TH Sarabun New" w:hint="cs"/>
+                <w:sz w:val="32"/>
+                <w:szCs w:val="32"/>
+                <w:cs/>
+              </w:rPr>
+              <w:t>คำอธิบายสัญลักษณ์และคำย่อ</w:t>
+            </w:r>
+          </w:p>
+        </w:tc>
+        <w:tc>
+          <w:tcPr>
+            <w:tcW w:w="980" w:type="dxa"/>
+          </w:tcPr>
+          <w:p>
+            <w:pPr>
+              <w:pStyle w:val="NormalWeb"/>
+              <w:tabs>
+                <w:tab w:val="left" w:pos="567"/>
+                <w:tab w:val="left" w:pos="1134"/>
+              </w:tabs>
+              <w:spacing w:before="0" w:beforeAutospacing="0" w:after="0" w:afterAutospacing="0"/>
+              <w:contextualSpacing/>
+              <w:jc w:val="right"/>
+              <w:rPr>
+                <w:rFonts w:ascii="TH Sarabun New" w:hAnsi="TH Sarabun New" w:cs="TH Sarabun New"/>
+                <w:sz w:val="32"/>
+                <w:szCs w:val="32"/>
+              </w:rPr>
+            </w:pPr>
+          </w:p>
+        </w:tc>
+      </w:tr>
+      <w:tr>
+        <w:tc>
+          <w:tcPr>
+            <w:tcW w:w="7650" w:type="dxa"/>
+            <w:gridSpan w:val="2"/>
+          </w:tcPr>
+          <w:p>
+            <w:pPr>
+              <w:pStyle w:val="NormalWeb"/>
+              <w:tabs>
+                <w:tab w:val="left" w:pos="567"/>
+                <w:tab w:val="left" w:pos="1134"/>
+              </w:tabs>
+              <w:spacing w:before="0" w:beforeAutospacing="0" w:after="0" w:afterAutospacing="0"/>
+              <w:contextualSpacing/>
+              <w:rPr>
+                <w:rFonts w:ascii="TH Sarabun New" w:hAnsi="TH Sarabun New" w:cs="TH Sarabun New"/>
+                <w:sz w:val="32"/>
+                <w:szCs w:val="32"/>
+                <w:cs/>
+              </w:rPr>
+            </w:pPr>
+            <w:r>
+              <w:rPr>
+                <w:rFonts w:ascii="TH Sarabun New" w:hAnsi="TH Sarabun New" w:cs="TH Sarabun New" w:hint="cs"/>
+                <w:sz w:val="32"/>
+                <w:szCs w:val="32"/>
+                <w:cs/>
+              </w:rPr>
+              <w:t xml:space="preserve">บทที่ </w:t>
+            </w:r>
+            <w:r>
+              <w:rPr>
+                <w:rFonts w:ascii="TH Sarabun New" w:hAnsi="TH Sarabun New" w:cs="TH Sarabun New"/>
+                <w:sz w:val="32"/>
+                <w:szCs w:val="32"/>
+              </w:rPr>
+              <w:t xml:space="preserve">1  </w:t>
+            </w:r>
+            <w:r>
+              <w:rPr>
+                <w:rFonts w:ascii="TH Sarabun New" w:hAnsi="TH Sarabun New" w:cs="TH Sarabun New" w:hint="cs"/>
+                <w:sz w:val="32"/>
+                <w:szCs w:val="32"/>
+                <w:cs/>
+              </w:rPr>
+              <w:t>บทนำ</w:t>
+            </w:r>
+          </w:p>
+        </w:tc>
+        <w:tc>
+          <w:tcPr>
+            <w:tcW w:w="980" w:type="dxa"/>
+          </w:tcPr>
+          <w:p>
+            <w:pPr>
+              <w:pStyle w:val="NormalWeb"/>
+              <w:tabs>
+                <w:tab w:val="left" w:pos="567"/>
+                <w:tab w:val="left" w:pos="1134"/>
+              </w:tabs>
+              <w:spacing w:before="0" w:beforeAutospacing="0" w:after="0" w:afterAutospacing="0"/>
+              <w:contextualSpacing/>
+              <w:jc w:val="right"/>
+              <w:rPr>
+                <w:rFonts w:ascii="TH Sarabun New" w:hAnsi="TH Sarabun New" w:cs="TH Sarabun New"/>
+                <w:sz w:val="32"/>
+                <w:szCs w:val="32"/>
+              </w:rPr>
+            </w:pPr>
+            <w:r>
+              <w:rPr>
+                <w:rFonts w:ascii="TH Sarabun New" w:hAnsi="TH Sarabun New" w:cs="TH Sarabun New"/>
+                <w:sz w:val="32"/>
+                <w:szCs w:val="32"/>
+              </w:rPr>
+              <w:t>1</w:t>
+            </w:r>
+          </w:p>
+        </w:tc>
+      </w:tr>
+      <w:tr>
+        <w:tc>
+          <w:tcPr>
+            <w:tcW w:w="846" w:type="dxa"/>
+          </w:tcPr>
+          <w:p>
+            <w:pPr>
+              <w:pStyle w:val="NormalWeb"/>
+              <w:tabs>
+                <w:tab w:val="left" w:pos="567"/>
+                <w:tab w:val="left" w:pos="1134"/>
+              </w:tabs>
+              <w:spacing w:before="0" w:beforeAutospacing="0" w:after="0" w:afterAutospacing="0"/>
+              <w:contextualSpacing/>
+              <w:jc w:val="center"/>
+              <w:rPr>
+                <w:rFonts w:ascii="TH Sarabun New" w:hAnsi="TH Sarabun New" w:cs="TH Sarabun New"/>
+                <w:sz w:val="32"/>
+                <w:szCs w:val="32"/>
+              </w:rPr>
+            </w:pPr>
+          </w:p>
+        </w:tc>
+        <w:tc>
+          <w:tcPr>
+            <w:tcW w:w="6804" w:type="dxa"/>
+          </w:tcPr>
+          <w:p>
+            <w:pPr>
+              <w:pStyle w:val="NormalWeb"/>
+              <w:tabs>
+                <w:tab w:val="left" w:pos="567"/>
+                <w:tab w:val="left" w:pos="1134"/>
+              </w:tabs>
+              <w:spacing w:before="0" w:beforeAutospacing="0" w:after="0" w:afterAutospacing="0"/>
+              <w:contextualSpacing/>
+              <w:rPr>
+                <w:rFonts w:ascii="TH Sarabun New" w:hAnsi="TH Sarabun New" w:cs="TH Sarabun New"/>
+                <w:sz w:val="32"/>
+                <w:szCs w:val="32"/>
+                <w:cs/>
+              </w:rPr>
+            </w:pPr>
+            <w:proofErr w:type="gramStart"/>
+            <w:r>
+              <w:rPr>
+                <w:rFonts w:ascii="TH Sarabun New" w:hAnsi="TH Sarabun New" w:cs="TH Sarabun New"/>
+                <w:sz w:val="32"/>
+                <w:szCs w:val="32"/>
+              </w:rPr>
+              <w:t xml:space="preserve">1.1  </w:t>
+            </w:r>
+            <w:r>
+              <w:rPr>
+                <w:rFonts w:ascii="TH Sarabun New" w:hAnsi="TH Sarabun New" w:cs="TH Sarabun New" w:hint="cs"/>
+                <w:sz w:val="32"/>
+                <w:szCs w:val="32"/>
+                <w:cs/>
+              </w:rPr>
+              <w:t>ความเป็นมาและความสำคัญ</w:t>
+            </w:r>
+            <w:proofErr w:type="gramEnd"/>
+          </w:p>
+        </w:tc>
+        <w:tc>
+          <w:tcPr>
+            <w:tcW w:w="980" w:type="dxa"/>
+          </w:tcPr>
+          <w:p>
+            <w:pPr>
+              <w:pStyle w:val="NormalWeb"/>
+              <w:tabs>
+                <w:tab w:val="left" w:pos="567"/>
+                <w:tab w:val="left" w:pos="1134"/>
+              </w:tabs>
+              <w:spacing w:before="0" w:beforeAutospacing="0" w:after="0" w:afterAutospacing="0"/>
+              <w:contextualSpacing/>
+              <w:jc w:val="right"/>
+              <w:rPr>
+                <w:rFonts w:ascii="TH Sarabun New" w:hAnsi="TH Sarabun New" w:cs="TH Sarabun New"/>
+                <w:sz w:val="32"/>
+                <w:szCs w:val="32"/>
+              </w:rPr>
+            </w:pPr>
+            <w:r>
+              <w:rPr>
+                <w:rFonts w:ascii="TH Sarabun New" w:hAnsi="TH Sarabun New" w:cs="TH Sarabun New"/>
+                <w:sz w:val="32"/>
+                <w:szCs w:val="32"/>
+              </w:rPr>
+              <w:t>1</w:t>
+            </w:r>
+          </w:p>
+        </w:tc>
+      </w:tr>
+      <w:tr>
+        <w:tc>
+          <w:tcPr>
+            <w:tcW w:w="846" w:type="dxa"/>
+          </w:tcPr>
+          <w:p>
+            <w:pPr>
+              <w:pStyle w:val="NormalWeb"/>
+              <w:tabs>
+                <w:tab w:val="left" w:pos="567"/>
+                <w:tab w:val="left" w:pos="1134"/>
+              </w:tabs>
+              <w:spacing w:before="0" w:beforeAutospacing="0" w:after="0" w:afterAutospacing="0"/>
+              <w:contextualSpacing/>
+              <w:jc w:val="center"/>
+              <w:rPr>
+                <w:rFonts w:ascii="TH Sarabun New" w:hAnsi="TH Sarabun New" w:cs="TH Sarabun New"/>
+                <w:sz w:val="32"/>
+                <w:szCs w:val="32"/>
+              </w:rPr>
+            </w:pPr>
+          </w:p>
+        </w:tc>
+        <w:tc>
+          <w:tcPr>
+            <w:tcW w:w="6804" w:type="dxa"/>
+          </w:tcPr>
+          <w:p>
+            <w:pPr>
+              <w:pStyle w:val="NormalWeb"/>
+              <w:tabs>
+                <w:tab w:val="left" w:pos="567"/>
+                <w:tab w:val="left" w:pos="1134"/>
+              </w:tabs>
+              <w:spacing w:before="0" w:beforeAutospacing="0" w:after="0" w:afterAutospacing="0"/>
+              <w:contextualSpacing/>
+              <w:rPr>
+                <w:rFonts w:ascii="TH Sarabun New" w:hAnsi="TH Sarabun New" w:cs="TH Sarabun New"/>
+                <w:sz w:val="32"/>
+                <w:szCs w:val="32"/>
+                <w:cs/>
+              </w:rPr>
+            </w:pPr>
+            <w:proofErr w:type="gramStart"/>
+            <w:r>
+              <w:rPr>
+                <w:rFonts w:ascii="TH Sarabun New" w:hAnsi="TH Sarabun New" w:cs="TH Sarabun New"/>
+                <w:sz w:val="32"/>
+                <w:szCs w:val="32"/>
+              </w:rPr>
+              <w:t xml:space="preserve">1.2  </w:t>
+            </w:r>
+            <w:r>
+              <w:rPr>
+                <w:rFonts w:ascii="TH Sarabun New" w:hAnsi="TH Sarabun New" w:cs="TH Sarabun New"/>
+                <w:sz w:val="32"/>
+                <w:szCs w:val="32"/>
+                <w:cs/>
+              </w:rPr>
+              <w:t>วัตถุประสงค์</w:t>
+            </w:r>
+            <w:proofErr w:type="gramEnd"/>
+          </w:p>
+        </w:tc>
+        <w:tc>
+          <w:tcPr>
+            <w:tcW w:w="980" w:type="dxa"/>
+          </w:tcPr>
+          <w:p>
+            <w:pPr>
+              <w:pStyle w:val="NormalWeb"/>
+              <w:tabs>
+                <w:tab w:val="left" w:pos="567"/>
+                <w:tab w:val="left" w:pos="1134"/>
+              </w:tabs>
+              <w:spacing w:before="0" w:beforeAutospacing="0" w:after="0" w:afterAutospacing="0"/>
+              <w:contextualSpacing/>
+              <w:jc w:val="right"/>
+              <w:rPr>
+                <w:rFonts w:ascii="TH Sarabun New" w:hAnsi="TH Sarabun New" w:cs="TH Sarabun New"/>
+                <w:sz w:val="32"/>
+                <w:szCs w:val="32"/>
+              </w:rPr>
+            </w:pPr>
+            <w:r>
+              <w:rPr>
+                <w:rFonts w:ascii="TH Sarabun New" w:hAnsi="TH Sarabun New" w:cs="TH Sarabun New"/>
+                <w:sz w:val="32"/>
+                <w:szCs w:val="32"/>
+              </w:rPr>
+              <w:t>1</w:t>
+            </w:r>
+          </w:p>
+        </w:tc>
+      </w:tr>
+      <w:tr>
+        <w:tc>
+          <w:tcPr>
+            <w:tcW w:w="846" w:type="dxa"/>
+          </w:tcPr>
+          <w:p>
+            <w:pPr>
+              <w:pStyle w:val="NormalWeb"/>
+              <w:tabs>
+                <w:tab w:val="left" w:pos="567"/>
+                <w:tab w:val="left" w:pos="1134"/>
+              </w:tabs>
+              <w:spacing w:before="0" w:beforeAutospacing="0" w:after="0" w:afterAutospacing="0"/>
+              <w:contextualSpacing/>
+              <w:jc w:val="center"/>
+              <w:rPr>
+                <w:rFonts w:ascii="TH Sarabun New" w:hAnsi="TH Sarabun New" w:cs="TH Sarabun New"/>
+                <w:sz w:val="32"/>
+                <w:szCs w:val="32"/>
+              </w:rPr>
+            </w:pPr>
+          </w:p>
+        </w:tc>
+        <w:tc>
+          <w:tcPr>
+            <w:tcW w:w="6804" w:type="dxa"/>
+          </w:tcPr>
+          <w:p>
+            <w:pPr>
+              <w:pStyle w:val="NormalWeb"/>
+              <w:tabs>
+                <w:tab w:val="left" w:pos="567"/>
+                <w:tab w:val="left" w:pos="1134"/>
+              </w:tabs>
+              <w:spacing w:before="0" w:beforeAutospacing="0" w:after="0" w:afterAutospacing="0"/>
+              <w:contextualSpacing/>
+              <w:rPr>
+                <w:rFonts w:ascii="TH Sarabun New" w:hAnsi="TH Sarabun New" w:cs="TH Sarabun New"/>
+                <w:sz w:val="32"/>
+                <w:szCs w:val="32"/>
+              </w:rPr>
+            </w:pPr>
+            <w:proofErr w:type="gramStart"/>
+            <w:r>
+              <w:rPr>
+                <w:rFonts w:ascii="TH Sarabun New" w:hAnsi="TH Sarabun New" w:cs="TH Sarabun New"/>
+                <w:sz w:val="32"/>
+                <w:szCs w:val="32"/>
+              </w:rPr>
+              <w:t xml:space="preserve">1.3  </w:t>
+            </w:r>
+            <w:r>
+              <w:rPr>
+                <w:rFonts w:ascii="TH Sarabun New" w:hAnsi="TH Sarabun New" w:cs="TH Sarabun New"/>
+                <w:sz w:val="32"/>
+                <w:szCs w:val="32"/>
+                <w:cs/>
+              </w:rPr>
+              <w:t>ขอบเขต</w:t>
+            </w:r>
+            <w:proofErr w:type="gramEnd"/>
+          </w:p>
+        </w:tc>
+        <w:tc>
+          <w:tcPr>
+            <w:tcW w:w="980" w:type="dxa"/>
+          </w:tcPr>
+          <w:p>
+            <w:pPr>
+              <w:pStyle w:val="NormalWeb"/>
+              <w:tabs>
+                <w:tab w:val="left" w:pos="567"/>
+                <w:tab w:val="left" w:pos="1134"/>
+              </w:tabs>
+              <w:spacing w:before="0" w:beforeAutospacing="0" w:after="0" w:afterAutospacing="0"/>
+              <w:contextualSpacing/>
+              <w:jc w:val="right"/>
+              <w:rPr>
+                <w:rFonts w:ascii="TH Sarabun New" w:hAnsi="TH Sarabun New" w:cs="TH Sarabun New"/>
+                <w:sz w:val="32"/>
+                <w:szCs w:val="32"/>
+              </w:rPr>
+            </w:pPr>
+            <w:r>
+              <w:rPr>
+                <w:rFonts w:ascii="TH Sarabun New" w:hAnsi="TH Sarabun New" w:cs="TH Sarabun New"/>
+                <w:sz w:val="32"/>
+                <w:szCs w:val="32"/>
+              </w:rPr>
+              <w:t>2</w:t>
+            </w:r>
+          </w:p>
+        </w:tc>
+      </w:tr>
+      <w:tr>
+        <w:tc>
+          <w:tcPr>
+            <w:tcW w:w="846" w:type="dxa"/>
+          </w:tcPr>
+          <w:p>
+            <w:pPr>
+              <w:pStyle w:val="NormalWeb"/>
+              <w:tabs>
+                <w:tab w:val="left" w:pos="567"/>
+                <w:tab w:val="left" w:pos="1134"/>
+              </w:tabs>
+              <w:spacing w:before="0" w:beforeAutospacing="0" w:after="0" w:afterAutospacing="0"/>
+              <w:contextualSpacing/>
+              <w:jc w:val="center"/>
+              <w:rPr>
+                <w:rFonts w:ascii="TH Sarabun New" w:hAnsi="TH Sarabun New" w:cs="TH Sarabun New"/>
+                <w:sz w:val="32"/>
+                <w:szCs w:val="32"/>
+              </w:rPr>
+            </w:pPr>
+          </w:p>
+        </w:tc>
+        <w:tc>
+          <w:tcPr>
+            <w:tcW w:w="6804" w:type="dxa"/>
+          </w:tcPr>
+          <w:p>
+            <w:pPr>
+              <w:pStyle w:val="NormalWeb"/>
+              <w:tabs>
+                <w:tab w:val="left" w:pos="567"/>
+                <w:tab w:val="left" w:pos="1134"/>
+              </w:tabs>
+              <w:spacing w:before="0" w:beforeAutospacing="0" w:after="0" w:afterAutospacing="0"/>
+              <w:contextualSpacing/>
+              <w:rPr>
+                <w:rFonts w:ascii="TH Sarabun New" w:hAnsi="TH Sarabun New" w:cs="TH Sarabun New"/>
+                <w:sz w:val="32"/>
+                <w:szCs w:val="32"/>
+              </w:rPr>
+            </w:pPr>
+            <w:proofErr w:type="gramStart"/>
+            <w:r>
+              <w:rPr>
+                <w:rFonts w:ascii="TH Sarabun New" w:hAnsi="TH Sarabun New" w:cs="TH Sarabun New"/>
+                <w:sz w:val="32"/>
+                <w:szCs w:val="32"/>
+              </w:rPr>
+              <w:t xml:space="preserve">1.4  </w:t>
+            </w:r>
+            <w:r>
+              <w:rPr>
+                <w:rFonts w:ascii="TH Sarabun New" w:hAnsi="TH Sarabun New" w:cs="TH Sarabun New"/>
+                <w:sz w:val="32"/>
+                <w:szCs w:val="32"/>
+                <w:cs/>
+              </w:rPr>
+              <w:t>ประโยชน์ที่คาดว่าจะได้รับ</w:t>
+            </w:r>
+            <w:proofErr w:type="gramEnd"/>
+          </w:p>
+        </w:tc>
+        <w:tc>
+          <w:tcPr>
+            <w:tcW w:w="980" w:type="dxa"/>
+          </w:tcPr>
+          <w:p>
+            <w:pPr>
+              <w:pStyle w:val="NormalWeb"/>
+              <w:tabs>
+                <w:tab w:val="left" w:pos="567"/>
+                <w:tab w:val="left" w:pos="1134"/>
+              </w:tabs>
+              <w:spacing w:before="0" w:beforeAutospacing="0" w:after="0" w:afterAutospacing="0"/>
+              <w:contextualSpacing/>
+              <w:jc w:val="right"/>
+              <w:rPr>
+                <w:rFonts w:ascii="TH Sarabun New" w:hAnsi="TH Sarabun New" w:cs="TH Sarabun New"/>
+                <w:sz w:val="32"/>
+                <w:szCs w:val="32"/>
+              </w:rPr>
+            </w:pPr>
+          </w:p>
+        </w:tc>
+      </w:tr>
+      <w:tr>
+        <w:tc>
+          <w:tcPr>
+            <w:tcW w:w="7650" w:type="dxa"/>
+            <w:gridSpan w:val="2"/>
+          </w:tcPr>
+          <w:p>
+            <w:pPr>
+              <w:pStyle w:val="NormalWeb"/>
+              <w:tabs>
+                <w:tab w:val="left" w:pos="567"/>
+                <w:tab w:val="left" w:pos="1134"/>
+              </w:tabs>
+              <w:spacing w:before="0" w:beforeAutospacing="0" w:after="0" w:afterAutospacing="0"/>
+              <w:contextualSpacing/>
+              <w:rPr>
+                <w:rFonts w:ascii="TH Sarabun New" w:hAnsi="TH Sarabun New" w:cs="TH Sarabun New"/>
+                <w:sz w:val="32"/>
+                <w:szCs w:val="32"/>
+              </w:rPr>
+            </w:pPr>
+            <w:r>
+              <w:rPr>
+                <w:rFonts w:ascii="TH Sarabun New" w:hAnsi="TH Sarabun New" w:cs="TH Sarabun New" w:hint="cs"/>
+                <w:sz w:val="32"/>
+                <w:szCs w:val="32"/>
+                <w:cs/>
+              </w:rPr>
+              <w:t xml:space="preserve">บทที่ </w:t>
+            </w:r>
+            <w:r>
+              <w:rPr>
+                <w:rFonts w:ascii="TH Sarabun New" w:hAnsi="TH Sarabun New" w:cs="TH Sarabun New"/>
+                <w:sz w:val="32"/>
+                <w:szCs w:val="32"/>
+              </w:rPr>
+              <w:t xml:space="preserve">2  </w:t>
+            </w:r>
+            <w:r>
+              <w:rPr>
+                <w:rFonts w:ascii="TH Sarabun New" w:hAnsi="TH Sarabun New" w:cs="TH Sarabun New"/>
+                <w:sz w:val="32"/>
+                <w:szCs w:val="32"/>
+                <w:cs/>
+              </w:rPr>
+              <w:t>ทฤษฎีและงานวิจัยเกี่ยวข้อง</w:t>
+            </w:r>
+          </w:p>
+        </w:tc>
+        <w:tc>
+          <w:tcPr>
+            <w:tcW w:w="980" w:type="dxa"/>
+          </w:tcPr>
+          <w:p>
+            <w:pPr>
+              <w:pStyle w:val="NormalWeb"/>
+              <w:tabs>
+                <w:tab w:val="left" w:pos="567"/>
+                <w:tab w:val="left" w:pos="1134"/>
+              </w:tabs>
+              <w:spacing w:before="0" w:beforeAutospacing="0" w:after="0" w:afterAutospacing="0"/>
+              <w:contextualSpacing/>
+              <w:jc w:val="right"/>
+              <w:rPr>
+                <w:rFonts w:ascii="TH Sarabun New" w:hAnsi="TH Sarabun New" w:cs="TH Sarabun New"/>
+                <w:sz w:val="32"/>
+                <w:szCs w:val="32"/>
+              </w:rPr>
+            </w:pPr>
+          </w:p>
+        </w:tc>
+      </w:tr>
+      <w:tr>
+        <w:tc>
+          <w:tcPr>
+            <w:tcW w:w="846" w:type="dxa"/>
+          </w:tcPr>
+          <w:p>
+            <w:pPr>
+              <w:pStyle w:val="NormalWeb"/>
+              <w:tabs>
+                <w:tab w:val="left" w:pos="567"/>
+                <w:tab w:val="left" w:pos="1134"/>
+              </w:tabs>
+              <w:spacing w:before="0" w:beforeAutospacing="0" w:after="0" w:afterAutospacing="0"/>
+              <w:contextualSpacing/>
+              <w:jc w:val="center"/>
+              <w:rPr>
+                <w:rFonts w:ascii="TH Sarabun New" w:hAnsi="TH Sarabun New" w:cs="TH Sarabun New"/>
+                <w:sz w:val="32"/>
+                <w:szCs w:val="32"/>
+              </w:rPr>
+            </w:pPr>
+          </w:p>
+        </w:tc>
+        <w:tc>
+          <w:tcPr>
+            <w:tcW w:w="6804" w:type="dxa"/>
+          </w:tcPr>
+          <w:p>
+            <w:pPr>
+              <w:pStyle w:val="NormalWeb"/>
+              <w:tabs>
+                <w:tab w:val="left" w:pos="567"/>
+                <w:tab w:val="left" w:pos="1134"/>
+              </w:tabs>
+              <w:spacing w:before="0" w:beforeAutospacing="0" w:after="0" w:afterAutospacing="0"/>
+              <w:contextualSpacing/>
+              <w:rPr>
+                <w:rFonts w:ascii="TH Sarabun New" w:hAnsi="TH Sarabun New" w:cs="TH Sarabun New"/>
+                <w:sz w:val="32"/>
+                <w:szCs w:val="32"/>
+              </w:rPr>
+            </w:pPr>
+            <w:proofErr w:type="gramStart"/>
+            <w:r>
+              <w:rPr>
+                <w:rFonts w:ascii="TH Sarabun New" w:hAnsi="TH Sarabun New" w:cs="TH Sarabun New"/>
+                <w:sz w:val="32"/>
+                <w:szCs w:val="32"/>
+              </w:rPr>
+              <w:t xml:space="preserve">2.1  </w:t>
+            </w:r>
+            <w:r>
+              <w:rPr>
+                <w:rFonts w:ascii="TH Sarabun New" w:hAnsi="TH Sarabun New" w:cs="TH Sarabun New"/>
+                <w:sz w:val="32"/>
+                <w:szCs w:val="32"/>
+                <w:cs/>
+              </w:rPr>
+              <w:t>งานวิจัยเกี่ยวข้อง</w:t>
+            </w:r>
+            <w:proofErr w:type="gramEnd"/>
+          </w:p>
+        </w:tc>
+        <w:tc>
+          <w:tcPr>
+            <w:tcW w:w="980" w:type="dxa"/>
+          </w:tcPr>
+          <w:p>
+            <w:pPr>
+              <w:pStyle w:val="NormalWeb"/>
+              <w:tabs>
+                <w:tab w:val="left" w:pos="567"/>
+                <w:tab w:val="left" w:pos="1134"/>
+              </w:tabs>
+              <w:spacing w:before="0" w:beforeAutospacing="0" w:after="0" w:afterAutospacing="0"/>
+              <w:contextualSpacing/>
+              <w:jc w:val="right"/>
+              <w:rPr>
+                <w:rFonts w:ascii="TH Sarabun New" w:hAnsi="TH Sarabun New" w:cs="TH Sarabun New"/>
+                <w:sz w:val="32"/>
+                <w:szCs w:val="32"/>
+              </w:rPr>
+            </w:pPr>
+          </w:p>
+        </w:tc>
+      </w:tr>
+      <w:tr>
+        <w:tc>
+          <w:tcPr>
+            <w:tcW w:w="846" w:type="dxa"/>
+          </w:tcPr>
+          <w:p>
+            <w:pPr>
+              <w:pStyle w:val="NormalWeb"/>
+              <w:tabs>
+                <w:tab w:val="left" w:pos="567"/>
+                <w:tab w:val="left" w:pos="1134"/>
+              </w:tabs>
+              <w:spacing w:before="0" w:beforeAutospacing="0" w:after="0" w:afterAutospacing="0"/>
+              <w:contextualSpacing/>
+              <w:jc w:val="center"/>
+              <w:rPr>
+                <w:rFonts w:ascii="TH Sarabun New" w:hAnsi="TH Sarabun New" w:cs="TH Sarabun New"/>
+                <w:sz w:val="32"/>
+                <w:szCs w:val="32"/>
+              </w:rPr>
+            </w:pPr>
+          </w:p>
+        </w:tc>
+        <w:tc>
+          <w:tcPr>
+            <w:tcW w:w="6804" w:type="dxa"/>
+          </w:tcPr>
+          <w:p>
+            <w:pPr>
+              <w:pStyle w:val="NormalWeb"/>
+              <w:tabs>
+                <w:tab w:val="left" w:pos="567"/>
+                <w:tab w:val="left" w:pos="1134"/>
+              </w:tabs>
+              <w:spacing w:before="0" w:beforeAutospacing="0" w:after="0" w:afterAutospacing="0"/>
+              <w:contextualSpacing/>
+              <w:rPr>
+                <w:rFonts w:ascii="TH Sarabun New" w:hAnsi="TH Sarabun New" w:cs="TH Sarabun New"/>
+                <w:sz w:val="32"/>
+                <w:szCs w:val="32"/>
+              </w:rPr>
+            </w:pPr>
+            <w:proofErr w:type="gramStart"/>
+            <w:r>
+              <w:rPr>
+                <w:rFonts w:ascii="TH Sarabun New" w:hAnsi="TH Sarabun New" w:cs="TH Sarabun New"/>
+                <w:sz w:val="32"/>
+                <w:szCs w:val="32"/>
+              </w:rPr>
+              <w:t xml:space="preserve">2.2  </w:t>
+            </w:r>
+            <w:r>
+              <w:rPr>
+                <w:rFonts w:ascii="TH Sarabun New" w:hAnsi="TH Sarabun New" w:cs="TH Sarabun New"/>
+                <w:sz w:val="32"/>
+                <w:szCs w:val="32"/>
+                <w:cs/>
+              </w:rPr>
+              <w:t>ข้อมูลสถานะช่องสัญญาณวิทยุและผลตอบสนองความถี่ของช่องสัญญาณ</w:t>
+            </w:r>
+            <w:proofErr w:type="gramEnd"/>
+          </w:p>
+        </w:tc>
+        <w:tc>
+          <w:tcPr>
+            <w:tcW w:w="980" w:type="dxa"/>
+          </w:tcPr>
+          <w:p>
+            <w:pPr>
+              <w:pStyle w:val="NormalWeb"/>
+              <w:tabs>
+                <w:tab w:val="left" w:pos="567"/>
+                <w:tab w:val="left" w:pos="1134"/>
+              </w:tabs>
+              <w:spacing w:before="0" w:beforeAutospacing="0" w:after="0" w:afterAutospacing="0"/>
+              <w:contextualSpacing/>
+              <w:jc w:val="right"/>
+              <w:rPr>
+                <w:rFonts w:ascii="TH Sarabun New" w:hAnsi="TH Sarabun New" w:cs="TH Sarabun New"/>
+                <w:sz w:val="32"/>
+                <w:szCs w:val="32"/>
+              </w:rPr>
+            </w:pPr>
+          </w:p>
+        </w:tc>
+      </w:tr>
+      <w:tr>
+        <w:tc>
+          <w:tcPr>
+            <w:tcW w:w="846" w:type="dxa"/>
+          </w:tcPr>
+          <w:p>
+            <w:pPr>
+              <w:pStyle w:val="NormalWeb"/>
+              <w:tabs>
+                <w:tab w:val="left" w:pos="567"/>
+                <w:tab w:val="left" w:pos="1134"/>
+              </w:tabs>
+              <w:spacing w:before="0" w:beforeAutospacing="0" w:after="0" w:afterAutospacing="0"/>
+              <w:contextualSpacing/>
+              <w:jc w:val="center"/>
+              <w:rPr>
+                <w:rFonts w:ascii="TH Sarabun New" w:hAnsi="TH Sarabun New" w:cs="TH Sarabun New"/>
+                <w:sz w:val="32"/>
+                <w:szCs w:val="32"/>
+              </w:rPr>
+            </w:pPr>
+          </w:p>
+        </w:tc>
+        <w:tc>
+          <w:tcPr>
+            <w:tcW w:w="6804" w:type="dxa"/>
+          </w:tcPr>
+          <w:p>
+            <w:pPr>
+              <w:pStyle w:val="NormalWeb"/>
+              <w:tabs>
+                <w:tab w:val="left" w:pos="567"/>
+                <w:tab w:val="left" w:pos="1134"/>
+              </w:tabs>
+              <w:spacing w:before="0" w:beforeAutospacing="0" w:after="0" w:afterAutospacing="0"/>
+              <w:contextualSpacing/>
+              <w:rPr>
+                <w:rFonts w:ascii="TH Sarabun New" w:hAnsi="TH Sarabun New" w:cs="TH Sarabun New"/>
+                <w:sz w:val="32"/>
+                <w:szCs w:val="32"/>
+              </w:rPr>
+            </w:pPr>
+            <w:proofErr w:type="gramStart"/>
+            <w:r>
+              <w:rPr>
+                <w:rFonts w:ascii="TH Sarabun New" w:hAnsi="TH Sarabun New" w:cs="TH Sarabun New"/>
+                <w:sz w:val="32"/>
+                <w:szCs w:val="32"/>
+              </w:rPr>
+              <w:t xml:space="preserve">2.3  </w:t>
+            </w:r>
+            <w:r>
+              <w:rPr>
+                <w:rFonts w:ascii="TH Sarabun New" w:hAnsi="TH Sarabun New" w:cs="TH Sarabun New"/>
+                <w:sz w:val="32"/>
+                <w:szCs w:val="32"/>
+              </w:rPr>
+              <w:t>Orthogonal</w:t>
+            </w:r>
+            <w:proofErr w:type="gramEnd"/>
+            <w:r>
+              <w:rPr>
+                <w:rFonts w:ascii="TH Sarabun New" w:hAnsi="TH Sarabun New" w:cs="TH Sarabun New"/>
+                <w:sz w:val="32"/>
+                <w:szCs w:val="32"/>
+              </w:rPr>
+              <w:t xml:space="preserve"> Frequency Division Multiplexing (OFDM)</w:t>
+            </w:r>
+          </w:p>
+        </w:tc>
+        <w:tc>
+          <w:tcPr>
+            <w:tcW w:w="980" w:type="dxa"/>
+          </w:tcPr>
+          <w:p>
+            <w:pPr>
+              <w:pStyle w:val="NormalWeb"/>
+              <w:tabs>
+                <w:tab w:val="left" w:pos="567"/>
+                <w:tab w:val="left" w:pos="1134"/>
+              </w:tabs>
+              <w:spacing w:before="0" w:beforeAutospacing="0" w:after="0" w:afterAutospacing="0"/>
+              <w:contextualSpacing/>
+              <w:jc w:val="right"/>
+              <w:rPr>
+                <w:rFonts w:ascii="TH Sarabun New" w:hAnsi="TH Sarabun New" w:cs="TH Sarabun New"/>
+                <w:sz w:val="32"/>
+                <w:szCs w:val="32"/>
+              </w:rPr>
+            </w:pPr>
+          </w:p>
+        </w:tc>
+      </w:tr>
+      <w:tr>
+        <w:tc>
+          <w:tcPr>
+            <w:tcW w:w="846" w:type="dxa"/>
+          </w:tcPr>
+          <w:p>
+            <w:pPr>
+              <w:pStyle w:val="NormalWeb"/>
+              <w:tabs>
+                <w:tab w:val="left" w:pos="567"/>
+                <w:tab w:val="left" w:pos="1134"/>
+              </w:tabs>
+              <w:spacing w:before="0" w:beforeAutospacing="0" w:after="0" w:afterAutospacing="0"/>
+              <w:contextualSpacing/>
+              <w:jc w:val="center"/>
+              <w:rPr>
+                <w:rFonts w:ascii="TH Sarabun New" w:hAnsi="TH Sarabun New" w:cs="TH Sarabun New"/>
+                <w:sz w:val="32"/>
+                <w:szCs w:val="32"/>
+              </w:rPr>
+            </w:pPr>
+          </w:p>
+        </w:tc>
+        <w:tc>
+          <w:tcPr>
+            <w:tcW w:w="6804" w:type="dxa"/>
+          </w:tcPr>
+          <w:p>
+            <w:pPr>
+              <w:pStyle w:val="NormalWeb"/>
+              <w:tabs>
+                <w:tab w:val="left" w:pos="567"/>
+                <w:tab w:val="left" w:pos="1134"/>
+              </w:tabs>
+              <w:spacing w:before="0" w:beforeAutospacing="0" w:after="0" w:afterAutospacing="0"/>
+              <w:contextualSpacing/>
+              <w:rPr>
+                <w:rFonts w:ascii="TH Sarabun New" w:hAnsi="TH Sarabun New" w:cs="TH Sarabun New"/>
+                <w:sz w:val="32"/>
+                <w:szCs w:val="32"/>
+              </w:rPr>
+            </w:pPr>
+            <w:proofErr w:type="gramStart"/>
+            <w:r>
+              <w:rPr>
+                <w:rFonts w:ascii="TH Sarabun New" w:hAnsi="TH Sarabun New" w:cs="TH Sarabun New"/>
+                <w:sz w:val="32"/>
+                <w:szCs w:val="32"/>
+              </w:rPr>
+              <w:t xml:space="preserve">2.4  </w:t>
+            </w:r>
+            <w:r>
+              <w:rPr>
+                <w:rFonts w:ascii="TH Sarabun New" w:hAnsi="TH Sarabun New" w:cs="TH Sarabun New"/>
+                <w:sz w:val="32"/>
+                <w:szCs w:val="32"/>
+                <w:cs/>
+              </w:rPr>
+              <w:t>ทฤษฎีการหักล้างสัญญาณพื้นหลังและการแยกสัญญาณการเคลื่อนไหวของมนุษย์จากคลื่นไวไฟ</w:t>
+            </w:r>
+            <w:proofErr w:type="gramEnd"/>
+          </w:p>
+        </w:tc>
+        <w:tc>
+          <w:tcPr>
+            <w:tcW w:w="980" w:type="dxa"/>
+          </w:tcPr>
+          <w:p>
+            <w:pPr>
+              <w:pStyle w:val="NormalWeb"/>
+              <w:tabs>
+                <w:tab w:val="left" w:pos="567"/>
+                <w:tab w:val="left" w:pos="1134"/>
+              </w:tabs>
+              <w:spacing w:before="0" w:beforeAutospacing="0" w:after="0" w:afterAutospacing="0"/>
+              <w:contextualSpacing/>
+              <w:jc w:val="right"/>
+              <w:rPr>
+                <w:rFonts w:ascii="TH Sarabun New" w:hAnsi="TH Sarabun New" w:cs="TH Sarabun New"/>
+                <w:sz w:val="32"/>
+                <w:szCs w:val="32"/>
+              </w:rPr>
+            </w:pPr>
+          </w:p>
+        </w:tc>
+      </w:tr>
+      <w:tr>
+        <w:tc>
+          <w:tcPr>
+            <w:tcW w:w="846" w:type="dxa"/>
+          </w:tcPr>
+          <w:p>
+            <w:pPr>
+              <w:pStyle w:val="NormalWeb"/>
+              <w:tabs>
+                <w:tab w:val="left" w:pos="567"/>
+                <w:tab w:val="left" w:pos="1134"/>
+              </w:tabs>
+              <w:spacing w:before="0" w:beforeAutospacing="0" w:after="0" w:afterAutospacing="0"/>
+              <w:contextualSpacing/>
+              <w:jc w:val="center"/>
+              <w:rPr>
+                <w:rFonts w:ascii="TH Sarabun New" w:hAnsi="TH Sarabun New" w:cs="TH Sarabun New"/>
+                <w:sz w:val="32"/>
+                <w:szCs w:val="32"/>
+              </w:rPr>
+            </w:pPr>
+          </w:p>
+        </w:tc>
+        <w:tc>
+          <w:tcPr>
+            <w:tcW w:w="6804" w:type="dxa"/>
+          </w:tcPr>
+          <w:p>
+            <w:pPr>
+              <w:pStyle w:val="NormalWeb"/>
+              <w:tabs>
+                <w:tab w:val="left" w:pos="567"/>
+                <w:tab w:val="left" w:pos="1134"/>
+              </w:tabs>
+              <w:spacing w:before="0" w:beforeAutospacing="0" w:after="0" w:afterAutospacing="0"/>
+              <w:contextualSpacing/>
+              <w:rPr>
+                <w:rFonts w:ascii="TH Sarabun New" w:hAnsi="TH Sarabun New" w:cs="TH Sarabun New"/>
+                <w:sz w:val="32"/>
+                <w:szCs w:val="32"/>
+              </w:rPr>
+            </w:pPr>
+            <w:proofErr w:type="gramStart"/>
+            <w:r>
+              <w:rPr>
+                <w:rFonts w:ascii="TH Sarabun New" w:hAnsi="TH Sarabun New" w:cs="TH Sarabun New"/>
+                <w:sz w:val="32"/>
+                <w:szCs w:val="32"/>
+              </w:rPr>
+              <w:t xml:space="preserve">2.5  </w:t>
+            </w:r>
+            <w:r>
+              <w:rPr>
+                <w:rFonts w:ascii="TH Sarabun New" w:hAnsi="TH Sarabun New" w:cs="TH Sarabun New"/>
+                <w:sz w:val="32"/>
+                <w:szCs w:val="32"/>
+                <w:cs/>
+              </w:rPr>
+              <w:t>ทฤษฎีการปรับเทียบเฟสและการกำจัดความคลาดเคลื่อนทางฮาร์ดแวร์ในเครื่องรับส่งสัญญาณวิทยุ</w:t>
+            </w:r>
+            <w:proofErr w:type="gramEnd"/>
+          </w:p>
+        </w:tc>
+        <w:tc>
+          <w:tcPr>
+            <w:tcW w:w="980" w:type="dxa"/>
+          </w:tcPr>
+          <w:p>
+            <w:pPr>
+              <w:pStyle w:val="NormalWeb"/>
+              <w:tabs>
+                <w:tab w:val="left" w:pos="567"/>
+                <w:tab w:val="left" w:pos="1134"/>
+              </w:tabs>
+              <w:spacing w:before="0" w:beforeAutospacing="0" w:after="0" w:afterAutospacing="0"/>
+              <w:contextualSpacing/>
+              <w:jc w:val="right"/>
+              <w:rPr>
+                <w:rFonts w:ascii="TH Sarabun New" w:hAnsi="TH Sarabun New" w:cs="TH Sarabun New"/>
+                <w:sz w:val="32"/>
+                <w:szCs w:val="32"/>
+              </w:rPr>
+            </w:pPr>
+          </w:p>
+        </w:tc>
+      </w:tr>
+      <w:tr>
+        <w:tc>
+          <w:tcPr>
+            <w:tcW w:w="846" w:type="dxa"/>
+          </w:tcPr>
+          <w:p>
+            <w:pPr>
+              <w:pStyle w:val="NormalWeb"/>
+              <w:tabs>
+                <w:tab w:val="left" w:pos="567"/>
+                <w:tab w:val="left" w:pos="1134"/>
+              </w:tabs>
+              <w:spacing w:before="0" w:beforeAutospacing="0" w:after="0" w:afterAutospacing="0"/>
+              <w:contextualSpacing/>
+              <w:jc w:val="center"/>
+              <w:rPr>
+                <w:rFonts w:ascii="TH Sarabun New" w:hAnsi="TH Sarabun New" w:cs="TH Sarabun New"/>
+                <w:sz w:val="32"/>
+                <w:szCs w:val="32"/>
+              </w:rPr>
+            </w:pPr>
+          </w:p>
+        </w:tc>
+        <w:tc>
+          <w:tcPr>
+            <w:tcW w:w="6804" w:type="dxa"/>
+          </w:tcPr>
+          <w:p>
+            <w:pPr>
+              <w:pStyle w:val="NormalWeb"/>
+              <w:tabs>
+                <w:tab w:val="left" w:pos="567"/>
+                <w:tab w:val="left" w:pos="1134"/>
+              </w:tabs>
+              <w:spacing w:before="0" w:beforeAutospacing="0" w:after="0" w:afterAutospacing="0"/>
+              <w:contextualSpacing/>
+              <w:rPr>
+                <w:rFonts w:ascii="TH Sarabun New" w:hAnsi="TH Sarabun New" w:cs="TH Sarabun New"/>
+                <w:sz w:val="32"/>
+                <w:szCs w:val="32"/>
+              </w:rPr>
+            </w:pPr>
+            <w:proofErr w:type="gramStart"/>
+            <w:r>
+              <w:rPr>
+                <w:rFonts w:ascii="TH Sarabun New" w:hAnsi="TH Sarabun New" w:cs="TH Sarabun New"/>
+                <w:sz w:val="32"/>
+                <w:szCs w:val="32"/>
+              </w:rPr>
+              <w:t xml:space="preserve">2.6  </w:t>
+            </w:r>
+            <w:r>
+              <w:rPr>
+                <w:rFonts w:ascii="TH Sarabun New" w:hAnsi="TH Sarabun New" w:cs="TH Sarabun New"/>
+                <w:sz w:val="32"/>
+                <w:szCs w:val="32"/>
+                <w:cs/>
+              </w:rPr>
+              <w:t>ทฤษฎีการกรองสัญญาณความถี่ต่ำผ่านแบบบัตเตอร์เวิร์ธ</w:t>
+            </w:r>
+            <w:proofErr w:type="gramEnd"/>
+          </w:p>
+        </w:tc>
+        <w:tc>
+          <w:tcPr>
+            <w:tcW w:w="980" w:type="dxa"/>
+          </w:tcPr>
+          <w:p>
+            <w:pPr>
+              <w:pStyle w:val="NormalWeb"/>
+              <w:tabs>
+                <w:tab w:val="left" w:pos="567"/>
+                <w:tab w:val="left" w:pos="1134"/>
+              </w:tabs>
+              <w:spacing w:before="0" w:beforeAutospacing="0" w:after="0" w:afterAutospacing="0"/>
+              <w:contextualSpacing/>
+              <w:jc w:val="right"/>
+              <w:rPr>
+                <w:rFonts w:ascii="TH Sarabun New" w:hAnsi="TH Sarabun New" w:cs="TH Sarabun New"/>
+                <w:sz w:val="32"/>
+                <w:szCs w:val="32"/>
+              </w:rPr>
+            </w:pPr>
+          </w:p>
+        </w:tc>
+      </w:tr>
+      <w:tr>
+        <w:tc>
+          <w:tcPr>
+            <w:tcW w:w="846" w:type="dxa"/>
+          </w:tcPr>
+          <w:p>
+            <w:pPr>
+              <w:pStyle w:val="NormalWeb"/>
+              <w:tabs>
+                <w:tab w:val="left" w:pos="567"/>
+                <w:tab w:val="left" w:pos="1134"/>
+              </w:tabs>
+              <w:spacing w:before="0" w:beforeAutospacing="0" w:after="0" w:afterAutospacing="0"/>
+              <w:contextualSpacing/>
+              <w:jc w:val="center"/>
+              <w:rPr>
+                <w:rFonts w:ascii="TH Sarabun New" w:hAnsi="TH Sarabun New" w:cs="TH Sarabun New"/>
+                <w:sz w:val="32"/>
+                <w:szCs w:val="32"/>
+              </w:rPr>
+            </w:pPr>
+          </w:p>
+        </w:tc>
+        <w:tc>
+          <w:tcPr>
+            <w:tcW w:w="6804" w:type="dxa"/>
+          </w:tcPr>
+          <w:p>
+            <w:pPr>
+              <w:pStyle w:val="NormalWeb"/>
+              <w:tabs>
+                <w:tab w:val="left" w:pos="567"/>
+                <w:tab w:val="left" w:pos="1134"/>
+              </w:tabs>
+              <w:spacing w:before="0" w:beforeAutospacing="0" w:after="0" w:afterAutospacing="0"/>
+              <w:contextualSpacing/>
+              <w:rPr>
+                <w:rFonts w:ascii="TH Sarabun New" w:hAnsi="TH Sarabun New" w:cs="TH Sarabun New"/>
+                <w:sz w:val="32"/>
+                <w:szCs w:val="32"/>
+              </w:rPr>
+            </w:pPr>
+            <w:proofErr w:type="gramStart"/>
+            <w:r>
+              <w:rPr>
+                <w:rFonts w:ascii="TH Sarabun New" w:hAnsi="TH Sarabun New" w:cs="TH Sarabun New"/>
+                <w:sz w:val="32"/>
+                <w:szCs w:val="32"/>
+              </w:rPr>
+              <w:t xml:space="preserve">2.7  </w:t>
+            </w:r>
+            <w:r>
+              <w:rPr>
+                <w:rFonts w:ascii="TH Sarabun New" w:hAnsi="TH Sarabun New" w:cs="TH Sarabun New"/>
+                <w:sz w:val="32"/>
+                <w:szCs w:val="32"/>
+              </w:rPr>
+              <w:t>Doppler</w:t>
+            </w:r>
+            <w:proofErr w:type="gramEnd"/>
+            <w:r>
+              <w:rPr>
+                <w:rFonts w:ascii="TH Sarabun New" w:hAnsi="TH Sarabun New" w:cs="TH Sarabun New"/>
+                <w:sz w:val="32"/>
+                <w:szCs w:val="32"/>
+              </w:rPr>
+              <w:t xml:space="preserve"> Effect</w:t>
+            </w:r>
+          </w:p>
+        </w:tc>
+        <w:tc>
+          <w:tcPr>
+            <w:tcW w:w="980" w:type="dxa"/>
+          </w:tcPr>
+          <w:p>
+            <w:pPr>
+              <w:pStyle w:val="NormalWeb"/>
+              <w:tabs>
+                <w:tab w:val="left" w:pos="567"/>
+                <w:tab w:val="left" w:pos="1134"/>
+              </w:tabs>
+              <w:spacing w:before="0" w:beforeAutospacing="0" w:after="0" w:afterAutospacing="0"/>
+              <w:contextualSpacing/>
+              <w:jc w:val="right"/>
+              <w:rPr>
+                <w:rFonts w:ascii="TH Sarabun New" w:hAnsi="TH Sarabun New" w:cs="TH Sarabun New"/>
+                <w:sz w:val="32"/>
+                <w:szCs w:val="32"/>
+              </w:rPr>
+            </w:pPr>
+          </w:p>
+        </w:tc>
+      </w:tr>
+      <w:tr>
+        <w:tc>
+          <w:tcPr>
+            <w:tcW w:w="846" w:type="dxa"/>
+          </w:tcPr>
+          <w:p>
+            <w:pPr>
+              <w:pStyle w:val="NormalWeb"/>
+              <w:tabs>
+                <w:tab w:val="left" w:pos="567"/>
+                <w:tab w:val="left" w:pos="1134"/>
+              </w:tabs>
+              <w:spacing w:before="0" w:beforeAutospacing="0" w:after="0" w:afterAutospacing="0"/>
+              <w:contextualSpacing/>
+              <w:jc w:val="center"/>
+              <w:rPr>
+                <w:rFonts w:ascii="TH Sarabun New" w:hAnsi="TH Sarabun New" w:cs="TH Sarabun New"/>
+                <w:sz w:val="32"/>
+                <w:szCs w:val="32"/>
+              </w:rPr>
+            </w:pPr>
+          </w:p>
+        </w:tc>
+        <w:tc>
+          <w:tcPr>
+            <w:tcW w:w="6804" w:type="dxa"/>
+          </w:tcPr>
+          <w:p>
+            <w:pPr>
+              <w:pStyle w:val="NormalWeb"/>
+              <w:tabs>
+                <w:tab w:val="left" w:pos="567"/>
+                <w:tab w:val="left" w:pos="1134"/>
+              </w:tabs>
+              <w:spacing w:before="0" w:beforeAutospacing="0" w:after="0" w:afterAutospacing="0"/>
+              <w:contextualSpacing/>
+              <w:rPr>
+                <w:rFonts w:ascii="TH Sarabun New" w:hAnsi="TH Sarabun New" w:cs="TH Sarabun New"/>
+                <w:sz w:val="32"/>
+                <w:szCs w:val="32"/>
+              </w:rPr>
+            </w:pPr>
+            <w:proofErr w:type="gramStart"/>
+            <w:r>
+              <w:rPr>
+                <w:rFonts w:ascii="TH Sarabun New" w:hAnsi="TH Sarabun New" w:cs="TH Sarabun New"/>
+                <w:sz w:val="32"/>
+                <w:szCs w:val="32"/>
+              </w:rPr>
+              <w:t xml:space="preserve">2.8  </w:t>
+            </w:r>
+            <w:r>
+              <w:rPr>
+                <w:rFonts w:ascii="TH Sarabun New" w:hAnsi="TH Sarabun New" w:cs="TH Sarabun New"/>
+                <w:sz w:val="32"/>
+                <w:szCs w:val="32"/>
+              </w:rPr>
+              <w:t>The</w:t>
+            </w:r>
+            <w:proofErr w:type="gramEnd"/>
+            <w:r>
+              <w:rPr>
+                <w:rFonts w:ascii="TH Sarabun New" w:hAnsi="TH Sarabun New" w:cs="TH Sarabun New"/>
+                <w:sz w:val="32"/>
+                <w:szCs w:val="32"/>
+              </w:rPr>
+              <w:t xml:space="preserve"> Short-Time Fourier Transform</w:t>
+            </w:r>
+          </w:p>
+        </w:tc>
+        <w:tc>
+          <w:tcPr>
+            <w:tcW w:w="980" w:type="dxa"/>
+          </w:tcPr>
+          <w:p>
+            <w:pPr>
+              <w:pStyle w:val="NormalWeb"/>
+              <w:tabs>
+                <w:tab w:val="left" w:pos="567"/>
+                <w:tab w:val="left" w:pos="1134"/>
+              </w:tabs>
+              <w:spacing w:before="0" w:beforeAutospacing="0" w:after="0" w:afterAutospacing="0"/>
+              <w:contextualSpacing/>
+              <w:jc w:val="right"/>
+              <w:rPr>
+                <w:rFonts w:ascii="TH Sarabun New" w:hAnsi="TH Sarabun New" w:cs="TH Sarabun New"/>
+                <w:sz w:val="32"/>
+                <w:szCs w:val="32"/>
+              </w:rPr>
+            </w:pPr>
+          </w:p>
+        </w:tc>
+      </w:tr>
+      <w:tr>
+        <w:tc>
+          <w:tcPr>
+            <w:tcW w:w="846" w:type="dxa"/>
+          </w:tcPr>
+          <w:p>
+            <w:pPr>
+              <w:pStyle w:val="NormalWeb"/>
+              <w:tabs>
+                <w:tab w:val="left" w:pos="567"/>
+                <w:tab w:val="left" w:pos="1134"/>
+              </w:tabs>
+              <w:spacing w:before="0" w:beforeAutospacing="0" w:after="0" w:afterAutospacing="0"/>
+              <w:contextualSpacing/>
+              <w:jc w:val="center"/>
+              <w:rPr>
+                <w:rFonts w:ascii="TH Sarabun New" w:hAnsi="TH Sarabun New" w:cs="TH Sarabun New"/>
+                <w:sz w:val="32"/>
+                <w:szCs w:val="32"/>
+              </w:rPr>
+            </w:pPr>
+          </w:p>
+        </w:tc>
+        <w:tc>
+          <w:tcPr>
+            <w:tcW w:w="6804" w:type="dxa"/>
+          </w:tcPr>
+          <w:p>
+            <w:pPr>
+              <w:pStyle w:val="NormalWeb"/>
+              <w:tabs>
+                <w:tab w:val="left" w:pos="567"/>
+                <w:tab w:val="left" w:pos="1134"/>
+              </w:tabs>
+              <w:spacing w:before="0" w:beforeAutospacing="0" w:after="0" w:afterAutospacing="0"/>
+              <w:contextualSpacing/>
+              <w:rPr>
+                <w:rFonts w:ascii="TH Sarabun New" w:hAnsi="TH Sarabun New" w:cs="TH Sarabun New"/>
+                <w:sz w:val="32"/>
+                <w:szCs w:val="32"/>
+              </w:rPr>
+            </w:pPr>
+            <w:proofErr w:type="gramStart"/>
+            <w:r>
+              <w:rPr>
+                <w:rFonts w:ascii="TH Sarabun New" w:hAnsi="TH Sarabun New" w:cs="TH Sarabun New"/>
+                <w:sz w:val="32"/>
+                <w:szCs w:val="32"/>
+              </w:rPr>
+              <w:t xml:space="preserve">2.9  </w:t>
+            </w:r>
+            <w:proofErr w:type="spellStart"/>
+            <w:r>
+              <w:rPr>
+                <w:rFonts w:ascii="TH Sarabun New" w:hAnsi="TH Sarabun New" w:cs="TH Sarabun New"/>
+                <w:sz w:val="32"/>
+                <w:szCs w:val="32"/>
+              </w:rPr>
+              <w:t>Spectogram</w:t>
+            </w:r>
+            <w:proofErr w:type="spellEnd"/>
+            <w:proofErr w:type="gramEnd"/>
+          </w:p>
+        </w:tc>
+        <w:tc>
+          <w:tcPr>
+            <w:tcW w:w="980" w:type="dxa"/>
+          </w:tcPr>
+          <w:p>
+            <w:pPr>
+              <w:pStyle w:val="NormalWeb"/>
+              <w:tabs>
+                <w:tab w:val="left" w:pos="567"/>
+                <w:tab w:val="left" w:pos="1134"/>
+              </w:tabs>
+              <w:spacing w:before="0" w:beforeAutospacing="0" w:after="0" w:afterAutospacing="0"/>
+              <w:contextualSpacing/>
+              <w:jc w:val="right"/>
+              <w:rPr>
+                <w:rFonts w:ascii="TH Sarabun New" w:hAnsi="TH Sarabun New" w:cs="TH Sarabun New"/>
+                <w:sz w:val="32"/>
+                <w:szCs w:val="32"/>
+              </w:rPr>
+            </w:pPr>
+          </w:p>
+        </w:tc>
+      </w:tr>
+      <w:tr>
+        <w:tc>
+          <w:tcPr>
+            <w:tcW w:w="846" w:type="dxa"/>
+          </w:tcPr>
+          <w:p>
+            <w:pPr>
+              <w:pStyle w:val="NormalWeb"/>
+              <w:tabs>
+                <w:tab w:val="left" w:pos="567"/>
+                <w:tab w:val="left" w:pos="1134"/>
+              </w:tabs>
+              <w:spacing w:before="0" w:beforeAutospacing="0" w:after="0" w:afterAutospacing="0"/>
+              <w:contextualSpacing/>
+              <w:jc w:val="center"/>
+              <w:rPr>
+                <w:rFonts w:ascii="TH Sarabun New" w:hAnsi="TH Sarabun New" w:cs="TH Sarabun New"/>
+                <w:sz w:val="32"/>
+                <w:szCs w:val="32"/>
+              </w:rPr>
+            </w:pPr>
+          </w:p>
+        </w:tc>
+        <w:tc>
+          <w:tcPr>
+            <w:tcW w:w="6804" w:type="dxa"/>
+          </w:tcPr>
+          <w:p>
+            <w:pPr>
+              <w:pStyle w:val="NormalWeb"/>
+              <w:tabs>
+                <w:tab w:val="left" w:pos="567"/>
+                <w:tab w:val="left" w:pos="1134"/>
+              </w:tabs>
+              <w:spacing w:before="0" w:beforeAutospacing="0" w:after="0" w:afterAutospacing="0"/>
+              <w:contextualSpacing/>
+              <w:rPr>
+                <w:rFonts w:ascii="TH Sarabun New" w:hAnsi="TH Sarabun New" w:cs="TH Sarabun New"/>
+                <w:sz w:val="32"/>
+                <w:szCs w:val="32"/>
+              </w:rPr>
+            </w:pPr>
+            <w:proofErr w:type="gramStart"/>
+            <w:r>
+              <w:rPr>
+                <w:rFonts w:ascii="TH Sarabun New" w:hAnsi="TH Sarabun New" w:cs="TH Sarabun New"/>
+                <w:sz w:val="32"/>
+                <w:szCs w:val="32"/>
+              </w:rPr>
+              <w:t xml:space="preserve">2.10  </w:t>
+            </w:r>
+            <w:r>
+              <w:rPr>
+                <w:rFonts w:ascii="TH Sarabun New" w:hAnsi="TH Sarabun New" w:cs="TH Sarabun New"/>
+                <w:sz w:val="32"/>
+                <w:szCs w:val="32"/>
+                <w:cs/>
+              </w:rPr>
+              <w:t>ทฤษฎีอินเทอร์เน็ตของสรรพสิ่งผสานปัญญาประดิษฐ์</w:t>
+            </w:r>
+            <w:proofErr w:type="gramEnd"/>
+          </w:p>
+        </w:tc>
+        <w:tc>
+          <w:tcPr>
+            <w:tcW w:w="980" w:type="dxa"/>
+          </w:tcPr>
+          <w:p>
+            <w:pPr>
+              <w:pStyle w:val="NormalWeb"/>
+              <w:tabs>
+                <w:tab w:val="left" w:pos="567"/>
+                <w:tab w:val="left" w:pos="1134"/>
+              </w:tabs>
+              <w:spacing w:before="0" w:beforeAutospacing="0" w:after="0" w:afterAutospacing="0"/>
+              <w:contextualSpacing/>
+              <w:jc w:val="right"/>
+              <w:rPr>
+                <w:rFonts w:ascii="TH Sarabun New" w:hAnsi="TH Sarabun New" w:cs="TH Sarabun New"/>
+                <w:sz w:val="32"/>
+                <w:szCs w:val="32"/>
+              </w:rPr>
+            </w:pPr>
+          </w:p>
+        </w:tc>
+      </w:tr>
+    </w:tbl>
+    <w:p>
+      <w:pPr>
+        <w:pStyle w:val="NormalWeb"/>
+        <w:tabs>
+          <w:tab w:val="left" w:pos="567"/>
+          <w:tab w:val="left" w:pos="1134"/>
+        </w:tabs>
+        <w:spacing w:before="0" w:beforeAutospacing="0" w:after="0" w:afterAutospacing="0"/>
+        <w:contextualSpacing/>
+        <w:rPr>
+          <w:rFonts w:ascii="TH Sarabun New" w:hAnsi="TH Sarabun New" w:cs="TH Sarabun New" w:hint="cs"/>
+          <w:b/>
+          <w:bCs/>
+          <w:sz w:val="32"/>
+          <w:szCs w:val="32"/>
+        </w:rPr>
+      </w:pPr>
+    </w:p>
     <w:p>
       <w:pPr>
         <w:pStyle w:val="NormalWeb"/>
@@ -5253,6 +10013,18 @@
           <w:szCs w:val="32"/>
         </w:rPr>
       </w:pPr>
+      <w:r>
+        <w:rPr>
+          <w:rFonts w:ascii="TH Sarabun New" w:hAnsi="TH Sarabun New" w:cs="TH Sarabun New" w:hint="cs"/>
+          <w:b/>
+          <w:bCs/>
+          <w:sz w:val="32"/>
+          <w:szCs w:val="32"/>
+          <w:cs/>
+        </w:rPr>
+        <w:lastRenderedPageBreak/>
+        <w:t>คำอธิบายสัญลักษณ์และคำย่อ</w:t>
+      </w:r>
     </w:p>
     <w:p>
       <w:pPr>
@@ -5277,415 +10049,14 @@
       <w:pPr>
         <w:pStyle w:val="NormalWeb"/>
         <w:tabs>
+          <w:tab w:val="left" w:pos="284"/>
           <w:tab w:val="left" w:pos="567"/>
           <w:tab w:val="left" w:pos="1134"/>
         </w:tabs>
         <w:spacing w:before="0" w:beforeAutospacing="0" w:after="0" w:afterAutospacing="0"/>
         <w:contextualSpacing/>
-        <w:jc w:val="center"/>
-        <w:rPr>
-          <w:rFonts w:ascii="TH Sarabun New" w:hAnsi="TH Sarabun New" w:cs="TH Sarabun New"/>
-          <w:b/>
-          <w:bCs/>
-          <w:sz w:val="32"/>
-          <w:szCs w:val="32"/>
-        </w:rPr>
-      </w:pPr>
-    </w:p>
-    <w:p>
-      <w:pPr>
-        <w:pStyle w:val="NormalWeb"/>
-        <w:tabs>
-          <w:tab w:val="left" w:pos="567"/>
-          <w:tab w:val="left" w:pos="1134"/>
-        </w:tabs>
-        <w:spacing w:before="0" w:beforeAutospacing="0" w:after="0" w:afterAutospacing="0"/>
-        <w:contextualSpacing/>
-        <w:jc w:val="center"/>
-        <w:rPr>
-          <w:rFonts w:ascii="TH Sarabun New" w:hAnsi="TH Sarabun New" w:cs="TH Sarabun New"/>
-          <w:b/>
-          <w:bCs/>
-          <w:sz w:val="32"/>
-          <w:szCs w:val="32"/>
-        </w:rPr>
-      </w:pPr>
-    </w:p>
-    <w:p>
-      <w:pPr>
-        <w:pStyle w:val="NormalWeb"/>
-        <w:tabs>
-          <w:tab w:val="left" w:pos="567"/>
-          <w:tab w:val="left" w:pos="1134"/>
-        </w:tabs>
-        <w:spacing w:before="0" w:beforeAutospacing="0" w:after="0" w:afterAutospacing="0"/>
-        <w:contextualSpacing/>
-        <w:jc w:val="center"/>
-        <w:rPr>
-          <w:rFonts w:ascii="TH Sarabun New" w:hAnsi="TH Sarabun New" w:cs="TH Sarabun New"/>
-          <w:b/>
-          <w:bCs/>
-          <w:sz w:val="32"/>
-          <w:szCs w:val="32"/>
-        </w:rPr>
-      </w:pPr>
-    </w:p>
-    <w:p>
-      <w:pPr>
-        <w:pStyle w:val="NormalWeb"/>
-        <w:tabs>
-          <w:tab w:val="left" w:pos="567"/>
-          <w:tab w:val="left" w:pos="1134"/>
-        </w:tabs>
-        <w:spacing w:before="0" w:beforeAutospacing="0" w:after="0" w:afterAutospacing="0"/>
-        <w:contextualSpacing/>
-        <w:jc w:val="center"/>
-        <w:rPr>
-          <w:rFonts w:ascii="TH Sarabun New" w:hAnsi="TH Sarabun New" w:cs="TH Sarabun New"/>
-          <w:b/>
-          <w:bCs/>
-          <w:sz w:val="32"/>
-          <w:szCs w:val="32"/>
-        </w:rPr>
-      </w:pPr>
-    </w:p>
-    <w:p>
-      <w:pPr>
-        <w:pStyle w:val="NormalWeb"/>
-        <w:tabs>
-          <w:tab w:val="left" w:pos="567"/>
-          <w:tab w:val="left" w:pos="1134"/>
-        </w:tabs>
-        <w:spacing w:before="0" w:beforeAutospacing="0" w:after="0" w:afterAutospacing="0"/>
-        <w:contextualSpacing/>
-        <w:jc w:val="center"/>
-        <w:rPr>
-          <w:rFonts w:ascii="TH Sarabun New" w:hAnsi="TH Sarabun New" w:cs="TH Sarabun New"/>
-          <w:b/>
-          <w:bCs/>
-          <w:sz w:val="32"/>
-          <w:szCs w:val="32"/>
-        </w:rPr>
-      </w:pPr>
-    </w:p>
-    <w:p>
-      <w:pPr>
-        <w:pStyle w:val="NormalWeb"/>
-        <w:tabs>
-          <w:tab w:val="left" w:pos="567"/>
-          <w:tab w:val="left" w:pos="1134"/>
-        </w:tabs>
-        <w:spacing w:before="0" w:beforeAutospacing="0" w:after="0" w:afterAutospacing="0"/>
-        <w:contextualSpacing/>
-        <w:jc w:val="center"/>
-        <w:rPr>
-          <w:rFonts w:ascii="TH Sarabun New" w:hAnsi="TH Sarabun New" w:cs="TH Sarabun New"/>
-          <w:b/>
-          <w:bCs/>
-          <w:sz w:val="32"/>
-          <w:szCs w:val="32"/>
-        </w:rPr>
-      </w:pPr>
-    </w:p>
-    <w:p>
-      <w:pPr>
-        <w:pStyle w:val="NormalWeb"/>
-        <w:tabs>
-          <w:tab w:val="left" w:pos="567"/>
-          <w:tab w:val="left" w:pos="1134"/>
-        </w:tabs>
-        <w:spacing w:before="0" w:beforeAutospacing="0" w:after="0" w:afterAutospacing="0"/>
-        <w:contextualSpacing/>
-        <w:jc w:val="center"/>
-        <w:rPr>
-          <w:rFonts w:ascii="TH Sarabun New" w:hAnsi="TH Sarabun New" w:cs="TH Sarabun New"/>
-          <w:b/>
-          <w:bCs/>
-          <w:sz w:val="32"/>
-          <w:szCs w:val="32"/>
-        </w:rPr>
-      </w:pPr>
-    </w:p>
-    <w:p>
-      <w:pPr>
-        <w:pStyle w:val="NormalWeb"/>
-        <w:tabs>
-          <w:tab w:val="left" w:pos="567"/>
-          <w:tab w:val="left" w:pos="1134"/>
-        </w:tabs>
-        <w:spacing w:before="0" w:beforeAutospacing="0" w:after="0" w:afterAutospacing="0"/>
-        <w:contextualSpacing/>
-        <w:jc w:val="center"/>
-        <w:rPr>
-          <w:rFonts w:ascii="TH Sarabun New" w:hAnsi="TH Sarabun New" w:cs="TH Sarabun New"/>
-          <w:b/>
-          <w:bCs/>
-          <w:sz w:val="32"/>
-          <w:szCs w:val="32"/>
-        </w:rPr>
-      </w:pPr>
-    </w:p>
-    <w:p>
-      <w:pPr>
-        <w:pStyle w:val="NormalWeb"/>
-        <w:tabs>
-          <w:tab w:val="left" w:pos="567"/>
-          <w:tab w:val="left" w:pos="1134"/>
-        </w:tabs>
-        <w:spacing w:before="0" w:beforeAutospacing="0" w:after="0" w:afterAutospacing="0"/>
-        <w:contextualSpacing/>
-        <w:jc w:val="center"/>
-        <w:rPr>
-          <w:rFonts w:ascii="TH Sarabun New" w:hAnsi="TH Sarabun New" w:cs="TH Sarabun New"/>
-          <w:b/>
-          <w:bCs/>
-          <w:sz w:val="32"/>
-          <w:szCs w:val="32"/>
-        </w:rPr>
-      </w:pPr>
-    </w:p>
-    <w:p>
-      <w:pPr>
-        <w:pStyle w:val="NormalWeb"/>
-        <w:tabs>
-          <w:tab w:val="left" w:pos="567"/>
-          <w:tab w:val="left" w:pos="1134"/>
-        </w:tabs>
-        <w:spacing w:before="0" w:beforeAutospacing="0" w:after="0" w:afterAutospacing="0"/>
-        <w:contextualSpacing/>
-        <w:jc w:val="center"/>
-        <w:rPr>
-          <w:rFonts w:ascii="TH Sarabun New" w:hAnsi="TH Sarabun New" w:cs="TH Sarabun New"/>
-          <w:b/>
-          <w:bCs/>
-          <w:sz w:val="32"/>
-          <w:szCs w:val="32"/>
-        </w:rPr>
-      </w:pPr>
-    </w:p>
-    <w:p>
-      <w:pPr>
-        <w:pStyle w:val="NormalWeb"/>
-        <w:tabs>
-          <w:tab w:val="left" w:pos="567"/>
-          <w:tab w:val="left" w:pos="1134"/>
-        </w:tabs>
-        <w:spacing w:before="0" w:beforeAutospacing="0" w:after="0" w:afterAutospacing="0"/>
-        <w:contextualSpacing/>
-        <w:jc w:val="center"/>
-        <w:rPr>
-          <w:rFonts w:ascii="TH Sarabun New" w:hAnsi="TH Sarabun New" w:cs="TH Sarabun New"/>
-          <w:b/>
-          <w:bCs/>
-          <w:sz w:val="32"/>
-          <w:szCs w:val="32"/>
-        </w:rPr>
-      </w:pPr>
-    </w:p>
-    <w:p>
-      <w:pPr>
-        <w:pStyle w:val="NormalWeb"/>
-        <w:tabs>
-          <w:tab w:val="left" w:pos="567"/>
-          <w:tab w:val="left" w:pos="1134"/>
-        </w:tabs>
-        <w:spacing w:before="0" w:beforeAutospacing="0" w:after="0" w:afterAutospacing="0"/>
-        <w:contextualSpacing/>
-        <w:jc w:val="center"/>
-        <w:rPr>
-          <w:rFonts w:ascii="TH Sarabun New" w:hAnsi="TH Sarabun New" w:cs="TH Sarabun New"/>
-          <w:b/>
-          <w:bCs/>
-          <w:sz w:val="32"/>
-          <w:szCs w:val="32"/>
-        </w:rPr>
-      </w:pPr>
-    </w:p>
-    <w:p>
-      <w:pPr>
-        <w:pStyle w:val="NormalWeb"/>
-        <w:tabs>
-          <w:tab w:val="left" w:pos="567"/>
-          <w:tab w:val="left" w:pos="1134"/>
-        </w:tabs>
-        <w:spacing w:before="0" w:beforeAutospacing="0" w:after="0" w:afterAutospacing="0"/>
-        <w:contextualSpacing/>
-        <w:jc w:val="center"/>
-        <w:rPr>
-          <w:rFonts w:ascii="TH Sarabun New" w:hAnsi="TH Sarabun New" w:cs="TH Sarabun New"/>
-          <w:b/>
-          <w:bCs/>
-          <w:sz w:val="32"/>
-          <w:szCs w:val="32"/>
-        </w:rPr>
-      </w:pPr>
-    </w:p>
-    <w:p>
-      <w:pPr>
-        <w:pStyle w:val="NormalWeb"/>
-        <w:tabs>
-          <w:tab w:val="left" w:pos="567"/>
-          <w:tab w:val="left" w:pos="1134"/>
-        </w:tabs>
-        <w:spacing w:before="0" w:beforeAutospacing="0" w:after="0" w:afterAutospacing="0"/>
-        <w:contextualSpacing/>
-        <w:jc w:val="center"/>
-        <w:rPr>
-          <w:rFonts w:ascii="TH Sarabun New" w:hAnsi="TH Sarabun New" w:cs="TH Sarabun New"/>
-          <w:b/>
-          <w:bCs/>
-          <w:sz w:val="32"/>
-          <w:szCs w:val="32"/>
-        </w:rPr>
-      </w:pPr>
-    </w:p>
-    <w:p>
-      <w:pPr>
-        <w:pStyle w:val="NormalWeb"/>
-        <w:tabs>
-          <w:tab w:val="left" w:pos="567"/>
-          <w:tab w:val="left" w:pos="1134"/>
-        </w:tabs>
-        <w:spacing w:before="0" w:beforeAutospacing="0" w:after="0" w:afterAutospacing="0"/>
-        <w:contextualSpacing/>
-        <w:jc w:val="center"/>
-        <w:rPr>
-          <w:rFonts w:ascii="TH Sarabun New" w:hAnsi="TH Sarabun New" w:cs="TH Sarabun New"/>
-          <w:b/>
-          <w:bCs/>
-          <w:sz w:val="32"/>
-          <w:szCs w:val="32"/>
-        </w:rPr>
-      </w:pPr>
-    </w:p>
-    <w:p>
-      <w:pPr>
-        <w:pStyle w:val="NormalWeb"/>
-        <w:tabs>
-          <w:tab w:val="left" w:pos="567"/>
-          <w:tab w:val="left" w:pos="1134"/>
-        </w:tabs>
-        <w:spacing w:before="0" w:beforeAutospacing="0" w:after="0" w:afterAutospacing="0"/>
-        <w:contextualSpacing/>
-        <w:jc w:val="center"/>
-        <w:rPr>
-          <w:rFonts w:ascii="TH Sarabun New" w:hAnsi="TH Sarabun New" w:cs="TH Sarabun New"/>
-          <w:b/>
-          <w:bCs/>
-          <w:sz w:val="32"/>
-          <w:szCs w:val="32"/>
-        </w:rPr>
-      </w:pPr>
-    </w:p>
-    <w:p>
-      <w:pPr>
-        <w:pStyle w:val="NormalWeb"/>
-        <w:tabs>
-          <w:tab w:val="left" w:pos="567"/>
-          <w:tab w:val="left" w:pos="1134"/>
-        </w:tabs>
-        <w:spacing w:before="0" w:beforeAutospacing="0" w:after="0" w:afterAutospacing="0"/>
-        <w:contextualSpacing/>
-        <w:jc w:val="center"/>
-        <w:rPr>
-          <w:rFonts w:ascii="TH Sarabun New" w:hAnsi="TH Sarabun New" w:cs="TH Sarabun New"/>
-          <w:b/>
-          <w:bCs/>
-          <w:sz w:val="32"/>
-          <w:szCs w:val="32"/>
-        </w:rPr>
-      </w:pPr>
-    </w:p>
-    <w:p>
-      <w:pPr>
-        <w:pStyle w:val="NormalWeb"/>
-        <w:tabs>
-          <w:tab w:val="left" w:pos="567"/>
-          <w:tab w:val="left" w:pos="1134"/>
-        </w:tabs>
-        <w:spacing w:before="0" w:beforeAutospacing="0" w:after="0" w:afterAutospacing="0"/>
-        <w:contextualSpacing/>
-        <w:jc w:val="center"/>
-        <w:rPr>
-          <w:rFonts w:ascii="TH Sarabun New" w:hAnsi="TH Sarabun New" w:cs="TH Sarabun New"/>
-          <w:b/>
-          <w:bCs/>
-          <w:sz w:val="32"/>
-          <w:szCs w:val="32"/>
-        </w:rPr>
-      </w:pPr>
-    </w:p>
-    <w:p>
-      <w:pPr>
-        <w:pStyle w:val="NormalWeb"/>
-        <w:tabs>
-          <w:tab w:val="left" w:pos="567"/>
-          <w:tab w:val="left" w:pos="1134"/>
-        </w:tabs>
-        <w:spacing w:before="0" w:beforeAutospacing="0" w:after="0" w:afterAutospacing="0"/>
-        <w:contextualSpacing/>
-        <w:jc w:val="center"/>
-        <w:rPr>
-          <w:rFonts w:ascii="TH Sarabun New" w:hAnsi="TH Sarabun New" w:cs="TH Sarabun New"/>
-          <w:b/>
-          <w:bCs/>
-          <w:sz w:val="32"/>
-          <w:szCs w:val="32"/>
-        </w:rPr>
-      </w:pPr>
-    </w:p>
-    <w:p>
-      <w:pPr>
-        <w:pStyle w:val="NormalWeb"/>
-        <w:tabs>
-          <w:tab w:val="left" w:pos="567"/>
-          <w:tab w:val="left" w:pos="1134"/>
-        </w:tabs>
-        <w:spacing w:before="0" w:beforeAutospacing="0" w:after="0" w:afterAutospacing="0"/>
-        <w:contextualSpacing/>
-        <w:jc w:val="center"/>
-        <w:rPr>
-          <w:rFonts w:ascii="TH Sarabun New" w:hAnsi="TH Sarabun New" w:cs="TH Sarabun New"/>
-          <w:b/>
-          <w:bCs/>
-          <w:sz w:val="32"/>
-          <w:szCs w:val="32"/>
-        </w:rPr>
-      </w:pPr>
-    </w:p>
-    <w:p>
-      <w:pPr>
-        <w:pStyle w:val="NormalWeb"/>
-        <w:tabs>
-          <w:tab w:val="left" w:pos="567"/>
-          <w:tab w:val="left" w:pos="1134"/>
-        </w:tabs>
-        <w:spacing w:before="0" w:beforeAutospacing="0" w:after="0" w:afterAutospacing="0"/>
-        <w:contextualSpacing/>
-        <w:jc w:val="center"/>
-        <w:rPr>
-          <w:rFonts w:ascii="TH Sarabun New" w:hAnsi="TH Sarabun New" w:cs="TH Sarabun New"/>
-          <w:b/>
-          <w:bCs/>
-          <w:sz w:val="32"/>
-          <w:szCs w:val="32"/>
-        </w:rPr>
-      </w:pPr>
-    </w:p>
-    <w:p>
-      <w:pPr>
-        <w:pStyle w:val="NormalWeb"/>
-        <w:tabs>
-          <w:tab w:val="left" w:pos="567"/>
-          <w:tab w:val="left" w:pos="1134"/>
-        </w:tabs>
-        <w:spacing w:before="0" w:beforeAutospacing="0" w:after="0" w:afterAutospacing="0"/>
-        <w:contextualSpacing/>
-        <w:jc w:val="center"/>
-        <w:rPr>
-          <w:rFonts w:ascii="TH Sarabun New" w:hAnsi="TH Sarabun New" w:cs="TH Sarabun New"/>
-          <w:b/>
-          <w:bCs/>
+        <w:rPr>
+          <w:rFonts w:ascii="TH Sarabun New" w:hAnsi="TH Sarabun New" w:cs="TH Sarabun New" w:hint="cs"/>
           <w:sz w:val="32"/>
           <w:szCs w:val="32"/>
         </w:rPr>
@@ -5693,14 +10064,11 @@
       <w:r>
         <w:rPr>
           <w:rFonts w:ascii="TH Sarabun New" w:hAnsi="TH Sarabun New" w:cs="TH Sarabun New" w:hint="cs"/>
-          <w:b/>
-          <w:bCs/>
           <w:sz w:val="32"/>
           <w:szCs w:val="32"/>
           <w:cs/>
         </w:rPr>
-        <w:lastRenderedPageBreak/>
-        <w:t>คำอธิบายสัญลักษณ์และคำย่อ</w:t>
+        <w:t>กไ</w:t>
       </w:r>
     </w:p>
     <w:p>
